--- a/09-运维服务人员管理相关制度/word/09-08年度人员招聘、储备计划.docx
+++ b/09-运维服务人员管理相关制度/word/09-08年度人员招聘、储备计划.docx
@@ -1,6 +1,7 @@
 
 <file path=word/document.xml><?xml version="1.0" encoding="utf-8"?>
-<w:document xmlns:wpc="http://schemas.microsoft.com/office/word/2010/wordprocessingCanvas" xmlns:mc="http://schemas.openxmlformats.org/markup-compatibility/2006" xmlns:o="urn:schemas-microsoft-com:office:office" xmlns:r="http://schemas.openxmlformats.org/officeDocument/2006/relationships" xmlns:m="http://schemas.openxmlformats.org/officeDocument/2006/math" xmlns:v="urn:schemas-microsoft-com:vml" xmlns:wp14="http://schemas.microsoft.com/office/word/2010/wordprocessingDrawing" xmlns:wp="http://schemas.openxmlformats.org/drawingml/2006/wordprocessingDrawing" xmlns:w="http://schemas.openxmlformats.org/wordprocessingml/2006/main" xmlns:w14="http://schemas.microsoft.com/office/word/2010/wordml" xmlns:w10="urn:schemas-microsoft-com:office:word" xmlns:w15="http://schemas.microsoft.com/office/word/2012/wordml" xmlns:wpg="http://schemas.microsoft.com/office/word/2010/wordprocessingGroup" xmlns:wpi="http://schemas.microsoft.com/office/word/2010/wordprocessingInk" xmlns:wne="http://schemas.microsoft.com/office/word/2006/wordml" xmlns:wps="http://schemas.microsoft.com/office/word/2010/wordprocessingShape" xmlns:wpsCustomData="http://www.wps.cn/officeDocument/2013/wpsCustomData" mc:Ignorable="w14 w15 wp14">
+<w:document xmlns:wpc="http://schemas.microsoft.com/office/word/2010/wordprocessingCanvas" xmlns:mc="http://schemas.openxmlformats.org/markup-compatibility/2006" xmlns:o="urn:schemas-microsoft-com:office:office" xmlns:r="http://schemas.openxmlformats.org/officeDocument/2006/relationships" xmlns:m="http://schemas.openxmlformats.org/officeDocument/2006/math" xmlns:v="urn:schemas-microsoft-com:vml" xmlns:wp14="http://schemas.microsoft.com/office/word/2010/wordprocessingDrawing" xmlns:wp="http://schemas.openxmlformats.org/drawingml/2006/wordprocessingDrawing" xmlns:w10="urn:schemas-microsoft-com:office:word" xmlns:w="http://schemas.openxmlformats.org/wordprocessingml/2006/main" xmlns:w14="http://schemas.microsoft.com/office/word/2010/wordml" xmlns:w15="http://schemas.microsoft.com/office/word/2012/wordml" xmlns:wne="http://schemas.microsoft.com/office/word/2006/wordml" xmlns:wpg="http://schemas.microsoft.com/office/word/2010/wordprocessingGroup" xmlns:wpi="http://schemas.microsoft.com/office/word/2010/wordprocessingInk" xmlns:wps="http://schemas.microsoft.com/office/word/2010/wordprocessingShape" mc:Ignorable="w14 w15 wp14">
+  <!-- Generated by Aspose.Words for .NET 13.3.0.1 -->
   <w:body>
     <w:p>
       <w:pPr>
@@ -27,28 +28,15 @@
       <w:bookmarkStart w:id="3" w:name="OLE_LINK8"/>
       <w:r>
         <w:rPr>
-          <w:rFonts w:hint="eastAsia" w:ascii="宋体" w:hAnsi="宋体"/>
+          <w:rFonts w:ascii="宋体" w:hAnsi="宋体" w:hint="eastAsia"/>
           <w:b/>
           <w:sz w:val="52"/>
           <w:szCs w:val="52"/>
           <w:lang w:eastAsia="zh-CN"/>
         </w:rPr>
-        <w:t>青岛九邮信息技术</w:t>
-      </w:r>
-      <w:r>
-        <w:rPr>
-          <w:rFonts w:hint="eastAsia" w:ascii="宋体" w:hAnsi="宋体"/>
-          <w:b/>
-          <w:sz w:val="52"/>
-          <w:szCs w:val="52"/>
-        </w:rPr>
-        <w:t>有限公司</w:t>
+        <w:t>南京航之舟数字科技有限公司</w:t>
       </w:r>
     </w:p>
-    <w:bookmarkEnd w:id="0"/>
-    <w:bookmarkEnd w:id="1"/>
-    <w:bookmarkEnd w:id="2"/>
-    <w:bookmarkEnd w:id="3"/>
     <w:p>
       <w:pPr>
         <w:jc w:val="center"/>
@@ -59,9 +47,13 @@
           <w:szCs w:val="52"/>
         </w:rPr>
       </w:pPr>
-      <w:r>
-        <w:rPr>
-          <w:rFonts w:hint="eastAsia" w:ascii="宋体" w:hAnsi="宋体"/>
+      <w:bookmarkEnd w:id="0"/>
+      <w:bookmarkEnd w:id="1"/>
+      <w:bookmarkEnd w:id="2"/>
+      <w:bookmarkEnd w:id="3"/>
+      <w:r>
+        <w:rPr>
+          <w:rFonts w:ascii="宋体" w:hAnsi="宋体" w:hint="eastAsia"/>
           <w:b/>
           <w:sz w:val="48"/>
           <w:szCs w:val="52"/>
@@ -70,17 +62,17 @@
       </w:r>
       <w:r>
         <w:rPr>
-          <w:rFonts w:hint="eastAsia" w:ascii="宋体" w:hAnsi="宋体"/>
+          <w:rFonts w:ascii="宋体" w:hAnsi="宋体" w:hint="eastAsia"/>
           <w:b/>
           <w:sz w:val="48"/>
           <w:szCs w:val="52"/>
           <w:lang w:val="en-US" w:eastAsia="zh-CN"/>
         </w:rPr>
-        <w:t>2019</w:t>
-      </w:r>
-      <w:r>
-        <w:rPr>
-          <w:rFonts w:hint="eastAsia" w:ascii="宋体" w:hAnsi="宋体"/>
+        <w:t>2025</w:t>
+      </w:r>
+      <w:r>
+        <w:rPr>
+          <w:rFonts w:ascii="宋体" w:hAnsi="宋体" w:hint="eastAsia"/>
           <w:b/>
           <w:sz w:val="52"/>
         </w:rPr>
@@ -88,7 +80,7 @@
       </w:r>
       <w:r>
         <w:rPr>
-          <w:rFonts w:hint="eastAsia" w:ascii="宋体" w:hAnsi="宋体"/>
+          <w:rFonts w:ascii="宋体" w:hAnsi="宋体" w:hint="eastAsia"/>
           <w:b/>
           <w:sz w:val="52"/>
           <w:lang w:eastAsia="zh-CN"/>
@@ -97,7 +89,7 @@
       </w:r>
       <w:r>
         <w:rPr>
-          <w:rFonts w:hint="eastAsia" w:ascii="宋体" w:hAnsi="宋体"/>
+          <w:rFonts w:ascii="宋体" w:hAnsi="宋体" w:hint="eastAsia"/>
           <w:b/>
           <w:sz w:val="52"/>
         </w:rPr>
@@ -137,6 +129,9 @@
         <w:ind w:firstLine="1239" w:firstLineChars="590"/>
       </w:pPr>
     </w:p>
+    <w:p/>
+    <w:p/>
+    <w:p/>
     <w:p/>
     <w:p/>
     <w:p/>
@@ -145,18 +140,18 @@
     <w:p/>
     <w:tbl>
       <w:tblPr>
-        <w:tblStyle w:val="9"/>
+        <w:tblStyle w:val="TableNormal"/>
         <w:tblpPr w:leftFromText="180" w:rightFromText="180" w:vertAnchor="text" w:horzAnchor="page" w:tblpX="1934" w:tblpY="498"/>
         <w:tblOverlap w:val="never"/>
         <w:tblW w:w="8526" w:type="dxa"/>
         <w:tblInd w:w="0" w:type="dxa"/>
         <w:tblBorders>
-          <w:top w:val="single" w:color="auto" w:sz="4" w:space="0"/>
-          <w:left w:val="single" w:color="auto" w:sz="4" w:space="0"/>
-          <w:bottom w:val="single" w:color="auto" w:sz="4" w:space="0"/>
-          <w:right w:val="single" w:color="auto" w:sz="4" w:space="0"/>
-          <w:insideH w:val="single" w:color="auto" w:sz="4" w:space="0"/>
-          <w:insideV w:val="single" w:color="auto" w:sz="4" w:space="0"/>
+          <w:top w:val="single" w:sz="4" w:space="0" w:color="auto"/>
+          <w:left w:val="single" w:sz="4" w:space="0" w:color="auto"/>
+          <w:bottom w:val="single" w:sz="4" w:space="0" w:color="auto"/>
+          <w:right w:val="single" w:sz="4" w:space="0" w:color="auto"/>
+          <w:insideH w:val="single" w:sz="4" w:space="0" w:color="auto"/>
+          <w:insideV w:val="single" w:sz="4" w:space="0" w:color="auto"/>
         </w:tblBorders>
         <w:tblLayout w:type="fixed"/>
         <w:tblCellMar>
@@ -176,14 +171,17 @@
       </w:tblGrid>
       <w:tr>
         <w:tblPrEx>
+          <w:tblW w:w="8526" w:type="dxa"/>
+          <w:tblInd w:w="0" w:type="dxa"/>
           <w:tblBorders>
-            <w:top w:val="single" w:color="auto" w:sz="4" w:space="0"/>
-            <w:left w:val="single" w:color="auto" w:sz="4" w:space="0"/>
-            <w:bottom w:val="single" w:color="auto" w:sz="4" w:space="0"/>
-            <w:right w:val="single" w:color="auto" w:sz="4" w:space="0"/>
-            <w:insideH w:val="single" w:color="auto" w:sz="4" w:space="0"/>
-            <w:insideV w:val="single" w:color="auto" w:sz="4" w:space="0"/>
+            <w:top w:val="single" w:sz="4" w:space="0" w:color="auto"/>
+            <w:left w:val="single" w:sz="4" w:space="0" w:color="auto"/>
+            <w:bottom w:val="single" w:sz="4" w:space="0" w:color="auto"/>
+            <w:right w:val="single" w:sz="4" w:space="0" w:color="auto"/>
+            <w:insideH w:val="single" w:sz="4" w:space="0" w:color="auto"/>
+            <w:insideV w:val="single" w:sz="4" w:space="0" w:color="auto"/>
           </w:tblBorders>
+          <w:tblLayout w:type="fixed"/>
           <w:tblCellMar>
             <w:top w:w="0" w:type="dxa"/>
             <w:left w:w="108" w:type="dxa"/>
@@ -192,7 +190,7 @@
           </w:tblCellMar>
         </w:tblPrEx>
         <w:trPr>
-          <w:trHeight w:val="351" w:hRule="atLeast"/>
+          <w:trHeight w:val="351"/>
         </w:trPr>
         <w:tc>
           <w:tcPr>
@@ -202,13 +200,13 @@
             <w:pPr>
               <w:jc w:val="center"/>
               <w:rPr>
-                <w:rFonts w:ascii="微软雅黑" w:hAnsi="微软雅黑" w:eastAsia="微软雅黑"/>
+                <w:rFonts w:ascii="微软雅黑" w:eastAsia="微软雅黑" w:hAnsi="微软雅黑"/>
                 <w:b/>
               </w:rPr>
             </w:pPr>
             <w:r>
               <w:rPr>
-                <w:rFonts w:hint="eastAsia" w:ascii="微软雅黑" w:hAnsi="微软雅黑" w:eastAsia="微软雅黑"/>
+                <w:rFonts w:ascii="微软雅黑" w:eastAsia="微软雅黑" w:hAnsi="微软雅黑" w:hint="eastAsia"/>
                 <w:b/>
               </w:rPr>
               <w:t>编制</w:t>
@@ -223,7 +221,7 @@
             <w:pPr>
               <w:jc w:val="center"/>
               <w:rPr>
-                <w:rFonts w:hint="eastAsia" w:ascii="微软雅黑" w:hAnsi="微软雅黑" w:eastAsia="微软雅黑"/>
+                <w:rFonts w:ascii="微软雅黑" w:eastAsia="微软雅黑" w:hAnsi="微软雅黑" w:hint="eastAsia"/>
                 <w:sz w:val="24"/>
                 <w:szCs w:val="24"/>
                 <w:lang w:eastAsia="zh-CN"/>
@@ -231,7 +229,7 @@
             </w:pPr>
             <w:r>
               <w:rPr>
-                <w:rFonts w:hint="eastAsia" w:ascii="微软雅黑" w:hAnsi="微软雅黑" w:eastAsia="微软雅黑"/>
+                <w:rFonts w:ascii="微软雅黑" w:eastAsia="微软雅黑" w:hAnsi="微软雅黑" w:hint="eastAsia"/>
                 <w:sz w:val="24"/>
                 <w:szCs w:val="24"/>
                 <w:lang w:eastAsia="zh-CN"/>
@@ -248,14 +246,14 @@
             <w:pPr>
               <w:jc w:val="center"/>
               <w:rPr>
-                <w:rFonts w:hint="eastAsia" w:ascii="微软雅黑" w:hAnsi="微软雅黑" w:eastAsia="微软雅黑"/>
+                <w:rFonts w:ascii="微软雅黑" w:eastAsia="微软雅黑" w:hAnsi="微软雅黑" w:hint="eastAsia"/>
                 <w:b/>
                 <w:lang w:eastAsia="zh-CN"/>
               </w:rPr>
             </w:pPr>
             <w:r>
               <w:rPr>
-                <w:rFonts w:hint="eastAsia" w:ascii="微软雅黑" w:hAnsi="微软雅黑" w:eastAsia="微软雅黑"/>
+                <w:rFonts w:ascii="微软雅黑" w:eastAsia="微软雅黑" w:hAnsi="微软雅黑" w:hint="eastAsia"/>
                 <w:b/>
                 <w:lang w:eastAsia="zh-CN"/>
               </w:rPr>
@@ -271,14 +269,14 @@
             <w:pPr>
               <w:jc w:val="center"/>
               <w:rPr>
-                <w:rFonts w:hint="default" w:ascii="微软雅黑" w:hAnsi="微软雅黑" w:eastAsia="微软雅黑"/>
+                <w:rFonts w:ascii="微软雅黑" w:eastAsia="微软雅黑" w:hAnsi="微软雅黑" w:hint="default"/>
                 <w:szCs w:val="21"/>
                 <w:lang w:val="en-US" w:eastAsia="zh-CN"/>
               </w:rPr>
             </w:pPr>
             <w:r>
               <w:rPr>
-                <w:rFonts w:hint="eastAsia" w:ascii="微软雅黑" w:hAnsi="微软雅黑" w:eastAsia="微软雅黑"/>
+                <w:rFonts w:ascii="微软雅黑" w:eastAsia="微软雅黑" w:hAnsi="微软雅黑" w:hint="eastAsia"/>
                 <w:szCs w:val="21"/>
                 <w:lang w:val="en-US" w:eastAsia="zh-CN"/>
               </w:rPr>
@@ -294,14 +292,14 @@
             <w:pPr>
               <w:jc w:val="center"/>
               <w:rPr>
-                <w:rFonts w:hint="eastAsia" w:ascii="微软雅黑" w:hAnsi="微软雅黑" w:eastAsia="微软雅黑"/>
+                <w:rFonts w:ascii="微软雅黑" w:eastAsia="微软雅黑" w:hAnsi="微软雅黑" w:hint="eastAsia"/>
                 <w:szCs w:val="21"/>
                 <w:lang w:val="en-US" w:eastAsia="zh-CN"/>
               </w:rPr>
             </w:pPr>
             <w:r>
               <w:rPr>
-                <w:rFonts w:hint="eastAsia" w:ascii="微软雅黑" w:hAnsi="微软雅黑" w:eastAsia="微软雅黑"/>
+                <w:rFonts w:ascii="微软雅黑" w:eastAsia="微软雅黑" w:hAnsi="微软雅黑" w:hint="eastAsia"/>
                 <w:b/>
                 <w:bCs/>
                 <w:szCs w:val="21"/>
@@ -319,32 +317,27 @@
             <w:pPr>
               <w:jc w:val="center"/>
               <w:rPr>
-                <w:rFonts w:hint="eastAsia" w:ascii="微软雅黑" w:hAnsi="微软雅黑" w:eastAsia="微软雅黑"/>
+                <w:rFonts w:ascii="微软雅黑" w:eastAsia="微软雅黑" w:hAnsi="微软雅黑" w:hint="eastAsia"/>
                 <w:szCs w:val="21"/>
                 <w:lang w:val="en-US" w:eastAsia="zh-CN"/>
               </w:rPr>
             </w:pPr>
             <w:r>
               <w:rPr>
-                <w:rFonts w:hint="eastAsia" w:ascii="微软雅黑" w:hAnsi="微软雅黑" w:eastAsia="微软雅黑"/>
+                <w:rFonts w:ascii="微软雅黑" w:eastAsia="微软雅黑" w:hAnsi="微软雅黑" w:hint="eastAsia"/>
                 <w:szCs w:val="21"/>
                 <w:lang w:val="en-US" w:eastAsia="zh-CN"/>
               </w:rPr>
-              <w:t>孙元朝</w:t>
+              <w:t>陈潮华</w:t>
             </w:r>
           </w:p>
         </w:tc>
       </w:tr>
       <w:tr>
         <w:tblPrEx>
-          <w:tblBorders>
-            <w:top w:val="single" w:color="auto" w:sz="4" w:space="0"/>
-            <w:left w:val="single" w:color="auto" w:sz="4" w:space="0"/>
-            <w:bottom w:val="single" w:color="auto" w:sz="4" w:space="0"/>
-            <w:right w:val="single" w:color="auto" w:sz="4" w:space="0"/>
-            <w:insideH w:val="single" w:color="auto" w:sz="4" w:space="0"/>
-            <w:insideV w:val="single" w:color="auto" w:sz="4" w:space="0"/>
-          </w:tblBorders>
+          <w:tblW w:w="8526" w:type="dxa"/>
+          <w:tblInd w:w="0" w:type="dxa"/>
+          <w:tblLayout w:type="fixed"/>
           <w:tblCellMar>
             <w:top w:w="0" w:type="dxa"/>
             <w:left w:w="108" w:type="dxa"/>
@@ -353,7 +346,7 @@
           </w:tblCellMar>
         </w:tblPrEx>
         <w:trPr>
-          <w:trHeight w:val="296" w:hRule="atLeast"/>
+          <w:trHeight w:val="296"/>
         </w:trPr>
         <w:tc>
           <w:tcPr>
@@ -364,7 +357,7 @@
             <w:pPr>
               <w:jc w:val="center"/>
               <w:rPr>
-                <w:rFonts w:hint="eastAsia" w:ascii="微软雅黑" w:hAnsi="微软雅黑" w:eastAsia="微软雅黑"/>
+                <w:rFonts w:ascii="微软雅黑" w:eastAsia="微软雅黑" w:hAnsi="微软雅黑" w:hint="eastAsia"/>
                 <w:sz w:val="24"/>
                 <w:szCs w:val="24"/>
                 <w:lang w:eastAsia="zh-CN"/>
@@ -372,7 +365,7 @@
             </w:pPr>
             <w:r>
               <w:rPr>
-                <w:rFonts w:hint="eastAsia" w:ascii="微软雅黑" w:hAnsi="微软雅黑" w:eastAsia="微软雅黑"/>
+                <w:rFonts w:ascii="微软雅黑" w:eastAsia="微软雅黑" w:hAnsi="微软雅黑" w:hint="eastAsia"/>
                 <w:b/>
                 <w:bCs/>
                 <w:sz w:val="22"/>
@@ -392,26 +385,23 @@
             <w:pPr>
               <w:jc w:val="center"/>
               <w:rPr>
-                <w:rFonts w:hint="default" w:ascii="微软雅黑" w:hAnsi="微软雅黑" w:eastAsia="微软雅黑"/>
+                <w:rFonts w:ascii="微软雅黑" w:eastAsia="微软雅黑" w:hAnsi="微软雅黑" w:hint="default"/>
                 <w:szCs w:val="21"/>
                 <w:lang w:val="en-US" w:eastAsia="zh-CN"/>
               </w:rPr>
             </w:pPr>
             <w:r>
               <w:rPr>
-                <w:rFonts w:hint="eastAsia" w:ascii="微软雅黑" w:hAnsi="微软雅黑" w:eastAsia="微软雅黑"/>
+                <w:rFonts w:ascii="微软雅黑" w:eastAsia="微软雅黑" w:hAnsi="微软雅黑" w:hint="eastAsia"/>
                 <w:szCs w:val="21"/>
                 <w:lang w:val="en-US" w:eastAsia="zh-CN"/>
               </w:rPr>
-              <w:t>2019年1月1日</w:t>
+              <w:t>2025年1月1日</w:t>
             </w:r>
           </w:p>
         </w:tc>
       </w:tr>
     </w:tbl>
-    <w:p/>
-    <w:p/>
-    <w:p/>
     <w:p>
       <w:pPr>
         <w:spacing w:line="360" w:lineRule="auto"/>
@@ -425,7 +415,7 @@
       </w:pPr>
       <w:r>
         <w:rPr>
-          <w:rFonts w:hint="eastAsia" w:ascii="宋体" w:hAnsi="宋体"/>
+          <w:rFonts w:ascii="宋体" w:hAnsi="宋体" w:hint="eastAsia"/>
           <w:b/>
           <w:sz w:val="28"/>
           <w:szCs w:val="28"/>
@@ -435,16 +425,16 @@
     </w:p>
     <w:tbl>
       <w:tblPr>
-        <w:tblStyle w:val="9"/>
+        <w:tblStyle w:val="TableNormal"/>
         <w:tblW w:w="9288" w:type="dxa"/>
         <w:tblInd w:w="0" w:type="dxa"/>
         <w:tblBorders>
-          <w:top w:val="single" w:color="000000" w:sz="4" w:space="0"/>
-          <w:left w:val="single" w:color="000000" w:sz="4" w:space="0"/>
-          <w:bottom w:val="single" w:color="000000" w:sz="4" w:space="0"/>
-          <w:right w:val="single" w:color="000000" w:sz="4" w:space="0"/>
-          <w:insideH w:val="single" w:color="000000" w:sz="4" w:space="0"/>
-          <w:insideV w:val="single" w:color="000000" w:sz="4" w:space="0"/>
+          <w:top w:val="single" w:sz="4" w:space="0" w:color="000000"/>
+          <w:left w:val="single" w:sz="4" w:space="0" w:color="000000"/>
+          <w:bottom w:val="single" w:sz="4" w:space="0" w:color="000000"/>
+          <w:right w:val="single" w:sz="4" w:space="0" w:color="000000"/>
+          <w:insideH w:val="single" w:sz="4" w:space="0" w:color="000000"/>
+          <w:insideV w:val="single" w:sz="4" w:space="0" w:color="000000"/>
         </w:tblBorders>
         <w:tblLayout w:type="fixed"/>
         <w:tblCellMar>
@@ -464,14 +454,17 @@
       </w:tblGrid>
       <w:tr>
         <w:tblPrEx>
+          <w:tblW w:w="9288" w:type="dxa"/>
+          <w:tblInd w:w="0" w:type="dxa"/>
           <w:tblBorders>
-            <w:top w:val="single" w:color="000000" w:sz="4" w:space="0"/>
-            <w:left w:val="single" w:color="000000" w:sz="4" w:space="0"/>
-            <w:bottom w:val="single" w:color="000000" w:sz="4" w:space="0"/>
-            <w:right w:val="single" w:color="000000" w:sz="4" w:space="0"/>
-            <w:insideH w:val="single" w:color="000000" w:sz="4" w:space="0"/>
-            <w:insideV w:val="single" w:color="000000" w:sz="4" w:space="0"/>
+            <w:top w:val="single" w:sz="4" w:space="0" w:color="000000"/>
+            <w:left w:val="single" w:sz="4" w:space="0" w:color="000000"/>
+            <w:bottom w:val="single" w:sz="4" w:space="0" w:color="000000"/>
+            <w:right w:val="single" w:sz="4" w:space="0" w:color="000000"/>
+            <w:insideH w:val="single" w:sz="4" w:space="0" w:color="000000"/>
+            <w:insideV w:val="single" w:sz="4" w:space="0" w:color="000000"/>
           </w:tblBorders>
+          <w:tblLayout w:type="fixed"/>
           <w:tblCellMar>
             <w:top w:w="0" w:type="dxa"/>
             <w:left w:w="108" w:type="dxa"/>
@@ -494,7 +487,7 @@
             </w:pPr>
             <w:r>
               <w:rPr>
-                <w:rFonts w:hint="eastAsia" w:ascii="宋体" w:hAnsi="宋体"/>
+                <w:rFonts w:ascii="宋体" w:hAnsi="宋体" w:hint="eastAsia"/>
               </w:rPr>
               <w:t>版本号</w:t>
             </w:r>
@@ -515,7 +508,7 @@
             </w:pPr>
             <w:r>
               <w:rPr>
-                <w:rFonts w:hint="eastAsia" w:ascii="宋体" w:hAnsi="宋体"/>
+                <w:rFonts w:ascii="宋体" w:hAnsi="宋体" w:hint="eastAsia"/>
               </w:rPr>
               <w:t>发布日期</w:t>
             </w:r>
@@ -536,7 +529,7 @@
             </w:pPr>
             <w:r>
               <w:rPr>
-                <w:rFonts w:hint="eastAsia" w:ascii="宋体" w:hAnsi="宋体"/>
+                <w:rFonts w:ascii="宋体" w:hAnsi="宋体" w:hint="eastAsia"/>
               </w:rPr>
               <w:t>修改人/</w:t>
             </w:r>
@@ -551,7 +544,7 @@
             </w:pPr>
             <w:r>
               <w:rPr>
-                <w:rFonts w:hint="eastAsia" w:ascii="宋体" w:hAnsi="宋体"/>
+                <w:rFonts w:ascii="宋体" w:hAnsi="宋体" w:hint="eastAsia"/>
               </w:rPr>
               <w:t>修改日期</w:t>
             </w:r>
@@ -572,7 +565,7 @@
             </w:pPr>
             <w:r>
               <w:rPr>
-                <w:rFonts w:hint="eastAsia" w:ascii="宋体" w:hAnsi="宋体"/>
+                <w:rFonts w:ascii="宋体" w:hAnsi="宋体" w:hint="eastAsia"/>
               </w:rPr>
               <w:t>审核人/</w:t>
             </w:r>
@@ -587,7 +580,7 @@
             </w:pPr>
             <w:r>
               <w:rPr>
-                <w:rFonts w:hint="eastAsia" w:ascii="宋体" w:hAnsi="宋体"/>
+                <w:rFonts w:ascii="宋体" w:hAnsi="宋体" w:hint="eastAsia"/>
               </w:rPr>
               <w:t>审核日期</w:t>
             </w:r>
@@ -608,7 +601,7 @@
             </w:pPr>
             <w:r>
               <w:rPr>
-                <w:rFonts w:hint="eastAsia" w:ascii="宋体" w:hAnsi="宋体"/>
+                <w:rFonts w:ascii="宋体" w:hAnsi="宋体" w:hint="eastAsia"/>
               </w:rPr>
               <w:t>批准人/</w:t>
             </w:r>
@@ -623,7 +616,7 @@
             </w:pPr>
             <w:r>
               <w:rPr>
-                <w:rFonts w:hint="eastAsia" w:ascii="宋体" w:hAnsi="宋体"/>
+                <w:rFonts w:ascii="宋体" w:hAnsi="宋体" w:hint="eastAsia"/>
               </w:rPr>
               <w:t>批准日期</w:t>
             </w:r>
@@ -644,7 +637,7 @@
             </w:pPr>
             <w:r>
               <w:rPr>
-                <w:rFonts w:hint="eastAsia" w:ascii="宋体" w:hAnsi="宋体"/>
+                <w:rFonts w:ascii="宋体" w:hAnsi="宋体" w:hint="eastAsia"/>
               </w:rPr>
               <w:t>修订原因</w:t>
             </w:r>
@@ -653,14 +646,9 @@
       </w:tr>
       <w:tr>
         <w:tblPrEx>
-          <w:tblBorders>
-            <w:top w:val="single" w:color="000000" w:sz="4" w:space="0"/>
-            <w:left w:val="single" w:color="000000" w:sz="4" w:space="0"/>
-            <w:bottom w:val="single" w:color="000000" w:sz="4" w:space="0"/>
-            <w:right w:val="single" w:color="000000" w:sz="4" w:space="0"/>
-            <w:insideH w:val="single" w:color="000000" w:sz="4" w:space="0"/>
-            <w:insideV w:val="single" w:color="000000" w:sz="4" w:space="0"/>
-          </w:tblBorders>
+          <w:tblW w:w="9288" w:type="dxa"/>
+          <w:tblInd w:w="0" w:type="dxa"/>
+          <w:tblLayout w:type="fixed"/>
           <w:tblCellMar>
             <w:top w:w="0" w:type="dxa"/>
             <w:left w:w="108" w:type="dxa"/>
@@ -669,7 +657,7 @@
           </w:tblCellMar>
         </w:tblPrEx>
         <w:trPr>
-          <w:trHeight w:val="756" w:hRule="atLeast"/>
+          <w:trHeight w:val="756"/>
         </w:trPr>
         <w:tc>
           <w:tcPr>
@@ -685,7 +673,7 @@
             </w:pPr>
             <w:r>
               <w:rPr>
-                <w:rFonts w:hint="eastAsia" w:ascii="宋体" w:hAnsi="宋体" w:cs="宋体"/>
+                <w:rFonts w:ascii="宋体" w:hAnsi="宋体" w:cs="宋体" w:hint="eastAsia"/>
                 <w:lang w:val="en-US" w:eastAsia="zh-CN"/>
               </w:rPr>
               <w:t>V1.0</w:t>
@@ -707,16 +695,16 @@
             </w:pPr>
             <w:r>
               <w:rPr>
-                <w:rFonts w:hint="eastAsia" w:ascii="宋体" w:hAnsi="宋体" w:cs="宋体"/>
-              </w:rPr>
-              <w:t>20</w:t>
-            </w:r>
-            <w:r>
-              <w:rPr>
-                <w:rFonts w:hint="eastAsia" w:ascii="宋体" w:hAnsi="宋体" w:cs="宋体"/>
+                <w:rFonts w:ascii="宋体" w:hAnsi="宋体" w:cs="宋体" w:hint="eastAsia"/>
+              </w:rPr>
+              <w:t>2025</w:t>
+            </w:r>
+            <w:r>
+              <w:rPr>
+                <w:rFonts w:ascii="宋体" w:hAnsi="宋体" w:cs="宋体" w:hint="eastAsia"/>
                 <w:lang w:val="en-US" w:eastAsia="zh-CN"/>
               </w:rPr>
-              <w:t>19.1.1</w:t>
+              <w:t>.1.1</w:t>
             </w:r>
           </w:p>
         </w:tc>
@@ -730,18 +718,48 @@
               <w:spacing w:after="0" w:afterLines="0"/>
               <w:jc w:val="center"/>
               <w:rPr>
-                <w:rFonts w:hint="eastAsia" w:ascii="宋体" w:hAnsi="宋体" w:eastAsia="宋体" w:cs="宋体"/>
+                <w:rFonts w:ascii="宋体" w:hAnsi="宋体" w:cs="宋体" w:hint="eastAsia"/>
                 <w:lang w:eastAsia="zh-CN"/>
               </w:rPr>
             </w:pPr>
             <w:r>
               <w:rPr>
-                <w:rFonts w:hint="eastAsia" w:ascii="宋体" w:hAnsi="宋体" w:cs="宋体"/>
+                <w:rFonts w:ascii="宋体" w:hAnsi="宋体" w:cs="宋体" w:hint="eastAsia"/>
                 <w:lang w:eastAsia="zh-CN"/>
               </w:rPr>
               <w:t>张莲花</w:t>
             </w:r>
           </w:p>
+          <w:p>
+            <w:pPr>
+              <w:spacing w:after="0" w:afterLines="0"/>
+              <w:jc w:val="center"/>
+              <w:rPr>
+                <w:rFonts w:ascii="宋体" w:hAnsi="宋体" w:cs="宋体" w:hint="default"/>
+                <w:lang w:val="en-US" w:eastAsia="zh-CN"/>
+              </w:rPr>
+            </w:pPr>
+            <w:r>
+              <w:rPr>
+                <w:rFonts w:ascii="宋体" w:hAnsi="宋体" w:cs="宋体" w:hint="eastAsia"/>
+                <w:lang w:val="en-US" w:eastAsia="zh-CN"/>
+              </w:rPr>
+              <w:t>/</w:t>
+            </w:r>
+            <w:r>
+              <w:rPr>
+                <w:rFonts w:ascii="宋体" w:hAnsi="宋体" w:cs="宋体" w:hint="eastAsia"/>
+              </w:rPr>
+              <w:t>2025</w:t>
+            </w:r>
+            <w:r>
+              <w:rPr>
+                <w:rFonts w:ascii="宋体" w:hAnsi="宋体" w:cs="宋体" w:hint="eastAsia"/>
+                <w:lang w:val="en-US" w:eastAsia="zh-CN"/>
+              </w:rPr>
+              <w:t>.1.1</w:t>
+            </w:r>
+          </w:p>
         </w:tc>
         <w:tc>
           <w:tcPr>
@@ -753,17 +771,48 @@
               <w:spacing w:after="0" w:afterLines="0"/>
               <w:jc w:val="center"/>
               <w:rPr>
-                <w:rFonts w:ascii="宋体" w:hAnsi="宋体" w:cs="宋体"/>
-              </w:rPr>
-            </w:pPr>
-            <w:r>
-              <w:rPr>
-                <w:rFonts w:hint="eastAsia" w:ascii="宋体" w:hAnsi="宋体" w:cs="宋体"/>
+                <w:rFonts w:ascii="宋体" w:hAnsi="宋体" w:cs="宋体" w:hint="eastAsia"/>
                 <w:lang w:eastAsia="zh-CN"/>
               </w:rPr>
+            </w:pPr>
+            <w:r>
+              <w:rPr>
+                <w:rFonts w:ascii="宋体" w:hAnsi="宋体" w:cs="宋体" w:hint="eastAsia"/>
+                <w:lang w:eastAsia="zh-CN"/>
+              </w:rPr>
               <w:t>吴克</w:t>
             </w:r>
           </w:p>
+          <w:p>
+            <w:pPr>
+              <w:spacing w:after="0" w:afterLines="0"/>
+              <w:jc w:val="center"/>
+              <w:rPr>
+                <w:rFonts w:ascii="宋体" w:hAnsi="宋体" w:cs="宋体" w:hint="default"/>
+                <w:lang w:val="en-US" w:eastAsia="zh-CN"/>
+              </w:rPr>
+            </w:pPr>
+            <w:r>
+              <w:rPr>
+                <w:rFonts w:ascii="宋体" w:hAnsi="宋体" w:cs="宋体" w:hint="eastAsia"/>
+                <w:lang w:val="en-US" w:eastAsia="zh-CN"/>
+              </w:rPr>
+              <w:t>/</w:t>
+            </w:r>
+            <w:r>
+              <w:rPr>
+                <w:rFonts w:ascii="宋体" w:hAnsi="宋体" w:cs="宋体" w:hint="eastAsia"/>
+              </w:rPr>
+              <w:t>2025</w:t>
+            </w:r>
+            <w:r>
+              <w:rPr>
+                <w:rFonts w:ascii="宋体" w:hAnsi="宋体" w:cs="宋体" w:hint="eastAsia"/>
+                <w:lang w:val="en-US" w:eastAsia="zh-CN"/>
+              </w:rPr>
+              <w:t>.1.1</w:t>
+            </w:r>
+          </w:p>
         </w:tc>
         <w:tc>
           <w:tcPr>
@@ -775,34 +824,65 @@
               <w:spacing w:after="0" w:afterLines="0"/>
               <w:jc w:val="center"/>
               <w:rPr>
+                <w:rFonts w:ascii="宋体" w:hAnsi="宋体" w:cs="宋体" w:hint="eastAsia"/>
+                <w:lang w:val="en-US" w:eastAsia="zh-CN"/>
+              </w:rPr>
+            </w:pPr>
+            <w:r>
+              <w:rPr>
+                <w:rFonts w:ascii="宋体" w:hAnsi="宋体" w:cs="宋体" w:hint="eastAsia"/>
+                <w:lang w:val="en-US" w:eastAsia="zh-CN"/>
+              </w:rPr>
+              <w:t>陈潮华</w:t>
+            </w:r>
+          </w:p>
+          <w:p>
+            <w:pPr>
+              <w:spacing w:after="0" w:afterLines="0"/>
+              <w:jc w:val="center"/>
+              <w:rPr>
+                <w:rFonts w:ascii="宋体" w:hAnsi="宋体" w:cs="宋体" w:hint="default"/>
+                <w:lang w:val="en-US" w:eastAsia="zh-CN"/>
+              </w:rPr>
+            </w:pPr>
+            <w:r>
+              <w:rPr>
+                <w:rFonts w:ascii="宋体" w:hAnsi="宋体" w:cs="宋体" w:hint="eastAsia"/>
+                <w:lang w:val="en-US" w:eastAsia="zh-CN"/>
+              </w:rPr>
+              <w:t>/</w:t>
+            </w:r>
+            <w:r>
+              <w:rPr>
+                <w:rFonts w:ascii="宋体" w:hAnsi="宋体" w:cs="宋体" w:hint="eastAsia"/>
+              </w:rPr>
+              <w:t>2025</w:t>
+            </w:r>
+            <w:r>
+              <w:rPr>
+                <w:rFonts w:ascii="宋体" w:hAnsi="宋体" w:cs="宋体" w:hint="eastAsia"/>
+                <w:lang w:val="en-US" w:eastAsia="zh-CN"/>
+              </w:rPr>
+              <w:t>.1.1</w:t>
+            </w:r>
+          </w:p>
+        </w:tc>
+        <w:tc>
+          <w:tcPr>
+            <w:tcW w:w="2118" w:type="dxa"/>
+            <w:vAlign w:val="center"/>
+          </w:tcPr>
+          <w:p>
+            <w:pPr>
+              <w:spacing w:after="0" w:afterLines="0" w:line="360" w:lineRule="auto"/>
+              <w:jc w:val="center"/>
+              <w:rPr>
                 <w:rFonts w:ascii="宋体" w:hAnsi="宋体"/>
               </w:rPr>
             </w:pPr>
             <w:r>
               <w:rPr>
-                <w:rFonts w:hint="eastAsia" w:ascii="宋体" w:hAnsi="宋体" w:cs="宋体"/>
-                <w:lang w:val="en-US" w:eastAsia="zh-CN"/>
-              </w:rPr>
-              <w:t>孙元朝</w:t>
-            </w:r>
-          </w:p>
-        </w:tc>
-        <w:tc>
-          <w:tcPr>
-            <w:tcW w:w="2118" w:type="dxa"/>
-            <w:vAlign w:val="center"/>
-          </w:tcPr>
-          <w:p>
-            <w:pPr>
-              <w:spacing w:after="0" w:afterLines="0" w:line="360" w:lineRule="auto"/>
-              <w:jc w:val="center"/>
-              <w:rPr>
-                <w:rFonts w:ascii="宋体" w:hAnsi="宋体"/>
-              </w:rPr>
-            </w:pPr>
-            <w:r>
-              <w:rPr>
-                <w:rFonts w:hint="eastAsia" w:ascii="宋体" w:hAnsi="宋体"/>
+                <w:rFonts w:ascii="宋体" w:hAnsi="宋体" w:hint="eastAsia"/>
               </w:rPr>
               <w:t>新建</w:t>
             </w:r>
@@ -811,14 +891,9 @@
       </w:tr>
       <w:tr>
         <w:tblPrEx>
-          <w:tblBorders>
-            <w:top w:val="single" w:color="000000" w:sz="4" w:space="0"/>
-            <w:left w:val="single" w:color="000000" w:sz="4" w:space="0"/>
-            <w:bottom w:val="single" w:color="000000" w:sz="4" w:space="0"/>
-            <w:right w:val="single" w:color="000000" w:sz="4" w:space="0"/>
-            <w:insideH w:val="single" w:color="000000" w:sz="4" w:space="0"/>
-            <w:insideV w:val="single" w:color="000000" w:sz="4" w:space="0"/>
-          </w:tblBorders>
+          <w:tblW w:w="9288" w:type="dxa"/>
+          <w:tblInd w:w="0" w:type="dxa"/>
+          <w:tblLayout w:type="fixed"/>
           <w:tblCellMar>
             <w:top w:w="0" w:type="dxa"/>
             <w:left w:w="108" w:type="dxa"/>
@@ -827,7 +902,7 @@
           </w:tblCellMar>
         </w:tblPrEx>
         <w:trPr>
-          <w:trHeight w:val="756" w:hRule="atLeast"/>
+          <w:trHeight w:val="756"/>
         </w:trPr>
         <w:tc>
           <w:tcPr>
@@ -916,14 +991,9 @@
       </w:tr>
       <w:tr>
         <w:tblPrEx>
-          <w:tblBorders>
-            <w:top w:val="single" w:color="000000" w:sz="4" w:space="0"/>
-            <w:left w:val="single" w:color="000000" w:sz="4" w:space="0"/>
-            <w:bottom w:val="single" w:color="000000" w:sz="4" w:space="0"/>
-            <w:right w:val="single" w:color="000000" w:sz="4" w:space="0"/>
-            <w:insideH w:val="single" w:color="000000" w:sz="4" w:space="0"/>
-            <w:insideV w:val="single" w:color="000000" w:sz="4" w:space="0"/>
-          </w:tblBorders>
+          <w:tblW w:w="9288" w:type="dxa"/>
+          <w:tblInd w:w="0" w:type="dxa"/>
+          <w:tblLayout w:type="fixed"/>
           <w:tblCellMar>
             <w:top w:w="0" w:type="dxa"/>
             <w:left w:w="108" w:type="dxa"/>
@@ -932,7 +1002,7 @@
           </w:tblCellMar>
         </w:tblPrEx>
         <w:trPr>
-          <w:trHeight w:val="730" w:hRule="atLeast"/>
+          <w:trHeight w:val="730"/>
         </w:trPr>
         <w:tc>
           <w:tcPr>
@@ -1021,14 +1091,9 @@
       </w:tr>
       <w:tr>
         <w:tblPrEx>
-          <w:tblBorders>
-            <w:top w:val="single" w:color="000000" w:sz="4" w:space="0"/>
-            <w:left w:val="single" w:color="000000" w:sz="4" w:space="0"/>
-            <w:bottom w:val="single" w:color="000000" w:sz="4" w:space="0"/>
-            <w:right w:val="single" w:color="000000" w:sz="4" w:space="0"/>
-            <w:insideH w:val="single" w:color="000000" w:sz="4" w:space="0"/>
-            <w:insideV w:val="single" w:color="000000" w:sz="4" w:space="0"/>
-          </w:tblBorders>
+          <w:tblW w:w="9288" w:type="dxa"/>
+          <w:tblInd w:w="0" w:type="dxa"/>
+          <w:tblLayout w:type="fixed"/>
           <w:tblCellMar>
             <w:top w:w="0" w:type="dxa"/>
             <w:left w:w="108" w:type="dxa"/>
@@ -1037,7 +1102,7 @@
           </w:tblCellMar>
         </w:tblPrEx>
         <w:trPr>
-          <w:trHeight w:val="756" w:hRule="atLeast"/>
+          <w:trHeight w:val="756"/>
         </w:trPr>
         <w:tc>
           <w:tcPr>
@@ -1126,14 +1191,9 @@
       </w:tr>
       <w:tr>
         <w:tblPrEx>
-          <w:tblBorders>
-            <w:top w:val="single" w:color="000000" w:sz="4" w:space="0"/>
-            <w:left w:val="single" w:color="000000" w:sz="4" w:space="0"/>
-            <w:bottom w:val="single" w:color="000000" w:sz="4" w:space="0"/>
-            <w:right w:val="single" w:color="000000" w:sz="4" w:space="0"/>
-            <w:insideH w:val="single" w:color="000000" w:sz="4" w:space="0"/>
-            <w:insideV w:val="single" w:color="000000" w:sz="4" w:space="0"/>
-          </w:tblBorders>
+          <w:tblW w:w="9288" w:type="dxa"/>
+          <w:tblInd w:w="0" w:type="dxa"/>
+          <w:tblLayout w:type="fixed"/>
           <w:tblCellMar>
             <w:top w:w="0" w:type="dxa"/>
             <w:left w:w="108" w:type="dxa"/>
@@ -1142,7 +1202,7 @@
           </w:tblCellMar>
         </w:tblPrEx>
         <w:trPr>
-          <w:trHeight w:val="756" w:hRule="atLeast"/>
+          <w:trHeight w:val="756"/>
         </w:trPr>
         <w:tc>
           <w:tcPr>
@@ -1231,14 +1291,9 @@
       </w:tr>
       <w:tr>
         <w:tblPrEx>
-          <w:tblBorders>
-            <w:top w:val="single" w:color="000000" w:sz="4" w:space="0"/>
-            <w:left w:val="single" w:color="000000" w:sz="4" w:space="0"/>
-            <w:bottom w:val="single" w:color="000000" w:sz="4" w:space="0"/>
-            <w:right w:val="single" w:color="000000" w:sz="4" w:space="0"/>
-            <w:insideH w:val="single" w:color="000000" w:sz="4" w:space="0"/>
-            <w:insideV w:val="single" w:color="000000" w:sz="4" w:space="0"/>
-          </w:tblBorders>
+          <w:tblW w:w="9288" w:type="dxa"/>
+          <w:tblInd w:w="0" w:type="dxa"/>
+          <w:tblLayout w:type="fixed"/>
           <w:tblCellMar>
             <w:top w:w="0" w:type="dxa"/>
             <w:left w:w="108" w:type="dxa"/>
@@ -1247,7 +1302,7 @@
           </w:tblCellMar>
         </w:tblPrEx>
         <w:trPr>
-          <w:trHeight w:val="756" w:hRule="atLeast"/>
+          <w:trHeight w:val="756"/>
         </w:trPr>
         <w:tc>
           <w:tcPr>
@@ -1336,14 +1391,9 @@
       </w:tr>
       <w:tr>
         <w:tblPrEx>
-          <w:tblBorders>
-            <w:top w:val="single" w:color="000000" w:sz="4" w:space="0"/>
-            <w:left w:val="single" w:color="000000" w:sz="4" w:space="0"/>
-            <w:bottom w:val="single" w:color="000000" w:sz="4" w:space="0"/>
-            <w:right w:val="single" w:color="000000" w:sz="4" w:space="0"/>
-            <w:insideH w:val="single" w:color="000000" w:sz="4" w:space="0"/>
-            <w:insideV w:val="single" w:color="000000" w:sz="4" w:space="0"/>
-          </w:tblBorders>
+          <w:tblW w:w="9288" w:type="dxa"/>
+          <w:tblInd w:w="0" w:type="dxa"/>
+          <w:tblLayout w:type="fixed"/>
           <w:tblCellMar>
             <w:top w:w="0" w:type="dxa"/>
             <w:left w:w="108" w:type="dxa"/>
@@ -1352,7 +1402,7 @@
           </w:tblCellMar>
         </w:tblPrEx>
         <w:trPr>
-          <w:trHeight w:val="756" w:hRule="atLeast"/>
+          <w:trHeight w:val="756"/>
         </w:trPr>
         <w:tc>
           <w:tcPr>
@@ -1441,14 +1491,9 @@
       </w:tr>
       <w:tr>
         <w:tblPrEx>
-          <w:tblBorders>
-            <w:top w:val="single" w:color="000000" w:sz="4" w:space="0"/>
-            <w:left w:val="single" w:color="000000" w:sz="4" w:space="0"/>
-            <w:bottom w:val="single" w:color="000000" w:sz="4" w:space="0"/>
-            <w:right w:val="single" w:color="000000" w:sz="4" w:space="0"/>
-            <w:insideH w:val="single" w:color="000000" w:sz="4" w:space="0"/>
-            <w:insideV w:val="single" w:color="000000" w:sz="4" w:space="0"/>
-          </w:tblBorders>
+          <w:tblW w:w="9288" w:type="dxa"/>
+          <w:tblInd w:w="0" w:type="dxa"/>
+          <w:tblLayout w:type="fixed"/>
           <w:tblCellMar>
             <w:top w:w="0" w:type="dxa"/>
             <w:left w:w="108" w:type="dxa"/>
@@ -1457,427 +1502,7 @@
           </w:tblCellMar>
         </w:tblPrEx>
         <w:trPr>
-          <w:trHeight w:val="756" w:hRule="atLeast"/>
-        </w:trPr>
-        <w:tc>
-          <w:tcPr>
-            <w:tcW w:w="1116" w:type="dxa"/>
-            <w:vAlign w:val="center"/>
-          </w:tcPr>
-          <w:p>
-            <w:pPr>
-              <w:jc w:val="center"/>
-              <w:rPr>
-                <w:rFonts w:ascii="宋体" w:hAnsi="宋体"/>
-              </w:rPr>
-            </w:pPr>
-          </w:p>
-        </w:tc>
-        <w:tc>
-          <w:tcPr>
-            <w:tcW w:w="1479" w:type="dxa"/>
-            <w:vAlign w:val="center"/>
-          </w:tcPr>
-          <w:p>
-            <w:pPr>
-              <w:jc w:val="center"/>
-              <w:rPr>
-                <w:rFonts w:ascii="宋体" w:hAnsi="宋体"/>
-              </w:rPr>
-            </w:pPr>
-          </w:p>
-        </w:tc>
-        <w:tc>
-          <w:tcPr>
-            <w:tcW w:w="1550" w:type="dxa"/>
-            <w:vAlign w:val="center"/>
-          </w:tcPr>
-          <w:p>
-            <w:pPr>
-              <w:jc w:val="center"/>
-              <w:rPr>
-                <w:rFonts w:ascii="宋体" w:hAnsi="宋体"/>
-              </w:rPr>
-            </w:pPr>
-          </w:p>
-        </w:tc>
-        <w:tc>
-          <w:tcPr>
-            <w:tcW w:w="1459" w:type="dxa"/>
-            <w:vAlign w:val="center"/>
-          </w:tcPr>
-          <w:p>
-            <w:pPr>
-              <w:jc w:val="center"/>
-              <w:rPr>
-                <w:rFonts w:ascii="宋体" w:hAnsi="宋体"/>
-              </w:rPr>
-            </w:pPr>
-          </w:p>
-        </w:tc>
-        <w:tc>
-          <w:tcPr>
-            <w:tcW w:w="1566" w:type="dxa"/>
-            <w:vAlign w:val="center"/>
-          </w:tcPr>
-          <w:p>
-            <w:pPr>
-              <w:jc w:val="center"/>
-              <w:rPr>
-                <w:rFonts w:ascii="宋体" w:hAnsi="宋体"/>
-              </w:rPr>
-            </w:pPr>
-          </w:p>
-        </w:tc>
-        <w:tc>
-          <w:tcPr>
-            <w:tcW w:w="2118" w:type="dxa"/>
-            <w:vAlign w:val="center"/>
-          </w:tcPr>
-          <w:p>
-            <w:pPr>
-              <w:jc w:val="center"/>
-              <w:rPr>
-                <w:rFonts w:ascii="宋体" w:hAnsi="宋体"/>
-              </w:rPr>
-            </w:pPr>
-          </w:p>
-        </w:tc>
-      </w:tr>
-      <w:tr>
-        <w:tblPrEx>
-          <w:tblBorders>
-            <w:top w:val="single" w:color="000000" w:sz="4" w:space="0"/>
-            <w:left w:val="single" w:color="000000" w:sz="4" w:space="0"/>
-            <w:bottom w:val="single" w:color="000000" w:sz="4" w:space="0"/>
-            <w:right w:val="single" w:color="000000" w:sz="4" w:space="0"/>
-            <w:insideH w:val="single" w:color="000000" w:sz="4" w:space="0"/>
-            <w:insideV w:val="single" w:color="000000" w:sz="4" w:space="0"/>
-          </w:tblBorders>
-          <w:tblCellMar>
-            <w:top w:w="0" w:type="dxa"/>
-            <w:left w:w="108" w:type="dxa"/>
-            <w:bottom w:w="0" w:type="dxa"/>
-            <w:right w:w="108" w:type="dxa"/>
-          </w:tblCellMar>
-        </w:tblPrEx>
-        <w:trPr>
-          <w:trHeight w:val="756" w:hRule="atLeast"/>
-        </w:trPr>
-        <w:tc>
-          <w:tcPr>
-            <w:tcW w:w="1116" w:type="dxa"/>
-            <w:vAlign w:val="center"/>
-          </w:tcPr>
-          <w:p>
-            <w:pPr>
-              <w:jc w:val="center"/>
-              <w:rPr>
-                <w:rFonts w:ascii="宋体" w:hAnsi="宋体"/>
-              </w:rPr>
-            </w:pPr>
-          </w:p>
-        </w:tc>
-        <w:tc>
-          <w:tcPr>
-            <w:tcW w:w="1479" w:type="dxa"/>
-            <w:vAlign w:val="center"/>
-          </w:tcPr>
-          <w:p>
-            <w:pPr>
-              <w:jc w:val="center"/>
-              <w:rPr>
-                <w:rFonts w:ascii="宋体" w:hAnsi="宋体"/>
-              </w:rPr>
-            </w:pPr>
-          </w:p>
-        </w:tc>
-        <w:tc>
-          <w:tcPr>
-            <w:tcW w:w="1550" w:type="dxa"/>
-            <w:vAlign w:val="center"/>
-          </w:tcPr>
-          <w:p>
-            <w:pPr>
-              <w:jc w:val="center"/>
-              <w:rPr>
-                <w:rFonts w:ascii="宋体" w:hAnsi="宋体"/>
-              </w:rPr>
-            </w:pPr>
-          </w:p>
-        </w:tc>
-        <w:tc>
-          <w:tcPr>
-            <w:tcW w:w="1459" w:type="dxa"/>
-            <w:vAlign w:val="center"/>
-          </w:tcPr>
-          <w:p>
-            <w:pPr>
-              <w:jc w:val="center"/>
-              <w:rPr>
-                <w:rFonts w:ascii="宋体" w:hAnsi="宋体"/>
-              </w:rPr>
-            </w:pPr>
-          </w:p>
-        </w:tc>
-        <w:tc>
-          <w:tcPr>
-            <w:tcW w:w="1566" w:type="dxa"/>
-            <w:vAlign w:val="center"/>
-          </w:tcPr>
-          <w:p>
-            <w:pPr>
-              <w:jc w:val="center"/>
-              <w:rPr>
-                <w:rFonts w:ascii="宋体" w:hAnsi="宋体"/>
-              </w:rPr>
-            </w:pPr>
-          </w:p>
-        </w:tc>
-        <w:tc>
-          <w:tcPr>
-            <w:tcW w:w="2118" w:type="dxa"/>
-            <w:vAlign w:val="center"/>
-          </w:tcPr>
-          <w:p>
-            <w:pPr>
-              <w:jc w:val="center"/>
-              <w:rPr>
-                <w:rFonts w:ascii="宋体" w:hAnsi="宋体"/>
-              </w:rPr>
-            </w:pPr>
-          </w:p>
-        </w:tc>
-      </w:tr>
-      <w:tr>
-        <w:tblPrEx>
-          <w:tblBorders>
-            <w:top w:val="single" w:color="000000" w:sz="4" w:space="0"/>
-            <w:left w:val="single" w:color="000000" w:sz="4" w:space="0"/>
-            <w:bottom w:val="single" w:color="000000" w:sz="4" w:space="0"/>
-            <w:right w:val="single" w:color="000000" w:sz="4" w:space="0"/>
-            <w:insideH w:val="single" w:color="000000" w:sz="4" w:space="0"/>
-            <w:insideV w:val="single" w:color="000000" w:sz="4" w:space="0"/>
-          </w:tblBorders>
-          <w:tblCellMar>
-            <w:top w:w="0" w:type="dxa"/>
-            <w:left w:w="108" w:type="dxa"/>
-            <w:bottom w:w="0" w:type="dxa"/>
-            <w:right w:w="108" w:type="dxa"/>
-          </w:tblCellMar>
-        </w:tblPrEx>
-        <w:trPr>
-          <w:trHeight w:val="756" w:hRule="atLeast"/>
-        </w:trPr>
-        <w:tc>
-          <w:tcPr>
-            <w:tcW w:w="1116" w:type="dxa"/>
-            <w:vAlign w:val="center"/>
-          </w:tcPr>
-          <w:p>
-            <w:pPr>
-              <w:jc w:val="center"/>
-              <w:rPr>
-                <w:rFonts w:ascii="宋体" w:hAnsi="宋体"/>
-              </w:rPr>
-            </w:pPr>
-          </w:p>
-        </w:tc>
-        <w:tc>
-          <w:tcPr>
-            <w:tcW w:w="1479" w:type="dxa"/>
-            <w:vAlign w:val="center"/>
-          </w:tcPr>
-          <w:p>
-            <w:pPr>
-              <w:jc w:val="center"/>
-              <w:rPr>
-                <w:rFonts w:ascii="宋体" w:hAnsi="宋体"/>
-              </w:rPr>
-            </w:pPr>
-          </w:p>
-        </w:tc>
-        <w:tc>
-          <w:tcPr>
-            <w:tcW w:w="1550" w:type="dxa"/>
-            <w:vAlign w:val="center"/>
-          </w:tcPr>
-          <w:p>
-            <w:pPr>
-              <w:jc w:val="center"/>
-              <w:rPr>
-                <w:rFonts w:ascii="宋体" w:hAnsi="宋体"/>
-              </w:rPr>
-            </w:pPr>
-          </w:p>
-        </w:tc>
-        <w:tc>
-          <w:tcPr>
-            <w:tcW w:w="1459" w:type="dxa"/>
-            <w:vAlign w:val="center"/>
-          </w:tcPr>
-          <w:p>
-            <w:pPr>
-              <w:jc w:val="center"/>
-              <w:rPr>
-                <w:rFonts w:ascii="宋体" w:hAnsi="宋体"/>
-              </w:rPr>
-            </w:pPr>
-          </w:p>
-        </w:tc>
-        <w:tc>
-          <w:tcPr>
-            <w:tcW w:w="1566" w:type="dxa"/>
-            <w:vAlign w:val="center"/>
-          </w:tcPr>
-          <w:p>
-            <w:pPr>
-              <w:jc w:val="center"/>
-              <w:rPr>
-                <w:rFonts w:ascii="宋体" w:hAnsi="宋体"/>
-              </w:rPr>
-            </w:pPr>
-          </w:p>
-        </w:tc>
-        <w:tc>
-          <w:tcPr>
-            <w:tcW w:w="2118" w:type="dxa"/>
-            <w:vAlign w:val="center"/>
-          </w:tcPr>
-          <w:p>
-            <w:pPr>
-              <w:jc w:val="center"/>
-              <w:rPr>
-                <w:rFonts w:ascii="宋体" w:hAnsi="宋体"/>
-              </w:rPr>
-            </w:pPr>
-          </w:p>
-        </w:tc>
-      </w:tr>
-      <w:tr>
-        <w:tblPrEx>
-          <w:tblBorders>
-            <w:top w:val="single" w:color="000000" w:sz="4" w:space="0"/>
-            <w:left w:val="single" w:color="000000" w:sz="4" w:space="0"/>
-            <w:bottom w:val="single" w:color="000000" w:sz="4" w:space="0"/>
-            <w:right w:val="single" w:color="000000" w:sz="4" w:space="0"/>
-            <w:insideH w:val="single" w:color="000000" w:sz="4" w:space="0"/>
-            <w:insideV w:val="single" w:color="000000" w:sz="4" w:space="0"/>
-          </w:tblBorders>
-          <w:tblCellMar>
-            <w:top w:w="0" w:type="dxa"/>
-            <w:left w:w="108" w:type="dxa"/>
-            <w:bottom w:w="0" w:type="dxa"/>
-            <w:right w:w="108" w:type="dxa"/>
-          </w:tblCellMar>
-        </w:tblPrEx>
-        <w:trPr>
-          <w:trHeight w:val="756" w:hRule="atLeast"/>
-        </w:trPr>
-        <w:tc>
-          <w:tcPr>
-            <w:tcW w:w="1116" w:type="dxa"/>
-            <w:vAlign w:val="center"/>
-          </w:tcPr>
-          <w:p>
-            <w:pPr>
-              <w:jc w:val="center"/>
-              <w:rPr>
-                <w:rFonts w:ascii="宋体" w:hAnsi="宋体"/>
-              </w:rPr>
-            </w:pPr>
-          </w:p>
-        </w:tc>
-        <w:tc>
-          <w:tcPr>
-            <w:tcW w:w="1479" w:type="dxa"/>
-            <w:vAlign w:val="center"/>
-          </w:tcPr>
-          <w:p>
-            <w:pPr>
-              <w:jc w:val="center"/>
-              <w:rPr>
-                <w:rFonts w:ascii="宋体" w:hAnsi="宋体"/>
-              </w:rPr>
-            </w:pPr>
-          </w:p>
-        </w:tc>
-        <w:tc>
-          <w:tcPr>
-            <w:tcW w:w="1550" w:type="dxa"/>
-            <w:vAlign w:val="center"/>
-          </w:tcPr>
-          <w:p>
-            <w:pPr>
-              <w:jc w:val="center"/>
-              <w:rPr>
-                <w:rFonts w:ascii="宋体" w:hAnsi="宋体"/>
-              </w:rPr>
-            </w:pPr>
-          </w:p>
-        </w:tc>
-        <w:tc>
-          <w:tcPr>
-            <w:tcW w:w="1459" w:type="dxa"/>
-            <w:vAlign w:val="center"/>
-          </w:tcPr>
-          <w:p>
-            <w:pPr>
-              <w:jc w:val="center"/>
-              <w:rPr>
-                <w:rFonts w:ascii="宋体" w:hAnsi="宋体"/>
-              </w:rPr>
-            </w:pPr>
-          </w:p>
-        </w:tc>
-        <w:tc>
-          <w:tcPr>
-            <w:tcW w:w="1566" w:type="dxa"/>
-            <w:vAlign w:val="center"/>
-          </w:tcPr>
-          <w:p>
-            <w:pPr>
-              <w:jc w:val="center"/>
-              <w:rPr>
-                <w:rFonts w:ascii="宋体" w:hAnsi="宋体"/>
-              </w:rPr>
-            </w:pPr>
-          </w:p>
-        </w:tc>
-        <w:tc>
-          <w:tcPr>
-            <w:tcW w:w="2118" w:type="dxa"/>
-            <w:vAlign w:val="center"/>
-          </w:tcPr>
-          <w:p>
-            <w:pPr>
-              <w:jc w:val="center"/>
-              <w:rPr>
-                <w:rFonts w:ascii="宋体" w:hAnsi="宋体"/>
-              </w:rPr>
-            </w:pPr>
-          </w:p>
-        </w:tc>
-      </w:tr>
-      <w:tr>
-        <w:tblPrEx>
-          <w:tblBorders>
-            <w:top w:val="single" w:color="000000" w:sz="4" w:space="0"/>
-            <w:left w:val="single" w:color="000000" w:sz="4" w:space="0"/>
-            <w:bottom w:val="single" w:color="000000" w:sz="4" w:space="0"/>
-            <w:right w:val="single" w:color="000000" w:sz="4" w:space="0"/>
-            <w:insideH w:val="single" w:color="000000" w:sz="4" w:space="0"/>
-            <w:insideV w:val="single" w:color="000000" w:sz="4" w:space="0"/>
-          </w:tblBorders>
-          <w:tblCellMar>
-            <w:top w:w="0" w:type="dxa"/>
-            <w:left w:w="108" w:type="dxa"/>
-            <w:bottom w:w="0" w:type="dxa"/>
-            <w:right w:w="108" w:type="dxa"/>
-          </w:tblCellMar>
-        </w:tblPrEx>
-        <w:trPr>
-          <w:trHeight w:val="756" w:hRule="atLeast"/>
+          <w:trHeight w:val="756"/>
         </w:trPr>
         <w:tc>
           <w:tcPr>
@@ -1989,14 +1614,14 @@
     <w:p>
       <w:pPr>
         <w:sectPr>
-          <w:headerReference r:id="rId4" w:type="first"/>
-          <w:footerReference r:id="rId6" w:type="first"/>
-          <w:headerReference r:id="rId3" w:type="default"/>
-          <w:footerReference r:id="rId5" w:type="default"/>
+          <w:headerReference w:type="default" r:id="rId5"/>
+          <w:footerReference w:type="default" r:id="rId6"/>
+          <w:headerReference w:type="first" r:id="rId7"/>
+          <w:footerReference w:type="first" r:id="rId8"/>
           <w:pgSz w:w="11906" w:h="16838"/>
           <w:pgMar w:top="1440" w:right="1800" w:bottom="1440" w:left="1800" w:header="851" w:footer="992" w:gutter="0"/>
           <w:pgNumType w:start="1"/>
-          <w:cols w:space="720" w:num="1"/>
+          <w:cols w:num="1" w:space="720"/>
           <w:titlePg/>
           <w:docGrid w:type="lines" w:linePitch="326" w:charSpace="0"/>
         </w:sectPr>
@@ -2014,7 +1639,7 @@
       </w:pPr>
       <w:r>
         <w:rPr>
-          <w:rFonts w:hint="eastAsia" w:ascii="宋体" w:hAnsi="宋体" w:cs="Arial"/>
+          <w:rFonts w:ascii="宋体" w:hAnsi="宋体" w:cs="Arial" w:hint="eastAsia"/>
           <w:b/>
           <w:sz w:val="44"/>
           <w:szCs w:val="44"/>
@@ -2024,7 +1649,7 @@
     </w:p>
     <w:p>
       <w:pPr>
-        <w:pStyle w:val="7"/>
+        <w:pStyle w:val="TOC1"/>
         <w:tabs>
           <w:tab w:val="right" w:leader="dot" w:pos="8306"/>
         </w:tabs>
@@ -2098,7 +1723,7 @@
     </w:p>
     <w:p>
       <w:pPr>
-        <w:pStyle w:val="7"/>
+        <w:pStyle w:val="TOC1"/>
         <w:tabs>
           <w:tab w:val="right" w:leader="dot" w:pos="8306"/>
         </w:tabs>
@@ -2170,7 +1795,7 @@
     </w:p>
     <w:p>
       <w:pPr>
-        <w:pStyle w:val="7"/>
+        <w:pStyle w:val="TOC1"/>
         <w:tabs>
           <w:tab w:val="right" w:leader="dot" w:pos="8306"/>
         </w:tabs>
@@ -2197,20 +1822,7 @@
         <w:rPr>
           <w:rFonts w:hint="eastAsia"/>
         </w:rPr>
-        <w:t>201</w:t>
-      </w:r>
-      <w:r>
-        <w:rPr>
-          <w:rFonts w:hint="eastAsia"/>
-          <w:lang w:val="en-US" w:eastAsia="zh-CN"/>
-        </w:rPr>
-        <w:t>9</w:t>
-      </w:r>
-      <w:r>
-        <w:rPr>
-          <w:rFonts w:hint="eastAsia"/>
-        </w:rPr>
-        <w:t>年度人员</w:t>
+        <w:t>2025年度人员</w:t>
       </w:r>
       <w:r>
         <w:rPr>
@@ -2252,7 +1864,7 @@
     </w:p>
     <w:p>
       <w:pPr>
-        <w:pStyle w:val="7"/>
+        <w:pStyle w:val="TOC1"/>
         <w:tabs>
           <w:tab w:val="right" w:leader="dot" w:pos="8306"/>
         </w:tabs>
@@ -2277,12 +1889,12 @@
       </w:r>
       <w:r>
         <w:rPr>
-          <w:rFonts w:hint="eastAsia" w:ascii="宋体"/>
+          <w:rFonts w:ascii="宋体" w:hint="eastAsia"/>
           <w:bCs/>
           <w:szCs w:val="24"/>
           <w:lang w:val="en-US" w:eastAsia="zh-CN"/>
         </w:rPr>
-        <w:t>2019年度招聘、培训实施计划</w:t>
+        <w:t>2025年度招聘、培训实施计划</w:t>
       </w:r>
       <w:r>
         <w:tab/>
@@ -2311,7 +1923,7 @@
     </w:p>
     <w:p>
       <w:pPr>
-        <w:pStyle w:val="7"/>
+        <w:pStyle w:val="TOC1"/>
         <w:tabs>
           <w:tab w:val="right" w:leader="dot" w:pos="8306"/>
         </w:tabs>
@@ -2336,7 +1948,7 @@
       </w:r>
       <w:r>
         <w:rPr>
-          <w:rFonts w:hint="eastAsia" w:ascii="宋体" w:hAnsi="宋体" w:cs="宋体"/>
+          <w:rFonts w:ascii="宋体" w:hAnsi="宋体" w:cs="宋体" w:hint="eastAsia"/>
           <w:bCs/>
           <w:szCs w:val="32"/>
         </w:rPr>
@@ -2369,7 +1981,7 @@
     </w:p>
     <w:p>
       <w:pPr>
-        <w:pStyle w:val="7"/>
+        <w:pStyle w:val="TOC1"/>
         <w:tabs>
           <w:tab w:val="right" w:leader="dot" w:pos="8306"/>
         </w:tabs>
@@ -2394,7 +2006,7 @@
       </w:r>
       <w:r>
         <w:rPr>
-          <w:rFonts w:hint="eastAsia" w:ascii="宋体" w:hAnsi="宋体" w:cs="宋体"/>
+          <w:rFonts w:ascii="宋体" w:hAnsi="宋体" w:cs="宋体" w:hint="eastAsia"/>
           <w:bCs/>
           <w:szCs w:val="32"/>
         </w:rPr>
@@ -2427,7 +2039,7 @@
     </w:p>
     <w:p>
       <w:pPr>
-        <w:pStyle w:val="7"/>
+        <w:pStyle w:val="TOC1"/>
         <w:tabs>
           <w:tab w:val="right" w:leader="dot" w:pos="8306"/>
         </w:tabs>
@@ -2452,7 +2064,7 @@
       </w:r>
       <w:r>
         <w:rPr>
-          <w:rFonts w:hint="eastAsia" w:ascii="宋体" w:hAnsi="宋体" w:cs="宋体"/>
+          <w:rFonts w:ascii="宋体" w:hAnsi="宋体" w:cs="宋体" w:hint="eastAsia"/>
           <w:bCs/>
           <w:szCs w:val="32"/>
         </w:rPr>
@@ -2485,7 +2097,7 @@
     </w:p>
     <w:p>
       <w:pPr>
-        <w:pStyle w:val="7"/>
+        <w:pStyle w:val="TOC1"/>
         <w:tabs>
           <w:tab w:val="right" w:leader="dot" w:pos="8306"/>
         </w:tabs>
@@ -2518,7 +2130,7 @@
       </w:r>
       <w:r>
         <w:rPr>
-          <w:rFonts w:hint="eastAsia" w:ascii="宋体" w:hAnsi="宋体" w:cs="宋体"/>
+          <w:rFonts w:ascii="宋体" w:hAnsi="宋体" w:cs="宋体" w:hint="eastAsia"/>
           <w:kern w:val="0"/>
           <w:szCs w:val="24"/>
         </w:rPr>
@@ -2551,7 +2163,7 @@
     </w:p>
     <w:p>
       <w:pPr>
-        <w:pStyle w:val="7"/>
+        <w:pStyle w:val="TOC1"/>
         <w:tabs>
           <w:tab w:val="right" w:leader="dot" w:pos="8306"/>
         </w:tabs>
@@ -2584,7 +2196,7 @@
       </w:r>
       <w:r>
         <w:rPr>
-          <w:rFonts w:hint="eastAsia" w:ascii="宋体" w:hAnsi="宋体" w:cs="宋体"/>
+          <w:rFonts w:ascii="宋体" w:hAnsi="宋体" w:cs="宋体" w:hint="eastAsia"/>
           <w:kern w:val="0"/>
           <w:szCs w:val="24"/>
         </w:rPr>
@@ -2617,7 +2229,7 @@
     </w:p>
     <w:p>
       <w:pPr>
-        <w:pStyle w:val="7"/>
+        <w:pStyle w:val="TOC1"/>
         <w:tabs>
           <w:tab w:val="right" w:leader="dot" w:pos="8306"/>
         </w:tabs>
@@ -2650,7 +2262,7 @@
       </w:r>
       <w:r>
         <w:rPr>
-          <w:rFonts w:hint="eastAsia" w:ascii="宋体" w:hAnsi="宋体" w:cs="宋体"/>
+          <w:rFonts w:ascii="宋体" w:hAnsi="宋体" w:cs="宋体" w:hint="eastAsia"/>
           <w:kern w:val="0"/>
           <w:szCs w:val="24"/>
         </w:rPr>
@@ -2666,7 +2278,7 @@
       </w:r>
       <w:r>
         <w:rPr>
-          <w:rFonts w:hint="eastAsia" w:ascii="宋体" w:hAnsi="宋体" w:cs="宋体"/>
+          <w:rFonts w:ascii="宋体" w:hAnsi="宋体" w:cs="宋体" w:hint="eastAsia"/>
           <w:kern w:val="0"/>
           <w:szCs w:val="24"/>
         </w:rPr>
@@ -2823,12 +2435,12 @@
           <w:rFonts w:ascii="Arial" w:hAnsi="Arial" w:cs="Arial"/>
         </w:rPr>
         <w:sectPr>
-          <w:headerReference r:id="rId7" w:type="default"/>
-          <w:footerReference r:id="rId8" w:type="default"/>
+          <w:headerReference w:type="default" r:id="rId9"/>
+          <w:footerReference w:type="default" r:id="rId10"/>
           <w:pgSz w:w="11906" w:h="16838"/>
           <w:pgMar w:top="1440" w:right="1800" w:bottom="1440" w:left="1800" w:header="851" w:footer="992" w:gutter="0"/>
           <w:pgNumType w:start="1"/>
-          <w:cols w:space="425" w:num="1"/>
+          <w:cols w:num="1" w:space="425"/>
           <w:docGrid w:type="lines" w:linePitch="312" w:charSpace="0"/>
         </w:sectPr>
       </w:pPr>
@@ -2843,7 +2455,7 @@
     </w:p>
     <w:p>
       <w:pPr>
-        <w:pStyle w:val="2"/>
+        <w:pStyle w:val="Heading1"/>
       </w:pPr>
       <w:bookmarkStart w:id="4" w:name="_Toc29616"/>
       <w:r>
@@ -2857,7 +2469,7 @@
     <w:p>
       <w:pPr>
         <w:spacing w:line="360" w:lineRule="auto"/>
-        <w:ind w:firstLine="480" w:firstLineChars="200"/>
+        <w:ind w:firstLine="420" w:firstLineChars="200"/>
         <w:rPr>
           <w:rFonts w:ascii="宋体" w:hAnsi="宋体" w:cs="宋体"/>
           <w:sz w:val="24"/>
@@ -2866,7 +2478,7 @@
       </w:pPr>
       <w:r>
         <w:rPr>
-          <w:rFonts w:hint="eastAsia" w:ascii="宋体" w:hAnsi="宋体" w:cs="宋体"/>
+          <w:rFonts w:ascii="宋体" w:hAnsi="宋体" w:cs="宋体" w:hint="eastAsia"/>
           <w:sz w:val="24"/>
           <w:szCs w:val="24"/>
         </w:rPr>
@@ -2878,20 +2490,11 @@
           <w:sz w:val="24"/>
           <w:szCs w:val="24"/>
         </w:rPr>
-        <w:t>201</w:t>
-      </w:r>
-      <w:r>
-        <w:rPr>
-          <w:rFonts w:hint="eastAsia" w:ascii="宋体" w:hAnsi="宋体" w:cs="宋体"/>
-          <w:sz w:val="24"/>
-          <w:szCs w:val="24"/>
-          <w:lang w:val="en-US" w:eastAsia="zh-CN"/>
-        </w:rPr>
-        <w:t>9</w:t>
-      </w:r>
-      <w:r>
-        <w:rPr>
-          <w:rFonts w:hint="eastAsia" w:ascii="宋体" w:hAnsi="宋体" w:cs="宋体"/>
+        <w:t>2025</w:t>
+      </w:r>
+      <w:r>
+        <w:rPr>
+          <w:rFonts w:ascii="宋体" w:hAnsi="宋体" w:cs="宋体" w:hint="eastAsia"/>
           <w:sz w:val="24"/>
           <w:szCs w:val="24"/>
         </w:rPr>
@@ -2903,20 +2506,11 @@
           <w:sz w:val="24"/>
           <w:szCs w:val="24"/>
         </w:rPr>
-        <w:t>201</w:t>
-      </w:r>
-      <w:r>
-        <w:rPr>
-          <w:rFonts w:hint="eastAsia" w:ascii="宋体" w:hAnsi="宋体" w:cs="宋体"/>
-          <w:sz w:val="24"/>
-          <w:szCs w:val="24"/>
-          <w:lang w:val="en-US" w:eastAsia="zh-CN"/>
-        </w:rPr>
-        <w:t>9</w:t>
-      </w:r>
-      <w:r>
-        <w:rPr>
-          <w:rFonts w:hint="eastAsia" w:ascii="宋体" w:hAnsi="宋体" w:cs="宋体"/>
+        <w:t>2025</w:t>
+      </w:r>
+      <w:r>
+        <w:rPr>
+          <w:rFonts w:ascii="宋体" w:hAnsi="宋体" w:cs="宋体" w:hint="eastAsia"/>
           <w:sz w:val="24"/>
           <w:szCs w:val="24"/>
         </w:rPr>
@@ -2925,9 +2519,9 @@
     </w:p>
     <w:p>
       <w:pPr>
-        <w:pStyle w:val="2"/>
-        <w:rPr>
-          <w:rFonts w:hint="eastAsia" w:eastAsia="宋体"/>
+        <w:pStyle w:val="Heading1"/>
+        <w:rPr>
+          <w:rFonts w:eastAsia="宋体" w:hint="eastAsia"/>
           <w:lang w:eastAsia="zh-CN"/>
         </w:rPr>
       </w:pPr>
@@ -2939,14 +2533,7 @@
         <w:t>二、</w:t>
       </w:r>
       <w:r>
-        <w:t>201</w:t>
-      </w:r>
-      <w:r>
-        <w:rPr>
-          <w:rFonts w:hint="eastAsia"/>
-          <w:lang w:val="en-US" w:eastAsia="zh-CN"/>
-        </w:rPr>
-        <w:t>9</w:t>
+        <w:t>2025</w:t>
       </w:r>
       <w:r>
         <w:rPr>
@@ -2983,22 +2570,22 @@
           <w:sz w:val="30"/>
           <w:szCs w:val="30"/>
         </w:rPr>
-        <w:t>201</w:t>
-      </w:r>
-      <w:r>
-        <w:rPr>
-          <w:rFonts w:hint="eastAsia" w:ascii="宋体" w:hAnsi="宋体" w:cs="宋体"/>
+        <w:t>20</w:t>
+      </w:r>
+      <w:r>
+        <w:rPr>
+          <w:rFonts w:ascii="宋体" w:hAnsi="宋体" w:cs="宋体" w:hint="eastAsia"/>
           <w:b/>
           <w:bCs/>
           <w:sz w:val="30"/>
           <w:szCs w:val="30"/>
           <w:lang w:val="en-US" w:eastAsia="zh-CN"/>
         </w:rPr>
-        <w:t>8</w:t>
-      </w:r>
-      <w:r>
-        <w:rPr>
-          <w:rFonts w:hint="eastAsia" w:ascii="宋体" w:hAnsi="宋体" w:cs="宋体"/>
+        <w:t>24</w:t>
+      </w:r>
+      <w:r>
+        <w:rPr>
+          <w:rFonts w:ascii="宋体" w:hAnsi="宋体" w:cs="宋体" w:hint="eastAsia"/>
           <w:b/>
           <w:bCs/>
           <w:sz w:val="30"/>
@@ -3009,16 +2596,16 @@
     </w:p>
     <w:tbl>
       <w:tblPr>
-        <w:tblStyle w:val="9"/>
+        <w:tblStyle w:val="TableNormal"/>
         <w:tblW w:w="8931" w:type="dxa"/>
         <w:jc w:val="center"/>
         <w:tblBorders>
-          <w:top w:val="single" w:color="auto" w:sz="4" w:space="0"/>
-          <w:left w:val="single" w:color="auto" w:sz="4" w:space="0"/>
-          <w:bottom w:val="single" w:color="auto" w:sz="4" w:space="0"/>
-          <w:right w:val="single" w:color="auto" w:sz="4" w:space="0"/>
-          <w:insideH w:val="single" w:color="auto" w:sz="4" w:space="0"/>
-          <w:insideV w:val="single" w:color="auto" w:sz="4" w:space="0"/>
+          <w:top w:val="single" w:sz="4" w:space="0" w:color="auto"/>
+          <w:left w:val="single" w:sz="4" w:space="0" w:color="auto"/>
+          <w:bottom w:val="single" w:sz="4" w:space="0" w:color="auto"/>
+          <w:right w:val="single" w:sz="4" w:space="0" w:color="auto"/>
+          <w:insideH w:val="single" w:sz="4" w:space="0" w:color="auto"/>
+          <w:insideV w:val="single" w:sz="4" w:space="0" w:color="auto"/>
         </w:tblBorders>
         <w:tblLayout w:type="fixed"/>
         <w:tblCellMar>
@@ -3038,14 +2625,17 @@
       </w:tblGrid>
       <w:tr>
         <w:tblPrEx>
+          <w:tblW w:w="8931" w:type="dxa"/>
+          <w:jc w:val="center"/>
           <w:tblBorders>
-            <w:top w:val="single" w:color="auto" w:sz="4" w:space="0"/>
-            <w:left w:val="single" w:color="auto" w:sz="4" w:space="0"/>
-            <w:bottom w:val="single" w:color="auto" w:sz="4" w:space="0"/>
-            <w:right w:val="single" w:color="auto" w:sz="4" w:space="0"/>
-            <w:insideH w:val="single" w:color="auto" w:sz="4" w:space="0"/>
-            <w:insideV w:val="single" w:color="auto" w:sz="4" w:space="0"/>
+            <w:top w:val="single" w:sz="4" w:space="0" w:color="auto"/>
+            <w:left w:val="single" w:sz="4" w:space="0" w:color="auto"/>
+            <w:bottom w:val="single" w:sz="4" w:space="0" w:color="auto"/>
+            <w:right w:val="single" w:sz="4" w:space="0" w:color="auto"/>
+            <w:insideH w:val="single" w:sz="4" w:space="0" w:color="auto"/>
+            <w:insideV w:val="single" w:sz="4" w:space="0" w:color="auto"/>
           </w:tblBorders>
+          <w:tblLayout w:type="fixed"/>
           <w:tblCellMar>
             <w:top w:w="0" w:type="dxa"/>
             <w:left w:w="108" w:type="dxa"/>
@@ -3054,7 +2644,7 @@
           </w:tblCellMar>
         </w:tblPrEx>
         <w:trPr>
-          <w:trHeight w:val="615" w:hRule="atLeast"/>
+          <w:trHeight w:val="615"/>
           <w:jc w:val="center"/>
         </w:trPr>
         <w:tc>
@@ -3073,7 +2663,7 @@
             </w:pPr>
             <w:r>
               <w:rPr>
-                <w:rFonts w:hint="eastAsia" w:ascii="宋体" w:hAnsi="宋体"/>
+                <w:rFonts w:ascii="宋体" w:hAnsi="宋体" w:hint="eastAsia"/>
                 <w:b/>
               </w:rPr>
               <w:t>部门</w:t>
@@ -3103,7 +2693,7 @@
             </w:r>
             <w:r>
               <w:rPr>
-                <w:rFonts w:hint="eastAsia" w:ascii="宋体" w:hAnsi="宋体"/>
+                <w:rFonts w:ascii="宋体" w:hAnsi="宋体" w:hint="eastAsia"/>
                 <w:b/>
                 <w:lang w:val="en-US" w:eastAsia="zh-CN"/>
               </w:rPr>
@@ -3111,7 +2701,7 @@
             </w:r>
             <w:r>
               <w:rPr>
-                <w:rFonts w:hint="eastAsia" w:ascii="宋体" w:hAnsi="宋体"/>
+                <w:rFonts w:ascii="宋体" w:hAnsi="宋体" w:hint="eastAsia"/>
                 <w:b/>
               </w:rPr>
               <w:t>年人员情况</w:t>
@@ -3152,14 +2742,9 @@
       </w:tr>
       <w:tr>
         <w:tblPrEx>
-          <w:tblBorders>
-            <w:top w:val="single" w:color="auto" w:sz="4" w:space="0"/>
-            <w:left w:val="single" w:color="auto" w:sz="4" w:space="0"/>
-            <w:bottom w:val="single" w:color="auto" w:sz="4" w:space="0"/>
-            <w:right w:val="single" w:color="auto" w:sz="4" w:space="0"/>
-            <w:insideH w:val="single" w:color="auto" w:sz="4" w:space="0"/>
-            <w:insideV w:val="single" w:color="auto" w:sz="4" w:space="0"/>
-          </w:tblBorders>
+          <w:tblW w:w="8931" w:type="dxa"/>
+          <w:jc w:val="center"/>
+          <w:tblLayout w:type="fixed"/>
           <w:tblCellMar>
             <w:top w:w="0" w:type="dxa"/>
             <w:left w:w="108" w:type="dxa"/>
@@ -3168,13 +2753,13 @@
           </w:tblCellMar>
         </w:tblPrEx>
         <w:trPr>
-          <w:trHeight w:val="615" w:hRule="atLeast"/>
+          <w:trHeight w:val="615"/>
           <w:jc w:val="center"/>
         </w:trPr>
         <w:tc>
           <w:tcPr>
             <w:tcW w:w="2187" w:type="dxa"/>
-            <w:vMerge w:val="continue"/>
+            <w:vMerge/>
             <w:shd w:val="clear" w:color="auto" w:fill="C0C0C0"/>
             <w:vAlign w:val="center"/>
           </w:tcPr>
@@ -3202,7 +2787,7 @@
             </w:pPr>
             <w:r>
               <w:rPr>
-                <w:rFonts w:hint="eastAsia" w:ascii="宋体" w:hAnsi="宋体"/>
+                <w:rFonts w:ascii="宋体" w:hAnsi="宋体" w:hint="eastAsia"/>
                 <w:b/>
               </w:rPr>
               <w:t>总人数</w:t>
@@ -3224,7 +2809,7 @@
             </w:pPr>
             <w:r>
               <w:rPr>
-                <w:rFonts w:hint="eastAsia" w:ascii="宋体" w:hAnsi="宋体"/>
+                <w:rFonts w:ascii="宋体" w:hAnsi="宋体" w:hint="eastAsia"/>
                 <w:b/>
               </w:rPr>
               <w:t>大专以下</w:t>
@@ -3246,7 +2831,7 @@
             </w:pPr>
             <w:r>
               <w:rPr>
-                <w:rFonts w:hint="eastAsia" w:ascii="宋体" w:hAnsi="宋体"/>
+                <w:rFonts w:ascii="宋体" w:hAnsi="宋体" w:hint="eastAsia"/>
                 <w:b/>
               </w:rPr>
               <w:t>大专</w:t>
@@ -3268,7 +2853,7 @@
             </w:pPr>
             <w:r>
               <w:rPr>
-                <w:rFonts w:hint="eastAsia" w:ascii="宋体" w:hAnsi="宋体"/>
+                <w:rFonts w:ascii="宋体" w:hAnsi="宋体" w:hint="eastAsia"/>
                 <w:b/>
               </w:rPr>
               <w:t>本科及以上</w:t>
@@ -3278,7 +2863,7 @@
         <w:tc>
           <w:tcPr>
             <w:tcW w:w="1134" w:type="dxa"/>
-            <w:vMerge w:val="continue"/>
+            <w:vMerge/>
             <w:shd w:val="clear" w:color="auto" w:fill="C0C0C0"/>
             <w:vAlign w:val="center"/>
           </w:tcPr>
@@ -3287,14 +2872,9 @@
       </w:tr>
       <w:tr>
         <w:tblPrEx>
-          <w:tblBorders>
-            <w:top w:val="single" w:color="auto" w:sz="4" w:space="0"/>
-            <w:left w:val="single" w:color="auto" w:sz="4" w:space="0"/>
-            <w:bottom w:val="single" w:color="auto" w:sz="4" w:space="0"/>
-            <w:right w:val="single" w:color="auto" w:sz="4" w:space="0"/>
-            <w:insideH w:val="single" w:color="auto" w:sz="4" w:space="0"/>
-            <w:insideV w:val="single" w:color="auto" w:sz="4" w:space="0"/>
-          </w:tblBorders>
+          <w:tblW w:w="8931" w:type="dxa"/>
+          <w:jc w:val="center"/>
+          <w:tblLayout w:type="fixed"/>
           <w:tblCellMar>
             <w:top w:w="0" w:type="dxa"/>
             <w:left w:w="108" w:type="dxa"/>
@@ -3303,7 +2883,7 @@
           </w:tblCellMar>
         </w:tblPrEx>
         <w:trPr>
-          <w:trHeight w:val="600" w:hRule="atLeast"/>
+          <w:trHeight w:val="600"/>
           <w:jc w:val="center"/>
         </w:trPr>
         <w:tc>
@@ -3329,7 +2909,7 @@
           <w:p>
             <w:pPr>
               <w:rPr>
-                <w:rFonts w:hint="eastAsia" w:eastAsia="宋体"/>
+                <w:rFonts w:eastAsia="宋体" w:hint="eastAsia"/>
                 <w:lang w:eastAsia="zh-CN"/>
               </w:rPr>
             </w:pPr>
@@ -3364,7 +2944,7 @@
           <w:p>
             <w:pPr>
               <w:rPr>
-                <w:rFonts w:hint="eastAsia" w:eastAsia="宋体"/>
+                <w:rFonts w:eastAsia="宋体" w:hint="eastAsia"/>
                 <w:lang w:eastAsia="zh-CN"/>
               </w:rPr>
             </w:pPr>
@@ -3402,14 +2982,9 @@
       </w:tr>
       <w:tr>
         <w:tblPrEx>
-          <w:tblBorders>
-            <w:top w:val="single" w:color="auto" w:sz="4" w:space="0"/>
-            <w:left w:val="single" w:color="auto" w:sz="4" w:space="0"/>
-            <w:bottom w:val="single" w:color="auto" w:sz="4" w:space="0"/>
-            <w:right w:val="single" w:color="auto" w:sz="4" w:space="0"/>
-            <w:insideH w:val="single" w:color="auto" w:sz="4" w:space="0"/>
-            <w:insideV w:val="single" w:color="auto" w:sz="4" w:space="0"/>
-          </w:tblBorders>
+          <w:tblW w:w="8931" w:type="dxa"/>
+          <w:jc w:val="center"/>
+          <w:tblLayout w:type="fixed"/>
           <w:tblCellMar>
             <w:top w:w="0" w:type="dxa"/>
             <w:left w:w="108" w:type="dxa"/>
@@ -3418,7 +2993,7 @@
           </w:tblCellMar>
         </w:tblPrEx>
         <w:trPr>
-          <w:trHeight w:val="600" w:hRule="atLeast"/>
+          <w:trHeight w:val="600"/>
           <w:jc w:val="center"/>
         </w:trPr>
         <w:tc>
@@ -3496,14 +3071,9 @@
       </w:tr>
       <w:tr>
         <w:tblPrEx>
-          <w:tblBorders>
-            <w:top w:val="single" w:color="auto" w:sz="4" w:space="0"/>
-            <w:left w:val="single" w:color="auto" w:sz="4" w:space="0"/>
-            <w:bottom w:val="single" w:color="auto" w:sz="4" w:space="0"/>
-            <w:right w:val="single" w:color="auto" w:sz="4" w:space="0"/>
-            <w:insideH w:val="single" w:color="auto" w:sz="4" w:space="0"/>
-            <w:insideV w:val="single" w:color="auto" w:sz="4" w:space="0"/>
-          </w:tblBorders>
+          <w:tblW w:w="8931" w:type="dxa"/>
+          <w:jc w:val="center"/>
+          <w:tblLayout w:type="fixed"/>
           <w:tblCellMar>
             <w:top w:w="0" w:type="dxa"/>
             <w:left w:w="108" w:type="dxa"/>
@@ -3512,7 +3082,7 @@
           </w:tblCellMar>
         </w:tblPrEx>
         <w:trPr>
-          <w:trHeight w:val="600" w:hRule="atLeast"/>
+          <w:trHeight w:val="600"/>
           <w:jc w:val="center"/>
         </w:trPr>
         <w:tc>
@@ -3587,14 +3157,9 @@
       </w:tr>
       <w:tr>
         <w:tblPrEx>
-          <w:tblBorders>
-            <w:top w:val="single" w:color="auto" w:sz="4" w:space="0"/>
-            <w:left w:val="single" w:color="auto" w:sz="4" w:space="0"/>
-            <w:bottom w:val="single" w:color="auto" w:sz="4" w:space="0"/>
-            <w:right w:val="single" w:color="auto" w:sz="4" w:space="0"/>
-            <w:insideH w:val="single" w:color="auto" w:sz="4" w:space="0"/>
-            <w:insideV w:val="single" w:color="auto" w:sz="4" w:space="0"/>
-          </w:tblBorders>
+          <w:tblW w:w="8931" w:type="dxa"/>
+          <w:jc w:val="center"/>
+          <w:tblLayout w:type="fixed"/>
           <w:tblCellMar>
             <w:top w:w="0" w:type="dxa"/>
             <w:left w:w="108" w:type="dxa"/>
@@ -3603,7 +3168,7 @@
           </w:tblCellMar>
         </w:tblPrEx>
         <w:trPr>
-          <w:trHeight w:val="600" w:hRule="atLeast"/>
+          <w:trHeight w:val="600"/>
           <w:jc w:val="center"/>
         </w:trPr>
         <w:tc>
@@ -3684,14 +3249,9 @@
       </w:tr>
       <w:tr>
         <w:tblPrEx>
-          <w:tblBorders>
-            <w:top w:val="single" w:color="auto" w:sz="4" w:space="0"/>
-            <w:left w:val="single" w:color="auto" w:sz="4" w:space="0"/>
-            <w:bottom w:val="single" w:color="auto" w:sz="4" w:space="0"/>
-            <w:right w:val="single" w:color="auto" w:sz="4" w:space="0"/>
-            <w:insideH w:val="single" w:color="auto" w:sz="4" w:space="0"/>
-            <w:insideV w:val="single" w:color="auto" w:sz="4" w:space="0"/>
-          </w:tblBorders>
+          <w:tblW w:w="8931" w:type="dxa"/>
+          <w:jc w:val="center"/>
+          <w:tblLayout w:type="fixed"/>
           <w:tblCellMar>
             <w:top w:w="0" w:type="dxa"/>
             <w:left w:w="108" w:type="dxa"/>
@@ -3700,7 +3260,7 @@
           </w:tblCellMar>
         </w:tblPrEx>
         <w:trPr>
-          <w:trHeight w:val="600" w:hRule="atLeast"/>
+          <w:trHeight w:val="600"/>
           <w:jc w:val="center"/>
         </w:trPr>
         <w:tc>
@@ -3779,14 +3339,13 @@
           </w:p>
         </w:tc>
       </w:tr>
-      <w:bookmarkEnd w:id="6"/>
     </w:tbl>
     <w:p>
       <w:pPr>
         <w:widowControl/>
         <w:jc w:val="left"/>
         <w:rPr>
-          <w:rFonts w:hint="eastAsia" w:ascii="宋体" w:hAnsi="宋体" w:eastAsia="宋体" w:cs="宋体"/>
+          <w:rFonts w:ascii="宋体" w:eastAsia="宋体" w:hAnsi="宋体" w:cs="宋体" w:hint="eastAsia"/>
           <w:b/>
           <w:bCs/>
           <w:sz w:val="30"/>
@@ -3794,6 +3353,7 @@
           <w:lang w:eastAsia="zh-CN"/>
         </w:rPr>
       </w:pPr>
+      <w:bookmarkEnd w:id="6"/>
       <w:r>
         <w:rPr>
           <w:rFonts w:ascii="宋体" w:hAnsi="宋体" w:cs="宋体"/>
@@ -3802,32 +3362,21 @@
           <w:sz w:val="30"/>
           <w:szCs w:val="30"/>
         </w:rPr>
-        <w:t>201</w:t>
-      </w:r>
-      <w:r>
-        <w:rPr>
-          <w:rFonts w:hint="eastAsia" w:ascii="宋体" w:hAnsi="宋体" w:cs="宋体"/>
+        <w:t>2025</w:t>
+      </w:r>
+      <w:r>
+        <w:rPr>
+          <w:rFonts w:ascii="宋体" w:hAnsi="宋体" w:cs="宋体" w:hint="eastAsia"/>
           <w:b/>
           <w:bCs/>
           <w:sz w:val="30"/>
           <w:szCs w:val="30"/>
-          <w:lang w:val="en-US" w:eastAsia="zh-CN"/>
-        </w:rPr>
-        <w:t>9</w:t>
-      </w:r>
-      <w:r>
-        <w:rPr>
-          <w:rFonts w:hint="eastAsia" w:ascii="宋体" w:hAnsi="宋体" w:cs="宋体"/>
-          <w:b/>
-          <w:bCs/>
-          <w:sz w:val="30"/>
-          <w:szCs w:val="30"/>
         </w:rPr>
         <w:t>年度人员</w:t>
       </w:r>
       <w:r>
         <w:rPr>
-          <w:rFonts w:hint="eastAsia" w:ascii="宋体" w:hAnsi="宋体" w:cs="宋体"/>
+          <w:rFonts w:ascii="宋体" w:hAnsi="宋体" w:cs="宋体" w:hint="eastAsia"/>
           <w:b/>
           <w:bCs/>
           <w:sz w:val="30"/>
@@ -3840,91 +3389,75 @@
     <w:p>
       <w:pPr>
         <w:spacing w:line="360" w:lineRule="auto"/>
-        <w:ind w:firstLine="480" w:firstLineChars="200"/>
+        <w:ind w:firstLine="420" w:firstLineChars="200"/>
+        <w:rPr>
+          <w:rFonts w:ascii="宋体" w:hAnsi="宋体" w:hint="eastAsia"/>
+          <w:sz w:val="24"/>
+          <w:szCs w:val="24"/>
+        </w:rPr>
+      </w:pPr>
+      <w:r>
+        <w:rPr>
+          <w:rFonts w:ascii="宋体" w:hAnsi="宋体" w:hint="eastAsia"/>
+          <w:sz w:val="24"/>
+          <w:szCs w:val="24"/>
+        </w:rPr>
+        <w:t>根据2025年IT服务人员储备率10%的要求，在技术人员需</w:t>
+      </w:r>
+      <w:r>
+        <w:rPr>
+          <w:rFonts w:ascii="宋体" w:hAnsi="宋体" w:hint="eastAsia"/>
+          <w:sz w:val="24"/>
+          <w:szCs w:val="24"/>
+          <w:lang w:eastAsia="zh-CN"/>
+        </w:rPr>
+        <w:t>招聘</w:t>
+      </w:r>
+      <w:r>
+        <w:rPr>
+          <w:rFonts w:ascii="宋体" w:hAnsi="宋体" w:hint="eastAsia"/>
+          <w:sz w:val="24"/>
+          <w:szCs w:val="24"/>
+          <w:lang w:val="en-US" w:eastAsia="zh-CN"/>
+        </w:rPr>
+        <w:t>2人，其中技术支持岗1人、操作岗1人，并</w:t>
+      </w:r>
+      <w:r>
+        <w:rPr>
+          <w:rFonts w:ascii="宋体" w:hAnsi="宋体" w:hint="eastAsia"/>
+          <w:sz w:val="24"/>
+          <w:szCs w:val="24"/>
+        </w:rPr>
+        <w:t>储备</w:t>
+      </w:r>
+      <w:r>
         <w:rPr>
           <w:rFonts w:ascii="宋体" w:hAnsi="宋体"/>
           <w:sz w:val="24"/>
           <w:szCs w:val="24"/>
         </w:rPr>
-      </w:pPr>
-      <w:r>
-        <w:rPr>
-          <w:rFonts w:hint="eastAsia" w:ascii="宋体" w:hAnsi="宋体"/>
-          <w:sz w:val="24"/>
-          <w:szCs w:val="24"/>
-        </w:rPr>
-        <w:t>根据201</w:t>
-      </w:r>
-      <w:r>
-        <w:rPr>
-          <w:rFonts w:ascii="宋体" w:hAnsi="宋体"/>
-          <w:sz w:val="24"/>
-          <w:szCs w:val="24"/>
-        </w:rPr>
-        <w:t>9</w:t>
-      </w:r>
-      <w:r>
-        <w:rPr>
-          <w:rFonts w:hint="eastAsia" w:ascii="宋体" w:hAnsi="宋体"/>
-          <w:sz w:val="24"/>
-          <w:szCs w:val="24"/>
-        </w:rPr>
-        <w:t>年IT服务人员储备率10%的要求，在技术人员需</w:t>
-      </w:r>
-      <w:r>
-        <w:rPr>
-          <w:rFonts w:hint="eastAsia" w:ascii="宋体" w:hAnsi="宋体"/>
+        <w:t>1</w:t>
+      </w:r>
+      <w:r>
+        <w:rPr>
+          <w:rFonts w:ascii="宋体" w:hAnsi="宋体" w:hint="eastAsia"/>
+          <w:sz w:val="24"/>
+          <w:szCs w:val="24"/>
+        </w:rPr>
+        <w:t>人</w:t>
+      </w:r>
+      <w:r>
+        <w:rPr>
+          <w:rFonts w:ascii="宋体" w:hAnsi="宋体" w:hint="eastAsia"/>
           <w:sz w:val="24"/>
           <w:szCs w:val="24"/>
           <w:lang w:eastAsia="zh-CN"/>
         </w:rPr>
-        <w:t>招聘</w:t>
-      </w:r>
-      <w:r>
-        <w:rPr>
-          <w:rFonts w:hint="eastAsia" w:ascii="宋体" w:hAnsi="宋体"/>
-          <w:sz w:val="24"/>
-          <w:szCs w:val="24"/>
-          <w:lang w:val="en-US" w:eastAsia="zh-CN"/>
-        </w:rPr>
-        <w:t>2人，其中技术支持岗1人、操作岗1人，并</w:t>
-      </w:r>
-      <w:r>
-        <w:rPr>
-          <w:rFonts w:hint="eastAsia" w:ascii="宋体" w:hAnsi="宋体"/>
-          <w:sz w:val="24"/>
-          <w:szCs w:val="24"/>
-        </w:rPr>
-        <w:t>储备</w:t>
-      </w:r>
-      <w:r>
-        <w:rPr>
-          <w:rFonts w:ascii="宋体" w:hAnsi="宋体"/>
-          <w:sz w:val="24"/>
-          <w:szCs w:val="24"/>
-        </w:rPr>
-        <w:t>1</w:t>
-      </w:r>
-      <w:r>
-        <w:rPr>
-          <w:rFonts w:hint="eastAsia" w:ascii="宋体" w:hAnsi="宋体"/>
-          <w:sz w:val="24"/>
-          <w:szCs w:val="24"/>
-        </w:rPr>
-        <w:t>人</w:t>
-      </w:r>
-      <w:r>
-        <w:rPr>
-          <w:rFonts w:hint="eastAsia" w:ascii="宋体" w:hAnsi="宋体"/>
-          <w:sz w:val="24"/>
-          <w:szCs w:val="24"/>
-          <w:lang w:eastAsia="zh-CN"/>
-        </w:rPr>
         <w:t>，为技术支持岗</w:t>
       </w:r>
       <w:r>
         <w:rPr>
-          <w:rFonts w:hint="eastAsia" w:ascii="宋体" w:hAnsi="宋体"/>
+          <w:rFonts w:ascii="宋体" w:hAnsi="宋体" w:hint="eastAsia"/>
           <w:sz w:val="24"/>
           <w:szCs w:val="24"/>
         </w:rPr>
@@ -3933,7 +3466,18 @@
     </w:p>
     <w:p>
       <w:pPr>
-        <w:pStyle w:val="2"/>
+        <w:spacing w:line="360" w:lineRule="auto"/>
+        <w:ind w:firstLine="420" w:firstLineChars="200"/>
+        <w:rPr>
+          <w:rFonts w:ascii="宋体" w:hAnsi="宋体" w:hint="eastAsia"/>
+          <w:sz w:val="24"/>
+          <w:szCs w:val="24"/>
+        </w:rPr>
+      </w:pPr>
+    </w:p>
+    <w:p>
+      <w:pPr>
+        <w:pStyle w:val="Heading1"/>
         <w:rPr>
           <w:rFonts w:hint="eastAsia"/>
         </w:rPr>
@@ -3950,20 +3494,7 @@
         <w:rPr>
           <w:rFonts w:hint="eastAsia"/>
         </w:rPr>
-        <w:t>201</w:t>
-      </w:r>
-      <w:r>
-        <w:rPr>
-          <w:rFonts w:hint="eastAsia"/>
-          <w:lang w:val="en-US" w:eastAsia="zh-CN"/>
-        </w:rPr>
-        <w:t>9</w:t>
-      </w:r>
-      <w:r>
-        <w:rPr>
-          <w:rFonts w:hint="eastAsia"/>
-        </w:rPr>
-        <w:t>年度人员</w:t>
+        <w:t>2025年度人员</w:t>
       </w:r>
       <w:r>
         <w:rPr>
@@ -3985,7 +3516,7 @@
         <w:widowControl/>
         <w:jc w:val="left"/>
         <w:rPr>
-          <w:rFonts w:hint="eastAsia" w:ascii="宋体" w:hAnsi="宋体" w:cs="宋体"/>
+          <w:rFonts w:ascii="宋体" w:hAnsi="宋体" w:cs="宋体" w:hint="eastAsia"/>
           <w:b/>
           <w:bCs/>
           <w:sz w:val="30"/>
@@ -3995,7 +3526,7 @@
       </w:pPr>
       <w:r>
         <w:rPr>
-          <w:rFonts w:hint="eastAsia" w:ascii="宋体" w:hAnsi="宋体" w:cs="宋体"/>
+          <w:rFonts w:ascii="宋体" w:hAnsi="宋体" w:cs="宋体" w:hint="eastAsia"/>
           <w:b/>
           <w:bCs/>
           <w:sz w:val="30"/>
@@ -4007,16 +3538,16 @@
     </w:p>
     <w:tbl>
       <w:tblPr>
-        <w:tblStyle w:val="9"/>
+        <w:tblStyle w:val="TableNormal"/>
         <w:tblW w:w="8840" w:type="dxa"/>
         <w:tblInd w:w="0" w:type="dxa"/>
         <w:tblBorders>
-          <w:top w:val="none" w:color="auto" w:sz="0" w:space="0"/>
-          <w:left w:val="none" w:color="auto" w:sz="0" w:space="0"/>
-          <w:bottom w:val="none" w:color="auto" w:sz="0" w:space="0"/>
-          <w:right w:val="none" w:color="auto" w:sz="0" w:space="0"/>
-          <w:insideH w:val="none" w:color="auto" w:sz="0" w:space="0"/>
-          <w:insideV w:val="none" w:color="auto" w:sz="0" w:space="0"/>
+          <w:top w:val="nil"/>
+          <w:left w:val="nil"/>
+          <w:bottom w:val="nil"/>
+          <w:right w:val="nil"/>
+          <w:insideH w:val="nil"/>
+          <w:insideV w:val="nil"/>
         </w:tblBorders>
         <w:shd w:val="clear" w:color="auto" w:fill="auto"/>
         <w:tblLayout w:type="fixed"/>
@@ -4037,15 +3568,18 @@
       </w:tblGrid>
       <w:tr>
         <w:tblPrEx>
+          <w:tblW w:w="8840" w:type="dxa"/>
+          <w:tblInd w:w="0" w:type="dxa"/>
           <w:tblBorders>
-            <w:top w:val="none" w:color="auto" w:sz="0" w:space="0"/>
-            <w:left w:val="none" w:color="auto" w:sz="0" w:space="0"/>
-            <w:bottom w:val="none" w:color="auto" w:sz="0" w:space="0"/>
-            <w:right w:val="none" w:color="auto" w:sz="0" w:space="0"/>
-            <w:insideH w:val="none" w:color="auto" w:sz="0" w:space="0"/>
-            <w:insideV w:val="none" w:color="auto" w:sz="0" w:space="0"/>
+            <w:top w:val="nil"/>
+            <w:left w:val="nil"/>
+            <w:bottom w:val="nil"/>
+            <w:right w:val="nil"/>
+            <w:insideH w:val="nil"/>
+            <w:insideV w:val="nil"/>
           </w:tblBorders>
           <w:shd w:val="clear" w:color="auto" w:fill="auto"/>
+          <w:tblLayout w:type="fixed"/>
           <w:tblCellMar>
             <w:top w:w="15" w:type="dxa"/>
             <w:left w:w="15" w:type="dxa"/>
@@ -4054,42 +3588,291 @@
           </w:tblCellMar>
         </w:tblPrEx>
         <w:trPr>
-          <w:trHeight w:val="582" w:hRule="atLeast"/>
+          <w:trHeight w:val="853"/>
         </w:trPr>
         <w:tc>
           <w:tcPr>
-            <w:tcW w:w="8840" w:type="dxa"/>
-            <w:gridSpan w:val="6"/>
+            <w:tcW w:w="1296" w:type="dxa"/>
+            <w:tcBorders>
+              <w:top w:val="single" w:sz="4" w:space="0" w:color="000000"/>
+              <w:left w:val="single" w:sz="4" w:space="0" w:color="000000"/>
+              <w:bottom w:val="single" w:sz="4" w:space="0" w:color="000000"/>
+              <w:right w:val="single" w:sz="4" w:space="0" w:color="000000"/>
+            </w:tcBorders>
             <w:shd w:val="clear" w:color="auto" w:fill="auto"/>
             <w:vAlign w:val="center"/>
           </w:tcPr>
           <w:p>
             <w:pPr>
-              <w:jc w:val="both"/>
-              <w:rPr>
-                <w:rFonts w:hint="eastAsia" w:ascii="宋体" w:hAnsi="宋体" w:eastAsia="宋体" w:cs="宋体"/>
+              <w:keepNext w:val="0"/>
+              <w:keepLines w:val="0"/>
+              <w:widowControl/>
+              <w:suppressLineNumbers w:val="0"/>
+              <w:jc w:val="center"/>
+              <w:textAlignment w:val="center"/>
+              <w:rPr>
+                <w:rFonts w:ascii="宋体" w:eastAsia="宋体" w:hAnsi="宋体" w:cs="宋体" w:hint="eastAsia"/>
                 <w:b/>
                 <w:i w:val="0"/>
                 <w:color w:val="000000"/>
-                <w:sz w:val="40"/>
-                <w:szCs w:val="40"/>
+                <w:sz w:val="24"/>
+                <w:szCs w:val="24"/>
                 <w:u w:val="none"/>
               </w:rPr>
             </w:pPr>
+            <w:r>
+              <w:rPr>
+                <w:rFonts w:ascii="宋体" w:eastAsia="宋体" w:hAnsi="宋体" w:cs="宋体" w:hint="eastAsia"/>
+                <w:b/>
+                <w:i w:val="0"/>
+                <w:color w:val="000000"/>
+                <w:kern w:val="0"/>
+                <w:sz w:val="24"/>
+                <w:szCs w:val="24"/>
+                <w:u w:val="none"/>
+                <w:lang w:val="en-US" w:eastAsia="zh-CN"/>
+              </w:rPr>
+              <w:t>部门</w:t>
+            </w:r>
+          </w:p>
+        </w:tc>
+        <w:tc>
+          <w:tcPr>
+            <w:tcW w:w="978" w:type="dxa"/>
+            <w:tcBorders>
+              <w:top w:val="single" w:sz="4" w:space="0" w:color="000000"/>
+              <w:left w:val="single" w:sz="4" w:space="0" w:color="000000"/>
+              <w:bottom w:val="single" w:sz="4" w:space="0" w:color="000000"/>
+              <w:right w:val="single" w:sz="4" w:space="0" w:color="000000"/>
+            </w:tcBorders>
+            <w:shd w:val="clear" w:color="auto" w:fill="auto"/>
+            <w:vAlign w:val="center"/>
+          </w:tcPr>
+          <w:p>
+            <w:pPr>
+              <w:keepNext w:val="0"/>
+              <w:keepLines w:val="0"/>
+              <w:widowControl/>
+              <w:suppressLineNumbers w:val="0"/>
+              <w:jc w:val="center"/>
+              <w:textAlignment w:val="center"/>
+              <w:rPr>
+                <w:rFonts w:ascii="宋体" w:eastAsia="宋体" w:hAnsi="宋体" w:cs="宋体" w:hint="eastAsia"/>
+                <w:b/>
+                <w:i w:val="0"/>
+                <w:color w:val="000000"/>
+                <w:sz w:val="24"/>
+                <w:szCs w:val="24"/>
+                <w:u w:val="none"/>
+              </w:rPr>
+            </w:pPr>
+            <w:r>
+              <w:rPr>
+                <w:rFonts w:ascii="宋体" w:eastAsia="宋体" w:hAnsi="宋体" w:cs="宋体" w:hint="eastAsia"/>
+                <w:b/>
+                <w:i w:val="0"/>
+                <w:color w:val="000000"/>
+                <w:kern w:val="0"/>
+                <w:sz w:val="24"/>
+                <w:szCs w:val="24"/>
+                <w:u w:val="none"/>
+                <w:lang w:val="en-US" w:eastAsia="zh-CN"/>
+              </w:rPr>
+              <w:t>岗位</w:t>
+            </w:r>
+          </w:p>
+        </w:tc>
+        <w:tc>
+          <w:tcPr>
+            <w:tcW w:w="519" w:type="dxa"/>
+            <w:tcBorders>
+              <w:top w:val="single" w:sz="4" w:space="0" w:color="000000"/>
+              <w:left w:val="single" w:sz="4" w:space="0" w:color="000000"/>
+              <w:bottom w:val="single" w:sz="4" w:space="0" w:color="000000"/>
+              <w:right w:val="single" w:sz="4" w:space="0" w:color="000000"/>
+            </w:tcBorders>
+            <w:shd w:val="clear" w:color="auto" w:fill="auto"/>
+            <w:vAlign w:val="center"/>
+          </w:tcPr>
+          <w:p>
+            <w:pPr>
+              <w:keepNext w:val="0"/>
+              <w:keepLines w:val="0"/>
+              <w:widowControl/>
+              <w:suppressLineNumbers w:val="0"/>
+              <w:jc w:val="center"/>
+              <w:textAlignment w:val="center"/>
+              <w:rPr>
+                <w:rFonts w:ascii="宋体" w:eastAsia="宋体" w:hAnsi="宋体" w:cs="宋体" w:hint="eastAsia"/>
+                <w:b/>
+                <w:i w:val="0"/>
+                <w:color w:val="000000"/>
+                <w:sz w:val="24"/>
+                <w:szCs w:val="24"/>
+                <w:u w:val="none"/>
+              </w:rPr>
+            </w:pPr>
+            <w:r>
+              <w:rPr>
+                <w:rFonts w:ascii="宋体" w:eastAsia="宋体" w:hAnsi="宋体" w:cs="宋体" w:hint="eastAsia"/>
+                <w:b/>
+                <w:i w:val="0"/>
+                <w:color w:val="000000"/>
+                <w:kern w:val="0"/>
+                <w:sz w:val="24"/>
+                <w:szCs w:val="24"/>
+                <w:u w:val="none"/>
+                <w:lang w:val="en-US" w:eastAsia="zh-CN"/>
+              </w:rPr>
+              <w:t>人数</w:t>
+            </w:r>
+          </w:p>
+        </w:tc>
+        <w:tc>
+          <w:tcPr>
+            <w:tcW w:w="3643" w:type="dxa"/>
+            <w:tcBorders>
+              <w:top w:val="single" w:sz="4" w:space="0" w:color="000000"/>
+              <w:left w:val="single" w:sz="4" w:space="0" w:color="000000"/>
+              <w:bottom w:val="single" w:sz="4" w:space="0" w:color="000000"/>
+              <w:right w:val="single" w:sz="4" w:space="0" w:color="000000"/>
+            </w:tcBorders>
+            <w:shd w:val="clear" w:color="auto" w:fill="auto"/>
+            <w:vAlign w:val="center"/>
+          </w:tcPr>
+          <w:p>
+            <w:pPr>
+              <w:keepNext w:val="0"/>
+              <w:keepLines w:val="0"/>
+              <w:widowControl/>
+              <w:suppressLineNumbers w:val="0"/>
+              <w:jc w:val="center"/>
+              <w:textAlignment w:val="center"/>
+              <w:rPr>
+                <w:rFonts w:ascii="宋体" w:eastAsia="宋体" w:hAnsi="宋体" w:cs="宋体" w:hint="eastAsia"/>
+                <w:b/>
+                <w:i w:val="0"/>
+                <w:color w:val="000000"/>
+                <w:sz w:val="24"/>
+                <w:szCs w:val="24"/>
+                <w:u w:val="none"/>
+              </w:rPr>
+            </w:pPr>
+            <w:r>
+              <w:rPr>
+                <w:rFonts w:ascii="宋体" w:eastAsia="宋体" w:hAnsi="宋体" w:cs="宋体" w:hint="eastAsia"/>
+                <w:b/>
+                <w:i w:val="0"/>
+                <w:color w:val="000000"/>
+                <w:kern w:val="0"/>
+                <w:sz w:val="24"/>
+                <w:szCs w:val="24"/>
+                <w:u w:val="none"/>
+                <w:lang w:val="en-US" w:eastAsia="zh-CN"/>
+              </w:rPr>
+              <w:t>学历及经验要求</w:t>
+            </w:r>
+          </w:p>
+        </w:tc>
+        <w:tc>
+          <w:tcPr>
+            <w:tcW w:w="1116" w:type="dxa"/>
+            <w:tcBorders>
+              <w:top w:val="single" w:sz="4" w:space="0" w:color="000000"/>
+              <w:left w:val="single" w:sz="4" w:space="0" w:color="000000"/>
+              <w:bottom w:val="single" w:sz="4" w:space="0" w:color="000000"/>
+              <w:right w:val="single" w:sz="4" w:space="0" w:color="000000"/>
+            </w:tcBorders>
+            <w:shd w:val="clear" w:color="auto" w:fill="auto"/>
+            <w:vAlign w:val="center"/>
+          </w:tcPr>
+          <w:p>
+            <w:pPr>
+              <w:keepNext w:val="0"/>
+              <w:keepLines w:val="0"/>
+              <w:widowControl/>
+              <w:suppressLineNumbers w:val="0"/>
+              <w:jc w:val="center"/>
+              <w:textAlignment w:val="center"/>
+              <w:rPr>
+                <w:rFonts w:ascii="宋体" w:eastAsia="宋体" w:hAnsi="宋体" w:cs="宋体" w:hint="eastAsia"/>
+                <w:b/>
+                <w:i w:val="0"/>
+                <w:color w:val="000000"/>
+                <w:sz w:val="24"/>
+                <w:szCs w:val="24"/>
+                <w:u w:val="none"/>
+              </w:rPr>
+            </w:pPr>
+            <w:r>
+              <w:rPr>
+                <w:rFonts w:ascii="宋体" w:eastAsia="宋体" w:hAnsi="宋体" w:cs="宋体" w:hint="eastAsia"/>
+                <w:b/>
+                <w:i w:val="0"/>
+                <w:color w:val="000000"/>
+                <w:kern w:val="0"/>
+                <w:sz w:val="24"/>
+                <w:szCs w:val="24"/>
+                <w:u w:val="none"/>
+                <w:lang w:val="en-US" w:eastAsia="zh-CN"/>
+              </w:rPr>
+              <w:t>招聘途径</w:t>
+            </w:r>
+          </w:p>
+        </w:tc>
+        <w:tc>
+          <w:tcPr>
+            <w:tcW w:w="1288" w:type="dxa"/>
+            <w:tcBorders>
+              <w:top w:val="single" w:sz="4" w:space="0" w:color="000000"/>
+              <w:left w:val="single" w:sz="4" w:space="0" w:color="000000"/>
+              <w:bottom w:val="single" w:sz="4" w:space="0" w:color="000000"/>
+              <w:right w:val="single" w:sz="4" w:space="0" w:color="000000"/>
+            </w:tcBorders>
+            <w:shd w:val="clear" w:color="auto" w:fill="auto"/>
+            <w:vAlign w:val="center"/>
+          </w:tcPr>
+          <w:p>
+            <w:pPr>
+              <w:keepNext w:val="0"/>
+              <w:keepLines w:val="0"/>
+              <w:widowControl/>
+              <w:suppressLineNumbers w:val="0"/>
+              <w:jc w:val="center"/>
+              <w:textAlignment w:val="center"/>
+              <w:rPr>
+                <w:rFonts w:ascii="宋体" w:eastAsia="宋体" w:hAnsi="宋体" w:cs="宋体" w:hint="eastAsia"/>
+                <w:b/>
+                <w:i w:val="0"/>
+                <w:color w:val="000000"/>
+                <w:sz w:val="24"/>
+                <w:szCs w:val="24"/>
+                <w:u w:val="none"/>
+              </w:rPr>
+            </w:pPr>
+            <w:r>
+              <w:rPr>
+                <w:rFonts w:ascii="宋体" w:eastAsia="宋体" w:hAnsi="宋体" w:cs="宋体" w:hint="eastAsia"/>
+                <w:b/>
+                <w:i w:val="0"/>
+                <w:color w:val="000000"/>
+                <w:kern w:val="0"/>
+                <w:sz w:val="24"/>
+                <w:szCs w:val="24"/>
+                <w:u w:val="none"/>
+                <w:lang w:val="en-US" w:eastAsia="zh-CN"/>
+              </w:rPr>
+              <w:t>期望到岗时间</w:t>
+            </w:r>
           </w:p>
         </w:tc>
       </w:tr>
       <w:tr>
         <w:tblPrEx>
-          <w:tblBorders>
-            <w:top w:val="none" w:color="auto" w:sz="0" w:space="0"/>
-            <w:left w:val="none" w:color="auto" w:sz="0" w:space="0"/>
-            <w:bottom w:val="none" w:color="auto" w:sz="0" w:space="0"/>
-            <w:right w:val="none" w:color="auto" w:sz="0" w:space="0"/>
-            <w:insideH w:val="none" w:color="auto" w:sz="0" w:space="0"/>
-            <w:insideV w:val="none" w:color="auto" w:sz="0" w:space="0"/>
-          </w:tblBorders>
+          <w:tblW w:w="8840" w:type="dxa"/>
+          <w:tblInd w:w="0" w:type="dxa"/>
           <w:shd w:val="clear" w:color="auto" w:fill="auto"/>
+          <w:tblLayout w:type="fixed"/>
           <w:tblCellMar>
             <w:top w:w="15" w:type="dxa"/>
             <w:left w:w="15" w:type="dxa"/>
@@ -4098,16 +3881,16 @@
           </w:tblCellMar>
         </w:tblPrEx>
         <w:trPr>
-          <w:trHeight w:val="853" w:hRule="atLeast"/>
+          <w:trHeight w:val="1740"/>
         </w:trPr>
         <w:tc>
           <w:tcPr>
             <w:tcW w:w="1296" w:type="dxa"/>
             <w:tcBorders>
-              <w:top w:val="single" w:color="000000" w:sz="4" w:space="0"/>
-              <w:left w:val="single" w:color="000000" w:sz="4" w:space="0"/>
-              <w:bottom w:val="single" w:color="000000" w:sz="4" w:space="0"/>
-              <w:right w:val="single" w:color="000000" w:sz="4" w:space="0"/>
+              <w:top w:val="single" w:sz="4" w:space="0" w:color="000000"/>
+              <w:left w:val="single" w:sz="4" w:space="0" w:color="000000"/>
+              <w:bottom w:val="single" w:sz="4" w:space="0" w:color="000000"/>
+              <w:right w:val="single" w:sz="4" w:space="0" w:color="000000"/>
             </w:tcBorders>
             <w:shd w:val="clear" w:color="auto" w:fill="auto"/>
             <w:vAlign w:val="center"/>
@@ -4121,8 +3904,7 @@
               <w:jc w:val="center"/>
               <w:textAlignment w:val="center"/>
               <w:rPr>
-                <w:rFonts w:hint="eastAsia" w:ascii="宋体" w:hAnsi="宋体" w:eastAsia="宋体" w:cs="宋体"/>
-                <w:b/>
+                <w:rFonts w:ascii="宋体" w:eastAsia="宋体" w:hAnsi="宋体" w:cs="宋体" w:hint="eastAsia"/>
                 <w:i w:val="0"/>
                 <w:color w:val="000000"/>
                 <w:sz w:val="24"/>
@@ -4132,17 +3914,16 @@
             </w:pPr>
             <w:r>
               <w:rPr>
-                <w:rFonts w:hint="eastAsia" w:ascii="宋体" w:hAnsi="宋体" w:eastAsia="宋体" w:cs="宋体"/>
-                <w:b/>
+                <w:rFonts w:ascii="宋体" w:eastAsia="宋体" w:hAnsi="宋体" w:cs="宋体" w:hint="eastAsia"/>
                 <w:i w:val="0"/>
                 <w:color w:val="000000"/>
                 <w:kern w:val="0"/>
                 <w:sz w:val="24"/>
                 <w:szCs w:val="24"/>
                 <w:u w:val="none"/>
-                <w:lang w:val="en-US" w:eastAsia="zh-CN" w:bidi="ar"/>
-              </w:rPr>
-              <w:t>部门</w:t>
+                <w:lang w:val="en-US" w:eastAsia="zh-CN"/>
+              </w:rPr>
+              <w:t>运维管理部</w:t>
             </w:r>
           </w:p>
         </w:tc>
@@ -4150,10 +3931,10 @@
           <w:tcPr>
             <w:tcW w:w="978" w:type="dxa"/>
             <w:tcBorders>
-              <w:top w:val="single" w:color="000000" w:sz="4" w:space="0"/>
-              <w:left w:val="single" w:color="000000" w:sz="4" w:space="0"/>
-              <w:bottom w:val="single" w:color="000000" w:sz="4" w:space="0"/>
-              <w:right w:val="single" w:color="000000" w:sz="4" w:space="0"/>
+              <w:top w:val="single" w:sz="4" w:space="0" w:color="000000"/>
+              <w:left w:val="single" w:sz="4" w:space="0" w:color="000000"/>
+              <w:bottom w:val="single" w:sz="4" w:space="0" w:color="000000"/>
+              <w:right w:val="single" w:sz="4" w:space="0" w:color="000000"/>
             </w:tcBorders>
             <w:shd w:val="clear" w:color="auto" w:fill="auto"/>
             <w:vAlign w:val="center"/>
@@ -4167,8 +3948,7 @@
               <w:jc w:val="center"/>
               <w:textAlignment w:val="center"/>
               <w:rPr>
-                <w:rFonts w:hint="eastAsia" w:ascii="宋体" w:hAnsi="宋体" w:eastAsia="宋体" w:cs="宋体"/>
-                <w:b/>
+                <w:rFonts w:ascii="宋体" w:eastAsia="宋体" w:hAnsi="宋体" w:cs="宋体" w:hint="eastAsia"/>
                 <w:i w:val="0"/>
                 <w:color w:val="000000"/>
                 <w:sz w:val="24"/>
@@ -4178,17 +3958,16 @@
             </w:pPr>
             <w:r>
               <w:rPr>
-                <w:rFonts w:hint="eastAsia" w:ascii="宋体" w:hAnsi="宋体" w:eastAsia="宋体" w:cs="宋体"/>
-                <w:b/>
+                <w:rFonts w:ascii="宋体" w:eastAsia="宋体" w:hAnsi="宋体" w:cs="宋体" w:hint="eastAsia"/>
                 <w:i w:val="0"/>
                 <w:color w:val="000000"/>
                 <w:kern w:val="0"/>
                 <w:sz w:val="24"/>
                 <w:szCs w:val="24"/>
                 <w:u w:val="none"/>
-                <w:lang w:val="en-US" w:eastAsia="zh-CN" w:bidi="ar"/>
-              </w:rPr>
-              <w:t>岗位</w:t>
+                <w:lang w:val="en-US" w:eastAsia="zh-CN"/>
+              </w:rPr>
+              <w:t>运维工程师（高级）</w:t>
             </w:r>
           </w:p>
         </w:tc>
@@ -4196,10 +3975,10 @@
           <w:tcPr>
             <w:tcW w:w="519" w:type="dxa"/>
             <w:tcBorders>
-              <w:top w:val="single" w:color="000000" w:sz="4" w:space="0"/>
-              <w:left w:val="single" w:color="000000" w:sz="4" w:space="0"/>
-              <w:bottom w:val="single" w:color="000000" w:sz="4" w:space="0"/>
-              <w:right w:val="single" w:color="000000" w:sz="4" w:space="0"/>
+              <w:top w:val="single" w:sz="4" w:space="0" w:color="000000"/>
+              <w:left w:val="single" w:sz="4" w:space="0" w:color="000000"/>
+              <w:bottom w:val="single" w:sz="4" w:space="0" w:color="000000"/>
+              <w:right w:val="single" w:sz="4" w:space="0" w:color="000000"/>
             </w:tcBorders>
             <w:shd w:val="clear" w:color="auto" w:fill="auto"/>
             <w:vAlign w:val="center"/>
@@ -4213,8 +3992,7 @@
               <w:jc w:val="center"/>
               <w:textAlignment w:val="center"/>
               <w:rPr>
-                <w:rFonts w:hint="eastAsia" w:ascii="宋体" w:hAnsi="宋体" w:eastAsia="宋体" w:cs="宋体"/>
-                <w:b/>
+                <w:rFonts w:ascii="宋体" w:eastAsia="宋体" w:hAnsi="宋体" w:cs="宋体" w:hint="eastAsia"/>
                 <w:i w:val="0"/>
                 <w:color w:val="000000"/>
                 <w:sz w:val="24"/>
@@ -4224,17 +4002,16 @@
             </w:pPr>
             <w:r>
               <w:rPr>
-                <w:rFonts w:hint="eastAsia" w:ascii="宋体" w:hAnsi="宋体" w:eastAsia="宋体" w:cs="宋体"/>
-                <w:b/>
+                <w:rFonts w:ascii="宋体" w:eastAsia="宋体" w:hAnsi="宋体" w:cs="宋体" w:hint="eastAsia"/>
                 <w:i w:val="0"/>
                 <w:color w:val="000000"/>
                 <w:kern w:val="0"/>
                 <w:sz w:val="24"/>
                 <w:szCs w:val="24"/>
                 <w:u w:val="none"/>
-                <w:lang w:val="en-US" w:eastAsia="zh-CN" w:bidi="ar"/>
-              </w:rPr>
-              <w:t>人数</w:t>
+                <w:lang w:val="en-US" w:eastAsia="zh-CN"/>
+              </w:rPr>
+              <w:t>1</w:t>
             </w:r>
           </w:p>
         </w:tc>
@@ -4242,10 +4019,10 @@
           <w:tcPr>
             <w:tcW w:w="3643" w:type="dxa"/>
             <w:tcBorders>
-              <w:top w:val="single" w:color="000000" w:sz="4" w:space="0"/>
-              <w:left w:val="single" w:color="000000" w:sz="4" w:space="0"/>
-              <w:bottom w:val="single" w:color="000000" w:sz="4" w:space="0"/>
-              <w:right w:val="single" w:color="000000" w:sz="4" w:space="0"/>
+              <w:top w:val="single" w:sz="4" w:space="0" w:color="000000"/>
+              <w:left w:val="single" w:sz="4" w:space="0" w:color="000000"/>
+              <w:bottom w:val="single" w:sz="4" w:space="0" w:color="000000"/>
+              <w:right w:val="single" w:sz="4" w:space="0" w:color="000000"/>
             </w:tcBorders>
             <w:shd w:val="clear" w:color="auto" w:fill="auto"/>
             <w:vAlign w:val="center"/>
@@ -4256,11 +4033,10 @@
               <w:keepLines w:val="0"/>
               <w:widowControl/>
               <w:suppressLineNumbers w:val="0"/>
-              <w:jc w:val="center"/>
+              <w:jc w:val="left"/>
               <w:textAlignment w:val="center"/>
               <w:rPr>
-                <w:rFonts w:hint="eastAsia" w:ascii="宋体" w:hAnsi="宋体" w:eastAsia="宋体" w:cs="宋体"/>
-                <w:b/>
+                <w:rFonts w:ascii="宋体" w:eastAsia="宋体" w:hAnsi="宋体" w:cs="宋体" w:hint="eastAsia"/>
                 <w:i w:val="0"/>
                 <w:color w:val="000000"/>
                 <w:sz w:val="24"/>
@@ -4270,17 +4046,68 @@
             </w:pPr>
             <w:r>
               <w:rPr>
-                <w:rFonts w:hint="eastAsia" w:ascii="宋体" w:hAnsi="宋体" w:eastAsia="宋体" w:cs="宋体"/>
-                <w:b/>
+                <w:rFonts w:ascii="宋体" w:eastAsia="宋体" w:hAnsi="宋体" w:cs="宋体" w:hint="eastAsia"/>
                 <w:i w:val="0"/>
                 <w:color w:val="000000"/>
                 <w:kern w:val="0"/>
                 <w:sz w:val="24"/>
                 <w:szCs w:val="24"/>
                 <w:u w:val="none"/>
-                <w:lang w:val="en-US" w:eastAsia="zh-CN" w:bidi="ar"/>
-              </w:rPr>
-              <w:t>学历及经验要求</w:t>
+                <w:lang w:val="en-US" w:eastAsia="zh-CN"/>
+              </w:rPr>
+              <w:t>1、大专及以上学历，2年以上软件维护工作经验；</w:t>
+            </w:r>
+            <w:r>
+              <w:rPr>
+                <w:rFonts w:ascii="宋体" w:eastAsia="宋体" w:hAnsi="宋体" w:cs="宋体" w:hint="eastAsia"/>
+                <w:i w:val="0"/>
+                <w:color w:val="000000"/>
+                <w:kern w:val="0"/>
+                <w:sz w:val="24"/>
+                <w:szCs w:val="24"/>
+                <w:u w:val="none"/>
+                <w:lang w:val="en-US" w:eastAsia="zh-CN"/>
+              </w:rPr>
+              <w:br/>
+            </w:r>
+            <w:r>
+              <w:rPr>
+                <w:rFonts w:ascii="宋体" w:eastAsia="宋体" w:hAnsi="宋体" w:cs="宋体" w:hint="eastAsia"/>
+                <w:i w:val="0"/>
+                <w:color w:val="000000"/>
+                <w:kern w:val="0"/>
+                <w:sz w:val="24"/>
+                <w:szCs w:val="24"/>
+                <w:u w:val="none"/>
+                <w:lang w:val="en-US" w:eastAsia="zh-CN"/>
+              </w:rPr>
+              <w:t>2、精通windows操作系统，了解各种办公软件；</w:t>
+            </w:r>
+            <w:r>
+              <w:rPr>
+                <w:rFonts w:ascii="宋体" w:eastAsia="宋体" w:hAnsi="宋体" w:cs="宋体" w:hint="eastAsia"/>
+                <w:i w:val="0"/>
+                <w:color w:val="000000"/>
+                <w:kern w:val="0"/>
+                <w:sz w:val="24"/>
+                <w:szCs w:val="24"/>
+                <w:u w:val="none"/>
+                <w:lang w:val="en-US" w:eastAsia="zh-CN"/>
+              </w:rPr>
+              <w:br/>
+            </w:r>
+            <w:r>
+              <w:rPr>
+                <w:rFonts w:ascii="宋体" w:eastAsia="宋体" w:hAnsi="宋体" w:cs="宋体" w:hint="eastAsia"/>
+                <w:i w:val="0"/>
+                <w:color w:val="000000"/>
+                <w:kern w:val="0"/>
+                <w:sz w:val="24"/>
+                <w:szCs w:val="24"/>
+                <w:u w:val="none"/>
+                <w:lang w:val="en-US" w:eastAsia="zh-CN"/>
+              </w:rPr>
+              <w:t>3、具有独立处理软件系统故障的能力。</w:t>
             </w:r>
           </w:p>
         </w:tc>
@@ -4288,10 +4115,10 @@
           <w:tcPr>
             <w:tcW w:w="1116" w:type="dxa"/>
             <w:tcBorders>
-              <w:top w:val="single" w:color="000000" w:sz="4" w:space="0"/>
-              <w:left w:val="single" w:color="000000" w:sz="4" w:space="0"/>
-              <w:bottom w:val="single" w:color="000000" w:sz="4" w:space="0"/>
-              <w:right w:val="single" w:color="000000" w:sz="4" w:space="0"/>
+              <w:top w:val="single" w:sz="4" w:space="0" w:color="000000"/>
+              <w:left w:val="single" w:sz="4" w:space="0" w:color="000000"/>
+              <w:bottom w:val="single" w:sz="4" w:space="0" w:color="000000"/>
+              <w:right w:val="single" w:sz="4" w:space="0" w:color="000000"/>
             </w:tcBorders>
             <w:shd w:val="clear" w:color="auto" w:fill="auto"/>
             <w:vAlign w:val="center"/>
@@ -4305,8 +4132,7 @@
               <w:jc w:val="center"/>
               <w:textAlignment w:val="center"/>
               <w:rPr>
-                <w:rFonts w:hint="eastAsia" w:ascii="宋体" w:hAnsi="宋体" w:eastAsia="宋体" w:cs="宋体"/>
-                <w:b/>
+                <w:rFonts w:ascii="宋体" w:eastAsia="宋体" w:hAnsi="宋体" w:cs="宋体" w:hint="eastAsia"/>
                 <w:i w:val="0"/>
                 <w:color w:val="000000"/>
                 <w:sz w:val="24"/>
@@ -4316,17 +4142,16 @@
             </w:pPr>
             <w:r>
               <w:rPr>
-                <w:rFonts w:hint="eastAsia" w:ascii="宋体" w:hAnsi="宋体" w:eastAsia="宋体" w:cs="宋体"/>
-                <w:b/>
+                <w:rFonts w:ascii="宋体" w:eastAsia="宋体" w:hAnsi="宋体" w:cs="宋体" w:hint="eastAsia"/>
                 <w:i w:val="0"/>
                 <w:color w:val="000000"/>
                 <w:kern w:val="0"/>
                 <w:sz w:val="24"/>
                 <w:szCs w:val="24"/>
                 <w:u w:val="none"/>
-                <w:lang w:val="en-US" w:eastAsia="zh-CN" w:bidi="ar"/>
-              </w:rPr>
-              <w:t>招聘途径</w:t>
+                <w:lang w:val="en-US" w:eastAsia="zh-CN"/>
+              </w:rPr>
+              <w:t>网络招聘</w:t>
             </w:r>
           </w:p>
         </w:tc>
@@ -4334,10 +4159,10 @@
           <w:tcPr>
             <w:tcW w:w="1288" w:type="dxa"/>
             <w:tcBorders>
-              <w:top w:val="single" w:color="000000" w:sz="4" w:space="0"/>
-              <w:left w:val="single" w:color="000000" w:sz="4" w:space="0"/>
-              <w:bottom w:val="single" w:color="000000" w:sz="4" w:space="0"/>
-              <w:right w:val="single" w:color="000000" w:sz="4" w:space="0"/>
+              <w:top w:val="single" w:sz="4" w:space="0" w:color="000000"/>
+              <w:left w:val="single" w:sz="4" w:space="0" w:color="000000"/>
+              <w:bottom w:val="single" w:sz="4" w:space="0" w:color="000000"/>
+              <w:right w:val="single" w:sz="4" w:space="0" w:color="000000"/>
             </w:tcBorders>
             <w:shd w:val="clear" w:color="auto" w:fill="auto"/>
             <w:vAlign w:val="center"/>
@@ -4351,8 +4176,7 @@
               <w:jc w:val="center"/>
               <w:textAlignment w:val="center"/>
               <w:rPr>
-                <w:rFonts w:hint="eastAsia" w:ascii="宋体" w:hAnsi="宋体" w:eastAsia="宋体" w:cs="宋体"/>
-                <w:b/>
+                <w:rFonts w:ascii="宋体" w:eastAsia="宋体" w:hAnsi="宋体" w:cs="宋体" w:hint="eastAsia"/>
                 <w:i w:val="0"/>
                 <w:color w:val="000000"/>
                 <w:sz w:val="24"/>
@@ -4362,31 +4186,26 @@
             </w:pPr>
             <w:r>
               <w:rPr>
-                <w:rFonts w:hint="eastAsia" w:ascii="宋体" w:hAnsi="宋体" w:eastAsia="宋体" w:cs="宋体"/>
-                <w:b/>
+                <w:rFonts w:ascii="宋体" w:eastAsia="宋体" w:hAnsi="宋体" w:cs="宋体" w:hint="eastAsia"/>
                 <w:i w:val="0"/>
                 <w:color w:val="000000"/>
                 <w:kern w:val="0"/>
                 <w:sz w:val="24"/>
                 <w:szCs w:val="24"/>
                 <w:u w:val="none"/>
-                <w:lang w:val="en-US" w:eastAsia="zh-CN" w:bidi="ar"/>
-              </w:rPr>
-              <w:t>期望到岗时间</w:t>
+                <w:lang w:val="en-US" w:eastAsia="zh-CN"/>
+              </w:rPr>
+              <w:t>2025.6</w:t>
             </w:r>
           </w:p>
         </w:tc>
       </w:tr>
       <w:tr>
         <w:tblPrEx>
-          <w:tblBorders>
-            <w:top w:val="none" w:color="auto" w:sz="0" w:space="0"/>
-            <w:left w:val="none" w:color="auto" w:sz="0" w:space="0"/>
-            <w:bottom w:val="none" w:color="auto" w:sz="0" w:space="0"/>
-            <w:right w:val="none" w:color="auto" w:sz="0" w:space="0"/>
-            <w:insideH w:val="none" w:color="auto" w:sz="0" w:space="0"/>
-            <w:insideV w:val="none" w:color="auto" w:sz="0" w:space="0"/>
-          </w:tblBorders>
+          <w:tblW w:w="8840" w:type="dxa"/>
+          <w:tblInd w:w="0" w:type="dxa"/>
+          <w:shd w:val="clear" w:color="auto" w:fill="auto"/>
+          <w:tblLayout w:type="fixed"/>
           <w:tblCellMar>
             <w:top w:w="15" w:type="dxa"/>
             <w:left w:w="15" w:type="dxa"/>
@@ -4395,16 +4214,16 @@
           </w:tblCellMar>
         </w:tblPrEx>
         <w:trPr>
-          <w:trHeight w:val="1740" w:hRule="atLeast"/>
+          <w:trHeight w:val="2547"/>
         </w:trPr>
         <w:tc>
           <w:tcPr>
             <w:tcW w:w="1296" w:type="dxa"/>
             <w:tcBorders>
-              <w:top w:val="single" w:color="000000" w:sz="4" w:space="0"/>
-              <w:left w:val="single" w:color="000000" w:sz="4" w:space="0"/>
-              <w:bottom w:val="single" w:color="000000" w:sz="4" w:space="0"/>
-              <w:right w:val="single" w:color="000000" w:sz="4" w:space="0"/>
+              <w:top w:val="single" w:sz="4" w:space="0" w:color="000000"/>
+              <w:left w:val="single" w:sz="4" w:space="0" w:color="000000"/>
+              <w:bottom w:val="single" w:sz="4" w:space="0" w:color="000000"/>
+              <w:right w:val="single" w:sz="4" w:space="0" w:color="000000"/>
             </w:tcBorders>
             <w:shd w:val="clear" w:color="auto" w:fill="auto"/>
             <w:vAlign w:val="center"/>
@@ -4418,7 +4237,7 @@
               <w:jc w:val="center"/>
               <w:textAlignment w:val="center"/>
               <w:rPr>
-                <w:rFonts w:hint="eastAsia" w:ascii="宋体" w:hAnsi="宋体" w:eastAsia="宋体" w:cs="宋体"/>
+                <w:rFonts w:ascii="宋体" w:eastAsia="宋体" w:hAnsi="宋体" w:cs="宋体" w:hint="eastAsia"/>
                 <w:i w:val="0"/>
                 <w:color w:val="000000"/>
                 <w:sz w:val="24"/>
@@ -4428,14 +4247,14 @@
             </w:pPr>
             <w:r>
               <w:rPr>
-                <w:rFonts w:hint="eastAsia" w:ascii="宋体" w:hAnsi="宋体" w:eastAsia="宋体" w:cs="宋体"/>
+                <w:rFonts w:ascii="宋体" w:eastAsia="宋体" w:hAnsi="宋体" w:cs="宋体" w:hint="eastAsia"/>
                 <w:i w:val="0"/>
                 <w:color w:val="000000"/>
                 <w:kern w:val="0"/>
                 <w:sz w:val="24"/>
                 <w:szCs w:val="24"/>
                 <w:u w:val="none"/>
-                <w:lang w:val="en-US" w:eastAsia="zh-CN" w:bidi="ar"/>
+                <w:lang w:val="en-US" w:eastAsia="zh-CN"/>
               </w:rPr>
               <w:t>运维管理部</w:t>
             </w:r>
@@ -4445,10 +4264,10 @@
           <w:tcPr>
             <w:tcW w:w="978" w:type="dxa"/>
             <w:tcBorders>
-              <w:top w:val="single" w:color="000000" w:sz="4" w:space="0"/>
-              <w:left w:val="single" w:color="000000" w:sz="4" w:space="0"/>
-              <w:bottom w:val="single" w:color="000000" w:sz="4" w:space="0"/>
-              <w:right w:val="single" w:color="000000" w:sz="4" w:space="0"/>
+              <w:top w:val="single" w:sz="4" w:space="0" w:color="000000"/>
+              <w:left w:val="single" w:sz="4" w:space="0" w:color="000000"/>
+              <w:bottom w:val="single" w:sz="4" w:space="0" w:color="000000"/>
+              <w:right w:val="single" w:sz="4" w:space="0" w:color="000000"/>
             </w:tcBorders>
             <w:shd w:val="clear" w:color="auto" w:fill="auto"/>
             <w:vAlign w:val="center"/>
@@ -4462,7 +4281,7 @@
               <w:jc w:val="center"/>
               <w:textAlignment w:val="center"/>
               <w:rPr>
-                <w:rFonts w:hint="eastAsia" w:ascii="宋体" w:hAnsi="宋体" w:eastAsia="宋体" w:cs="宋体"/>
+                <w:rFonts w:ascii="宋体" w:eastAsia="宋体" w:hAnsi="宋体" w:cs="宋体" w:hint="eastAsia"/>
                 <w:i w:val="0"/>
                 <w:color w:val="000000"/>
                 <w:sz w:val="24"/>
@@ -4472,16 +4291,16 @@
             </w:pPr>
             <w:r>
               <w:rPr>
-                <w:rFonts w:hint="eastAsia" w:ascii="宋体" w:hAnsi="宋体" w:eastAsia="宋体" w:cs="宋体"/>
+                <w:rFonts w:ascii="宋体" w:eastAsia="宋体" w:hAnsi="宋体" w:cs="宋体" w:hint="eastAsia"/>
                 <w:i w:val="0"/>
                 <w:color w:val="000000"/>
                 <w:kern w:val="0"/>
                 <w:sz w:val="24"/>
                 <w:szCs w:val="24"/>
                 <w:u w:val="none"/>
-                <w:lang w:val="en-US" w:eastAsia="zh-CN" w:bidi="ar"/>
-              </w:rPr>
-              <w:t>运维工程师（高级）</w:t>
+                <w:lang w:val="en-US" w:eastAsia="zh-CN"/>
+              </w:rPr>
+              <w:t>运维工程师（初级）</w:t>
             </w:r>
           </w:p>
         </w:tc>
@@ -4489,10 +4308,10 @@
           <w:tcPr>
             <w:tcW w:w="519" w:type="dxa"/>
             <w:tcBorders>
-              <w:top w:val="single" w:color="000000" w:sz="4" w:space="0"/>
-              <w:left w:val="single" w:color="000000" w:sz="4" w:space="0"/>
-              <w:bottom w:val="single" w:color="000000" w:sz="4" w:space="0"/>
-              <w:right w:val="single" w:color="000000" w:sz="4" w:space="0"/>
+              <w:top w:val="single" w:sz="4" w:space="0" w:color="000000"/>
+              <w:left w:val="single" w:sz="4" w:space="0" w:color="000000"/>
+              <w:bottom w:val="single" w:sz="4" w:space="0" w:color="000000"/>
+              <w:right w:val="single" w:sz="4" w:space="0" w:color="000000"/>
             </w:tcBorders>
             <w:shd w:val="clear" w:color="auto" w:fill="auto"/>
             <w:vAlign w:val="center"/>
@@ -4506,7 +4325,7 @@
               <w:jc w:val="center"/>
               <w:textAlignment w:val="center"/>
               <w:rPr>
-                <w:rFonts w:hint="eastAsia" w:ascii="宋体" w:hAnsi="宋体" w:eastAsia="宋体" w:cs="宋体"/>
+                <w:rFonts w:ascii="宋体" w:eastAsia="宋体" w:hAnsi="宋体" w:cs="宋体" w:hint="eastAsia"/>
                 <w:i w:val="0"/>
                 <w:color w:val="000000"/>
                 <w:sz w:val="24"/>
@@ -4516,14 +4335,14 @@
             </w:pPr>
             <w:r>
               <w:rPr>
-                <w:rFonts w:hint="eastAsia" w:ascii="宋体" w:hAnsi="宋体" w:eastAsia="宋体" w:cs="宋体"/>
+                <w:rFonts w:ascii="宋体" w:eastAsia="宋体" w:hAnsi="宋体" w:cs="宋体" w:hint="eastAsia"/>
                 <w:i w:val="0"/>
                 <w:color w:val="000000"/>
                 <w:kern w:val="0"/>
                 <w:sz w:val="24"/>
                 <w:szCs w:val="24"/>
                 <w:u w:val="none"/>
-                <w:lang w:val="en-US" w:eastAsia="zh-CN" w:bidi="ar"/>
+                <w:lang w:val="en-US" w:eastAsia="zh-CN"/>
               </w:rPr>
               <w:t>1</w:t>
             </w:r>
@@ -4533,10 +4352,10 @@
           <w:tcPr>
             <w:tcW w:w="3643" w:type="dxa"/>
             <w:tcBorders>
-              <w:top w:val="single" w:color="000000" w:sz="4" w:space="0"/>
-              <w:left w:val="single" w:color="000000" w:sz="4" w:space="0"/>
-              <w:bottom w:val="single" w:color="000000" w:sz="4" w:space="0"/>
-              <w:right w:val="single" w:color="000000" w:sz="4" w:space="0"/>
+              <w:top w:val="single" w:sz="4" w:space="0" w:color="000000"/>
+              <w:left w:val="single" w:sz="4" w:space="0" w:color="000000"/>
+              <w:bottom w:val="single" w:sz="4" w:space="0" w:color="000000"/>
+              <w:right w:val="single" w:sz="4" w:space="0" w:color="000000"/>
             </w:tcBorders>
             <w:shd w:val="clear" w:color="auto" w:fill="auto"/>
             <w:vAlign w:val="center"/>
@@ -4550,7 +4369,7 @@
               <w:jc w:val="left"/>
               <w:textAlignment w:val="center"/>
               <w:rPr>
-                <w:rFonts w:hint="eastAsia" w:ascii="宋体" w:hAnsi="宋体" w:eastAsia="宋体" w:cs="宋体"/>
+                <w:rFonts w:ascii="宋体" w:eastAsia="宋体" w:hAnsi="宋体" w:cs="宋体" w:hint="eastAsia"/>
                 <w:i w:val="0"/>
                 <w:color w:val="000000"/>
                 <w:sz w:val="24"/>
@@ -4560,68 +4379,68 @@
             </w:pPr>
             <w:r>
               <w:rPr>
-                <w:rFonts w:hint="eastAsia" w:ascii="宋体" w:hAnsi="宋体" w:eastAsia="宋体" w:cs="宋体"/>
+                <w:rFonts w:ascii="宋体" w:eastAsia="宋体" w:hAnsi="宋体" w:cs="宋体" w:hint="eastAsia"/>
                 <w:i w:val="0"/>
                 <w:color w:val="000000"/>
                 <w:kern w:val="0"/>
                 <w:sz w:val="24"/>
                 <w:szCs w:val="24"/>
                 <w:u w:val="none"/>
-                <w:lang w:val="en-US" w:eastAsia="zh-CN" w:bidi="ar"/>
-              </w:rPr>
-              <w:t>1、大专及以上学历，2年以上软件维护工作经验；</w:t>
-            </w:r>
-            <w:r>
-              <w:rPr>
-                <w:rFonts w:hint="eastAsia" w:ascii="宋体" w:hAnsi="宋体" w:eastAsia="宋体" w:cs="宋体"/>
+                <w:lang w:val="en-US" w:eastAsia="zh-CN"/>
+              </w:rPr>
+              <w:t>1、大专及以上学历，1年以上软件维护维护的工作经验；</w:t>
+            </w:r>
+            <w:r>
+              <w:rPr>
+                <w:rFonts w:ascii="宋体" w:eastAsia="宋体" w:hAnsi="宋体" w:cs="宋体" w:hint="eastAsia"/>
                 <w:i w:val="0"/>
                 <w:color w:val="000000"/>
                 <w:kern w:val="0"/>
                 <w:sz w:val="24"/>
                 <w:szCs w:val="24"/>
                 <w:u w:val="none"/>
-                <w:lang w:val="en-US" w:eastAsia="zh-CN" w:bidi="ar"/>
-              </w:rPr>
-              <w:br w:type="textWrapping"/>
-            </w:r>
-            <w:r>
-              <w:rPr>
-                <w:rFonts w:hint="eastAsia" w:ascii="宋体" w:hAnsi="宋体" w:eastAsia="宋体" w:cs="宋体"/>
+                <w:lang w:val="en-US" w:eastAsia="zh-CN"/>
+              </w:rPr>
+              <w:br/>
+            </w:r>
+            <w:r>
+              <w:rPr>
+                <w:rFonts w:ascii="宋体" w:eastAsia="宋体" w:hAnsi="宋体" w:cs="宋体" w:hint="eastAsia"/>
                 <w:i w:val="0"/>
                 <w:color w:val="000000"/>
                 <w:kern w:val="0"/>
                 <w:sz w:val="24"/>
                 <w:szCs w:val="24"/>
                 <w:u w:val="none"/>
-                <w:lang w:val="en-US" w:eastAsia="zh-CN" w:bidi="ar"/>
+                <w:lang w:val="en-US" w:eastAsia="zh-CN"/>
               </w:rPr>
               <w:t>2、精通windows操作系统，了解各种办公软件；</w:t>
             </w:r>
             <w:r>
               <w:rPr>
-                <w:rFonts w:hint="eastAsia" w:ascii="宋体" w:hAnsi="宋体" w:eastAsia="宋体" w:cs="宋体"/>
+                <w:rFonts w:ascii="宋体" w:eastAsia="宋体" w:hAnsi="宋体" w:cs="宋体" w:hint="eastAsia"/>
                 <w:i w:val="0"/>
                 <w:color w:val="000000"/>
                 <w:kern w:val="0"/>
                 <w:sz w:val="24"/>
                 <w:szCs w:val="24"/>
                 <w:u w:val="none"/>
-                <w:lang w:val="en-US" w:eastAsia="zh-CN" w:bidi="ar"/>
-              </w:rPr>
-              <w:br w:type="textWrapping"/>
-            </w:r>
-            <w:r>
-              <w:rPr>
-                <w:rFonts w:hint="eastAsia" w:ascii="宋体" w:hAnsi="宋体" w:eastAsia="宋体" w:cs="宋体"/>
+                <w:lang w:val="en-US" w:eastAsia="zh-CN"/>
+              </w:rPr>
+              <w:br/>
+            </w:r>
+            <w:r>
+              <w:rPr>
+                <w:rFonts w:ascii="宋体" w:eastAsia="宋体" w:hAnsi="宋体" w:cs="宋体" w:hint="eastAsia"/>
                 <w:i w:val="0"/>
                 <w:color w:val="000000"/>
                 <w:kern w:val="0"/>
                 <w:sz w:val="24"/>
                 <w:szCs w:val="24"/>
                 <w:u w:val="none"/>
-                <w:lang w:val="en-US" w:eastAsia="zh-CN" w:bidi="ar"/>
-              </w:rPr>
-              <w:t>3、具有独立处理软件系统故障的能力。</w:t>
+                <w:lang w:val="en-US" w:eastAsia="zh-CN"/>
+              </w:rPr>
+              <w:t>3、具有独立处理系统故障的能力。</w:t>
             </w:r>
           </w:p>
         </w:tc>
@@ -4629,10 +4448,10 @@
           <w:tcPr>
             <w:tcW w:w="1116" w:type="dxa"/>
             <w:tcBorders>
-              <w:top w:val="single" w:color="000000" w:sz="4" w:space="0"/>
-              <w:left w:val="single" w:color="000000" w:sz="4" w:space="0"/>
-              <w:bottom w:val="single" w:color="000000" w:sz="4" w:space="0"/>
-              <w:right w:val="single" w:color="000000" w:sz="4" w:space="0"/>
+              <w:top w:val="single" w:sz="4" w:space="0" w:color="000000"/>
+              <w:left w:val="single" w:sz="4" w:space="0" w:color="000000"/>
+              <w:bottom w:val="single" w:sz="4" w:space="0" w:color="000000"/>
+              <w:right w:val="single" w:sz="4" w:space="0" w:color="000000"/>
             </w:tcBorders>
             <w:shd w:val="clear" w:color="auto" w:fill="auto"/>
             <w:vAlign w:val="center"/>
@@ -4646,7 +4465,7 @@
               <w:jc w:val="center"/>
               <w:textAlignment w:val="center"/>
               <w:rPr>
-                <w:rFonts w:hint="eastAsia" w:ascii="宋体" w:hAnsi="宋体" w:eastAsia="宋体" w:cs="宋体"/>
+                <w:rFonts w:ascii="宋体" w:eastAsia="宋体" w:hAnsi="宋体" w:cs="宋体" w:hint="eastAsia"/>
                 <w:i w:val="0"/>
                 <w:color w:val="000000"/>
                 <w:sz w:val="24"/>
@@ -4656,14 +4475,14 @@
             </w:pPr>
             <w:r>
               <w:rPr>
-                <w:rFonts w:hint="eastAsia" w:ascii="宋体" w:hAnsi="宋体" w:eastAsia="宋体" w:cs="宋体"/>
+                <w:rFonts w:ascii="宋体" w:eastAsia="宋体" w:hAnsi="宋体" w:cs="宋体" w:hint="eastAsia"/>
                 <w:i w:val="0"/>
                 <w:color w:val="000000"/>
                 <w:kern w:val="0"/>
                 <w:sz w:val="24"/>
                 <w:szCs w:val="24"/>
                 <w:u w:val="none"/>
-                <w:lang w:val="en-US" w:eastAsia="zh-CN" w:bidi="ar"/>
+                <w:lang w:val="en-US" w:eastAsia="zh-CN"/>
               </w:rPr>
               <w:t>网络招聘</w:t>
             </w:r>
@@ -4673,10 +4492,10 @@
           <w:tcPr>
             <w:tcW w:w="1288" w:type="dxa"/>
             <w:tcBorders>
-              <w:top w:val="single" w:color="000000" w:sz="4" w:space="0"/>
-              <w:left w:val="single" w:color="000000" w:sz="4" w:space="0"/>
-              <w:bottom w:val="single" w:color="000000" w:sz="4" w:space="0"/>
-              <w:right w:val="single" w:color="000000" w:sz="4" w:space="0"/>
+              <w:top w:val="single" w:sz="4" w:space="0" w:color="000000"/>
+              <w:left w:val="single" w:sz="4" w:space="0" w:color="000000"/>
+              <w:bottom w:val="single" w:sz="4" w:space="0" w:color="000000"/>
+              <w:right w:val="single" w:sz="4" w:space="0" w:color="000000"/>
             </w:tcBorders>
             <w:shd w:val="clear" w:color="auto" w:fill="auto"/>
             <w:vAlign w:val="center"/>
@@ -4690,7 +4509,7 @@
               <w:jc w:val="center"/>
               <w:textAlignment w:val="center"/>
               <w:rPr>
-                <w:rFonts w:hint="eastAsia" w:ascii="宋体" w:hAnsi="宋体" w:eastAsia="宋体" w:cs="宋体"/>
+                <w:rFonts w:ascii="宋体" w:eastAsia="宋体" w:hAnsi="宋体" w:cs="宋体" w:hint="eastAsia"/>
                 <w:i w:val="0"/>
                 <w:color w:val="000000"/>
                 <w:sz w:val="24"/>
@@ -4700,353 +4519,16 @@
             </w:pPr>
             <w:r>
               <w:rPr>
-                <w:rFonts w:hint="eastAsia" w:ascii="宋体" w:hAnsi="宋体" w:eastAsia="宋体" w:cs="宋体"/>
+                <w:rFonts w:ascii="宋体" w:eastAsia="宋体" w:hAnsi="宋体" w:cs="宋体" w:hint="eastAsia"/>
                 <w:i w:val="0"/>
                 <w:color w:val="000000"/>
                 <w:kern w:val="0"/>
                 <w:sz w:val="24"/>
                 <w:szCs w:val="24"/>
                 <w:u w:val="none"/>
-                <w:lang w:val="en-US" w:eastAsia="zh-CN" w:bidi="ar"/>
-              </w:rPr>
-              <w:t>2019.6</w:t>
-            </w:r>
-          </w:p>
-        </w:tc>
-      </w:tr>
-      <w:tr>
-        <w:tblPrEx>
-          <w:tblBorders>
-            <w:top w:val="none" w:color="auto" w:sz="0" w:space="0"/>
-            <w:left w:val="none" w:color="auto" w:sz="0" w:space="0"/>
-            <w:bottom w:val="none" w:color="auto" w:sz="0" w:space="0"/>
-            <w:right w:val="none" w:color="auto" w:sz="0" w:space="0"/>
-            <w:insideH w:val="none" w:color="auto" w:sz="0" w:space="0"/>
-            <w:insideV w:val="none" w:color="auto" w:sz="0" w:space="0"/>
-          </w:tblBorders>
-          <w:tblCellMar>
-            <w:top w:w="15" w:type="dxa"/>
-            <w:left w:w="15" w:type="dxa"/>
-            <w:bottom w:w="15" w:type="dxa"/>
-            <w:right w:w="15" w:type="dxa"/>
-          </w:tblCellMar>
-        </w:tblPrEx>
-        <w:trPr>
-          <w:trHeight w:val="2547" w:hRule="atLeast"/>
-        </w:trPr>
-        <w:tc>
-          <w:tcPr>
-            <w:tcW w:w="1296" w:type="dxa"/>
-            <w:tcBorders>
-              <w:top w:val="single" w:color="000000" w:sz="4" w:space="0"/>
-              <w:left w:val="single" w:color="000000" w:sz="4" w:space="0"/>
-              <w:bottom w:val="single" w:color="000000" w:sz="4" w:space="0"/>
-              <w:right w:val="single" w:color="000000" w:sz="4" w:space="0"/>
-            </w:tcBorders>
-            <w:shd w:val="clear" w:color="auto" w:fill="auto"/>
-            <w:vAlign w:val="center"/>
-          </w:tcPr>
-          <w:p>
-            <w:pPr>
-              <w:keepNext w:val="0"/>
-              <w:keepLines w:val="0"/>
-              <w:widowControl/>
-              <w:suppressLineNumbers w:val="0"/>
-              <w:jc w:val="center"/>
-              <w:textAlignment w:val="center"/>
-              <w:rPr>
-                <w:rFonts w:hint="eastAsia" w:ascii="宋体" w:hAnsi="宋体" w:eastAsia="宋体" w:cs="宋体"/>
-                <w:i w:val="0"/>
-                <w:color w:val="000000"/>
-                <w:sz w:val="24"/>
-                <w:szCs w:val="24"/>
-                <w:u w:val="none"/>
-              </w:rPr>
-            </w:pPr>
-            <w:r>
-              <w:rPr>
-                <w:rFonts w:hint="eastAsia" w:ascii="宋体" w:hAnsi="宋体" w:eastAsia="宋体" w:cs="宋体"/>
-                <w:i w:val="0"/>
-                <w:color w:val="000000"/>
-                <w:kern w:val="0"/>
-                <w:sz w:val="24"/>
-                <w:szCs w:val="24"/>
-                <w:u w:val="none"/>
-                <w:lang w:val="en-US" w:eastAsia="zh-CN" w:bidi="ar"/>
-              </w:rPr>
-              <w:t>运维管理部</w:t>
-            </w:r>
-          </w:p>
-        </w:tc>
-        <w:tc>
-          <w:tcPr>
-            <w:tcW w:w="978" w:type="dxa"/>
-            <w:tcBorders>
-              <w:top w:val="single" w:color="000000" w:sz="4" w:space="0"/>
-              <w:left w:val="single" w:color="000000" w:sz="4" w:space="0"/>
-              <w:bottom w:val="single" w:color="000000" w:sz="4" w:space="0"/>
-              <w:right w:val="single" w:color="000000" w:sz="4" w:space="0"/>
-            </w:tcBorders>
-            <w:shd w:val="clear" w:color="auto" w:fill="auto"/>
-            <w:vAlign w:val="center"/>
-          </w:tcPr>
-          <w:p>
-            <w:pPr>
-              <w:keepNext w:val="0"/>
-              <w:keepLines w:val="0"/>
-              <w:widowControl/>
-              <w:suppressLineNumbers w:val="0"/>
-              <w:jc w:val="center"/>
-              <w:textAlignment w:val="center"/>
-              <w:rPr>
-                <w:rFonts w:hint="eastAsia" w:ascii="宋体" w:hAnsi="宋体" w:eastAsia="宋体" w:cs="宋体"/>
-                <w:i w:val="0"/>
-                <w:color w:val="000000"/>
-                <w:sz w:val="24"/>
-                <w:szCs w:val="24"/>
-                <w:u w:val="none"/>
-              </w:rPr>
-            </w:pPr>
-            <w:r>
-              <w:rPr>
-                <w:rFonts w:hint="eastAsia" w:ascii="宋体" w:hAnsi="宋体" w:eastAsia="宋体" w:cs="宋体"/>
-                <w:i w:val="0"/>
-                <w:color w:val="000000"/>
-                <w:kern w:val="0"/>
-                <w:sz w:val="24"/>
-                <w:szCs w:val="24"/>
-                <w:u w:val="none"/>
-                <w:lang w:val="en-US" w:eastAsia="zh-CN" w:bidi="ar"/>
-              </w:rPr>
-              <w:t>运维工程师（初级）</w:t>
-            </w:r>
-          </w:p>
-        </w:tc>
-        <w:tc>
-          <w:tcPr>
-            <w:tcW w:w="519" w:type="dxa"/>
-            <w:tcBorders>
-              <w:top w:val="single" w:color="000000" w:sz="4" w:space="0"/>
-              <w:left w:val="single" w:color="000000" w:sz="4" w:space="0"/>
-              <w:bottom w:val="single" w:color="000000" w:sz="4" w:space="0"/>
-              <w:right w:val="single" w:color="000000" w:sz="4" w:space="0"/>
-            </w:tcBorders>
-            <w:shd w:val="clear" w:color="auto" w:fill="auto"/>
-            <w:vAlign w:val="center"/>
-          </w:tcPr>
-          <w:p>
-            <w:pPr>
-              <w:keepNext w:val="0"/>
-              <w:keepLines w:val="0"/>
-              <w:widowControl/>
-              <w:suppressLineNumbers w:val="0"/>
-              <w:jc w:val="center"/>
-              <w:textAlignment w:val="center"/>
-              <w:rPr>
-                <w:rFonts w:hint="eastAsia" w:ascii="宋体" w:hAnsi="宋体" w:eastAsia="宋体" w:cs="宋体"/>
-                <w:i w:val="0"/>
-                <w:color w:val="000000"/>
-                <w:sz w:val="24"/>
-                <w:szCs w:val="24"/>
-                <w:u w:val="none"/>
-              </w:rPr>
-            </w:pPr>
-            <w:r>
-              <w:rPr>
-                <w:rFonts w:hint="eastAsia" w:ascii="宋体" w:hAnsi="宋体" w:eastAsia="宋体" w:cs="宋体"/>
-                <w:i w:val="0"/>
-                <w:color w:val="000000"/>
-                <w:kern w:val="0"/>
-                <w:sz w:val="24"/>
-                <w:szCs w:val="24"/>
-                <w:u w:val="none"/>
-                <w:lang w:val="en-US" w:eastAsia="zh-CN" w:bidi="ar"/>
-              </w:rPr>
-              <w:t>1</w:t>
-            </w:r>
-          </w:p>
-        </w:tc>
-        <w:tc>
-          <w:tcPr>
-            <w:tcW w:w="3643" w:type="dxa"/>
-            <w:tcBorders>
-              <w:top w:val="single" w:color="000000" w:sz="4" w:space="0"/>
-              <w:left w:val="single" w:color="000000" w:sz="4" w:space="0"/>
-              <w:bottom w:val="single" w:color="000000" w:sz="4" w:space="0"/>
-              <w:right w:val="single" w:color="000000" w:sz="4" w:space="0"/>
-            </w:tcBorders>
-            <w:shd w:val="clear" w:color="auto" w:fill="auto"/>
-            <w:vAlign w:val="center"/>
-          </w:tcPr>
-          <w:p>
-            <w:pPr>
-              <w:keepNext w:val="0"/>
-              <w:keepLines w:val="0"/>
-              <w:widowControl/>
-              <w:suppressLineNumbers w:val="0"/>
-              <w:jc w:val="left"/>
-              <w:textAlignment w:val="center"/>
-              <w:rPr>
-                <w:rFonts w:hint="eastAsia" w:ascii="宋体" w:hAnsi="宋体" w:eastAsia="宋体" w:cs="宋体"/>
-                <w:i w:val="0"/>
-                <w:color w:val="000000"/>
-                <w:sz w:val="24"/>
-                <w:szCs w:val="24"/>
-                <w:u w:val="none"/>
-              </w:rPr>
-            </w:pPr>
-            <w:r>
-              <w:rPr>
-                <w:rFonts w:hint="eastAsia" w:ascii="宋体" w:hAnsi="宋体" w:eastAsia="宋体" w:cs="宋体"/>
-                <w:i w:val="0"/>
-                <w:color w:val="000000"/>
-                <w:kern w:val="0"/>
-                <w:sz w:val="24"/>
-                <w:szCs w:val="24"/>
-                <w:u w:val="none"/>
-                <w:lang w:val="en-US" w:eastAsia="zh-CN" w:bidi="ar"/>
-              </w:rPr>
-              <w:t>1、大专及以上学历，1年以上软件维护维护的工作经验；</w:t>
-            </w:r>
-            <w:r>
-              <w:rPr>
-                <w:rFonts w:hint="eastAsia" w:ascii="宋体" w:hAnsi="宋体" w:eastAsia="宋体" w:cs="宋体"/>
-                <w:i w:val="0"/>
-                <w:color w:val="000000"/>
-                <w:kern w:val="0"/>
-                <w:sz w:val="24"/>
-                <w:szCs w:val="24"/>
-                <w:u w:val="none"/>
-                <w:lang w:val="en-US" w:eastAsia="zh-CN" w:bidi="ar"/>
-              </w:rPr>
-              <w:br w:type="textWrapping"/>
-            </w:r>
-            <w:r>
-              <w:rPr>
-                <w:rFonts w:hint="eastAsia" w:ascii="宋体" w:hAnsi="宋体" w:eastAsia="宋体" w:cs="宋体"/>
-                <w:i w:val="0"/>
-                <w:color w:val="000000"/>
-                <w:kern w:val="0"/>
-                <w:sz w:val="24"/>
-                <w:szCs w:val="24"/>
-                <w:u w:val="none"/>
-                <w:lang w:val="en-US" w:eastAsia="zh-CN" w:bidi="ar"/>
-              </w:rPr>
-              <w:t>2、精通windows操作系统，了解各种办公软件；</w:t>
-            </w:r>
-            <w:r>
-              <w:rPr>
-                <w:rFonts w:hint="eastAsia" w:ascii="宋体" w:hAnsi="宋体" w:eastAsia="宋体" w:cs="宋体"/>
-                <w:i w:val="0"/>
-                <w:color w:val="000000"/>
-                <w:kern w:val="0"/>
-                <w:sz w:val="24"/>
-                <w:szCs w:val="24"/>
-                <w:u w:val="none"/>
-                <w:lang w:val="en-US" w:eastAsia="zh-CN" w:bidi="ar"/>
-              </w:rPr>
-              <w:br w:type="textWrapping"/>
-            </w:r>
-            <w:r>
-              <w:rPr>
-                <w:rFonts w:hint="eastAsia" w:ascii="宋体" w:hAnsi="宋体" w:eastAsia="宋体" w:cs="宋体"/>
-                <w:i w:val="0"/>
-                <w:color w:val="000000"/>
-                <w:kern w:val="0"/>
-                <w:sz w:val="24"/>
-                <w:szCs w:val="24"/>
-                <w:u w:val="none"/>
-                <w:lang w:val="en-US" w:eastAsia="zh-CN" w:bidi="ar"/>
-              </w:rPr>
-              <w:t>3、具有独立处理系统故障的能力。</w:t>
-            </w:r>
-          </w:p>
-        </w:tc>
-        <w:tc>
-          <w:tcPr>
-            <w:tcW w:w="1116" w:type="dxa"/>
-            <w:tcBorders>
-              <w:top w:val="single" w:color="000000" w:sz="4" w:space="0"/>
-              <w:left w:val="single" w:color="000000" w:sz="4" w:space="0"/>
-              <w:bottom w:val="single" w:color="000000" w:sz="4" w:space="0"/>
-              <w:right w:val="single" w:color="000000" w:sz="4" w:space="0"/>
-            </w:tcBorders>
-            <w:shd w:val="clear" w:color="auto" w:fill="auto"/>
-            <w:vAlign w:val="center"/>
-          </w:tcPr>
-          <w:p>
-            <w:pPr>
-              <w:keepNext w:val="0"/>
-              <w:keepLines w:val="0"/>
-              <w:widowControl/>
-              <w:suppressLineNumbers w:val="0"/>
-              <w:jc w:val="center"/>
-              <w:textAlignment w:val="center"/>
-              <w:rPr>
-                <w:rFonts w:hint="eastAsia" w:ascii="宋体" w:hAnsi="宋体" w:eastAsia="宋体" w:cs="宋体"/>
-                <w:i w:val="0"/>
-                <w:color w:val="000000"/>
-                <w:sz w:val="24"/>
-                <w:szCs w:val="24"/>
-                <w:u w:val="none"/>
-              </w:rPr>
-            </w:pPr>
-            <w:r>
-              <w:rPr>
-                <w:rFonts w:hint="eastAsia" w:ascii="宋体" w:hAnsi="宋体" w:eastAsia="宋体" w:cs="宋体"/>
-                <w:i w:val="0"/>
-                <w:color w:val="000000"/>
-                <w:kern w:val="0"/>
-                <w:sz w:val="24"/>
-                <w:szCs w:val="24"/>
-                <w:u w:val="none"/>
-                <w:lang w:val="en-US" w:eastAsia="zh-CN" w:bidi="ar"/>
-              </w:rPr>
-              <w:t>网络招聘</w:t>
-            </w:r>
-          </w:p>
-        </w:tc>
-        <w:tc>
-          <w:tcPr>
-            <w:tcW w:w="1288" w:type="dxa"/>
-            <w:tcBorders>
-              <w:top w:val="single" w:color="000000" w:sz="4" w:space="0"/>
-              <w:left w:val="single" w:color="000000" w:sz="4" w:space="0"/>
-              <w:bottom w:val="single" w:color="000000" w:sz="4" w:space="0"/>
-              <w:right w:val="single" w:color="000000" w:sz="4" w:space="0"/>
-            </w:tcBorders>
-            <w:shd w:val="clear" w:color="auto" w:fill="auto"/>
-            <w:vAlign w:val="center"/>
-          </w:tcPr>
-          <w:p>
-            <w:pPr>
-              <w:keepNext w:val="0"/>
-              <w:keepLines w:val="0"/>
-              <w:widowControl/>
-              <w:suppressLineNumbers w:val="0"/>
-              <w:jc w:val="center"/>
-              <w:textAlignment w:val="center"/>
-              <w:rPr>
-                <w:rFonts w:hint="eastAsia" w:ascii="宋体" w:hAnsi="宋体" w:eastAsia="宋体" w:cs="宋体"/>
-                <w:i w:val="0"/>
-                <w:color w:val="000000"/>
-                <w:sz w:val="24"/>
-                <w:szCs w:val="24"/>
-                <w:u w:val="none"/>
-              </w:rPr>
-            </w:pPr>
-            <w:r>
-              <w:rPr>
-                <w:rFonts w:hint="eastAsia" w:ascii="宋体" w:hAnsi="宋体" w:eastAsia="宋体" w:cs="宋体"/>
-                <w:i w:val="0"/>
-                <w:color w:val="000000"/>
-                <w:kern w:val="0"/>
-                <w:sz w:val="24"/>
-                <w:szCs w:val="24"/>
-                <w:u w:val="none"/>
-                <w:lang w:val="en-US" w:eastAsia="zh-CN" w:bidi="ar"/>
-              </w:rPr>
-              <w:t>2019.9</w:t>
+                <w:lang w:val="en-US" w:eastAsia="zh-CN"/>
+              </w:rPr>
+              <w:t>2025.9</w:t>
             </w:r>
           </w:p>
         </w:tc>
@@ -5057,7 +4539,7 @@
         <w:spacing w:line="360" w:lineRule="auto"/>
         <w:outlineLvl w:val="0"/>
         <w:rPr>
-          <w:rFonts w:hint="eastAsia" w:ascii="宋体"/>
+          <w:rFonts w:ascii="宋体" w:hint="eastAsia"/>
           <w:b/>
           <w:bCs/>
           <w:sz w:val="24"/>
@@ -5067,7 +4549,7 @@
       </w:pPr>
       <w:r>
         <w:rPr>
-          <w:rFonts w:hint="eastAsia" w:ascii="宋体"/>
+          <w:rFonts w:ascii="宋体" w:hint="eastAsia"/>
           <w:b/>
           <w:bCs/>
           <w:sz w:val="24"/>
@@ -5079,16 +4561,16 @@
     </w:p>
     <w:tbl>
       <w:tblPr>
-        <w:tblStyle w:val="9"/>
+        <w:tblStyle w:val="TableNormal"/>
         <w:tblW w:w="8840" w:type="dxa"/>
         <w:tblInd w:w="0" w:type="dxa"/>
         <w:tblBorders>
-          <w:top w:val="none" w:color="auto" w:sz="0" w:space="0"/>
-          <w:left w:val="none" w:color="auto" w:sz="0" w:space="0"/>
-          <w:bottom w:val="none" w:color="auto" w:sz="0" w:space="0"/>
-          <w:right w:val="none" w:color="auto" w:sz="0" w:space="0"/>
-          <w:insideH w:val="none" w:color="auto" w:sz="0" w:space="0"/>
-          <w:insideV w:val="none" w:color="auto" w:sz="0" w:space="0"/>
+          <w:top w:val="nil"/>
+          <w:left w:val="nil"/>
+          <w:bottom w:val="nil"/>
+          <w:right w:val="nil"/>
+          <w:insideH w:val="nil"/>
+          <w:insideV w:val="nil"/>
         </w:tblBorders>
         <w:shd w:val="clear" w:color="auto" w:fill="auto"/>
         <w:tblLayout w:type="fixed"/>
@@ -5109,14 +4591,18 @@
       </w:tblGrid>
       <w:tr>
         <w:tblPrEx>
+          <w:tblW w:w="8840" w:type="dxa"/>
+          <w:tblInd w:w="0" w:type="dxa"/>
           <w:tblBorders>
-            <w:top w:val="none" w:color="auto" w:sz="0" w:space="0"/>
-            <w:left w:val="none" w:color="auto" w:sz="0" w:space="0"/>
-            <w:bottom w:val="none" w:color="auto" w:sz="0" w:space="0"/>
-            <w:right w:val="none" w:color="auto" w:sz="0" w:space="0"/>
-            <w:insideH w:val="none" w:color="auto" w:sz="0" w:space="0"/>
-            <w:insideV w:val="none" w:color="auto" w:sz="0" w:space="0"/>
+            <w:top w:val="nil"/>
+            <w:left w:val="nil"/>
+            <w:bottom w:val="nil"/>
+            <w:right w:val="nil"/>
+            <w:insideH w:val="nil"/>
+            <w:insideV w:val="nil"/>
           </w:tblBorders>
+          <w:shd w:val="clear" w:color="auto" w:fill="auto"/>
+          <w:tblLayout w:type="fixed"/>
           <w:tblCellMar>
             <w:top w:w="15" w:type="dxa"/>
             <w:left w:w="15" w:type="dxa"/>
@@ -5125,42 +4611,291 @@
           </w:tblCellMar>
         </w:tblPrEx>
         <w:trPr>
-          <w:trHeight w:val="582" w:hRule="atLeast"/>
+          <w:trHeight w:val="853"/>
         </w:trPr>
         <w:tc>
           <w:tcPr>
-            <w:tcW w:w="8840" w:type="dxa"/>
-            <w:gridSpan w:val="6"/>
+            <w:tcW w:w="1296" w:type="dxa"/>
+            <w:tcBorders>
+              <w:top w:val="single" w:sz="4" w:space="0" w:color="000000"/>
+              <w:left w:val="single" w:sz="4" w:space="0" w:color="000000"/>
+              <w:bottom w:val="single" w:sz="4" w:space="0" w:color="000000"/>
+              <w:right w:val="single" w:sz="4" w:space="0" w:color="000000"/>
+            </w:tcBorders>
             <w:shd w:val="clear" w:color="auto" w:fill="auto"/>
             <w:vAlign w:val="center"/>
           </w:tcPr>
           <w:p>
             <w:pPr>
-              <w:jc w:val="both"/>
-              <w:rPr>
-                <w:rFonts w:hint="eastAsia" w:ascii="宋体" w:hAnsi="宋体" w:eastAsia="宋体" w:cs="宋体"/>
+              <w:keepNext w:val="0"/>
+              <w:keepLines w:val="0"/>
+              <w:widowControl/>
+              <w:suppressLineNumbers w:val="0"/>
+              <w:jc w:val="center"/>
+              <w:textAlignment w:val="center"/>
+              <w:rPr>
+                <w:rFonts w:ascii="宋体" w:eastAsia="宋体" w:hAnsi="宋体" w:cs="宋体" w:hint="eastAsia"/>
                 <w:b/>
                 <w:i w:val="0"/>
                 <w:color w:val="000000"/>
-                <w:sz w:val="40"/>
-                <w:szCs w:val="40"/>
+                <w:sz w:val="24"/>
+                <w:szCs w:val="24"/>
                 <w:u w:val="none"/>
               </w:rPr>
             </w:pPr>
+            <w:r>
+              <w:rPr>
+                <w:rFonts w:ascii="宋体" w:eastAsia="宋体" w:hAnsi="宋体" w:cs="宋体" w:hint="eastAsia"/>
+                <w:b/>
+                <w:i w:val="0"/>
+                <w:color w:val="000000"/>
+                <w:kern w:val="0"/>
+                <w:sz w:val="24"/>
+                <w:szCs w:val="24"/>
+                <w:u w:val="none"/>
+                <w:lang w:val="en-US" w:eastAsia="zh-CN"/>
+              </w:rPr>
+              <w:t>部门</w:t>
+            </w:r>
+          </w:p>
+        </w:tc>
+        <w:tc>
+          <w:tcPr>
+            <w:tcW w:w="978" w:type="dxa"/>
+            <w:tcBorders>
+              <w:top w:val="single" w:sz="4" w:space="0" w:color="000000"/>
+              <w:left w:val="single" w:sz="4" w:space="0" w:color="000000"/>
+              <w:bottom w:val="single" w:sz="4" w:space="0" w:color="000000"/>
+              <w:right w:val="single" w:sz="4" w:space="0" w:color="000000"/>
+            </w:tcBorders>
+            <w:shd w:val="clear" w:color="auto" w:fill="auto"/>
+            <w:vAlign w:val="center"/>
+          </w:tcPr>
+          <w:p>
+            <w:pPr>
+              <w:keepNext w:val="0"/>
+              <w:keepLines w:val="0"/>
+              <w:widowControl/>
+              <w:suppressLineNumbers w:val="0"/>
+              <w:jc w:val="center"/>
+              <w:textAlignment w:val="center"/>
+              <w:rPr>
+                <w:rFonts w:ascii="宋体" w:eastAsia="宋体" w:hAnsi="宋体" w:cs="宋体" w:hint="eastAsia"/>
+                <w:b/>
+                <w:i w:val="0"/>
+                <w:color w:val="000000"/>
+                <w:sz w:val="24"/>
+                <w:szCs w:val="24"/>
+                <w:u w:val="none"/>
+              </w:rPr>
+            </w:pPr>
+            <w:r>
+              <w:rPr>
+                <w:rFonts w:ascii="宋体" w:eastAsia="宋体" w:hAnsi="宋体" w:cs="宋体" w:hint="eastAsia"/>
+                <w:b/>
+                <w:i w:val="0"/>
+                <w:color w:val="000000"/>
+                <w:kern w:val="0"/>
+                <w:sz w:val="24"/>
+                <w:szCs w:val="24"/>
+                <w:u w:val="none"/>
+                <w:lang w:val="en-US" w:eastAsia="zh-CN"/>
+              </w:rPr>
+              <w:t>岗位</w:t>
+            </w:r>
+          </w:p>
+        </w:tc>
+        <w:tc>
+          <w:tcPr>
+            <w:tcW w:w="519" w:type="dxa"/>
+            <w:tcBorders>
+              <w:top w:val="single" w:sz="4" w:space="0" w:color="000000"/>
+              <w:left w:val="single" w:sz="4" w:space="0" w:color="000000"/>
+              <w:bottom w:val="single" w:sz="4" w:space="0" w:color="000000"/>
+              <w:right w:val="single" w:sz="4" w:space="0" w:color="000000"/>
+            </w:tcBorders>
+            <w:shd w:val="clear" w:color="auto" w:fill="auto"/>
+            <w:vAlign w:val="center"/>
+          </w:tcPr>
+          <w:p>
+            <w:pPr>
+              <w:keepNext w:val="0"/>
+              <w:keepLines w:val="0"/>
+              <w:widowControl/>
+              <w:suppressLineNumbers w:val="0"/>
+              <w:jc w:val="center"/>
+              <w:textAlignment w:val="center"/>
+              <w:rPr>
+                <w:rFonts w:ascii="宋体" w:eastAsia="宋体" w:hAnsi="宋体" w:cs="宋体" w:hint="eastAsia"/>
+                <w:b/>
+                <w:i w:val="0"/>
+                <w:color w:val="000000"/>
+                <w:sz w:val="24"/>
+                <w:szCs w:val="24"/>
+                <w:u w:val="none"/>
+              </w:rPr>
+            </w:pPr>
+            <w:r>
+              <w:rPr>
+                <w:rFonts w:ascii="宋体" w:eastAsia="宋体" w:hAnsi="宋体" w:cs="宋体" w:hint="eastAsia"/>
+                <w:b/>
+                <w:i w:val="0"/>
+                <w:color w:val="000000"/>
+                <w:kern w:val="0"/>
+                <w:sz w:val="24"/>
+                <w:szCs w:val="24"/>
+                <w:u w:val="none"/>
+                <w:lang w:val="en-US" w:eastAsia="zh-CN"/>
+              </w:rPr>
+              <w:t>人数</w:t>
+            </w:r>
+          </w:p>
+        </w:tc>
+        <w:tc>
+          <w:tcPr>
+            <w:tcW w:w="3643" w:type="dxa"/>
+            <w:tcBorders>
+              <w:top w:val="single" w:sz="4" w:space="0" w:color="000000"/>
+              <w:left w:val="single" w:sz="4" w:space="0" w:color="000000"/>
+              <w:bottom w:val="single" w:sz="4" w:space="0" w:color="000000"/>
+              <w:right w:val="single" w:sz="4" w:space="0" w:color="000000"/>
+            </w:tcBorders>
+            <w:shd w:val="clear" w:color="auto" w:fill="auto"/>
+            <w:vAlign w:val="center"/>
+          </w:tcPr>
+          <w:p>
+            <w:pPr>
+              <w:keepNext w:val="0"/>
+              <w:keepLines w:val="0"/>
+              <w:widowControl/>
+              <w:suppressLineNumbers w:val="0"/>
+              <w:jc w:val="center"/>
+              <w:textAlignment w:val="center"/>
+              <w:rPr>
+                <w:rFonts w:ascii="宋体" w:eastAsia="宋体" w:hAnsi="宋体" w:cs="宋体" w:hint="eastAsia"/>
+                <w:b/>
+                <w:i w:val="0"/>
+                <w:color w:val="000000"/>
+                <w:sz w:val="24"/>
+                <w:szCs w:val="24"/>
+                <w:u w:val="none"/>
+              </w:rPr>
+            </w:pPr>
+            <w:r>
+              <w:rPr>
+                <w:rFonts w:ascii="宋体" w:eastAsia="宋体" w:hAnsi="宋体" w:cs="宋体" w:hint="eastAsia"/>
+                <w:b/>
+                <w:i w:val="0"/>
+                <w:color w:val="000000"/>
+                <w:kern w:val="0"/>
+                <w:sz w:val="24"/>
+                <w:szCs w:val="24"/>
+                <w:u w:val="none"/>
+                <w:lang w:val="en-US" w:eastAsia="zh-CN"/>
+              </w:rPr>
+              <w:t>学历及经验要求</w:t>
+            </w:r>
+          </w:p>
+        </w:tc>
+        <w:tc>
+          <w:tcPr>
+            <w:tcW w:w="1116" w:type="dxa"/>
+            <w:tcBorders>
+              <w:top w:val="single" w:sz="4" w:space="0" w:color="000000"/>
+              <w:left w:val="single" w:sz="4" w:space="0" w:color="000000"/>
+              <w:bottom w:val="single" w:sz="4" w:space="0" w:color="000000"/>
+              <w:right w:val="single" w:sz="4" w:space="0" w:color="000000"/>
+            </w:tcBorders>
+            <w:shd w:val="clear" w:color="auto" w:fill="auto"/>
+            <w:vAlign w:val="center"/>
+          </w:tcPr>
+          <w:p>
+            <w:pPr>
+              <w:keepNext w:val="0"/>
+              <w:keepLines w:val="0"/>
+              <w:widowControl/>
+              <w:suppressLineNumbers w:val="0"/>
+              <w:jc w:val="center"/>
+              <w:textAlignment w:val="center"/>
+              <w:rPr>
+                <w:rFonts w:ascii="宋体" w:eastAsia="宋体" w:hAnsi="宋体" w:cs="宋体" w:hint="eastAsia"/>
+                <w:b/>
+                <w:i w:val="0"/>
+                <w:color w:val="000000"/>
+                <w:sz w:val="24"/>
+                <w:szCs w:val="24"/>
+                <w:u w:val="none"/>
+              </w:rPr>
+            </w:pPr>
+            <w:r>
+              <w:rPr>
+                <w:rFonts w:ascii="宋体" w:eastAsia="宋体" w:hAnsi="宋体" w:cs="宋体" w:hint="eastAsia"/>
+                <w:b/>
+                <w:i w:val="0"/>
+                <w:color w:val="000000"/>
+                <w:kern w:val="0"/>
+                <w:sz w:val="24"/>
+                <w:szCs w:val="24"/>
+                <w:u w:val="none"/>
+                <w:lang w:val="en-US" w:eastAsia="zh-CN"/>
+              </w:rPr>
+              <w:t>招聘途径</w:t>
+            </w:r>
+          </w:p>
+        </w:tc>
+        <w:tc>
+          <w:tcPr>
+            <w:tcW w:w="1288" w:type="dxa"/>
+            <w:tcBorders>
+              <w:top w:val="single" w:sz="4" w:space="0" w:color="000000"/>
+              <w:left w:val="single" w:sz="4" w:space="0" w:color="000000"/>
+              <w:bottom w:val="single" w:sz="4" w:space="0" w:color="000000"/>
+              <w:right w:val="single" w:sz="4" w:space="0" w:color="000000"/>
+            </w:tcBorders>
+            <w:shd w:val="clear" w:color="auto" w:fill="auto"/>
+            <w:vAlign w:val="center"/>
+          </w:tcPr>
+          <w:p>
+            <w:pPr>
+              <w:keepNext w:val="0"/>
+              <w:keepLines w:val="0"/>
+              <w:widowControl/>
+              <w:suppressLineNumbers w:val="0"/>
+              <w:jc w:val="center"/>
+              <w:textAlignment w:val="center"/>
+              <w:rPr>
+                <w:rFonts w:ascii="宋体" w:eastAsia="宋体" w:hAnsi="宋体" w:cs="宋体" w:hint="eastAsia"/>
+                <w:b/>
+                <w:i w:val="0"/>
+                <w:color w:val="000000"/>
+                <w:sz w:val="24"/>
+                <w:szCs w:val="24"/>
+                <w:u w:val="none"/>
+              </w:rPr>
+            </w:pPr>
+            <w:r>
+              <w:rPr>
+                <w:rFonts w:ascii="宋体" w:eastAsia="宋体" w:hAnsi="宋体" w:cs="宋体" w:hint="eastAsia"/>
+                <w:b/>
+                <w:i w:val="0"/>
+                <w:color w:val="000000"/>
+                <w:kern w:val="0"/>
+                <w:sz w:val="24"/>
+                <w:szCs w:val="24"/>
+                <w:u w:val="none"/>
+                <w:lang w:val="en-US" w:eastAsia="zh-CN"/>
+              </w:rPr>
+              <w:t>期望到岗时间</w:t>
+            </w:r>
           </w:p>
         </w:tc>
       </w:tr>
       <w:tr>
         <w:tblPrEx>
-          <w:tblBorders>
-            <w:top w:val="none" w:color="auto" w:sz="0" w:space="0"/>
-            <w:left w:val="none" w:color="auto" w:sz="0" w:space="0"/>
-            <w:bottom w:val="none" w:color="auto" w:sz="0" w:space="0"/>
-            <w:right w:val="none" w:color="auto" w:sz="0" w:space="0"/>
-            <w:insideH w:val="none" w:color="auto" w:sz="0" w:space="0"/>
-            <w:insideV w:val="none" w:color="auto" w:sz="0" w:space="0"/>
-          </w:tblBorders>
+          <w:tblW w:w="8840" w:type="dxa"/>
+          <w:tblInd w:w="0" w:type="dxa"/>
           <w:shd w:val="clear" w:color="auto" w:fill="auto"/>
+          <w:tblLayout w:type="fixed"/>
           <w:tblCellMar>
             <w:top w:w="15" w:type="dxa"/>
             <w:left w:w="15" w:type="dxa"/>
@@ -5169,16 +4904,16 @@
           </w:tblCellMar>
         </w:tblPrEx>
         <w:trPr>
-          <w:trHeight w:val="853" w:hRule="atLeast"/>
+          <w:trHeight w:val="1740"/>
         </w:trPr>
         <w:tc>
           <w:tcPr>
             <w:tcW w:w="1296" w:type="dxa"/>
             <w:tcBorders>
-              <w:top w:val="single" w:color="000000" w:sz="4" w:space="0"/>
-              <w:left w:val="single" w:color="000000" w:sz="4" w:space="0"/>
-              <w:bottom w:val="single" w:color="000000" w:sz="4" w:space="0"/>
-              <w:right w:val="single" w:color="000000" w:sz="4" w:space="0"/>
+              <w:top w:val="single" w:sz="4" w:space="0" w:color="000000"/>
+              <w:left w:val="single" w:sz="4" w:space="0" w:color="000000"/>
+              <w:bottom w:val="single" w:sz="4" w:space="0" w:color="000000"/>
+              <w:right w:val="single" w:sz="4" w:space="0" w:color="000000"/>
             </w:tcBorders>
             <w:shd w:val="clear" w:color="auto" w:fill="auto"/>
             <w:vAlign w:val="center"/>
@@ -5192,8 +4927,7 @@
               <w:jc w:val="center"/>
               <w:textAlignment w:val="center"/>
               <w:rPr>
-                <w:rFonts w:hint="eastAsia" w:ascii="宋体" w:hAnsi="宋体" w:eastAsia="宋体" w:cs="宋体"/>
-                <w:b/>
+                <w:rFonts w:ascii="宋体" w:eastAsia="宋体" w:hAnsi="宋体" w:cs="宋体" w:hint="eastAsia"/>
                 <w:i w:val="0"/>
                 <w:color w:val="000000"/>
                 <w:sz w:val="24"/>
@@ -5203,17 +4937,16 @@
             </w:pPr>
             <w:r>
               <w:rPr>
-                <w:rFonts w:hint="eastAsia" w:ascii="宋体" w:hAnsi="宋体" w:eastAsia="宋体" w:cs="宋体"/>
-                <w:b/>
+                <w:rFonts w:ascii="宋体" w:eastAsia="宋体" w:hAnsi="宋体" w:cs="宋体" w:hint="eastAsia"/>
                 <w:i w:val="0"/>
                 <w:color w:val="000000"/>
                 <w:kern w:val="0"/>
                 <w:sz w:val="24"/>
                 <w:szCs w:val="24"/>
                 <w:u w:val="none"/>
-                <w:lang w:val="en-US" w:eastAsia="zh-CN" w:bidi="ar"/>
-              </w:rPr>
-              <w:t>部门</w:t>
+                <w:lang w:val="en-US" w:eastAsia="zh-CN"/>
+              </w:rPr>
+              <w:t>运维管理部</w:t>
             </w:r>
           </w:p>
         </w:tc>
@@ -5221,10 +4954,10 @@
           <w:tcPr>
             <w:tcW w:w="978" w:type="dxa"/>
             <w:tcBorders>
-              <w:top w:val="single" w:color="000000" w:sz="4" w:space="0"/>
-              <w:left w:val="single" w:color="000000" w:sz="4" w:space="0"/>
-              <w:bottom w:val="single" w:color="000000" w:sz="4" w:space="0"/>
-              <w:right w:val="single" w:color="000000" w:sz="4" w:space="0"/>
+              <w:top w:val="single" w:sz="4" w:space="0" w:color="000000"/>
+              <w:left w:val="single" w:sz="4" w:space="0" w:color="000000"/>
+              <w:bottom w:val="single" w:sz="4" w:space="0" w:color="000000"/>
+              <w:right w:val="single" w:sz="4" w:space="0" w:color="000000"/>
             </w:tcBorders>
             <w:shd w:val="clear" w:color="auto" w:fill="auto"/>
             <w:vAlign w:val="center"/>
@@ -5238,8 +4971,7 @@
               <w:jc w:val="center"/>
               <w:textAlignment w:val="center"/>
               <w:rPr>
-                <w:rFonts w:hint="eastAsia" w:ascii="宋体" w:hAnsi="宋体" w:eastAsia="宋体" w:cs="宋体"/>
-                <w:b/>
+                <w:rFonts w:ascii="宋体" w:eastAsia="宋体" w:hAnsi="宋体" w:cs="宋体" w:hint="eastAsia"/>
                 <w:i w:val="0"/>
                 <w:color w:val="000000"/>
                 <w:sz w:val="24"/>
@@ -5249,17 +4981,16 @@
             </w:pPr>
             <w:r>
               <w:rPr>
-                <w:rFonts w:hint="eastAsia" w:ascii="宋体" w:hAnsi="宋体" w:eastAsia="宋体" w:cs="宋体"/>
-                <w:b/>
+                <w:rFonts w:ascii="宋体" w:eastAsia="宋体" w:hAnsi="宋体" w:cs="宋体" w:hint="eastAsia"/>
                 <w:i w:val="0"/>
                 <w:color w:val="000000"/>
                 <w:kern w:val="0"/>
                 <w:sz w:val="24"/>
                 <w:szCs w:val="24"/>
                 <w:u w:val="none"/>
-                <w:lang w:val="en-US" w:eastAsia="zh-CN" w:bidi="ar"/>
-              </w:rPr>
-              <w:t>岗位</w:t>
+                <w:lang w:val="en-US" w:eastAsia="zh-CN"/>
+              </w:rPr>
+              <w:t>运维工程师（高级）</w:t>
             </w:r>
           </w:p>
         </w:tc>
@@ -5267,10 +4998,10 @@
           <w:tcPr>
             <w:tcW w:w="519" w:type="dxa"/>
             <w:tcBorders>
-              <w:top w:val="single" w:color="000000" w:sz="4" w:space="0"/>
-              <w:left w:val="single" w:color="000000" w:sz="4" w:space="0"/>
-              <w:bottom w:val="single" w:color="000000" w:sz="4" w:space="0"/>
-              <w:right w:val="single" w:color="000000" w:sz="4" w:space="0"/>
+              <w:top w:val="single" w:sz="4" w:space="0" w:color="000000"/>
+              <w:left w:val="single" w:sz="4" w:space="0" w:color="000000"/>
+              <w:bottom w:val="single" w:sz="4" w:space="0" w:color="000000"/>
+              <w:right w:val="single" w:sz="4" w:space="0" w:color="000000"/>
             </w:tcBorders>
             <w:shd w:val="clear" w:color="auto" w:fill="auto"/>
             <w:vAlign w:val="center"/>
@@ -5284,8 +5015,7 @@
               <w:jc w:val="center"/>
               <w:textAlignment w:val="center"/>
               <w:rPr>
-                <w:rFonts w:hint="eastAsia" w:ascii="宋体" w:hAnsi="宋体" w:eastAsia="宋体" w:cs="宋体"/>
-                <w:b/>
+                <w:rFonts w:ascii="宋体" w:eastAsia="宋体" w:hAnsi="宋体" w:cs="宋体" w:hint="eastAsia"/>
                 <w:i w:val="0"/>
                 <w:color w:val="000000"/>
                 <w:sz w:val="24"/>
@@ -5295,17 +5025,16 @@
             </w:pPr>
             <w:r>
               <w:rPr>
-                <w:rFonts w:hint="eastAsia" w:ascii="宋体" w:hAnsi="宋体" w:eastAsia="宋体" w:cs="宋体"/>
-                <w:b/>
+                <w:rFonts w:ascii="宋体" w:eastAsia="宋体" w:hAnsi="宋体" w:cs="宋体" w:hint="eastAsia"/>
                 <w:i w:val="0"/>
                 <w:color w:val="000000"/>
                 <w:kern w:val="0"/>
                 <w:sz w:val="24"/>
                 <w:szCs w:val="24"/>
                 <w:u w:val="none"/>
-                <w:lang w:val="en-US" w:eastAsia="zh-CN" w:bidi="ar"/>
-              </w:rPr>
-              <w:t>人数</w:t>
+                <w:lang w:val="en-US" w:eastAsia="zh-CN"/>
+              </w:rPr>
+              <w:t>1</w:t>
             </w:r>
           </w:p>
         </w:tc>
@@ -5313,301 +5042,10 @@
           <w:tcPr>
             <w:tcW w:w="3643" w:type="dxa"/>
             <w:tcBorders>
-              <w:top w:val="single" w:color="000000" w:sz="4" w:space="0"/>
-              <w:left w:val="single" w:color="000000" w:sz="4" w:space="0"/>
-              <w:bottom w:val="single" w:color="000000" w:sz="4" w:space="0"/>
-              <w:right w:val="single" w:color="000000" w:sz="4" w:space="0"/>
-            </w:tcBorders>
-            <w:shd w:val="clear" w:color="auto" w:fill="auto"/>
-            <w:vAlign w:val="center"/>
-          </w:tcPr>
-          <w:p>
-            <w:pPr>
-              <w:keepNext w:val="0"/>
-              <w:keepLines w:val="0"/>
-              <w:widowControl/>
-              <w:suppressLineNumbers w:val="0"/>
-              <w:jc w:val="center"/>
-              <w:textAlignment w:val="center"/>
-              <w:rPr>
-                <w:rFonts w:hint="eastAsia" w:ascii="宋体" w:hAnsi="宋体" w:eastAsia="宋体" w:cs="宋体"/>
-                <w:b/>
-                <w:i w:val="0"/>
-                <w:color w:val="000000"/>
-                <w:sz w:val="24"/>
-                <w:szCs w:val="24"/>
-                <w:u w:val="none"/>
-              </w:rPr>
-            </w:pPr>
-            <w:r>
-              <w:rPr>
-                <w:rFonts w:hint="eastAsia" w:ascii="宋体" w:hAnsi="宋体" w:eastAsia="宋体" w:cs="宋体"/>
-                <w:b/>
-                <w:i w:val="0"/>
-                <w:color w:val="000000"/>
-                <w:kern w:val="0"/>
-                <w:sz w:val="24"/>
-                <w:szCs w:val="24"/>
-                <w:u w:val="none"/>
-                <w:lang w:val="en-US" w:eastAsia="zh-CN" w:bidi="ar"/>
-              </w:rPr>
-              <w:t>学历及经验要求</w:t>
-            </w:r>
-          </w:p>
-        </w:tc>
-        <w:tc>
-          <w:tcPr>
-            <w:tcW w:w="1116" w:type="dxa"/>
-            <w:tcBorders>
-              <w:top w:val="single" w:color="000000" w:sz="4" w:space="0"/>
-              <w:left w:val="single" w:color="000000" w:sz="4" w:space="0"/>
-              <w:bottom w:val="single" w:color="000000" w:sz="4" w:space="0"/>
-              <w:right w:val="single" w:color="000000" w:sz="4" w:space="0"/>
-            </w:tcBorders>
-            <w:shd w:val="clear" w:color="auto" w:fill="auto"/>
-            <w:vAlign w:val="center"/>
-          </w:tcPr>
-          <w:p>
-            <w:pPr>
-              <w:keepNext w:val="0"/>
-              <w:keepLines w:val="0"/>
-              <w:widowControl/>
-              <w:suppressLineNumbers w:val="0"/>
-              <w:jc w:val="center"/>
-              <w:textAlignment w:val="center"/>
-              <w:rPr>
-                <w:rFonts w:hint="eastAsia" w:ascii="宋体" w:hAnsi="宋体" w:eastAsia="宋体" w:cs="宋体"/>
-                <w:b/>
-                <w:i w:val="0"/>
-                <w:color w:val="000000"/>
-                <w:sz w:val="24"/>
-                <w:szCs w:val="24"/>
-                <w:u w:val="none"/>
-              </w:rPr>
-            </w:pPr>
-            <w:r>
-              <w:rPr>
-                <w:rFonts w:hint="eastAsia" w:ascii="宋体" w:hAnsi="宋体" w:eastAsia="宋体" w:cs="宋体"/>
-                <w:b/>
-                <w:i w:val="0"/>
-                <w:color w:val="000000"/>
-                <w:kern w:val="0"/>
-                <w:sz w:val="24"/>
-                <w:szCs w:val="24"/>
-                <w:u w:val="none"/>
-                <w:lang w:val="en-US" w:eastAsia="zh-CN" w:bidi="ar"/>
-              </w:rPr>
-              <w:t>招聘途径</w:t>
-            </w:r>
-          </w:p>
-        </w:tc>
-        <w:tc>
-          <w:tcPr>
-            <w:tcW w:w="1288" w:type="dxa"/>
-            <w:tcBorders>
-              <w:top w:val="single" w:color="000000" w:sz="4" w:space="0"/>
-              <w:left w:val="single" w:color="000000" w:sz="4" w:space="0"/>
-              <w:bottom w:val="single" w:color="000000" w:sz="4" w:space="0"/>
-              <w:right w:val="single" w:color="000000" w:sz="4" w:space="0"/>
-            </w:tcBorders>
-            <w:shd w:val="clear" w:color="auto" w:fill="auto"/>
-            <w:vAlign w:val="center"/>
-          </w:tcPr>
-          <w:p>
-            <w:pPr>
-              <w:keepNext w:val="0"/>
-              <w:keepLines w:val="0"/>
-              <w:widowControl/>
-              <w:suppressLineNumbers w:val="0"/>
-              <w:jc w:val="center"/>
-              <w:textAlignment w:val="center"/>
-              <w:rPr>
-                <w:rFonts w:hint="eastAsia" w:ascii="宋体" w:hAnsi="宋体" w:eastAsia="宋体" w:cs="宋体"/>
-                <w:b/>
-                <w:i w:val="0"/>
-                <w:color w:val="000000"/>
-                <w:sz w:val="24"/>
-                <w:szCs w:val="24"/>
-                <w:u w:val="none"/>
-              </w:rPr>
-            </w:pPr>
-            <w:r>
-              <w:rPr>
-                <w:rFonts w:hint="eastAsia" w:ascii="宋体" w:hAnsi="宋体" w:eastAsia="宋体" w:cs="宋体"/>
-                <w:b/>
-                <w:i w:val="0"/>
-                <w:color w:val="000000"/>
-                <w:kern w:val="0"/>
-                <w:sz w:val="24"/>
-                <w:szCs w:val="24"/>
-                <w:u w:val="none"/>
-                <w:lang w:val="en-US" w:eastAsia="zh-CN" w:bidi="ar"/>
-              </w:rPr>
-              <w:t>期望到岗时间</w:t>
-            </w:r>
-          </w:p>
-        </w:tc>
-      </w:tr>
-      <w:tr>
-        <w:tblPrEx>
-          <w:tblBorders>
-            <w:top w:val="none" w:color="auto" w:sz="0" w:space="0"/>
-            <w:left w:val="none" w:color="auto" w:sz="0" w:space="0"/>
-            <w:bottom w:val="none" w:color="auto" w:sz="0" w:space="0"/>
-            <w:right w:val="none" w:color="auto" w:sz="0" w:space="0"/>
-            <w:insideH w:val="none" w:color="auto" w:sz="0" w:space="0"/>
-            <w:insideV w:val="none" w:color="auto" w:sz="0" w:space="0"/>
-          </w:tblBorders>
-          <w:tblCellMar>
-            <w:top w:w="15" w:type="dxa"/>
-            <w:left w:w="15" w:type="dxa"/>
-            <w:bottom w:w="15" w:type="dxa"/>
-            <w:right w:w="15" w:type="dxa"/>
-          </w:tblCellMar>
-        </w:tblPrEx>
-        <w:trPr>
-          <w:trHeight w:val="1740" w:hRule="atLeast"/>
-        </w:trPr>
-        <w:tc>
-          <w:tcPr>
-            <w:tcW w:w="1296" w:type="dxa"/>
-            <w:tcBorders>
-              <w:top w:val="single" w:color="000000" w:sz="4" w:space="0"/>
-              <w:left w:val="single" w:color="000000" w:sz="4" w:space="0"/>
-              <w:bottom w:val="single" w:color="000000" w:sz="4" w:space="0"/>
-              <w:right w:val="single" w:color="000000" w:sz="4" w:space="0"/>
-            </w:tcBorders>
-            <w:shd w:val="clear" w:color="auto" w:fill="auto"/>
-            <w:vAlign w:val="center"/>
-          </w:tcPr>
-          <w:p>
-            <w:pPr>
-              <w:keepNext w:val="0"/>
-              <w:keepLines w:val="0"/>
-              <w:widowControl/>
-              <w:suppressLineNumbers w:val="0"/>
-              <w:jc w:val="center"/>
-              <w:textAlignment w:val="center"/>
-              <w:rPr>
-                <w:rFonts w:hint="eastAsia" w:ascii="宋体" w:hAnsi="宋体" w:eastAsia="宋体" w:cs="宋体"/>
-                <w:i w:val="0"/>
-                <w:color w:val="000000"/>
-                <w:sz w:val="24"/>
-                <w:szCs w:val="24"/>
-                <w:u w:val="none"/>
-              </w:rPr>
-            </w:pPr>
-            <w:r>
-              <w:rPr>
-                <w:rFonts w:hint="eastAsia" w:ascii="宋体" w:hAnsi="宋体" w:eastAsia="宋体" w:cs="宋体"/>
-                <w:i w:val="0"/>
-                <w:color w:val="000000"/>
-                <w:kern w:val="0"/>
-                <w:sz w:val="24"/>
-                <w:szCs w:val="24"/>
-                <w:u w:val="none"/>
-                <w:lang w:val="en-US" w:eastAsia="zh-CN" w:bidi="ar"/>
-              </w:rPr>
-              <w:t>运维管理部</w:t>
-            </w:r>
-          </w:p>
-        </w:tc>
-        <w:tc>
-          <w:tcPr>
-            <w:tcW w:w="978" w:type="dxa"/>
-            <w:tcBorders>
-              <w:top w:val="single" w:color="000000" w:sz="4" w:space="0"/>
-              <w:left w:val="single" w:color="000000" w:sz="4" w:space="0"/>
-              <w:bottom w:val="single" w:color="000000" w:sz="4" w:space="0"/>
-              <w:right w:val="single" w:color="000000" w:sz="4" w:space="0"/>
-            </w:tcBorders>
-            <w:shd w:val="clear" w:color="auto" w:fill="auto"/>
-            <w:vAlign w:val="center"/>
-          </w:tcPr>
-          <w:p>
-            <w:pPr>
-              <w:keepNext w:val="0"/>
-              <w:keepLines w:val="0"/>
-              <w:widowControl/>
-              <w:suppressLineNumbers w:val="0"/>
-              <w:jc w:val="center"/>
-              <w:textAlignment w:val="center"/>
-              <w:rPr>
-                <w:rFonts w:hint="eastAsia" w:ascii="宋体" w:hAnsi="宋体" w:eastAsia="宋体" w:cs="宋体"/>
-                <w:i w:val="0"/>
-                <w:color w:val="000000"/>
-                <w:sz w:val="24"/>
-                <w:szCs w:val="24"/>
-                <w:u w:val="none"/>
-              </w:rPr>
-            </w:pPr>
-            <w:r>
-              <w:rPr>
-                <w:rFonts w:hint="eastAsia" w:ascii="宋体" w:hAnsi="宋体" w:eastAsia="宋体" w:cs="宋体"/>
-                <w:i w:val="0"/>
-                <w:color w:val="000000"/>
-                <w:kern w:val="0"/>
-                <w:sz w:val="24"/>
-                <w:szCs w:val="24"/>
-                <w:u w:val="none"/>
-                <w:lang w:val="en-US" w:eastAsia="zh-CN" w:bidi="ar"/>
-              </w:rPr>
-              <w:t>运维工程师（高级）</w:t>
-            </w:r>
-          </w:p>
-        </w:tc>
-        <w:tc>
-          <w:tcPr>
-            <w:tcW w:w="519" w:type="dxa"/>
-            <w:tcBorders>
-              <w:top w:val="single" w:color="000000" w:sz="4" w:space="0"/>
-              <w:left w:val="single" w:color="000000" w:sz="4" w:space="0"/>
-              <w:bottom w:val="single" w:color="000000" w:sz="4" w:space="0"/>
-              <w:right w:val="single" w:color="000000" w:sz="4" w:space="0"/>
-            </w:tcBorders>
-            <w:shd w:val="clear" w:color="auto" w:fill="auto"/>
-            <w:vAlign w:val="center"/>
-          </w:tcPr>
-          <w:p>
-            <w:pPr>
-              <w:keepNext w:val="0"/>
-              <w:keepLines w:val="0"/>
-              <w:widowControl/>
-              <w:suppressLineNumbers w:val="0"/>
-              <w:jc w:val="center"/>
-              <w:textAlignment w:val="center"/>
-              <w:rPr>
-                <w:rFonts w:hint="eastAsia" w:ascii="宋体" w:hAnsi="宋体" w:eastAsia="宋体" w:cs="宋体"/>
-                <w:i w:val="0"/>
-                <w:color w:val="000000"/>
-                <w:sz w:val="24"/>
-                <w:szCs w:val="24"/>
-                <w:u w:val="none"/>
-              </w:rPr>
-            </w:pPr>
-            <w:r>
-              <w:rPr>
-                <w:rFonts w:hint="eastAsia" w:ascii="宋体" w:hAnsi="宋体" w:eastAsia="宋体" w:cs="宋体"/>
-                <w:i w:val="0"/>
-                <w:color w:val="000000"/>
-                <w:kern w:val="0"/>
-                <w:sz w:val="24"/>
-                <w:szCs w:val="24"/>
-                <w:u w:val="none"/>
-                <w:lang w:val="en-US" w:eastAsia="zh-CN" w:bidi="ar"/>
-              </w:rPr>
-              <w:t>1</w:t>
-            </w:r>
-          </w:p>
-        </w:tc>
-        <w:tc>
-          <w:tcPr>
-            <w:tcW w:w="3643" w:type="dxa"/>
-            <w:tcBorders>
-              <w:top w:val="single" w:color="000000" w:sz="4" w:space="0"/>
-              <w:left w:val="single" w:color="000000" w:sz="4" w:space="0"/>
-              <w:bottom w:val="single" w:color="000000" w:sz="4" w:space="0"/>
-              <w:right w:val="single" w:color="000000" w:sz="4" w:space="0"/>
+              <w:top w:val="single" w:sz="4" w:space="0" w:color="000000"/>
+              <w:left w:val="single" w:sz="4" w:space="0" w:color="000000"/>
+              <w:bottom w:val="single" w:sz="4" w:space="0" w:color="000000"/>
+              <w:right w:val="single" w:sz="4" w:space="0" w:color="000000"/>
             </w:tcBorders>
             <w:shd w:val="clear" w:color="auto" w:fill="auto"/>
             <w:vAlign w:val="center"/>
@@ -5621,7 +5059,7 @@
               <w:jc w:val="left"/>
               <w:textAlignment w:val="center"/>
               <w:rPr>
-                <w:rFonts w:hint="eastAsia" w:ascii="宋体" w:hAnsi="宋体" w:eastAsia="宋体" w:cs="宋体"/>
+                <w:rFonts w:ascii="宋体" w:eastAsia="宋体" w:hAnsi="宋体" w:cs="宋体" w:hint="eastAsia"/>
                 <w:i w:val="0"/>
                 <w:color w:val="000000"/>
                 <w:sz w:val="24"/>
@@ -5631,66 +5069,66 @@
             </w:pPr>
             <w:r>
               <w:rPr>
-                <w:rFonts w:hint="eastAsia" w:ascii="宋体" w:hAnsi="宋体" w:eastAsia="宋体" w:cs="宋体"/>
+                <w:rFonts w:ascii="宋体" w:eastAsia="宋体" w:hAnsi="宋体" w:cs="宋体" w:hint="eastAsia"/>
                 <w:i w:val="0"/>
                 <w:color w:val="000000"/>
                 <w:kern w:val="0"/>
                 <w:sz w:val="24"/>
                 <w:szCs w:val="24"/>
                 <w:u w:val="none"/>
-                <w:lang w:val="en-US" w:eastAsia="zh-CN" w:bidi="ar"/>
+                <w:lang w:val="en-US" w:eastAsia="zh-CN"/>
               </w:rPr>
               <w:t>1、大专及以上学历，2年以上软件维护工作经验；</w:t>
             </w:r>
             <w:r>
               <w:rPr>
-                <w:rFonts w:hint="eastAsia" w:ascii="宋体" w:hAnsi="宋体" w:eastAsia="宋体" w:cs="宋体"/>
+                <w:rFonts w:ascii="宋体" w:eastAsia="宋体" w:hAnsi="宋体" w:cs="宋体" w:hint="eastAsia"/>
                 <w:i w:val="0"/>
                 <w:color w:val="000000"/>
                 <w:kern w:val="0"/>
                 <w:sz w:val="24"/>
                 <w:szCs w:val="24"/>
                 <w:u w:val="none"/>
-                <w:lang w:val="en-US" w:eastAsia="zh-CN" w:bidi="ar"/>
-              </w:rPr>
-              <w:br w:type="textWrapping"/>
-            </w:r>
-            <w:r>
-              <w:rPr>
-                <w:rFonts w:hint="eastAsia" w:ascii="宋体" w:hAnsi="宋体" w:eastAsia="宋体" w:cs="宋体"/>
+                <w:lang w:val="en-US" w:eastAsia="zh-CN"/>
+              </w:rPr>
+              <w:br/>
+            </w:r>
+            <w:r>
+              <w:rPr>
+                <w:rFonts w:ascii="宋体" w:eastAsia="宋体" w:hAnsi="宋体" w:cs="宋体" w:hint="eastAsia"/>
                 <w:i w:val="0"/>
                 <w:color w:val="000000"/>
                 <w:kern w:val="0"/>
                 <w:sz w:val="24"/>
                 <w:szCs w:val="24"/>
                 <w:u w:val="none"/>
-                <w:lang w:val="en-US" w:eastAsia="zh-CN" w:bidi="ar"/>
+                <w:lang w:val="en-US" w:eastAsia="zh-CN"/>
               </w:rPr>
               <w:t>2、精通windows操作系统，了解各种办公软件；</w:t>
             </w:r>
             <w:r>
               <w:rPr>
-                <w:rFonts w:hint="eastAsia" w:ascii="宋体" w:hAnsi="宋体" w:eastAsia="宋体" w:cs="宋体"/>
+                <w:rFonts w:ascii="宋体" w:eastAsia="宋体" w:hAnsi="宋体" w:cs="宋体" w:hint="eastAsia"/>
                 <w:i w:val="0"/>
                 <w:color w:val="000000"/>
                 <w:kern w:val="0"/>
                 <w:sz w:val="24"/>
                 <w:szCs w:val="24"/>
                 <w:u w:val="none"/>
-                <w:lang w:val="en-US" w:eastAsia="zh-CN" w:bidi="ar"/>
-              </w:rPr>
-              <w:br w:type="textWrapping"/>
-            </w:r>
-            <w:r>
-              <w:rPr>
-                <w:rFonts w:hint="eastAsia" w:ascii="宋体" w:hAnsi="宋体" w:eastAsia="宋体" w:cs="宋体"/>
+                <w:lang w:val="en-US" w:eastAsia="zh-CN"/>
+              </w:rPr>
+              <w:br/>
+            </w:r>
+            <w:r>
+              <w:rPr>
+                <w:rFonts w:ascii="宋体" w:eastAsia="宋体" w:hAnsi="宋体" w:cs="宋体" w:hint="eastAsia"/>
                 <w:i w:val="0"/>
                 <w:color w:val="000000"/>
                 <w:kern w:val="0"/>
                 <w:sz w:val="24"/>
                 <w:szCs w:val="24"/>
                 <w:u w:val="none"/>
-                <w:lang w:val="en-US" w:eastAsia="zh-CN" w:bidi="ar"/>
+                <w:lang w:val="en-US" w:eastAsia="zh-CN"/>
               </w:rPr>
               <w:t>3、具有独立处理软件系统故障的能力。</w:t>
             </w:r>
@@ -5700,10 +5138,10 @@
           <w:tcPr>
             <w:tcW w:w="1116" w:type="dxa"/>
             <w:tcBorders>
-              <w:top w:val="single" w:color="000000" w:sz="4" w:space="0"/>
-              <w:left w:val="single" w:color="000000" w:sz="4" w:space="0"/>
-              <w:bottom w:val="single" w:color="000000" w:sz="4" w:space="0"/>
-              <w:right w:val="single" w:color="000000" w:sz="4" w:space="0"/>
+              <w:top w:val="single" w:sz="4" w:space="0" w:color="000000"/>
+              <w:left w:val="single" w:sz="4" w:space="0" w:color="000000"/>
+              <w:bottom w:val="single" w:sz="4" w:space="0" w:color="000000"/>
+              <w:right w:val="single" w:sz="4" w:space="0" w:color="000000"/>
             </w:tcBorders>
             <w:shd w:val="clear" w:color="auto" w:fill="auto"/>
             <w:vAlign w:val="center"/>
@@ -5717,7 +5155,7 @@
               <w:jc w:val="center"/>
               <w:textAlignment w:val="center"/>
               <w:rPr>
-                <w:rFonts w:hint="eastAsia" w:ascii="宋体" w:hAnsi="宋体" w:eastAsia="宋体" w:cs="宋体"/>
+                <w:rFonts w:ascii="宋体" w:eastAsia="宋体" w:hAnsi="宋体" w:cs="宋体" w:hint="eastAsia"/>
                 <w:i w:val="0"/>
                 <w:color w:val="000000"/>
                 <w:sz w:val="24"/>
@@ -5727,14 +5165,14 @@
             </w:pPr>
             <w:r>
               <w:rPr>
-                <w:rFonts w:hint="eastAsia" w:ascii="宋体" w:hAnsi="宋体" w:eastAsia="宋体" w:cs="宋体"/>
+                <w:rFonts w:ascii="宋体" w:eastAsia="宋体" w:hAnsi="宋体" w:cs="宋体" w:hint="eastAsia"/>
                 <w:i w:val="0"/>
                 <w:color w:val="000000"/>
                 <w:kern w:val="0"/>
                 <w:sz w:val="24"/>
                 <w:szCs w:val="24"/>
                 <w:u w:val="none"/>
-                <w:lang w:val="en-US" w:eastAsia="zh-CN" w:bidi="ar"/>
+                <w:lang w:val="en-US" w:eastAsia="zh-CN"/>
               </w:rPr>
               <w:t>网络招聘</w:t>
             </w:r>
@@ -5744,10 +5182,10 @@
           <w:tcPr>
             <w:tcW w:w="1288" w:type="dxa"/>
             <w:tcBorders>
-              <w:top w:val="single" w:color="000000" w:sz="4" w:space="0"/>
-              <w:left w:val="single" w:color="000000" w:sz="4" w:space="0"/>
-              <w:bottom w:val="single" w:color="000000" w:sz="4" w:space="0"/>
-              <w:right w:val="single" w:color="000000" w:sz="4" w:space="0"/>
+              <w:top w:val="single" w:sz="4" w:space="0" w:color="000000"/>
+              <w:left w:val="single" w:sz="4" w:space="0" w:color="000000"/>
+              <w:bottom w:val="single" w:sz="4" w:space="0" w:color="000000"/>
+              <w:right w:val="single" w:sz="4" w:space="0" w:color="000000"/>
             </w:tcBorders>
             <w:shd w:val="clear" w:color="auto" w:fill="auto"/>
             <w:vAlign w:val="center"/>
@@ -5761,7 +5199,7 @@
               <w:jc w:val="center"/>
               <w:textAlignment w:val="center"/>
               <w:rPr>
-                <w:rFonts w:hint="eastAsia" w:ascii="宋体" w:hAnsi="宋体" w:eastAsia="宋体" w:cs="宋体"/>
+                <w:rFonts w:ascii="宋体" w:eastAsia="宋体" w:hAnsi="宋体" w:cs="宋体" w:hint="eastAsia"/>
                 <w:i w:val="0"/>
                 <w:color w:val="000000"/>
                 <w:sz w:val="24"/>
@@ -5771,27 +5209,27 @@
             </w:pPr>
             <w:r>
               <w:rPr>
-                <w:rFonts w:hint="eastAsia" w:ascii="宋体" w:hAnsi="宋体" w:eastAsia="宋体" w:cs="宋体"/>
+                <w:rFonts w:ascii="宋体" w:eastAsia="宋体" w:hAnsi="宋体" w:cs="宋体" w:hint="eastAsia"/>
                 <w:i w:val="0"/>
                 <w:color w:val="000000"/>
                 <w:kern w:val="0"/>
                 <w:sz w:val="24"/>
                 <w:szCs w:val="24"/>
                 <w:u w:val="none"/>
-                <w:lang w:val="en-US" w:eastAsia="zh-CN" w:bidi="ar"/>
-              </w:rPr>
-              <w:t>2019.</w:t>
-            </w:r>
-            <w:r>
-              <w:rPr>
-                <w:rFonts w:hint="eastAsia" w:ascii="宋体" w:hAnsi="宋体" w:cs="宋体"/>
+                <w:lang w:val="en-US" w:eastAsia="zh-CN"/>
+              </w:rPr>
+              <w:t>2025.</w:t>
+            </w:r>
+            <w:r>
+              <w:rPr>
+                <w:rFonts w:ascii="宋体" w:hAnsi="宋体" w:cs="宋体" w:hint="eastAsia"/>
                 <w:i w:val="0"/>
                 <w:color w:val="000000"/>
                 <w:kern w:val="0"/>
                 <w:sz w:val="24"/>
                 <w:szCs w:val="24"/>
                 <w:u w:val="none"/>
-                <w:lang w:val="en-US" w:eastAsia="zh-CN" w:bidi="ar"/>
+                <w:lang w:val="en-US" w:eastAsia="zh-CN"/>
               </w:rPr>
               <w:t>9</w:t>
             </w:r>
@@ -5804,7 +5242,7 @@
         <w:spacing w:line="360" w:lineRule="auto"/>
         <w:outlineLvl w:val="0"/>
         <w:rPr>
-          <w:rFonts w:hint="eastAsia" w:ascii="宋体"/>
+          <w:rFonts w:ascii="宋体" w:hint="eastAsia"/>
           <w:b/>
           <w:bCs/>
           <w:sz w:val="24"/>
@@ -5818,7 +5256,7 @@
         <w:spacing w:line="360" w:lineRule="auto"/>
         <w:outlineLvl w:val="0"/>
         <w:rPr>
-          <w:rFonts w:hint="eastAsia" w:ascii="宋体"/>
+          <w:rFonts w:ascii="宋体" w:hint="eastAsia"/>
           <w:b/>
           <w:bCs/>
           <w:sz w:val="24"/>
@@ -5829,7 +5267,7 @@
     </w:p>
     <w:p>
       <w:pPr>
-        <w:pStyle w:val="2"/>
+        <w:pStyle w:val="Heading1"/>
         <w:rPr>
           <w:rFonts w:hint="eastAsia"/>
           <w:lang w:val="en-US" w:eastAsia="zh-CN"/>
@@ -5841,14 +5279,14 @@
           <w:rFonts w:hint="eastAsia"/>
           <w:lang w:val="en-US" w:eastAsia="zh-CN"/>
         </w:rPr>
-        <w:t>四、2019年度招聘、储备实施计划</w:t>
+        <w:t>四、2025年度招聘、储备实施计划</w:t>
       </w:r>
       <w:bookmarkEnd w:id="8"/>
     </w:p>
     <w:p>
       <w:pPr>
         <w:spacing w:line="360" w:lineRule="auto"/>
-        <w:ind w:firstLine="480" w:firstLineChars="200"/>
+        <w:ind w:firstLine="420" w:firstLineChars="200"/>
         <w:rPr>
           <w:rFonts w:ascii="宋体" w:hAnsi="宋体"/>
           <w:sz w:val="24"/>
@@ -5857,15 +5295,15 @@
       </w:pPr>
       <w:r>
         <w:rPr>
-          <w:rFonts w:hint="eastAsia" w:ascii="宋体" w:hAnsi="宋体"/>
-          <w:sz w:val="24"/>
-          <w:szCs w:val="24"/>
-        </w:rPr>
-        <w:t>公司根据储备要求特制定2019年招聘</w:t>
-      </w:r>
-      <w:r>
-        <w:rPr>
-          <w:rFonts w:hint="eastAsia" w:ascii="宋体" w:hAnsi="宋体"/>
+          <w:rFonts w:ascii="宋体" w:hAnsi="宋体" w:hint="eastAsia"/>
+          <w:sz w:val="24"/>
+          <w:szCs w:val="24"/>
+        </w:rPr>
+        <w:t>公司根据储备要求特制定2025年招聘</w:t>
+      </w:r>
+      <w:r>
+        <w:rPr>
+          <w:rFonts w:ascii="宋体" w:hAnsi="宋体" w:hint="eastAsia"/>
           <w:sz w:val="24"/>
           <w:szCs w:val="24"/>
           <w:lang w:eastAsia="zh-CN"/>
@@ -5874,7 +5312,7 @@
       </w:r>
       <w:r>
         <w:rPr>
-          <w:rFonts w:hint="eastAsia" w:ascii="宋体" w:hAnsi="宋体"/>
+          <w:rFonts w:ascii="宋体" w:hAnsi="宋体" w:hint="eastAsia"/>
           <w:sz w:val="24"/>
           <w:szCs w:val="24"/>
         </w:rPr>
@@ -5883,7 +5321,7 @@
     </w:p>
     <w:tbl>
       <w:tblPr>
-        <w:tblStyle w:val="9"/>
+        <w:tblStyle w:val="TableNormal"/>
         <w:tblW w:w="8906" w:type="dxa"/>
         <w:tblInd w:w="0" w:type="dxa"/>
         <w:tblLayout w:type="fixed"/>
@@ -5903,6 +5341,9 @@
       </w:tblGrid>
       <w:tr>
         <w:tblPrEx>
+          <w:tblW w:w="8906" w:type="dxa"/>
+          <w:tblInd w:w="0" w:type="dxa"/>
+          <w:tblLayout w:type="fixed"/>
           <w:tblCellMar>
             <w:top w:w="0" w:type="dxa"/>
             <w:left w:w="108" w:type="dxa"/>
@@ -5911,16 +5352,16 @@
           </w:tblCellMar>
         </w:tblPrEx>
         <w:trPr>
-          <w:trHeight w:val="450" w:hRule="atLeast"/>
+          <w:trHeight w:val="450"/>
         </w:trPr>
         <w:tc>
           <w:tcPr>
             <w:tcW w:w="1951" w:type="dxa"/>
             <w:tcBorders>
-              <w:top w:val="single" w:color="auto" w:sz="8" w:space="0"/>
-              <w:left w:val="single" w:color="auto" w:sz="8" w:space="0"/>
-              <w:bottom w:val="single" w:color="auto" w:sz="4" w:space="0"/>
-              <w:right w:val="single" w:color="auto" w:sz="4" w:space="0"/>
+              <w:top w:val="single" w:sz="8" w:space="0" w:color="auto"/>
+              <w:left w:val="single" w:sz="8" w:space="0" w:color="auto"/>
+              <w:bottom w:val="single" w:sz="4" w:space="0" w:color="auto"/>
+              <w:right w:val="single" w:sz="4" w:space="0" w:color="auto"/>
             </w:tcBorders>
             <w:shd w:val="clear" w:color="auto" w:fill="auto"/>
             <w:vAlign w:val="center"/>
@@ -5938,7 +5379,7 @@
             </w:pPr>
             <w:r>
               <w:rPr>
-                <w:rFonts w:hint="eastAsia" w:ascii="宋体" w:hAnsi="宋体" w:eastAsia="宋体" w:cs="宋体"/>
+                <w:rFonts w:ascii="宋体" w:eastAsia="宋体" w:hAnsi="宋体" w:cs="宋体" w:hint="eastAsia"/>
                 <w:b/>
                 <w:bCs/>
                 <w:sz w:val="24"/>
@@ -5952,10 +5393,10 @@
           <w:tcPr>
             <w:tcW w:w="1610" w:type="dxa"/>
             <w:tcBorders>
-              <w:top w:val="single" w:color="auto" w:sz="8" w:space="0"/>
+              <w:top w:val="single" w:sz="8" w:space="0" w:color="auto"/>
               <w:left w:val="nil"/>
-              <w:bottom w:val="single" w:color="auto" w:sz="4" w:space="0"/>
-              <w:right w:val="single" w:color="auto" w:sz="4" w:space="0"/>
+              <w:bottom w:val="single" w:sz="4" w:space="0" w:color="auto"/>
+              <w:right w:val="single" w:sz="4" w:space="0" w:color="auto"/>
             </w:tcBorders>
             <w:shd w:val="clear" w:color="auto" w:fill="auto"/>
             <w:vAlign w:val="center"/>
@@ -5973,7 +5414,7 @@
             </w:pPr>
             <w:r>
               <w:rPr>
-                <w:rFonts w:hint="eastAsia" w:ascii="宋体" w:hAnsi="宋体" w:eastAsia="宋体" w:cs="宋体"/>
+                <w:rFonts w:ascii="宋体" w:eastAsia="宋体" w:hAnsi="宋体" w:cs="宋体" w:hint="eastAsia"/>
                 <w:b/>
                 <w:bCs/>
                 <w:sz w:val="24"/>
@@ -5987,10 +5428,10 @@
           <w:tcPr>
             <w:tcW w:w="1780" w:type="dxa"/>
             <w:tcBorders>
-              <w:top w:val="single" w:color="auto" w:sz="8" w:space="0"/>
+              <w:top w:val="single" w:sz="8" w:space="0" w:color="auto"/>
               <w:left w:val="nil"/>
-              <w:bottom w:val="single" w:color="auto" w:sz="4" w:space="0"/>
-              <w:right w:val="single" w:color="auto" w:sz="4" w:space="0"/>
+              <w:bottom w:val="single" w:sz="4" w:space="0" w:color="auto"/>
+              <w:right w:val="single" w:sz="4" w:space="0" w:color="auto"/>
             </w:tcBorders>
             <w:shd w:val="clear" w:color="auto" w:fill="auto"/>
             <w:vAlign w:val="center"/>
@@ -6008,7 +5449,7 @@
             </w:pPr>
             <w:r>
               <w:rPr>
-                <w:rFonts w:hint="eastAsia" w:ascii="宋体" w:hAnsi="宋体" w:eastAsia="宋体" w:cs="宋体"/>
+                <w:rFonts w:ascii="宋体" w:eastAsia="宋体" w:hAnsi="宋体" w:cs="宋体" w:hint="eastAsia"/>
                 <w:b/>
                 <w:bCs/>
                 <w:sz w:val="24"/>
@@ -6022,10 +5463,10 @@
           <w:tcPr>
             <w:tcW w:w="1780" w:type="dxa"/>
             <w:tcBorders>
-              <w:top w:val="single" w:color="auto" w:sz="8" w:space="0"/>
+              <w:top w:val="single" w:sz="8" w:space="0" w:color="auto"/>
               <w:left w:val="nil"/>
-              <w:bottom w:val="single" w:color="auto" w:sz="4" w:space="0"/>
-              <w:right w:val="single" w:color="auto" w:sz="4" w:space="0"/>
+              <w:bottom w:val="single" w:sz="4" w:space="0" w:color="auto"/>
+              <w:right w:val="single" w:sz="4" w:space="0" w:color="auto"/>
             </w:tcBorders>
             <w:shd w:val="clear" w:color="auto" w:fill="auto"/>
             <w:vAlign w:val="center"/>
@@ -6043,7 +5484,7 @@
             </w:pPr>
             <w:r>
               <w:rPr>
-                <w:rFonts w:hint="eastAsia" w:ascii="宋体" w:hAnsi="宋体" w:eastAsia="宋体" w:cs="宋体"/>
+                <w:rFonts w:ascii="宋体" w:eastAsia="宋体" w:hAnsi="宋体" w:cs="宋体" w:hint="eastAsia"/>
                 <w:b/>
                 <w:bCs/>
                 <w:sz w:val="24"/>
@@ -6057,10 +5498,10 @@
           <w:tcPr>
             <w:tcW w:w="1785" w:type="dxa"/>
             <w:tcBorders>
-              <w:top w:val="single" w:color="auto" w:sz="8" w:space="0"/>
+              <w:top w:val="single" w:sz="8" w:space="0" w:color="auto"/>
               <w:left w:val="nil"/>
-              <w:bottom w:val="single" w:color="auto" w:sz="4" w:space="0"/>
-              <w:right w:val="single" w:color="auto" w:sz="8" w:space="0"/>
+              <w:bottom w:val="single" w:sz="4" w:space="0" w:color="auto"/>
+              <w:right w:val="single" w:sz="8" w:space="0" w:color="auto"/>
             </w:tcBorders>
             <w:shd w:val="clear" w:color="auto" w:fill="auto"/>
             <w:vAlign w:val="center"/>
@@ -6078,7 +5519,7 @@
             </w:pPr>
             <w:r>
               <w:rPr>
-                <w:rFonts w:hint="eastAsia" w:ascii="宋体" w:hAnsi="宋体" w:eastAsia="宋体" w:cs="宋体"/>
+                <w:rFonts w:ascii="宋体" w:eastAsia="宋体" w:hAnsi="宋体" w:cs="宋体" w:hint="eastAsia"/>
                 <w:b/>
                 <w:bCs/>
                 <w:sz w:val="24"/>
@@ -6091,6 +5532,9 @@
       </w:tr>
       <w:tr>
         <w:tblPrEx>
+          <w:tblW w:w="8906" w:type="dxa"/>
+          <w:tblInd w:w="0" w:type="dxa"/>
+          <w:tblLayout w:type="fixed"/>
           <w:tblCellMar>
             <w:top w:w="0" w:type="dxa"/>
             <w:left w:w="108" w:type="dxa"/>
@@ -6099,16 +5543,16 @@
           </w:tblCellMar>
         </w:tblPrEx>
         <w:trPr>
-          <w:trHeight w:val="495" w:hRule="atLeast"/>
+          <w:trHeight w:val="495"/>
         </w:trPr>
         <w:tc>
           <w:tcPr>
             <w:tcW w:w="1951" w:type="dxa"/>
             <w:tcBorders>
               <w:top w:val="nil"/>
-              <w:left w:val="single" w:color="auto" w:sz="8" w:space="0"/>
-              <w:bottom w:val="single" w:color="auto" w:sz="4" w:space="0"/>
-              <w:right w:val="single" w:color="auto" w:sz="4" w:space="0"/>
+              <w:left w:val="single" w:sz="8" w:space="0" w:color="auto"/>
+              <w:bottom w:val="single" w:sz="4" w:space="0" w:color="auto"/>
+              <w:right w:val="single" w:sz="4" w:space="0" w:color="auto"/>
             </w:tcBorders>
             <w:shd w:val="clear" w:color="auto" w:fill="auto"/>
             <w:vAlign w:val="center"/>
@@ -6117,7 +5561,7 @@
             <w:pPr>
               <w:jc w:val="center"/>
               <w:rPr>
-                <w:rFonts w:hint="eastAsia" w:ascii="宋体" w:hAnsi="宋体" w:eastAsia="宋体" w:cs="宋体"/>
+                <w:rFonts w:ascii="宋体" w:eastAsia="宋体" w:hAnsi="宋体" w:cs="宋体" w:hint="eastAsia"/>
                 <w:b/>
                 <w:bCs/>
                 <w:sz w:val="24"/>
@@ -6127,7 +5571,7 @@
             </w:pPr>
             <w:r>
               <w:rPr>
-                <w:rFonts w:hint="eastAsia" w:ascii="宋体" w:hAnsi="宋体" w:eastAsia="宋体" w:cs="宋体"/>
+                <w:rFonts w:ascii="宋体" w:eastAsia="宋体" w:hAnsi="宋体" w:cs="宋体" w:hint="eastAsia"/>
                 <w:b/>
                 <w:bCs/>
                 <w:sz w:val="24"/>
@@ -6137,7 +5581,7 @@
             </w:r>
             <w:r>
               <w:rPr>
-                <w:rFonts w:hint="eastAsia" w:ascii="宋体" w:hAnsi="宋体" w:eastAsia="宋体" w:cs="宋体"/>
+                <w:rFonts w:ascii="宋体" w:eastAsia="宋体" w:hAnsi="宋体" w:cs="宋体" w:hint="eastAsia"/>
                 <w:b/>
                 <w:bCs/>
                 <w:sz w:val="24"/>
@@ -6151,7 +5595,7 @@
             <w:pPr>
               <w:jc w:val="center"/>
               <w:rPr>
-                <w:rFonts w:hint="eastAsia" w:ascii="宋体" w:hAnsi="宋体" w:eastAsia="宋体" w:cs="宋体"/>
+                <w:rFonts w:ascii="宋体" w:eastAsia="宋体" w:hAnsi="宋体" w:cs="宋体" w:hint="eastAsia"/>
                 <w:b/>
                 <w:bCs/>
                 <w:sz w:val="24"/>
@@ -6161,7 +5605,7 @@
             </w:pPr>
             <w:r>
               <w:rPr>
-                <w:rFonts w:hint="eastAsia" w:ascii="宋体" w:hAnsi="宋体" w:eastAsia="宋体" w:cs="宋体"/>
+                <w:rFonts w:ascii="宋体" w:eastAsia="宋体" w:hAnsi="宋体" w:cs="宋体" w:hint="eastAsia"/>
                 <w:b/>
                 <w:bCs/>
                 <w:sz w:val="24"/>
@@ -6178,8 +5622,8 @@
             <w:tcBorders>
               <w:top w:val="nil"/>
               <w:left w:val="nil"/>
-              <w:bottom w:val="single" w:color="auto" w:sz="4" w:space="0"/>
-              <w:right w:val="single" w:color="auto" w:sz="4" w:space="0"/>
+              <w:bottom w:val="single" w:sz="4" w:space="0" w:color="auto"/>
+              <w:right w:val="single" w:sz="4" w:space="0" w:color="auto"/>
             </w:tcBorders>
             <w:shd w:val="clear" w:color="auto" w:fill="auto"/>
             <w:vAlign w:val="center"/>
@@ -6188,7 +5632,7 @@
             <w:pPr>
               <w:jc w:val="center"/>
               <w:rPr>
-                <w:rFonts w:hint="eastAsia" w:ascii="宋体" w:hAnsi="宋体" w:cs="宋体" w:eastAsiaTheme="minorEastAsia"/>
+                <w:rFonts w:ascii="宋体" w:hAnsi="宋体" w:eastAsiaTheme="minorEastAsia" w:cs="宋体" w:hint="eastAsia"/>
                 <w:sz w:val="24"/>
                 <w:szCs w:val="24"/>
                 <w:lang w:eastAsia="zh-CN"/>
@@ -6196,7 +5640,7 @@
             </w:pPr>
             <w:r>
               <w:rPr>
-                <w:rFonts w:hint="eastAsia" w:ascii="宋体" w:hAnsi="宋体" w:eastAsia="宋体" w:cs="宋体"/>
+                <w:rFonts w:ascii="宋体" w:eastAsia="宋体" w:hAnsi="宋体" w:cs="宋体" w:hint="eastAsia"/>
                 <w:sz w:val="24"/>
                 <w:szCs w:val="24"/>
                 <w:lang w:val="en-US" w:eastAsia="zh-CN"/>
@@ -6211,8 +5655,8 @@
             <w:tcBorders>
               <w:top w:val="nil"/>
               <w:left w:val="nil"/>
-              <w:bottom w:val="single" w:color="auto" w:sz="4" w:space="0"/>
-              <w:right w:val="single" w:color="auto" w:sz="4" w:space="0"/>
+              <w:bottom w:val="single" w:sz="4" w:space="0" w:color="auto"/>
+              <w:right w:val="single" w:sz="4" w:space="0" w:color="auto"/>
             </w:tcBorders>
             <w:shd w:val="clear" w:color="auto" w:fill="auto"/>
             <w:vAlign w:val="center"/>
@@ -6242,8 +5686,8 @@
             <w:tcBorders>
               <w:top w:val="nil"/>
               <w:left w:val="nil"/>
-              <w:bottom w:val="single" w:color="auto" w:sz="4" w:space="0"/>
-              <w:right w:val="single" w:color="auto" w:sz="4" w:space="0"/>
+              <w:bottom w:val="single" w:sz="4" w:space="0" w:color="auto"/>
+              <w:right w:val="single" w:sz="4" w:space="0" w:color="auto"/>
             </w:tcBorders>
             <w:shd w:val="clear" w:color="auto" w:fill="auto"/>
             <w:vAlign w:val="center"/>
@@ -6252,7 +5696,7 @@
             <w:pPr>
               <w:jc w:val="center"/>
               <w:rPr>
-                <w:rFonts w:hint="eastAsia" w:ascii="宋体" w:hAnsi="宋体" w:cs="宋体" w:eastAsiaTheme="minorEastAsia"/>
+                <w:rFonts w:ascii="宋体" w:hAnsi="宋体" w:eastAsiaTheme="minorEastAsia" w:cs="宋体" w:hint="eastAsia"/>
                 <w:sz w:val="24"/>
                 <w:szCs w:val="24"/>
                 <w:lang w:eastAsia="zh-CN"/>
@@ -6260,7 +5704,7 @@
             </w:pPr>
             <w:r>
               <w:rPr>
-                <w:rFonts w:hint="eastAsia" w:ascii="宋体" w:hAnsi="宋体" w:cs="宋体"/>
+                <w:rFonts w:ascii="宋体" w:hAnsi="宋体" w:cs="宋体" w:hint="eastAsia"/>
                 <w:sz w:val="24"/>
                 <w:szCs w:val="24"/>
                 <w:lang w:val="en-US" w:eastAsia="zh-CN"/>
@@ -6275,8 +5719,8 @@
             <w:tcBorders>
               <w:top w:val="nil"/>
               <w:left w:val="nil"/>
-              <w:bottom w:val="single" w:color="auto" w:sz="4" w:space="0"/>
-              <w:right w:val="single" w:color="auto" w:sz="8" w:space="0"/>
+              <w:bottom w:val="single" w:sz="4" w:space="0" w:color="auto"/>
+              <w:right w:val="single" w:sz="8" w:space="0" w:color="auto"/>
             </w:tcBorders>
             <w:shd w:val="clear" w:color="auto" w:fill="auto"/>
             <w:vAlign w:val="center"/>
@@ -6303,6 +5747,9 @@
       </w:tr>
       <w:tr>
         <w:tblPrEx>
+          <w:tblW w:w="8906" w:type="dxa"/>
+          <w:tblInd w:w="0" w:type="dxa"/>
+          <w:tblLayout w:type="fixed"/>
           <w:tblCellMar>
             <w:top w:w="0" w:type="dxa"/>
             <w:left w:w="108" w:type="dxa"/>
@@ -6311,16 +5758,16 @@
           </w:tblCellMar>
         </w:tblPrEx>
         <w:trPr>
-          <w:trHeight w:val="155" w:hRule="atLeast"/>
+          <w:trHeight w:val="155"/>
         </w:trPr>
         <w:tc>
           <w:tcPr>
             <w:tcW w:w="1951" w:type="dxa"/>
             <w:tcBorders>
               <w:top w:val="nil"/>
-              <w:left w:val="single" w:color="auto" w:sz="8" w:space="0"/>
-              <w:bottom w:val="single" w:color="auto" w:sz="8" w:space="0"/>
-              <w:right w:val="single" w:color="auto" w:sz="4" w:space="0"/>
+              <w:left w:val="single" w:sz="8" w:space="0" w:color="auto"/>
+              <w:bottom w:val="single" w:sz="8" w:space="0" w:color="auto"/>
+              <w:right w:val="single" w:sz="4" w:space="0" w:color="auto"/>
             </w:tcBorders>
             <w:shd w:val="clear" w:color="auto" w:fill="auto"/>
             <w:vAlign w:val="center"/>
@@ -6329,7 +5776,7 @@
             <w:pPr>
               <w:jc w:val="center"/>
               <w:rPr>
-                <w:rFonts w:hint="eastAsia" w:ascii="宋体" w:hAnsi="宋体" w:eastAsia="宋体" w:cs="宋体"/>
+                <w:rFonts w:ascii="宋体" w:eastAsia="宋体" w:hAnsi="宋体" w:cs="宋体" w:hint="eastAsia"/>
                 <w:b/>
                 <w:bCs/>
                 <w:sz w:val="24"/>
@@ -6339,7 +5786,7 @@
             </w:pPr>
             <w:r>
               <w:rPr>
-                <w:rFonts w:hint="eastAsia" w:ascii="宋体" w:hAnsi="宋体" w:eastAsia="宋体" w:cs="宋体"/>
+                <w:rFonts w:ascii="宋体" w:eastAsia="宋体" w:hAnsi="宋体" w:cs="宋体" w:hint="eastAsia"/>
                 <w:b/>
                 <w:bCs/>
                 <w:sz w:val="24"/>
@@ -6349,7 +5796,7 @@
             </w:r>
             <w:r>
               <w:rPr>
-                <w:rFonts w:hint="eastAsia" w:ascii="宋体" w:hAnsi="宋体" w:eastAsia="宋体" w:cs="宋体"/>
+                <w:rFonts w:ascii="宋体" w:eastAsia="宋体" w:hAnsi="宋体" w:cs="宋体" w:hint="eastAsia"/>
                 <w:b/>
                 <w:bCs/>
                 <w:sz w:val="24"/>
@@ -6363,7 +5810,7 @@
             <w:pPr>
               <w:jc w:val="center"/>
               <w:rPr>
-                <w:rFonts w:hint="eastAsia" w:ascii="宋体" w:hAnsi="宋体" w:eastAsia="宋体" w:cs="宋体"/>
+                <w:rFonts w:ascii="宋体" w:eastAsia="宋体" w:hAnsi="宋体" w:cs="宋体" w:hint="eastAsia"/>
                 <w:b/>
                 <w:bCs/>
                 <w:sz w:val="24"/>
@@ -6373,7 +5820,7 @@
             </w:pPr>
             <w:r>
               <w:rPr>
-                <w:rFonts w:hint="eastAsia" w:ascii="宋体" w:hAnsi="宋体" w:eastAsia="宋体" w:cs="宋体"/>
+                <w:rFonts w:ascii="宋体" w:eastAsia="宋体" w:hAnsi="宋体" w:cs="宋体" w:hint="eastAsia"/>
                 <w:b/>
                 <w:bCs/>
                 <w:sz w:val="24"/>
@@ -6390,8 +5837,8 @@
             <w:tcBorders>
               <w:top w:val="nil"/>
               <w:left w:val="nil"/>
-              <w:bottom w:val="single" w:color="auto" w:sz="8" w:space="0"/>
-              <w:right w:val="single" w:color="auto" w:sz="4" w:space="0"/>
+              <w:bottom w:val="single" w:sz="8" w:space="0" w:color="auto"/>
+              <w:right w:val="single" w:sz="4" w:space="0" w:color="auto"/>
             </w:tcBorders>
             <w:shd w:val="clear" w:color="auto" w:fill="auto"/>
             <w:vAlign w:val="center"/>
@@ -6407,7 +5854,7 @@
             </w:pPr>
             <w:r>
               <w:rPr>
-                <w:rFonts w:ascii="宋体" w:hAnsi="宋体" w:eastAsia="宋体" w:cs="宋体"/>
+                <w:rFonts w:ascii="宋体" w:eastAsia="宋体" w:hAnsi="宋体" w:cs="宋体"/>
                 <w:sz w:val="24"/>
                 <w:szCs w:val="24"/>
               </w:rPr>
@@ -6421,8 +5868,8 @@
             <w:tcBorders>
               <w:top w:val="nil"/>
               <w:left w:val="nil"/>
-              <w:bottom w:val="single" w:color="auto" w:sz="8" w:space="0"/>
-              <w:right w:val="single" w:color="auto" w:sz="4" w:space="0"/>
+              <w:bottom w:val="single" w:sz="8" w:space="0" w:color="auto"/>
+              <w:right w:val="single" w:sz="4" w:space="0" w:color="auto"/>
             </w:tcBorders>
             <w:shd w:val="clear" w:color="auto" w:fill="auto"/>
             <w:vAlign w:val="center"/>
@@ -6452,8 +5899,8 @@
             <w:tcBorders>
               <w:top w:val="nil"/>
               <w:left w:val="nil"/>
-              <w:bottom w:val="single" w:color="auto" w:sz="8" w:space="0"/>
-              <w:right w:val="single" w:color="auto" w:sz="4" w:space="0"/>
+              <w:bottom w:val="single" w:sz="8" w:space="0" w:color="auto"/>
+              <w:right w:val="single" w:sz="4" w:space="0" w:color="auto"/>
             </w:tcBorders>
             <w:shd w:val="clear" w:color="auto" w:fill="auto"/>
             <w:vAlign w:val="center"/>
@@ -6483,8 +5930,8 @@
             <w:tcBorders>
               <w:top w:val="nil"/>
               <w:left w:val="nil"/>
-              <w:bottom w:val="single" w:color="auto" w:sz="8" w:space="0"/>
-              <w:right w:val="single" w:color="auto" w:sz="8" w:space="0"/>
+              <w:bottom w:val="single" w:sz="8" w:space="0" w:color="auto"/>
+              <w:right w:val="single" w:sz="8" w:space="0" w:color="auto"/>
             </w:tcBorders>
             <w:shd w:val="clear" w:color="auto" w:fill="auto"/>
             <w:vAlign w:val="center"/>
@@ -6524,7 +5971,7 @@
     <w:p>
       <w:pPr>
         <w:spacing w:line="360" w:lineRule="auto"/>
-        <w:ind w:firstLine="480" w:firstLineChars="200"/>
+        <w:ind w:firstLine="420" w:firstLineChars="200"/>
         <w:rPr>
           <w:rFonts w:ascii="宋体" w:hAnsi="宋体"/>
           <w:sz w:val="24"/>
@@ -6533,15 +5980,15 @@
       </w:pPr>
       <w:r>
         <w:rPr>
-          <w:rFonts w:hint="eastAsia" w:ascii="宋体" w:hAnsi="宋体"/>
-          <w:sz w:val="24"/>
-          <w:szCs w:val="24"/>
-        </w:rPr>
-        <w:t>公司根据储备要求特制定2019年</w:t>
-      </w:r>
-      <w:r>
-        <w:rPr>
-          <w:rFonts w:hint="eastAsia" w:ascii="宋体" w:hAnsi="宋体"/>
+          <w:rFonts w:ascii="宋体" w:hAnsi="宋体" w:hint="eastAsia"/>
+          <w:sz w:val="24"/>
+          <w:szCs w:val="24"/>
+        </w:rPr>
+        <w:t>公司根据储备要求特制定2025年</w:t>
+      </w:r>
+      <w:r>
+        <w:rPr>
+          <w:rFonts w:ascii="宋体" w:hAnsi="宋体" w:hint="eastAsia"/>
           <w:sz w:val="24"/>
           <w:szCs w:val="24"/>
           <w:lang w:eastAsia="zh-CN"/>
@@ -6550,7 +5997,7 @@
       </w:r>
       <w:r>
         <w:rPr>
-          <w:rFonts w:hint="eastAsia" w:ascii="宋体" w:hAnsi="宋体"/>
+          <w:rFonts w:ascii="宋体" w:hAnsi="宋体" w:hint="eastAsia"/>
           <w:sz w:val="24"/>
           <w:szCs w:val="24"/>
         </w:rPr>
@@ -6559,7 +6006,7 @@
     </w:p>
     <w:tbl>
       <w:tblPr>
-        <w:tblStyle w:val="9"/>
+        <w:tblStyle w:val="TableNormal"/>
         <w:tblW w:w="8906" w:type="dxa"/>
         <w:tblInd w:w="0" w:type="dxa"/>
         <w:tblLayout w:type="fixed"/>
@@ -6579,6 +6026,9 @@
       </w:tblGrid>
       <w:tr>
         <w:tblPrEx>
+          <w:tblW w:w="8906" w:type="dxa"/>
+          <w:tblInd w:w="0" w:type="dxa"/>
+          <w:tblLayout w:type="fixed"/>
           <w:tblCellMar>
             <w:top w:w="0" w:type="dxa"/>
             <w:left w:w="108" w:type="dxa"/>
@@ -6587,16 +6037,16 @@
           </w:tblCellMar>
         </w:tblPrEx>
         <w:trPr>
-          <w:trHeight w:val="450" w:hRule="atLeast"/>
+          <w:trHeight w:val="450"/>
         </w:trPr>
         <w:tc>
           <w:tcPr>
             <w:tcW w:w="2384" w:type="dxa"/>
             <w:tcBorders>
-              <w:top w:val="single" w:color="auto" w:sz="8" w:space="0"/>
-              <w:left w:val="single" w:color="auto" w:sz="8" w:space="0"/>
-              <w:bottom w:val="single" w:color="auto" w:sz="4" w:space="0"/>
-              <w:right w:val="single" w:color="auto" w:sz="4" w:space="0"/>
+              <w:top w:val="single" w:sz="8" w:space="0" w:color="auto"/>
+              <w:left w:val="single" w:sz="8" w:space="0" w:color="auto"/>
+              <w:bottom w:val="single" w:sz="4" w:space="0" w:color="auto"/>
+              <w:right w:val="single" w:sz="4" w:space="0" w:color="auto"/>
             </w:tcBorders>
             <w:shd w:val="clear" w:color="auto" w:fill="auto"/>
             <w:vAlign w:val="center"/>
@@ -6614,7 +6064,7 @@
             </w:pPr>
             <w:r>
               <w:rPr>
-                <w:rFonts w:hint="eastAsia" w:ascii="宋体" w:hAnsi="宋体" w:eastAsia="宋体" w:cs="宋体"/>
+                <w:rFonts w:ascii="宋体" w:eastAsia="宋体" w:hAnsi="宋体" w:cs="宋体" w:hint="eastAsia"/>
                 <w:b/>
                 <w:bCs/>
                 <w:sz w:val="24"/>
@@ -6628,10 +6078,10 @@
           <w:tcPr>
             <w:tcW w:w="1177" w:type="dxa"/>
             <w:tcBorders>
-              <w:top w:val="single" w:color="auto" w:sz="8" w:space="0"/>
+              <w:top w:val="single" w:sz="8" w:space="0" w:color="auto"/>
               <w:left w:val="nil"/>
-              <w:bottom w:val="single" w:color="auto" w:sz="4" w:space="0"/>
-              <w:right w:val="single" w:color="auto" w:sz="4" w:space="0"/>
+              <w:bottom w:val="single" w:sz="4" w:space="0" w:color="auto"/>
+              <w:right w:val="single" w:sz="4" w:space="0" w:color="auto"/>
             </w:tcBorders>
             <w:shd w:val="clear" w:color="auto" w:fill="auto"/>
             <w:vAlign w:val="center"/>
@@ -6649,7 +6099,7 @@
             </w:pPr>
             <w:r>
               <w:rPr>
-                <w:rFonts w:hint="eastAsia" w:ascii="宋体" w:hAnsi="宋体" w:eastAsia="宋体" w:cs="宋体"/>
+                <w:rFonts w:ascii="宋体" w:eastAsia="宋体" w:hAnsi="宋体" w:cs="宋体" w:hint="eastAsia"/>
                 <w:b/>
                 <w:bCs/>
                 <w:sz w:val="24"/>
@@ -6663,10 +6113,10 @@
           <w:tcPr>
             <w:tcW w:w="1780" w:type="dxa"/>
             <w:tcBorders>
-              <w:top w:val="single" w:color="auto" w:sz="8" w:space="0"/>
+              <w:top w:val="single" w:sz="8" w:space="0" w:color="auto"/>
               <w:left w:val="nil"/>
-              <w:bottom w:val="single" w:color="auto" w:sz="4" w:space="0"/>
-              <w:right w:val="single" w:color="auto" w:sz="4" w:space="0"/>
+              <w:bottom w:val="single" w:sz="4" w:space="0" w:color="auto"/>
+              <w:right w:val="single" w:sz="4" w:space="0" w:color="auto"/>
             </w:tcBorders>
             <w:shd w:val="clear" w:color="auto" w:fill="auto"/>
             <w:vAlign w:val="center"/>
@@ -6684,7 +6134,7 @@
             </w:pPr>
             <w:r>
               <w:rPr>
-                <w:rFonts w:hint="eastAsia" w:ascii="宋体" w:hAnsi="宋体" w:eastAsia="宋体" w:cs="宋体"/>
+                <w:rFonts w:ascii="宋体" w:eastAsia="宋体" w:hAnsi="宋体" w:cs="宋体" w:hint="eastAsia"/>
                 <w:b/>
                 <w:bCs/>
                 <w:sz w:val="24"/>
@@ -6698,10 +6148,10 @@
           <w:tcPr>
             <w:tcW w:w="1780" w:type="dxa"/>
             <w:tcBorders>
-              <w:top w:val="single" w:color="auto" w:sz="8" w:space="0"/>
+              <w:top w:val="single" w:sz="8" w:space="0" w:color="auto"/>
               <w:left w:val="nil"/>
-              <w:bottom w:val="single" w:color="auto" w:sz="4" w:space="0"/>
-              <w:right w:val="single" w:color="auto" w:sz="4" w:space="0"/>
+              <w:bottom w:val="single" w:sz="4" w:space="0" w:color="auto"/>
+              <w:right w:val="single" w:sz="4" w:space="0" w:color="auto"/>
             </w:tcBorders>
             <w:shd w:val="clear" w:color="auto" w:fill="auto"/>
             <w:vAlign w:val="center"/>
@@ -6719,7 +6169,7 @@
             </w:pPr>
             <w:r>
               <w:rPr>
-                <w:rFonts w:hint="eastAsia" w:ascii="宋体" w:hAnsi="宋体" w:eastAsia="宋体" w:cs="宋体"/>
+                <w:rFonts w:ascii="宋体" w:eastAsia="宋体" w:hAnsi="宋体" w:cs="宋体" w:hint="eastAsia"/>
                 <w:b/>
                 <w:bCs/>
                 <w:sz w:val="24"/>
@@ -6733,10 +6183,10 @@
           <w:tcPr>
             <w:tcW w:w="1785" w:type="dxa"/>
             <w:tcBorders>
-              <w:top w:val="single" w:color="auto" w:sz="8" w:space="0"/>
+              <w:top w:val="single" w:sz="8" w:space="0" w:color="auto"/>
               <w:left w:val="nil"/>
-              <w:bottom w:val="single" w:color="auto" w:sz="4" w:space="0"/>
-              <w:right w:val="single" w:color="auto" w:sz="8" w:space="0"/>
+              <w:bottom w:val="single" w:sz="4" w:space="0" w:color="auto"/>
+              <w:right w:val="single" w:sz="8" w:space="0" w:color="auto"/>
             </w:tcBorders>
             <w:shd w:val="clear" w:color="auto" w:fill="auto"/>
             <w:vAlign w:val="center"/>
@@ -6754,7 +6204,7 @@
             </w:pPr>
             <w:r>
               <w:rPr>
-                <w:rFonts w:hint="eastAsia" w:ascii="宋体" w:hAnsi="宋体" w:eastAsia="宋体" w:cs="宋体"/>
+                <w:rFonts w:ascii="宋体" w:eastAsia="宋体" w:hAnsi="宋体" w:cs="宋体" w:hint="eastAsia"/>
                 <w:b/>
                 <w:bCs/>
                 <w:sz w:val="24"/>
@@ -6767,6 +6217,9 @@
       </w:tr>
       <w:tr>
         <w:tblPrEx>
+          <w:tblW w:w="8906" w:type="dxa"/>
+          <w:tblInd w:w="0" w:type="dxa"/>
+          <w:tblLayout w:type="fixed"/>
           <w:tblCellMar>
             <w:top w:w="0" w:type="dxa"/>
             <w:left w:w="108" w:type="dxa"/>
@@ -6775,16 +6228,16 @@
           </w:tblCellMar>
         </w:tblPrEx>
         <w:trPr>
-          <w:trHeight w:val="495" w:hRule="atLeast"/>
+          <w:trHeight w:val="495"/>
         </w:trPr>
         <w:tc>
           <w:tcPr>
             <w:tcW w:w="2384" w:type="dxa"/>
             <w:tcBorders>
               <w:top w:val="nil"/>
-              <w:left w:val="single" w:color="auto" w:sz="8" w:space="0"/>
-              <w:bottom w:val="single" w:color="auto" w:sz="4" w:space="0"/>
-              <w:right w:val="single" w:color="auto" w:sz="4" w:space="0"/>
+              <w:left w:val="single" w:sz="8" w:space="0" w:color="auto"/>
+              <w:bottom w:val="single" w:sz="4" w:space="0" w:color="auto"/>
+              <w:right w:val="single" w:sz="4" w:space="0" w:color="auto"/>
             </w:tcBorders>
             <w:shd w:val="clear" w:color="auto" w:fill="auto"/>
             <w:vAlign w:val="center"/>
@@ -6793,7 +6246,7 @@
             <w:pPr>
               <w:jc w:val="center"/>
               <w:rPr>
-                <w:rFonts w:hint="eastAsia" w:ascii="宋体" w:hAnsi="宋体" w:eastAsia="宋体" w:cs="宋体"/>
+                <w:rFonts w:ascii="宋体" w:eastAsia="宋体" w:hAnsi="宋体" w:cs="宋体" w:hint="eastAsia"/>
                 <w:b/>
                 <w:bCs/>
                 <w:sz w:val="24"/>
@@ -6803,7 +6256,7 @@
             </w:pPr>
             <w:r>
               <w:rPr>
-                <w:rFonts w:hint="eastAsia" w:ascii="宋体" w:hAnsi="宋体" w:eastAsia="宋体" w:cs="宋体"/>
+                <w:rFonts w:ascii="宋体" w:eastAsia="宋体" w:hAnsi="宋体" w:cs="宋体" w:hint="eastAsia"/>
                 <w:b/>
                 <w:bCs/>
                 <w:sz w:val="24"/>
@@ -6813,7 +6266,7 @@
             </w:r>
             <w:r>
               <w:rPr>
-                <w:rFonts w:hint="eastAsia" w:ascii="宋体" w:hAnsi="宋体" w:eastAsia="宋体" w:cs="宋体"/>
+                <w:rFonts w:ascii="宋体" w:eastAsia="宋体" w:hAnsi="宋体" w:cs="宋体" w:hint="eastAsia"/>
                 <w:b/>
                 <w:bCs/>
                 <w:sz w:val="24"/>
@@ -6830,8 +6283,8 @@
             <w:tcBorders>
               <w:top w:val="nil"/>
               <w:left w:val="nil"/>
-              <w:bottom w:val="single" w:color="auto" w:sz="4" w:space="0"/>
-              <w:right w:val="single" w:color="auto" w:sz="4" w:space="0"/>
+              <w:bottom w:val="single" w:sz="4" w:space="0" w:color="auto"/>
+              <w:right w:val="single" w:sz="4" w:space="0" w:color="auto"/>
             </w:tcBorders>
             <w:shd w:val="clear" w:color="auto" w:fill="auto"/>
             <w:vAlign w:val="center"/>
@@ -6840,7 +6293,7 @@
             <w:pPr>
               <w:jc w:val="center"/>
               <w:rPr>
-                <w:rFonts w:hint="eastAsia" w:ascii="宋体" w:hAnsi="宋体" w:cs="宋体" w:eastAsiaTheme="minorEastAsia"/>
+                <w:rFonts w:ascii="宋体" w:hAnsi="宋体" w:eastAsiaTheme="minorEastAsia" w:cs="宋体" w:hint="eastAsia"/>
                 <w:sz w:val="24"/>
                 <w:szCs w:val="24"/>
                 <w:lang w:eastAsia="zh-CN"/>
@@ -6848,7 +6301,7 @@
             </w:pPr>
             <w:r>
               <w:rPr>
-                <w:rFonts w:hint="eastAsia" w:ascii="宋体" w:hAnsi="宋体" w:eastAsia="宋体" w:cs="宋体"/>
+                <w:rFonts w:ascii="宋体" w:eastAsia="宋体" w:hAnsi="宋体" w:cs="宋体" w:hint="eastAsia"/>
                 <w:sz w:val="24"/>
                 <w:szCs w:val="24"/>
                 <w:lang w:val="en-US" w:eastAsia="zh-CN"/>
@@ -6863,8 +6316,8 @@
             <w:tcBorders>
               <w:top w:val="nil"/>
               <w:left w:val="nil"/>
-              <w:bottom w:val="single" w:color="auto" w:sz="4" w:space="0"/>
-              <w:right w:val="single" w:color="auto" w:sz="4" w:space="0"/>
+              <w:bottom w:val="single" w:sz="4" w:space="0" w:color="auto"/>
+              <w:right w:val="single" w:sz="4" w:space="0" w:color="auto"/>
             </w:tcBorders>
             <w:shd w:val="clear" w:color="auto" w:fill="auto"/>
             <w:vAlign w:val="center"/>
@@ -6894,8 +6347,8 @@
             <w:tcBorders>
               <w:top w:val="nil"/>
               <w:left w:val="nil"/>
-              <w:bottom w:val="single" w:color="auto" w:sz="4" w:space="0"/>
-              <w:right w:val="single" w:color="auto" w:sz="4" w:space="0"/>
+              <w:bottom w:val="single" w:sz="4" w:space="0" w:color="auto"/>
+              <w:right w:val="single" w:sz="4" w:space="0" w:color="auto"/>
             </w:tcBorders>
             <w:shd w:val="clear" w:color="auto" w:fill="auto"/>
             <w:vAlign w:val="center"/>
@@ -6904,7 +6357,7 @@
             <w:pPr>
               <w:jc w:val="center"/>
               <w:rPr>
-                <w:rFonts w:hint="eastAsia" w:ascii="宋体" w:hAnsi="宋体" w:cs="宋体" w:eastAsiaTheme="minorEastAsia"/>
+                <w:rFonts w:ascii="宋体" w:hAnsi="宋体" w:eastAsiaTheme="minorEastAsia" w:cs="宋体" w:hint="eastAsia"/>
                 <w:sz w:val="24"/>
                 <w:szCs w:val="24"/>
                 <w:lang w:eastAsia="zh-CN"/>
@@ -6912,7 +6365,7 @@
             </w:pPr>
             <w:r>
               <w:rPr>
-                <w:rFonts w:hint="eastAsia" w:ascii="宋体" w:hAnsi="宋体" w:cs="宋体"/>
+                <w:rFonts w:ascii="宋体" w:hAnsi="宋体" w:cs="宋体" w:hint="eastAsia"/>
                 <w:sz w:val="24"/>
                 <w:szCs w:val="24"/>
                 <w:lang w:val="en-US" w:eastAsia="zh-CN"/>
@@ -6927,8 +6380,8 @@
             <w:tcBorders>
               <w:top w:val="nil"/>
               <w:left w:val="nil"/>
-              <w:bottom w:val="single" w:color="auto" w:sz="4" w:space="0"/>
-              <w:right w:val="single" w:color="auto" w:sz="8" w:space="0"/>
+              <w:bottom w:val="single" w:sz="4" w:space="0" w:color="auto"/>
+              <w:right w:val="single" w:sz="8" w:space="0" w:color="auto"/>
             </w:tcBorders>
             <w:shd w:val="clear" w:color="auto" w:fill="auto"/>
             <w:vAlign w:val="center"/>
@@ -6955,6 +6408,9 @@
       </w:tr>
       <w:tr>
         <w:tblPrEx>
+          <w:tblW w:w="8906" w:type="dxa"/>
+          <w:tblInd w:w="0" w:type="dxa"/>
+          <w:tblLayout w:type="fixed"/>
           <w:tblCellMar>
             <w:top w:w="0" w:type="dxa"/>
             <w:left w:w="108" w:type="dxa"/>
@@ -6963,16 +6419,16 @@
           </w:tblCellMar>
         </w:tblPrEx>
         <w:trPr>
-          <w:trHeight w:val="155" w:hRule="atLeast"/>
+          <w:trHeight w:val="155"/>
         </w:trPr>
         <w:tc>
           <w:tcPr>
             <w:tcW w:w="2384" w:type="dxa"/>
             <w:tcBorders>
               <w:top w:val="nil"/>
-              <w:left w:val="single" w:color="auto" w:sz="8" w:space="0"/>
-              <w:bottom w:val="single" w:color="auto" w:sz="8" w:space="0"/>
-              <w:right w:val="single" w:color="auto" w:sz="4" w:space="0"/>
+              <w:left w:val="single" w:sz="8" w:space="0" w:color="auto"/>
+              <w:bottom w:val="single" w:sz="8" w:space="0" w:color="auto"/>
+              <w:right w:val="single" w:sz="4" w:space="0" w:color="auto"/>
             </w:tcBorders>
             <w:shd w:val="clear" w:color="auto" w:fill="auto"/>
             <w:vAlign w:val="center"/>
@@ -6981,7 +6437,7 @@
             <w:pPr>
               <w:jc w:val="center"/>
               <w:rPr>
-                <w:rFonts w:hint="eastAsia" w:ascii="宋体" w:hAnsi="宋体" w:eastAsia="宋体" w:cs="宋体"/>
+                <w:rFonts w:ascii="宋体" w:eastAsia="宋体" w:hAnsi="宋体" w:cs="宋体" w:hint="eastAsia"/>
                 <w:b/>
                 <w:bCs/>
                 <w:sz w:val="24"/>
@@ -6991,7 +6447,7 @@
             </w:pPr>
             <w:r>
               <w:rPr>
-                <w:rFonts w:hint="eastAsia" w:ascii="宋体" w:hAnsi="宋体" w:eastAsia="宋体" w:cs="宋体"/>
+                <w:rFonts w:ascii="宋体" w:eastAsia="宋体" w:hAnsi="宋体" w:cs="宋体" w:hint="eastAsia"/>
                 <w:b/>
                 <w:bCs/>
                 <w:sz w:val="24"/>
@@ -7001,7 +6457,7 @@
             </w:r>
             <w:r>
               <w:rPr>
-                <w:rFonts w:hint="eastAsia" w:ascii="宋体" w:hAnsi="宋体" w:eastAsia="宋体" w:cs="宋体"/>
+                <w:rFonts w:ascii="宋体" w:eastAsia="宋体" w:hAnsi="宋体" w:cs="宋体" w:hint="eastAsia"/>
                 <w:b/>
                 <w:bCs/>
                 <w:sz w:val="24"/>
@@ -7015,7 +6471,7 @@
             <w:pPr>
               <w:jc w:val="center"/>
               <w:rPr>
-                <w:rFonts w:hint="eastAsia" w:ascii="宋体" w:hAnsi="宋体" w:eastAsia="宋体" w:cs="宋体"/>
+                <w:rFonts w:ascii="宋体" w:eastAsia="宋体" w:hAnsi="宋体" w:cs="宋体" w:hint="eastAsia"/>
                 <w:b/>
                 <w:bCs/>
                 <w:sz w:val="24"/>
@@ -7025,7 +6481,7 @@
             </w:pPr>
             <w:r>
               <w:rPr>
-                <w:rFonts w:hint="eastAsia" w:ascii="宋体" w:hAnsi="宋体" w:eastAsia="宋体" w:cs="宋体"/>
+                <w:rFonts w:ascii="宋体" w:eastAsia="宋体" w:hAnsi="宋体" w:cs="宋体" w:hint="eastAsia"/>
                 <w:b/>
                 <w:bCs/>
                 <w:sz w:val="24"/>
@@ -7042,8 +6498,8 @@
             <w:tcBorders>
               <w:top w:val="nil"/>
               <w:left w:val="nil"/>
-              <w:bottom w:val="single" w:color="auto" w:sz="8" w:space="0"/>
-              <w:right w:val="single" w:color="auto" w:sz="4" w:space="0"/>
+              <w:bottom w:val="single" w:sz="8" w:space="0" w:color="auto"/>
+              <w:right w:val="single" w:sz="4" w:space="0" w:color="auto"/>
             </w:tcBorders>
             <w:shd w:val="clear" w:color="auto" w:fill="auto"/>
             <w:vAlign w:val="center"/>
@@ -7059,7 +6515,7 @@
             </w:pPr>
             <w:r>
               <w:rPr>
-                <w:rFonts w:ascii="宋体" w:hAnsi="宋体" w:eastAsia="宋体" w:cs="宋体"/>
+                <w:rFonts w:ascii="宋体" w:eastAsia="宋体" w:hAnsi="宋体" w:cs="宋体"/>
                 <w:sz w:val="24"/>
                 <w:szCs w:val="24"/>
               </w:rPr>
@@ -7073,8 +6529,8 @@
             <w:tcBorders>
               <w:top w:val="nil"/>
               <w:left w:val="nil"/>
-              <w:bottom w:val="single" w:color="auto" w:sz="8" w:space="0"/>
-              <w:right w:val="single" w:color="auto" w:sz="4" w:space="0"/>
+              <w:bottom w:val="single" w:sz="8" w:space="0" w:color="auto"/>
+              <w:right w:val="single" w:sz="4" w:space="0" w:color="auto"/>
             </w:tcBorders>
             <w:shd w:val="clear" w:color="auto" w:fill="auto"/>
             <w:vAlign w:val="center"/>
@@ -7083,7 +6539,7 @@
             <w:pPr>
               <w:jc w:val="center"/>
               <w:rPr>
-                <w:rFonts w:hint="eastAsia" w:ascii="宋体" w:hAnsi="宋体" w:cs="宋体" w:eastAsiaTheme="minorEastAsia"/>
+                <w:rFonts w:ascii="宋体" w:hAnsi="宋体" w:eastAsiaTheme="minorEastAsia" w:cs="宋体" w:hint="eastAsia"/>
                 <w:sz w:val="24"/>
                 <w:szCs w:val="24"/>
                 <w:lang w:eastAsia="zh-CN"/>
@@ -7091,7 +6547,7 @@
             </w:pPr>
             <w:r>
               <w:rPr>
-                <w:rFonts w:hint="eastAsia" w:ascii="宋体" w:hAnsi="宋体" w:cs="宋体"/>
+                <w:rFonts w:ascii="宋体" w:hAnsi="宋体" w:cs="宋体" w:hint="eastAsia"/>
                 <w:sz w:val="24"/>
                 <w:szCs w:val="24"/>
                 <w:lang w:val="en-US" w:eastAsia="zh-CN"/>
@@ -7106,8 +6562,8 @@
             <w:tcBorders>
               <w:top w:val="nil"/>
               <w:left w:val="nil"/>
-              <w:bottom w:val="single" w:color="auto" w:sz="8" w:space="0"/>
-              <w:right w:val="single" w:color="auto" w:sz="4" w:space="0"/>
+              <w:bottom w:val="single" w:sz="8" w:space="0" w:color="auto"/>
+              <w:right w:val="single" w:sz="4" w:space="0" w:color="auto"/>
             </w:tcBorders>
             <w:shd w:val="clear" w:color="auto" w:fill="auto"/>
             <w:vAlign w:val="center"/>
@@ -7116,7 +6572,7 @@
             <w:pPr>
               <w:jc w:val="center"/>
               <w:rPr>
-                <w:rFonts w:hint="eastAsia" w:ascii="宋体" w:hAnsi="宋体" w:cs="宋体" w:eastAsiaTheme="minorEastAsia"/>
+                <w:rFonts w:ascii="宋体" w:hAnsi="宋体" w:eastAsiaTheme="minorEastAsia" w:cs="宋体" w:hint="eastAsia"/>
                 <w:sz w:val="24"/>
                 <w:szCs w:val="24"/>
                 <w:lang w:eastAsia="zh-CN"/>
@@ -7124,7 +6580,7 @@
             </w:pPr>
             <w:r>
               <w:rPr>
-                <w:rFonts w:hint="eastAsia" w:ascii="宋体" w:hAnsi="宋体" w:cs="宋体"/>
+                <w:rFonts w:ascii="宋体" w:hAnsi="宋体" w:cs="宋体" w:hint="eastAsia"/>
                 <w:sz w:val="24"/>
                 <w:szCs w:val="24"/>
                 <w:lang w:val="en-US" w:eastAsia="zh-CN"/>
@@ -7139,8 +6595,8 @@
             <w:tcBorders>
               <w:top w:val="nil"/>
               <w:left w:val="nil"/>
-              <w:bottom w:val="single" w:color="auto" w:sz="8" w:space="0"/>
-              <w:right w:val="single" w:color="auto" w:sz="8" w:space="0"/>
+              <w:bottom w:val="single" w:sz="8" w:space="0" w:color="auto"/>
+              <w:right w:val="single" w:sz="8" w:space="0" w:color="auto"/>
             </w:tcBorders>
             <w:shd w:val="clear" w:color="auto" w:fill="auto"/>
             <w:vAlign w:val="center"/>
@@ -7202,7 +6658,7 @@
       <w:bookmarkStart w:id="9" w:name="_Toc4255"/>
       <w:r>
         <w:rPr>
-          <w:rFonts w:hint="eastAsia" w:ascii="宋体" w:hAnsi="宋体" w:cs="宋体"/>
+          <w:rFonts w:ascii="宋体" w:hAnsi="宋体" w:cs="宋体" w:hint="eastAsia"/>
           <w:b/>
           <w:bCs/>
           <w:sz w:val="32"/>
@@ -7231,7 +6687,7 @@
       </w:r>
       <w:r>
         <w:rPr>
-          <w:rFonts w:hint="eastAsia" w:ascii="宋体" w:hAnsi="宋体" w:cs="宋体"/>
+          <w:rFonts w:ascii="宋体" w:hAnsi="宋体" w:cs="宋体" w:hint="eastAsia"/>
           <w:sz w:val="24"/>
           <w:szCs w:val="24"/>
         </w:rPr>
@@ -7257,7 +6713,7 @@
       </w:r>
       <w:r>
         <w:rPr>
-          <w:rFonts w:hint="eastAsia" w:ascii="宋体" w:hAnsi="宋体" w:cs="宋体"/>
+          <w:rFonts w:ascii="宋体" w:hAnsi="宋体" w:cs="宋体" w:hint="eastAsia"/>
           <w:sz w:val="24"/>
           <w:szCs w:val="24"/>
         </w:rPr>
@@ -7279,7 +6735,7 @@
       <w:bookmarkStart w:id="10" w:name="_Toc18483"/>
       <w:r>
         <w:rPr>
-          <w:rFonts w:hint="eastAsia" w:ascii="宋体" w:hAnsi="宋体" w:cs="宋体"/>
+          <w:rFonts w:ascii="宋体" w:hAnsi="宋体" w:cs="宋体" w:hint="eastAsia"/>
           <w:b/>
           <w:bCs/>
           <w:sz w:val="32"/>
@@ -7291,16 +6747,16 @@
     </w:p>
     <w:tbl>
       <w:tblPr>
-        <w:tblStyle w:val="9"/>
+        <w:tblStyle w:val="TableNormal"/>
         <w:tblW w:w="9639" w:type="dxa"/>
         <w:tblInd w:w="-106" w:type="dxa"/>
         <w:tblBorders>
-          <w:top w:val="single" w:color="000000" w:sz="4" w:space="0"/>
-          <w:left w:val="single" w:color="000000" w:sz="4" w:space="0"/>
-          <w:bottom w:val="single" w:color="000000" w:sz="4" w:space="0"/>
-          <w:right w:val="single" w:color="000000" w:sz="4" w:space="0"/>
-          <w:insideH w:val="single" w:color="000000" w:sz="4" w:space="0"/>
-          <w:insideV w:val="single" w:color="000000" w:sz="4" w:space="0"/>
+          <w:top w:val="single" w:sz="4" w:space="0" w:color="000000"/>
+          <w:left w:val="single" w:sz="4" w:space="0" w:color="000000"/>
+          <w:bottom w:val="single" w:sz="4" w:space="0" w:color="000000"/>
+          <w:right w:val="single" w:sz="4" w:space="0" w:color="000000"/>
+          <w:insideH w:val="single" w:sz="4" w:space="0" w:color="000000"/>
+          <w:insideV w:val="single" w:sz="4" w:space="0" w:color="000000"/>
         </w:tblBorders>
         <w:tblLayout w:type="fixed"/>
         <w:tblCellMar>
@@ -7318,14 +6774,17 @@
       </w:tblGrid>
       <w:tr>
         <w:tblPrEx>
+          <w:tblW w:w="9639" w:type="dxa"/>
+          <w:tblInd w:w="-106" w:type="dxa"/>
           <w:tblBorders>
-            <w:top w:val="single" w:color="000000" w:sz="4" w:space="0"/>
-            <w:left w:val="single" w:color="000000" w:sz="4" w:space="0"/>
-            <w:bottom w:val="single" w:color="000000" w:sz="4" w:space="0"/>
-            <w:right w:val="single" w:color="000000" w:sz="4" w:space="0"/>
-            <w:insideH w:val="single" w:color="000000" w:sz="4" w:space="0"/>
-            <w:insideV w:val="single" w:color="000000" w:sz="4" w:space="0"/>
+            <w:top w:val="single" w:sz="4" w:space="0" w:color="000000"/>
+            <w:left w:val="single" w:sz="4" w:space="0" w:color="000000"/>
+            <w:bottom w:val="single" w:sz="4" w:space="0" w:color="000000"/>
+            <w:right w:val="single" w:sz="4" w:space="0" w:color="000000"/>
+            <w:insideH w:val="single" w:sz="4" w:space="0" w:color="000000"/>
+            <w:insideV w:val="single" w:sz="4" w:space="0" w:color="000000"/>
           </w:tblBorders>
+          <w:tblLayout w:type="fixed"/>
           <w:tblCellMar>
             <w:top w:w="0" w:type="dxa"/>
             <w:left w:w="108" w:type="dxa"/>
@@ -7350,7 +6809,7 @@
             </w:pPr>
             <w:r>
               <w:rPr>
-                <w:rFonts w:hint="eastAsia" w:ascii="宋体" w:hAnsi="宋体" w:cs="宋体"/>
+                <w:rFonts w:ascii="宋体" w:hAnsi="宋体" w:cs="宋体" w:hint="eastAsia"/>
                 <w:kern w:val="0"/>
               </w:rPr>
               <w:t>职位</w:t>
@@ -7361,7 +6820,7 @@
           <w:tcPr>
             <w:tcW w:w="3209" w:type="dxa"/>
             <w:tcBorders>
-              <w:right w:val="single" w:color="auto" w:sz="4" w:space="0"/>
+              <w:right w:val="single" w:sz="4" w:space="0" w:color="auto"/>
             </w:tcBorders>
             <w:shd w:val="clear" w:color="auto" w:fill="C0C0C0"/>
             <w:vAlign w:val="center"/>
@@ -7377,7 +6836,7 @@
             </w:pPr>
             <w:r>
               <w:rPr>
-                <w:rFonts w:hint="eastAsia" w:ascii="宋体" w:hAnsi="宋体" w:cs="宋体"/>
+                <w:rFonts w:ascii="宋体" w:hAnsi="宋体" w:cs="宋体" w:hint="eastAsia"/>
                 <w:kern w:val="0"/>
               </w:rPr>
               <w:t>招聘渠道</w:t>
@@ -7388,7 +6847,7 @@
           <w:tcPr>
             <w:tcW w:w="1880" w:type="dxa"/>
             <w:tcBorders>
-              <w:left w:val="single" w:color="auto" w:sz="4" w:space="0"/>
+              <w:left w:val="single" w:sz="4" w:space="0" w:color="auto"/>
             </w:tcBorders>
             <w:shd w:val="clear" w:color="auto" w:fill="C0C0C0"/>
             <w:vAlign w:val="center"/>
@@ -7404,7 +6863,7 @@
             </w:pPr>
             <w:r>
               <w:rPr>
-                <w:rFonts w:hint="eastAsia" w:ascii="宋体" w:hAnsi="宋体" w:cs="宋体"/>
+                <w:rFonts w:ascii="宋体" w:hAnsi="宋体" w:cs="宋体" w:hint="eastAsia"/>
                 <w:kern w:val="0"/>
               </w:rPr>
               <w:t>时间</w:t>
@@ -7428,7 +6887,7 @@
             </w:pPr>
             <w:r>
               <w:rPr>
-                <w:rFonts w:hint="eastAsia" w:ascii="宋体" w:hAnsi="宋体" w:cs="宋体"/>
+                <w:rFonts w:ascii="宋体" w:hAnsi="宋体" w:cs="宋体" w:hint="eastAsia"/>
                 <w:kern w:val="0"/>
               </w:rPr>
               <w:t>预算费用（元）</w:t>
@@ -7438,14 +6897,9 @@
       </w:tr>
       <w:tr>
         <w:tblPrEx>
-          <w:tblBorders>
-            <w:top w:val="single" w:color="000000" w:sz="4" w:space="0"/>
-            <w:left w:val="single" w:color="000000" w:sz="4" w:space="0"/>
-            <w:bottom w:val="single" w:color="000000" w:sz="4" w:space="0"/>
-            <w:right w:val="single" w:color="000000" w:sz="4" w:space="0"/>
-            <w:insideH w:val="single" w:color="000000" w:sz="4" w:space="0"/>
-            <w:insideV w:val="single" w:color="000000" w:sz="4" w:space="0"/>
-          </w:tblBorders>
+          <w:tblW w:w="9639" w:type="dxa"/>
+          <w:tblInd w:w="-106" w:type="dxa"/>
+          <w:tblLayout w:type="fixed"/>
           <w:tblCellMar>
             <w:top w:w="0" w:type="dxa"/>
             <w:left w:w="108" w:type="dxa"/>
@@ -7454,7 +6908,7 @@
           </w:tblCellMar>
         </w:tblPrEx>
         <w:trPr>
-          <w:trHeight w:val="1303" w:hRule="atLeast"/>
+          <w:trHeight w:val="1303"/>
         </w:trPr>
         <w:tc>
           <w:tcPr>
@@ -7472,7 +6926,7 @@
             </w:pPr>
             <w:r>
               <w:rPr>
-                <w:rFonts w:hint="eastAsia" w:ascii="宋体" w:hAnsi="宋体" w:cs="宋体"/>
+                <w:rFonts w:ascii="宋体" w:hAnsi="宋体" w:cs="宋体" w:hint="eastAsia"/>
                 <w:kern w:val="0"/>
               </w:rPr>
               <w:t>行政、管理类</w:t>
@@ -7483,7 +6937,7 @@
           <w:tcPr>
             <w:tcW w:w="3209" w:type="dxa"/>
             <w:tcBorders>
-              <w:right w:val="single" w:color="auto" w:sz="4" w:space="0"/>
+              <w:right w:val="single" w:sz="4" w:space="0" w:color="auto"/>
             </w:tcBorders>
           </w:tcPr>
           <w:p>
@@ -7503,7 +6957,7 @@
             </w:r>
             <w:r>
               <w:rPr>
-                <w:rFonts w:hint="eastAsia" w:ascii="宋体" w:hAnsi="宋体" w:cs="宋体"/>
+                <w:rFonts w:ascii="宋体" w:hAnsi="宋体" w:cs="宋体" w:hint="eastAsia"/>
                 <w:kern w:val="0"/>
               </w:rPr>
               <w:t>、智联招聘</w:t>
@@ -7526,7 +6980,7 @@
             </w:r>
             <w:r>
               <w:rPr>
-                <w:rFonts w:hint="eastAsia" w:ascii="宋体" w:hAnsi="宋体" w:cs="宋体"/>
+                <w:rFonts w:ascii="宋体" w:hAnsi="宋体" w:cs="宋体" w:hint="eastAsia"/>
                 <w:kern w:val="0"/>
               </w:rPr>
               <w:t>、51JOB</w:t>
@@ -7546,7 +7000,7 @@
           <w:tcPr>
             <w:tcW w:w="1880" w:type="dxa"/>
             <w:tcBorders>
-              <w:left w:val="single" w:color="auto" w:sz="4" w:space="0"/>
+              <w:left w:val="single" w:sz="4" w:space="0" w:color="auto"/>
             </w:tcBorders>
             <w:vAlign w:val="center"/>
           </w:tcPr>
@@ -7561,7 +7015,7 @@
             </w:pPr>
             <w:r>
               <w:rPr>
-                <w:rFonts w:hint="eastAsia" w:ascii="宋体" w:hAnsi="宋体" w:cs="宋体"/>
+                <w:rFonts w:ascii="宋体" w:hAnsi="宋体" w:cs="宋体" w:hint="eastAsia"/>
                 <w:kern w:val="0"/>
               </w:rPr>
               <w:t>全年</w:t>
@@ -7589,7 +7043,7 @@
             </w:r>
             <w:r>
               <w:rPr>
-                <w:rFonts w:hint="eastAsia" w:ascii="宋体" w:hAnsi="宋体" w:cs="宋体"/>
+                <w:rFonts w:ascii="宋体" w:hAnsi="宋体" w:cs="宋体" w:hint="eastAsia"/>
                 <w:kern w:val="0"/>
               </w:rPr>
               <w:t>、</w:t>
@@ -7603,7 +7057,7 @@
             </w:r>
             <w:r>
               <w:rPr>
-                <w:rFonts w:hint="eastAsia" w:ascii="宋体" w:hAnsi="宋体" w:cs="宋体"/>
+                <w:rFonts w:ascii="宋体" w:hAnsi="宋体" w:cs="宋体" w:hint="eastAsia"/>
                 <w:kern w:val="0"/>
               </w:rPr>
               <w:t>元</w:t>
@@ -7613,8 +7067,9 @@
             <w:pPr>
               <w:spacing w:line="360" w:lineRule="auto"/>
               <w:rPr>
-                <w:rFonts w:ascii="宋体"/>
-                <w:kern w:val="0"/>
+                <w:rFonts w:ascii="宋体" w:eastAsia="宋体" w:hint="eastAsia"/>
+                <w:kern w:val="0"/>
+                <w:lang w:val="en-US" w:eastAsia="zh-CN"/>
               </w:rPr>
             </w:pPr>
             <w:r>
@@ -7626,47 +7081,19 @@
             </w:r>
             <w:r>
               <w:rPr>
-                <w:rFonts w:hint="eastAsia" w:ascii="宋体" w:hAnsi="宋体" w:cs="宋体"/>
+                <w:rFonts w:ascii="宋体" w:hAnsi="宋体" w:cs="宋体" w:hint="eastAsia"/>
                 <w:kern w:val="0"/>
               </w:rPr>
               <w:t>、无</w:t>
-            </w:r>
-          </w:p>
-          <w:p>
-            <w:pPr>
-              <w:spacing w:line="360" w:lineRule="auto"/>
-              <w:rPr>
-                <w:rFonts w:ascii="宋体"/>
-                <w:kern w:val="0"/>
-              </w:rPr>
-            </w:pPr>
-            <w:r>
-              <w:rPr>
-                <w:rFonts w:ascii="宋体" w:hAnsi="宋体" w:cs="宋体"/>
-                <w:kern w:val="0"/>
-              </w:rPr>
-              <w:t>3</w:t>
-            </w:r>
-            <w:r>
-              <w:rPr>
-                <w:rFonts w:hint="eastAsia" w:ascii="宋体" w:hAnsi="宋体" w:cs="宋体"/>
-                <w:kern w:val="0"/>
-              </w:rPr>
-              <w:t>、元</w:t>
             </w:r>
           </w:p>
         </w:tc>
       </w:tr>
       <w:tr>
         <w:tblPrEx>
-          <w:tblBorders>
-            <w:top w:val="single" w:color="000000" w:sz="4" w:space="0"/>
-            <w:left w:val="single" w:color="000000" w:sz="4" w:space="0"/>
-            <w:bottom w:val="single" w:color="000000" w:sz="4" w:space="0"/>
-            <w:right w:val="single" w:color="000000" w:sz="4" w:space="0"/>
-            <w:insideH w:val="single" w:color="000000" w:sz="4" w:space="0"/>
-            <w:insideV w:val="single" w:color="000000" w:sz="4" w:space="0"/>
-          </w:tblBorders>
+          <w:tblW w:w="9639" w:type="dxa"/>
+          <w:tblInd w:w="-106" w:type="dxa"/>
+          <w:tblLayout w:type="fixed"/>
           <w:tblCellMar>
             <w:top w:w="0" w:type="dxa"/>
             <w:left w:w="108" w:type="dxa"/>
@@ -7675,7 +7102,7 @@
           </w:tblCellMar>
         </w:tblPrEx>
         <w:trPr>
-          <w:trHeight w:val="1303" w:hRule="atLeast"/>
+          <w:trHeight w:val="1303"/>
         </w:trPr>
         <w:tc>
           <w:tcPr>
@@ -7693,7 +7120,7 @@
             </w:pPr>
             <w:r>
               <w:rPr>
-                <w:rFonts w:hint="eastAsia" w:ascii="宋体" w:hAnsi="宋体" w:cs="宋体"/>
+                <w:rFonts w:ascii="宋体" w:hAnsi="宋体" w:cs="宋体" w:hint="eastAsia"/>
                 <w:kern w:val="0"/>
               </w:rPr>
               <w:t>储备干部</w:t>
@@ -7704,7 +7131,7 @@
           <w:tcPr>
             <w:tcW w:w="3209" w:type="dxa"/>
             <w:tcBorders>
-              <w:right w:val="single" w:color="auto" w:sz="4" w:space="0"/>
+              <w:right w:val="single" w:sz="4" w:space="0" w:color="auto"/>
             </w:tcBorders>
           </w:tcPr>
           <w:p>
@@ -7724,7 +7151,7 @@
             </w:r>
             <w:r>
               <w:rPr>
-                <w:rFonts w:hint="eastAsia" w:ascii="宋体" w:hAnsi="宋体" w:cs="宋体"/>
+                <w:rFonts w:ascii="宋体" w:hAnsi="宋体" w:cs="宋体" w:hint="eastAsia"/>
                 <w:kern w:val="0"/>
               </w:rPr>
               <w:t>、内部晋升</w:t>
@@ -7747,7 +7174,7 @@
             </w:r>
             <w:r>
               <w:rPr>
-                <w:rFonts w:hint="eastAsia" w:ascii="宋体" w:hAnsi="宋体" w:cs="宋体"/>
+                <w:rFonts w:ascii="宋体" w:hAnsi="宋体" w:cs="宋体" w:hint="eastAsia"/>
                 <w:kern w:val="0"/>
               </w:rPr>
               <w:t>、员工推荐</w:t>
@@ -7758,7 +7185,7 @@
           <w:tcPr>
             <w:tcW w:w="1880" w:type="dxa"/>
             <w:tcBorders>
-              <w:left w:val="single" w:color="auto" w:sz="4" w:space="0"/>
+              <w:left w:val="single" w:sz="4" w:space="0" w:color="auto"/>
             </w:tcBorders>
             <w:vAlign w:val="center"/>
           </w:tcPr>
@@ -7773,7 +7200,7 @@
             </w:pPr>
             <w:r>
               <w:rPr>
-                <w:rFonts w:hint="eastAsia" w:ascii="宋体" w:hAnsi="宋体" w:cs="宋体"/>
+                <w:rFonts w:ascii="宋体" w:hAnsi="宋体" w:cs="宋体" w:hint="eastAsia"/>
                 <w:kern w:val="0"/>
               </w:rPr>
               <w:t>全年</w:t>
@@ -7784,7 +7211,7 @@
           <w:tcPr>
             <w:tcW w:w="2514" w:type="dxa"/>
             <w:tcBorders>
-              <w:bottom w:val="single" w:color="auto" w:sz="4" w:space="0"/>
+              <w:bottom w:val="single" w:sz="4" w:space="0" w:color="auto"/>
             </w:tcBorders>
           </w:tcPr>
           <w:p>
@@ -7804,7 +7231,7 @@
             </w:r>
             <w:r>
               <w:rPr>
-                <w:rFonts w:hint="eastAsia" w:ascii="宋体" w:hAnsi="宋体" w:cs="宋体"/>
+                <w:rFonts w:ascii="宋体" w:hAnsi="宋体" w:cs="宋体" w:hint="eastAsia"/>
                 <w:kern w:val="0"/>
               </w:rPr>
               <w:t>、招聘人员半个月工资</w:t>
@@ -7827,7 +7254,7 @@
             </w:r>
             <w:r>
               <w:rPr>
-                <w:rFonts w:hint="eastAsia" w:ascii="宋体" w:hAnsi="宋体" w:cs="宋体"/>
+                <w:rFonts w:ascii="宋体" w:hAnsi="宋体" w:cs="宋体" w:hint="eastAsia"/>
                 <w:kern w:val="0"/>
               </w:rPr>
               <w:t>、免费</w:t>
@@ -7846,14 +7273,9 @@
       </w:tr>
       <w:tr>
         <w:tblPrEx>
-          <w:tblBorders>
-            <w:top w:val="single" w:color="000000" w:sz="4" w:space="0"/>
-            <w:left w:val="single" w:color="000000" w:sz="4" w:space="0"/>
-            <w:bottom w:val="single" w:color="000000" w:sz="4" w:space="0"/>
-            <w:right w:val="single" w:color="000000" w:sz="4" w:space="0"/>
-            <w:insideH w:val="single" w:color="000000" w:sz="4" w:space="0"/>
-            <w:insideV w:val="single" w:color="000000" w:sz="4" w:space="0"/>
-          </w:tblBorders>
+          <w:tblW w:w="9639" w:type="dxa"/>
+          <w:tblInd w:w="-106" w:type="dxa"/>
+          <w:tblLayout w:type="fixed"/>
           <w:tblCellMar>
             <w:top w:w="0" w:type="dxa"/>
             <w:left w:w="108" w:type="dxa"/>
@@ -7862,7 +7284,7 @@
           </w:tblCellMar>
         </w:tblPrEx>
         <w:trPr>
-          <w:trHeight w:val="1109" w:hRule="atLeast"/>
+          <w:trHeight w:val="1109"/>
         </w:trPr>
         <w:tc>
           <w:tcPr>
@@ -7880,7 +7302,7 @@
             </w:pPr>
             <w:r>
               <w:rPr>
-                <w:rFonts w:hint="eastAsia" w:ascii="宋体" w:hAnsi="宋体" w:cs="宋体"/>
+                <w:rFonts w:ascii="宋体" w:hAnsi="宋体" w:cs="宋体" w:hint="eastAsia"/>
                 <w:kern w:val="0"/>
               </w:rPr>
               <w:t>技术人员</w:t>
@@ -7891,7 +7313,7 @@
           <w:tcPr>
             <w:tcW w:w="3209" w:type="dxa"/>
             <w:tcBorders>
-              <w:right w:val="single" w:color="auto" w:sz="4" w:space="0"/>
+              <w:right w:val="single" w:sz="4" w:space="0" w:color="auto"/>
             </w:tcBorders>
           </w:tcPr>
           <w:p>
@@ -7911,7 +7333,7 @@
             </w:r>
             <w:r>
               <w:rPr>
-                <w:rFonts w:hint="eastAsia" w:ascii="宋体" w:hAnsi="宋体" w:cs="宋体"/>
+                <w:rFonts w:ascii="宋体" w:hAnsi="宋体" w:cs="宋体" w:hint="eastAsia"/>
                 <w:kern w:val="0"/>
               </w:rPr>
               <w:t>、智联招聘</w:t>
@@ -7934,27 +7356,18 @@
             </w:r>
             <w:r>
               <w:rPr>
-                <w:rFonts w:hint="eastAsia" w:ascii="宋体" w:hAnsi="宋体" w:cs="宋体"/>
+                <w:rFonts w:ascii="宋体" w:hAnsi="宋体" w:cs="宋体" w:hint="eastAsia"/>
                 <w:kern w:val="0"/>
               </w:rPr>
               <w:t>、51JOB</w:t>
             </w:r>
-          </w:p>
-          <w:p>
-            <w:pPr>
-              <w:spacing w:line="360" w:lineRule="auto"/>
-              <w:rPr>
-                <w:rFonts w:ascii="宋体"/>
-                <w:kern w:val="0"/>
-              </w:rPr>
-            </w:pPr>
           </w:p>
         </w:tc>
         <w:tc>
           <w:tcPr>
             <w:tcW w:w="1880" w:type="dxa"/>
             <w:tcBorders>
-              <w:left w:val="single" w:color="auto" w:sz="4" w:space="0"/>
+              <w:left w:val="single" w:sz="4" w:space="0" w:color="auto"/>
             </w:tcBorders>
           </w:tcPr>
           <w:p>
@@ -7978,7 +7391,7 @@
             </w:pPr>
             <w:r>
               <w:rPr>
-                <w:rFonts w:hint="eastAsia" w:ascii="宋体" w:hAnsi="宋体" w:cs="宋体"/>
+                <w:rFonts w:ascii="宋体" w:hAnsi="宋体" w:cs="宋体" w:hint="eastAsia"/>
                 <w:kern w:val="0"/>
               </w:rPr>
               <w:t>全年</w:t>
@@ -7999,7 +7412,7 @@
           <w:tcPr>
             <w:tcW w:w="2514" w:type="dxa"/>
             <w:tcBorders>
-              <w:top w:val="single" w:color="auto" w:sz="4" w:space="0"/>
+              <w:top w:val="single" w:sz="4" w:space="0" w:color="auto"/>
             </w:tcBorders>
             <w:vAlign w:val="center"/>
           </w:tcPr>
@@ -8020,7 +7433,7 @@
             </w:r>
             <w:r>
               <w:rPr>
-                <w:rFonts w:hint="eastAsia" w:ascii="宋体" w:hAnsi="宋体" w:cs="宋体"/>
+                <w:rFonts w:ascii="宋体" w:hAnsi="宋体" w:cs="宋体" w:hint="eastAsia"/>
                 <w:kern w:val="0"/>
               </w:rPr>
               <w:t>、</w:t>
@@ -8034,7 +7447,7 @@
             </w:r>
             <w:r>
               <w:rPr>
-                <w:rFonts w:hint="eastAsia" w:ascii="宋体" w:hAnsi="宋体" w:cs="宋体"/>
+                <w:rFonts w:ascii="宋体" w:hAnsi="宋体" w:cs="宋体" w:hint="eastAsia"/>
                 <w:kern w:val="0"/>
               </w:rPr>
               <w:t>元</w:t>
@@ -8057,34 +7470,10 @@
             </w:r>
             <w:r>
               <w:rPr>
-                <w:rFonts w:hint="eastAsia" w:ascii="宋体" w:hAnsi="宋体" w:cs="宋体"/>
+                <w:rFonts w:ascii="宋体" w:hAnsi="宋体" w:cs="宋体" w:hint="eastAsia"/>
                 <w:kern w:val="0"/>
               </w:rPr>
               <w:t>、无</w:t>
-            </w:r>
-          </w:p>
-          <w:p>
-            <w:pPr>
-              <w:spacing w:line="360" w:lineRule="auto"/>
-              <w:jc w:val="left"/>
-              <w:rPr>
-                <w:rFonts w:ascii="宋体"/>
-                <w:kern w:val="0"/>
-              </w:rPr>
-            </w:pPr>
-            <w:r>
-              <w:rPr>
-                <w:rFonts w:ascii="宋体" w:hAnsi="宋体" w:cs="宋体"/>
-                <w:kern w:val="0"/>
-              </w:rPr>
-              <w:t>3</w:t>
-            </w:r>
-            <w:r>
-              <w:rPr>
-                <w:rFonts w:hint="eastAsia" w:ascii="宋体" w:hAnsi="宋体" w:cs="宋体"/>
-                <w:kern w:val="0"/>
-              </w:rPr>
-              <w:t>、元</w:t>
             </w:r>
           </w:p>
         </w:tc>
@@ -8105,7 +7494,7 @@
       <w:bookmarkStart w:id="11" w:name="_Toc2752"/>
       <w:r>
         <w:rPr>
-          <w:rFonts w:hint="eastAsia" w:ascii="宋体" w:hAnsi="宋体" w:cs="宋体"/>
+          <w:rFonts w:ascii="宋体" w:hAnsi="宋体" w:cs="宋体" w:hint="eastAsia"/>
           <w:b/>
           <w:bCs/>
           <w:sz w:val="32"/>
@@ -8142,7 +7531,7 @@
       </w:r>
       <w:r>
         <w:rPr>
-          <w:rFonts w:hint="eastAsia" w:ascii="宋体" w:hAnsi="宋体" w:cs="宋体"/>
+          <w:rFonts w:ascii="宋体" w:hAnsi="宋体" w:cs="宋体" w:hint="eastAsia"/>
           <w:kern w:val="0"/>
           <w:sz w:val="24"/>
           <w:szCs w:val="24"/>
@@ -8157,7 +7546,7 @@
         <w:autoSpaceDN w:val="0"/>
         <w:adjustRightInd w:val="0"/>
         <w:spacing w:line="360" w:lineRule="auto"/>
-        <w:ind w:firstLine="480" w:firstLineChars="200"/>
+        <w:ind w:firstLine="420" w:firstLineChars="200"/>
         <w:jc w:val="left"/>
         <w:rPr>
           <w:rFonts w:ascii="宋体"/>
@@ -8168,7 +7557,7 @@
       </w:pPr>
       <w:r>
         <w:rPr>
-          <w:rFonts w:hint="eastAsia" w:ascii="宋体" w:hAnsi="宋体" w:cs="宋体"/>
+          <w:rFonts w:ascii="宋体" w:hAnsi="宋体" w:cs="宋体" w:hint="eastAsia"/>
           <w:kern w:val="0"/>
           <w:sz w:val="24"/>
           <w:szCs w:val="24"/>
@@ -8186,7 +7575,7 @@
       </w:r>
       <w:r>
         <w:rPr>
-          <w:rFonts w:hint="eastAsia" w:ascii="宋体" w:hAnsi="宋体" w:cs="宋体"/>
+          <w:rFonts w:ascii="宋体" w:hAnsi="宋体" w:cs="宋体" w:hint="eastAsia"/>
           <w:kern w:val="0"/>
           <w:sz w:val="24"/>
           <w:szCs w:val="24"/>
@@ -8210,7 +7599,7 @@
       </w:pPr>
       <w:r>
         <w:rPr>
-          <w:rFonts w:hint="eastAsia" w:ascii="宋体" w:hAnsi="宋体" w:cs="宋体"/>
+          <w:rFonts w:ascii="宋体" w:hAnsi="宋体" w:cs="宋体" w:hint="eastAsia"/>
           <w:kern w:val="0"/>
           <w:sz w:val="24"/>
           <w:szCs w:val="24"/>
@@ -8228,7 +7617,7 @@
       </w:r>
       <w:r>
         <w:rPr>
-          <w:rFonts w:hint="eastAsia" w:ascii="宋体" w:hAnsi="宋体" w:cs="宋体"/>
+          <w:rFonts w:ascii="宋体" w:hAnsi="宋体" w:cs="宋体" w:hint="eastAsia"/>
           <w:kern w:val="0"/>
           <w:sz w:val="24"/>
           <w:szCs w:val="24"/>
@@ -8246,7 +7635,7 @@
       </w:r>
       <w:r>
         <w:rPr>
-          <w:rFonts w:hint="eastAsia" w:ascii="宋体" w:hAnsi="宋体" w:cs="宋体"/>
+          <w:rFonts w:ascii="宋体" w:hAnsi="宋体" w:cs="宋体" w:hint="eastAsia"/>
           <w:kern w:val="0"/>
           <w:sz w:val="24"/>
           <w:szCs w:val="24"/>
@@ -8270,7 +7659,7 @@
       </w:pPr>
       <w:r>
         <w:rPr>
-          <w:rFonts w:hint="eastAsia" w:ascii="宋体" w:hAnsi="宋体" w:cs="宋体"/>
+          <w:rFonts w:ascii="宋体" w:hAnsi="宋体" w:cs="宋体" w:hint="eastAsia"/>
           <w:kern w:val="0"/>
           <w:sz w:val="24"/>
           <w:szCs w:val="24"/>
@@ -8288,7 +7677,7 @@
       </w:r>
       <w:r>
         <w:rPr>
-          <w:rFonts w:hint="eastAsia" w:ascii="宋体" w:hAnsi="宋体" w:cs="宋体"/>
+          <w:rFonts w:ascii="宋体" w:hAnsi="宋体" w:cs="宋体" w:hint="eastAsia"/>
           <w:kern w:val="0"/>
           <w:sz w:val="24"/>
           <w:szCs w:val="24"/>
@@ -8306,7 +7695,7 @@
       </w:r>
       <w:r>
         <w:rPr>
-          <w:rFonts w:hint="eastAsia" w:ascii="宋体" w:hAnsi="宋体" w:cs="宋体"/>
+          <w:rFonts w:ascii="宋体" w:hAnsi="宋体" w:cs="宋体" w:hint="eastAsia"/>
           <w:kern w:val="0"/>
           <w:sz w:val="24"/>
           <w:szCs w:val="24"/>
@@ -8330,7 +7719,7 @@
       </w:pPr>
       <w:r>
         <w:rPr>
-          <w:rFonts w:hint="eastAsia" w:ascii="宋体" w:hAnsi="宋体" w:cs="宋体"/>
+          <w:rFonts w:ascii="宋体" w:hAnsi="宋体" w:cs="宋体" w:hint="eastAsia"/>
           <w:kern w:val="0"/>
           <w:sz w:val="24"/>
           <w:szCs w:val="24"/>
@@ -8348,7 +7737,7 @@
       </w:r>
       <w:r>
         <w:rPr>
-          <w:rFonts w:hint="eastAsia" w:ascii="宋体" w:hAnsi="宋体" w:cs="宋体"/>
+          <w:rFonts w:ascii="宋体" w:hAnsi="宋体" w:cs="宋体" w:hint="eastAsia"/>
           <w:kern w:val="0"/>
           <w:sz w:val="24"/>
           <w:szCs w:val="24"/>
@@ -8372,7 +7761,7 @@
       </w:pPr>
       <w:r>
         <w:rPr>
-          <w:rFonts w:hint="eastAsia" w:ascii="宋体" w:hAnsi="宋体" w:cs="宋体"/>
+          <w:rFonts w:ascii="宋体" w:hAnsi="宋体" w:cs="宋体" w:hint="eastAsia"/>
           <w:kern w:val="0"/>
           <w:sz w:val="24"/>
           <w:szCs w:val="24"/>
@@ -8390,7 +7779,7 @@
       </w:r>
       <w:r>
         <w:rPr>
-          <w:rFonts w:hint="eastAsia" w:ascii="宋体" w:hAnsi="宋体" w:cs="宋体"/>
+          <w:rFonts w:ascii="宋体" w:hAnsi="宋体" w:cs="宋体" w:hint="eastAsia"/>
           <w:kern w:val="0"/>
           <w:sz w:val="24"/>
           <w:szCs w:val="24"/>
@@ -8414,7 +7803,7 @@
       </w:pPr>
       <w:r>
         <w:rPr>
-          <w:rFonts w:hint="eastAsia" w:ascii="宋体" w:hAnsi="宋体" w:cs="宋体"/>
+          <w:rFonts w:ascii="宋体" w:hAnsi="宋体" w:cs="宋体" w:hint="eastAsia"/>
           <w:kern w:val="0"/>
           <w:sz w:val="24"/>
           <w:szCs w:val="24"/>
@@ -8432,7 +7821,7 @@
       </w:r>
       <w:r>
         <w:rPr>
-          <w:rFonts w:hint="eastAsia" w:ascii="宋体" w:hAnsi="宋体" w:cs="宋体"/>
+          <w:rFonts w:ascii="宋体" w:hAnsi="宋体" w:cs="宋体" w:hint="eastAsia"/>
           <w:kern w:val="0"/>
           <w:sz w:val="24"/>
           <w:szCs w:val="24"/>
@@ -8467,7 +7856,7 @@
       </w:r>
       <w:r>
         <w:rPr>
-          <w:rFonts w:hint="eastAsia" w:ascii="宋体" w:hAnsi="宋体" w:cs="宋体"/>
+          <w:rFonts w:ascii="宋体" w:hAnsi="宋体" w:cs="宋体" w:hint="eastAsia"/>
           <w:kern w:val="0"/>
           <w:sz w:val="24"/>
           <w:szCs w:val="24"/>
@@ -8482,7 +7871,7 @@
         <w:autoSpaceDN w:val="0"/>
         <w:adjustRightInd w:val="0"/>
         <w:spacing w:line="360" w:lineRule="auto"/>
-        <w:ind w:firstLine="480" w:firstLineChars="200"/>
+        <w:ind w:firstLine="420" w:firstLineChars="200"/>
         <w:jc w:val="left"/>
         <w:rPr>
           <w:rFonts w:ascii="宋体"/>
@@ -8502,7 +7891,7 @@
       </w:r>
       <w:r>
         <w:rPr>
-          <w:rFonts w:hint="eastAsia" w:ascii="宋体" w:hAnsi="宋体" w:cs="宋体"/>
+          <w:rFonts w:ascii="宋体" w:hAnsi="宋体" w:cs="宋体" w:hint="eastAsia"/>
           <w:kern w:val="0"/>
           <w:sz w:val="24"/>
           <w:szCs w:val="24"/>
@@ -8520,7 +7909,7 @@
       </w:r>
       <w:r>
         <w:rPr>
-          <w:rFonts w:hint="eastAsia" w:ascii="宋体" w:hAnsi="宋体" w:cs="宋体"/>
+          <w:rFonts w:ascii="宋体" w:hAnsi="宋体" w:cs="宋体" w:hint="eastAsia"/>
           <w:kern w:val="0"/>
           <w:sz w:val="24"/>
           <w:szCs w:val="24"/>
@@ -8550,7 +7939,7 @@
       </w:r>
       <w:r>
         <w:rPr>
-          <w:rFonts w:hint="eastAsia" w:ascii="宋体" w:hAnsi="宋体" w:cs="宋体"/>
+          <w:rFonts w:ascii="宋体" w:hAnsi="宋体" w:cs="宋体" w:hint="eastAsia"/>
           <w:kern w:val="0"/>
           <w:sz w:val="24"/>
           <w:szCs w:val="24"/>
@@ -8560,9 +7949,9 @@
     </w:p>
     <w:p>
       <w:pPr>
-        <w:pStyle w:val="8"/>
+        <w:pStyle w:val="NormalWeb"/>
         <w:spacing w:before="0" w:beforeAutospacing="0" w:after="0" w:afterAutospacing="0" w:line="360" w:lineRule="auto"/>
-        <w:ind w:firstLine="480" w:firstLineChars="200"/>
+        <w:ind w:firstLine="420" w:firstLineChars="200"/>
         <w:textAlignment w:val="baseline"/>
         <w:rPr>
           <w:rFonts w:cs="Times New Roman"/>
@@ -8577,9 +7966,9 @@
     </w:p>
     <w:p>
       <w:pPr>
-        <w:pStyle w:val="8"/>
+        <w:pStyle w:val="NormalWeb"/>
         <w:spacing w:before="0" w:beforeAutospacing="0" w:after="0" w:afterAutospacing="0" w:line="360" w:lineRule="auto"/>
-        <w:ind w:firstLine="480" w:firstLineChars="200"/>
+        <w:ind w:firstLine="420" w:firstLineChars="200"/>
         <w:textAlignment w:val="baseline"/>
         <w:rPr>
           <w:rFonts w:cs="Times New Roman"/>
@@ -8594,9 +7983,9 @@
     </w:p>
     <w:p>
       <w:pPr>
-        <w:pStyle w:val="8"/>
+        <w:pStyle w:val="NormalWeb"/>
         <w:spacing w:before="0" w:beforeAutospacing="0" w:after="0" w:afterAutospacing="0" w:line="360" w:lineRule="auto"/>
-        <w:ind w:firstLine="360" w:firstLineChars="150"/>
+        <w:ind w:firstLine="315" w:firstLineChars="150"/>
         <w:textAlignment w:val="baseline"/>
         <w:rPr>
           <w:rFonts w:cs="Times New Roman"/>
@@ -8614,9 +8003,9 @@
     </w:p>
     <w:p>
       <w:pPr>
-        <w:pStyle w:val="8"/>
+        <w:pStyle w:val="NormalWeb"/>
         <w:spacing w:before="0" w:beforeAutospacing="0" w:after="0" w:afterAutospacing="0" w:line="360" w:lineRule="auto"/>
-        <w:ind w:firstLine="600" w:firstLineChars="250"/>
+        <w:ind w:firstLine="525" w:firstLineChars="250"/>
         <w:textAlignment w:val="baseline"/>
         <w:rPr>
           <w:rFonts w:cs="Times New Roman"/>
@@ -8631,7 +8020,7 @@
     </w:p>
     <w:p>
       <w:pPr>
-        <w:pStyle w:val="8"/>
+        <w:pStyle w:val="NormalWeb"/>
         <w:numPr>
           <w:ilvl w:val="0"/>
           <w:numId w:val="1"/>
@@ -8648,7 +8037,7 @@
     </w:p>
     <w:p>
       <w:pPr>
-        <w:pStyle w:val="8"/>
+        <w:pStyle w:val="NormalWeb"/>
         <w:numPr>
           <w:ilvl w:val="0"/>
           <w:numId w:val="1"/>
@@ -8665,7 +8054,7 @@
     </w:p>
     <w:p>
       <w:pPr>
-        <w:pStyle w:val="8"/>
+        <w:pStyle w:val="NormalWeb"/>
         <w:numPr>
           <w:ilvl w:val="0"/>
           <w:numId w:val="1"/>
@@ -8682,7 +8071,7 @@
     </w:p>
     <w:p>
       <w:pPr>
-        <w:pStyle w:val="8"/>
+        <w:pStyle w:val="NormalWeb"/>
         <w:numPr>
           <w:ilvl w:val="0"/>
           <w:numId w:val="1"/>
@@ -8699,7 +8088,7 @@
     </w:p>
     <w:p>
       <w:pPr>
-        <w:pStyle w:val="8"/>
+        <w:pStyle w:val="NormalWeb"/>
         <w:numPr>
           <w:ilvl w:val="0"/>
           <w:numId w:val="1"/>
@@ -8716,9 +8105,9 @@
     </w:p>
     <w:p>
       <w:pPr>
-        <w:pStyle w:val="8"/>
+        <w:pStyle w:val="NormalWeb"/>
         <w:spacing w:before="0" w:beforeAutospacing="0" w:after="0" w:afterAutospacing="0" w:line="360" w:lineRule="auto"/>
-        <w:ind w:firstLine="600" w:firstLineChars="250"/>
+        <w:ind w:firstLine="525" w:firstLineChars="250"/>
         <w:textAlignment w:val="baseline"/>
         <w:rPr>
           <w:rFonts w:cs="Times New Roman"/>
@@ -8733,7 +8122,7 @@
     </w:p>
     <w:p>
       <w:pPr>
-        <w:pStyle w:val="8"/>
+        <w:pStyle w:val="NormalWeb"/>
         <w:numPr>
           <w:ilvl w:val="0"/>
           <w:numId w:val="2"/>
@@ -8753,7 +8142,7 @@
     </w:p>
     <w:p>
       <w:pPr>
-        <w:pStyle w:val="8"/>
+        <w:pStyle w:val="NormalWeb"/>
         <w:numPr>
           <w:ilvl w:val="0"/>
           <w:numId w:val="2"/>
@@ -8773,7 +8162,7 @@
     </w:p>
     <w:p>
       <w:pPr>
-        <w:pStyle w:val="8"/>
+        <w:pStyle w:val="NormalWeb"/>
         <w:numPr>
           <w:ilvl w:val="0"/>
           <w:numId w:val="2"/>
@@ -8803,7 +8192,7 @@
       </w:pPr>
       <w:r>
         <w:rPr>
-          <w:rFonts w:hint="eastAsia" w:ascii="宋体" w:hAnsi="宋体" w:cs="宋体"/>
+          <w:rFonts w:ascii="宋体" w:hAnsi="宋体" w:cs="宋体" w:hint="eastAsia"/>
           <w:kern w:val="0"/>
           <w:sz w:val="24"/>
           <w:szCs w:val="24"/>
@@ -8821,7 +8210,7 @@
       </w:r>
       <w:r>
         <w:rPr>
-          <w:rFonts w:hint="eastAsia" w:ascii="宋体" w:hAnsi="宋体" w:cs="宋体"/>
+          <w:rFonts w:ascii="宋体" w:hAnsi="宋体" w:cs="宋体" w:hint="eastAsia"/>
           <w:kern w:val="0"/>
           <w:sz w:val="24"/>
           <w:szCs w:val="24"/>
@@ -8832,7 +8221,7 @@
     <w:p>
       <w:pPr>
         <w:spacing w:line="360" w:lineRule="auto"/>
-        <w:ind w:firstLine="600" w:firstLineChars="250"/>
+        <w:ind w:firstLine="525" w:firstLineChars="250"/>
         <w:rPr>
           <w:rFonts w:ascii="宋体"/>
           <w:kern w:val="0"/>
@@ -8842,7 +8231,7 @@
       </w:pPr>
       <w:r>
         <w:rPr>
-          <w:rFonts w:hint="eastAsia" w:ascii="宋体" w:hAnsi="宋体" w:cs="宋体"/>
+          <w:rFonts w:ascii="宋体" w:hAnsi="宋体" w:cs="宋体" w:hint="eastAsia"/>
           <w:kern w:val="0"/>
           <w:sz w:val="24"/>
           <w:szCs w:val="24"/>
@@ -8853,9 +8242,9 @@
     <w:p>
       <w:pPr>
         <w:spacing w:line="360" w:lineRule="auto"/>
-        <w:ind w:firstLine="600" w:firstLineChars="250"/>
-        <w:rPr>
-          <w:rFonts w:hint="eastAsia" w:ascii="宋体" w:hAnsi="Wingdings"/>
+        <w:ind w:firstLine="525" w:firstLineChars="250"/>
+        <w:rPr>
+          <w:rFonts w:ascii="宋体" w:hAnsi="Wingdings" w:hint="eastAsia"/>
           <w:kern w:val="0"/>
           <w:sz w:val="24"/>
           <w:szCs w:val="24"/>
@@ -8872,7 +8261,7 @@
       </w:r>
       <w:r>
         <w:rPr>
-          <w:rFonts w:hint="eastAsia" w:ascii="宋体" w:hAnsi="Wingdings"/>
+          <w:rFonts w:ascii="宋体" w:hAnsi="Wingdings" w:hint="eastAsia"/>
           <w:kern w:val="0"/>
           <w:sz w:val="24"/>
           <w:szCs w:val="24"/>
@@ -8892,7 +8281,7 @@
       </w:pPr>
       <w:r>
         <w:rPr>
-          <w:rFonts w:hint="eastAsia" w:ascii="宋体" w:hAnsi="宋体" w:cs="宋体"/>
+          <w:rFonts w:ascii="宋体" w:hAnsi="宋体" w:cs="宋体" w:hint="eastAsia"/>
           <w:kern w:val="0"/>
           <w:sz w:val="24"/>
           <w:szCs w:val="24"/>
@@ -8910,7 +8299,7 @@
       </w:r>
       <w:r>
         <w:rPr>
-          <w:rFonts w:hint="eastAsia" w:ascii="宋体" w:hAnsi="宋体" w:cs="宋体"/>
+          <w:rFonts w:ascii="宋体" w:hAnsi="宋体" w:cs="宋体" w:hint="eastAsia"/>
           <w:kern w:val="0"/>
           <w:sz w:val="24"/>
           <w:szCs w:val="24"/>
@@ -8934,7 +8323,7 @@
       </w:pPr>
       <w:r>
         <w:rPr>
-          <w:rFonts w:hint="eastAsia" w:ascii="宋体" w:hAnsi="宋体" w:cs="宋体"/>
+          <w:rFonts w:ascii="宋体" w:hAnsi="宋体" w:cs="宋体" w:hint="eastAsia"/>
           <w:kern w:val="0"/>
           <w:sz w:val="24"/>
           <w:szCs w:val="24"/>
@@ -8958,7 +8347,7 @@
       </w:pPr>
       <w:r>
         <w:rPr>
-          <w:rFonts w:hint="eastAsia" w:ascii="宋体" w:hAnsi="宋体" w:cs="宋体"/>
+          <w:rFonts w:ascii="宋体" w:hAnsi="宋体" w:cs="宋体" w:hint="eastAsia"/>
           <w:kern w:val="0"/>
           <w:sz w:val="24"/>
           <w:szCs w:val="24"/>
@@ -8978,7 +8367,7 @@
       </w:pPr>
       <w:r>
         <w:rPr>
-          <w:rFonts w:hint="eastAsia" w:ascii="宋体" w:hAnsi="宋体" w:cs="宋体"/>
+          <w:rFonts w:ascii="宋体" w:hAnsi="宋体" w:cs="宋体" w:hint="eastAsia"/>
           <w:kern w:val="0"/>
           <w:sz w:val="24"/>
           <w:szCs w:val="24"/>
@@ -8996,7 +8385,7 @@
       </w:r>
       <w:r>
         <w:rPr>
-          <w:rFonts w:hint="eastAsia" w:ascii="宋体" w:hAnsi="宋体" w:cs="宋体"/>
+          <w:rFonts w:ascii="宋体" w:hAnsi="宋体" w:cs="宋体" w:hint="eastAsia"/>
           <w:kern w:val="0"/>
           <w:sz w:val="24"/>
           <w:szCs w:val="24"/>
@@ -9007,7 +8396,7 @@
     <w:p>
       <w:pPr>
         <w:spacing w:line="360" w:lineRule="auto"/>
-        <w:ind w:firstLine="600" w:firstLineChars="250"/>
+        <w:ind w:firstLine="525" w:firstLineChars="250"/>
         <w:rPr>
           <w:rFonts w:ascii="宋体"/>
           <w:kern w:val="0"/>
@@ -9017,7 +8406,7 @@
       </w:pPr>
       <w:r>
         <w:rPr>
-          <w:rFonts w:hint="eastAsia" w:ascii="宋体" w:hAnsi="宋体" w:cs="宋体"/>
+          <w:rFonts w:ascii="宋体" w:hAnsi="宋体" w:cs="宋体" w:hint="eastAsia"/>
           <w:kern w:val="0"/>
           <w:sz w:val="24"/>
           <w:szCs w:val="24"/>
@@ -9052,7 +8441,7 @@
       </w:r>
       <w:r>
         <w:rPr>
-          <w:rFonts w:hint="eastAsia" w:ascii="宋体" w:hAnsi="宋体" w:cs="宋体"/>
+          <w:rFonts w:ascii="宋体" w:hAnsi="宋体" w:cs="宋体" w:hint="eastAsia"/>
           <w:kern w:val="0"/>
           <w:sz w:val="24"/>
           <w:szCs w:val="24"/>
@@ -9070,7 +8459,7 @@
       </w:r>
       <w:r>
         <w:rPr>
-          <w:rFonts w:hint="eastAsia" w:ascii="宋体" w:hAnsi="宋体" w:cs="宋体"/>
+          <w:rFonts w:ascii="宋体" w:hAnsi="宋体" w:cs="宋体" w:hint="eastAsia"/>
           <w:kern w:val="0"/>
           <w:sz w:val="24"/>
           <w:szCs w:val="24"/>
@@ -9085,7 +8474,7 @@
         <w:autoSpaceDN w:val="0"/>
         <w:adjustRightInd w:val="0"/>
         <w:spacing w:line="360" w:lineRule="auto"/>
-        <w:ind w:firstLine="480" w:firstLineChars="200"/>
+        <w:ind w:firstLine="420" w:firstLineChars="200"/>
         <w:jc w:val="left"/>
         <w:rPr>
           <w:rFonts w:ascii="宋体"/>
@@ -9105,7 +8494,7 @@
       </w:r>
       <w:r>
         <w:rPr>
-          <w:rFonts w:hint="eastAsia" w:ascii="宋体" w:hAnsi="宋体" w:cs="宋体"/>
+          <w:rFonts w:ascii="宋体" w:hAnsi="宋体" w:cs="宋体" w:hint="eastAsia"/>
           <w:kern w:val="0"/>
           <w:sz w:val="24"/>
           <w:szCs w:val="24"/>
@@ -9123,7 +8512,7 @@
       </w:r>
       <w:r>
         <w:rPr>
-          <w:rFonts w:hint="eastAsia" w:ascii="宋体" w:hAnsi="宋体" w:cs="宋体"/>
+          <w:rFonts w:ascii="宋体" w:hAnsi="宋体" w:cs="宋体" w:hint="eastAsia"/>
           <w:kern w:val="0"/>
           <w:sz w:val="24"/>
           <w:szCs w:val="24"/>
@@ -9133,7 +8522,7 @@
       </w:r>
       <w:r>
         <w:rPr>
-          <w:rFonts w:hint="eastAsia" w:ascii="宋体" w:hAnsi="宋体" w:cs="宋体"/>
+          <w:rFonts w:ascii="宋体" w:hAnsi="宋体" w:cs="宋体" w:hint="eastAsia"/>
           <w:kern w:val="0"/>
           <w:sz w:val="24"/>
           <w:szCs w:val="24"/>
@@ -9151,7 +8540,7 @@
       </w:r>
       <w:r>
         <w:rPr>
-          <w:rFonts w:hint="eastAsia" w:ascii="宋体" w:hAnsi="宋体" w:cs="宋体"/>
+          <w:rFonts w:ascii="宋体" w:hAnsi="宋体" w:cs="宋体" w:hint="eastAsia"/>
           <w:kern w:val="0"/>
           <w:sz w:val="24"/>
           <w:szCs w:val="24"/>
@@ -9175,7 +8564,7 @@
       </w:pPr>
       <w:r>
         <w:rPr>
-          <w:rFonts w:hint="eastAsia" w:ascii="宋体" w:hAnsi="宋体" w:cs="宋体"/>
+          <w:rFonts w:ascii="宋体" w:hAnsi="宋体" w:cs="宋体" w:hint="eastAsia"/>
           <w:kern w:val="0"/>
           <w:sz w:val="24"/>
           <w:szCs w:val="24"/>
@@ -9193,7 +8582,7 @@
       </w:r>
       <w:r>
         <w:rPr>
-          <w:rFonts w:hint="eastAsia" w:ascii="宋体" w:hAnsi="宋体" w:cs="宋体"/>
+          <w:rFonts w:ascii="宋体" w:hAnsi="宋体" w:cs="宋体" w:hint="eastAsia"/>
           <w:kern w:val="0"/>
           <w:sz w:val="24"/>
           <w:szCs w:val="24"/>
@@ -9217,7 +8606,7 @@
       </w:pPr>
       <w:r>
         <w:rPr>
-          <w:rFonts w:hint="eastAsia" w:ascii="宋体" w:hAnsi="宋体" w:cs="宋体"/>
+          <w:rFonts w:ascii="宋体" w:hAnsi="宋体" w:cs="宋体" w:hint="eastAsia"/>
           <w:kern w:val="0"/>
           <w:sz w:val="24"/>
           <w:szCs w:val="24"/>
@@ -9235,7 +8624,7 @@
       </w:r>
       <w:r>
         <w:rPr>
-          <w:rFonts w:hint="eastAsia" w:ascii="宋体" w:hAnsi="宋体" w:cs="宋体"/>
+          <w:rFonts w:ascii="宋体" w:hAnsi="宋体" w:cs="宋体" w:hint="eastAsia"/>
           <w:kern w:val="0"/>
           <w:sz w:val="24"/>
           <w:szCs w:val="24"/>
@@ -9259,7 +8648,7 @@
       </w:pPr>
       <w:r>
         <w:rPr>
-          <w:rFonts w:hint="eastAsia" w:ascii="宋体" w:hAnsi="宋体" w:cs="宋体"/>
+          <w:rFonts w:ascii="宋体" w:hAnsi="宋体" w:cs="宋体" w:hint="eastAsia"/>
           <w:kern w:val="0"/>
           <w:sz w:val="24"/>
           <w:szCs w:val="24"/>
@@ -9277,7 +8666,7 @@
       </w:r>
       <w:r>
         <w:rPr>
-          <w:rFonts w:hint="eastAsia" w:ascii="宋体" w:hAnsi="宋体" w:cs="宋体"/>
+          <w:rFonts w:ascii="宋体" w:hAnsi="宋体" w:cs="宋体" w:hint="eastAsia"/>
           <w:kern w:val="0"/>
           <w:sz w:val="24"/>
           <w:szCs w:val="24"/>
@@ -9301,7 +8690,7 @@
       </w:pPr>
       <w:r>
         <w:rPr>
-          <w:rFonts w:hint="eastAsia" w:ascii="宋体" w:hAnsi="宋体" w:cs="宋体"/>
+          <w:rFonts w:ascii="宋体" w:hAnsi="宋体" w:cs="宋体" w:hint="eastAsia"/>
           <w:kern w:val="0"/>
           <w:sz w:val="24"/>
           <w:szCs w:val="24"/>
@@ -9319,7 +8708,7 @@
       </w:r>
       <w:r>
         <w:rPr>
-          <w:rFonts w:hint="eastAsia" w:ascii="宋体" w:hAnsi="宋体" w:cs="宋体"/>
+          <w:rFonts w:ascii="宋体" w:hAnsi="宋体" w:cs="宋体" w:hint="eastAsia"/>
           <w:kern w:val="0"/>
           <w:sz w:val="24"/>
           <w:szCs w:val="24"/>
@@ -9343,7 +8732,7 @@
       </w:pPr>
       <w:r>
         <w:rPr>
-          <w:rFonts w:hint="eastAsia" w:ascii="宋体" w:hAnsi="宋体" w:cs="宋体"/>
+          <w:rFonts w:ascii="宋体" w:hAnsi="宋体" w:cs="宋体" w:hint="eastAsia"/>
           <w:kern w:val="0"/>
           <w:sz w:val="24"/>
           <w:szCs w:val="24"/>
@@ -9361,7 +8750,7 @@
       </w:r>
       <w:r>
         <w:rPr>
-          <w:rFonts w:hint="eastAsia" w:ascii="宋体" w:hAnsi="宋体" w:cs="宋体"/>
+          <w:rFonts w:ascii="宋体" w:hAnsi="宋体" w:cs="宋体" w:hint="eastAsia"/>
           <w:kern w:val="0"/>
           <w:sz w:val="24"/>
           <w:szCs w:val="24"/>
@@ -9385,7 +8774,7 @@
       </w:pPr>
       <w:r>
         <w:rPr>
-          <w:rFonts w:hint="eastAsia" w:ascii="宋体" w:hAnsi="宋体" w:cs="宋体"/>
+          <w:rFonts w:ascii="宋体" w:hAnsi="宋体" w:cs="宋体" w:hint="eastAsia"/>
           <w:kern w:val="0"/>
           <w:sz w:val="24"/>
           <w:szCs w:val="24"/>
@@ -9403,7 +8792,7 @@
       </w:r>
       <w:r>
         <w:rPr>
-          <w:rFonts w:hint="eastAsia" w:ascii="宋体" w:hAnsi="宋体" w:cs="宋体"/>
+          <w:rFonts w:ascii="宋体" w:hAnsi="宋体" w:cs="宋体" w:hint="eastAsia"/>
           <w:kern w:val="0"/>
           <w:sz w:val="24"/>
           <w:szCs w:val="24"/>
@@ -9421,17 +8810,19 @@
       </w:r>
       <w:r>
         <w:rPr>
-          <w:rFonts w:hint="eastAsia" w:ascii="宋体" w:hAnsi="宋体" w:cs="宋体"/>
+          <w:rFonts w:ascii="宋体" w:hAnsi="宋体" w:cs="宋体" w:hint="eastAsia"/>
           <w:kern w:val="0"/>
           <w:sz w:val="24"/>
           <w:szCs w:val="24"/>
           <w:lang w:val="en-US" w:eastAsia="zh-CN"/>
         </w:rPr>
-        <w:t>20</w:t>
-      </w:r>
-      <w:r>
-        <w:rPr>
-          <w:rFonts w:hint="eastAsia" w:ascii="宋体" w:hAnsi="宋体" w:cs="宋体"/>
+        <w:t>26</w:t>
+      </w:r>
+      <w:bookmarkStart w:id="15" w:name="_GoBack"/>
+      <w:bookmarkEnd w:id="15"/>
+      <w:r>
+        <w:rPr>
+          <w:rFonts w:ascii="宋体" w:hAnsi="宋体" w:cs="宋体" w:hint="eastAsia"/>
           <w:kern w:val="0"/>
           <w:sz w:val="24"/>
           <w:szCs w:val="24"/>
@@ -9440,11 +8831,11 @@
       </w:r>
     </w:p>
     <w:sectPr>
-      <w:footerReference r:id="rId9" w:type="default"/>
+      <w:footerReference w:type="default" r:id="rId11"/>
       <w:pgSz w:w="11906" w:h="16838"/>
       <w:pgMar w:top="1440" w:right="1800" w:bottom="1440" w:left="1800" w:header="851" w:footer="992" w:gutter="0"/>
       <w:pgNumType w:fmt="decimal" w:start="1"/>
-      <w:cols w:space="425" w:num="1"/>
+      <w:cols w:num="1" w:space="425"/>
       <w:docGrid w:type="lines" w:linePitch="312" w:charSpace="0"/>
     </w:sectPr>
   </w:body>
@@ -9452,7 +8843,7 @@
 </file>
 
 <file path=word/footer1.xml><?xml version="1.0" encoding="utf-8"?>
-<w:ftr xmlns:wpc="http://schemas.microsoft.com/office/word/2010/wordprocessingCanvas" xmlns:mc="http://schemas.openxmlformats.org/markup-compatibility/2006" xmlns:o="urn:schemas-microsoft-com:office:office" xmlns:r="http://schemas.openxmlformats.org/officeDocument/2006/relationships" xmlns:m="http://schemas.openxmlformats.org/officeDocument/2006/math" xmlns:v="urn:schemas-microsoft-com:vml" xmlns:wp14="http://schemas.microsoft.com/office/word/2010/wordprocessingDrawing" xmlns:wp="http://schemas.openxmlformats.org/drawingml/2006/wordprocessingDrawing" xmlns:w10="urn:schemas-microsoft-com:office:word" xmlns:w="http://schemas.openxmlformats.org/wordprocessingml/2006/main" xmlns:w14="http://schemas.microsoft.com/office/word/2010/wordml" xmlns:w15="http://schemas.microsoft.com/office/word/2012/wordml" xmlns:wpg="http://schemas.microsoft.com/office/word/2010/wordprocessingGroup" xmlns:wpi="http://schemas.microsoft.com/office/word/2010/wordprocessingInk" xmlns:wne="http://schemas.microsoft.com/office/word/2006/wordml" xmlns:wps="http://schemas.microsoft.com/office/word/2010/wordprocessingShape" xmlns:wpsCustomData="http://www.wps.cn/officeDocument/2013/wpsCustomData" mc:Ignorable="w14 w15 wp14">
+<w:ftr xmlns:wpc="http://schemas.microsoft.com/office/word/2010/wordprocessingCanvas" xmlns:mc="http://schemas.openxmlformats.org/markup-compatibility/2006" xmlns:o="urn:schemas-microsoft-com:office:office" xmlns:r="http://schemas.openxmlformats.org/officeDocument/2006/relationships" xmlns:m="http://schemas.openxmlformats.org/officeDocument/2006/math" xmlns:v="urn:schemas-microsoft-com:vml" xmlns:wp14="http://schemas.microsoft.com/office/word/2010/wordprocessingDrawing" xmlns:wp="http://schemas.openxmlformats.org/drawingml/2006/wordprocessingDrawing" xmlns:w10="urn:schemas-microsoft-com:office:word" xmlns:w="http://schemas.openxmlformats.org/wordprocessingml/2006/main" xmlns:w14="http://schemas.microsoft.com/office/word/2010/wordml" xmlns:w15="http://schemas.microsoft.com/office/word/2012/wordml" xmlns:wne="http://schemas.microsoft.com/office/word/2006/wordml" xmlns:wpg="http://schemas.microsoft.com/office/word/2010/wordprocessingGroup" xmlns:wpi="http://schemas.microsoft.com/office/word/2010/wordprocessingInk" xmlns:wps="http://schemas.microsoft.com/office/word/2010/wordprocessingShape" mc:Ignorable="w14 w15 wp14">
   <w:p>
     <w:pPr>
       <w:jc w:val="left"/>
@@ -9462,7 +8853,7 @@
 </file>
 
 <file path=word/footer2.xml><?xml version="1.0" encoding="utf-8"?>
-<w:ftr xmlns:wpc="http://schemas.microsoft.com/office/word/2010/wordprocessingCanvas" xmlns:mc="http://schemas.openxmlformats.org/markup-compatibility/2006" xmlns:o="urn:schemas-microsoft-com:office:office" xmlns:r="http://schemas.openxmlformats.org/officeDocument/2006/relationships" xmlns:m="http://schemas.openxmlformats.org/officeDocument/2006/math" xmlns:v="urn:schemas-microsoft-com:vml" xmlns:wp14="http://schemas.microsoft.com/office/word/2010/wordprocessingDrawing" xmlns:wp="http://schemas.openxmlformats.org/drawingml/2006/wordprocessingDrawing" xmlns:w10="urn:schemas-microsoft-com:office:word" xmlns:w="http://schemas.openxmlformats.org/wordprocessingml/2006/main" xmlns:w14="http://schemas.microsoft.com/office/word/2010/wordml" xmlns:w15="http://schemas.microsoft.com/office/word/2012/wordml" xmlns:wpg="http://schemas.microsoft.com/office/word/2010/wordprocessingGroup" xmlns:wpi="http://schemas.microsoft.com/office/word/2010/wordprocessingInk" xmlns:wne="http://schemas.microsoft.com/office/word/2006/wordml" xmlns:wps="http://schemas.microsoft.com/office/word/2010/wordprocessingShape" xmlns:wpsCustomData="http://www.wps.cn/officeDocument/2013/wpsCustomData" mc:Ignorable="w14 w15 wp14">
+<w:ftr xmlns:wpc="http://schemas.microsoft.com/office/word/2010/wordprocessingCanvas" xmlns:mc="http://schemas.openxmlformats.org/markup-compatibility/2006" xmlns:o="urn:schemas-microsoft-com:office:office" xmlns:r="http://schemas.openxmlformats.org/officeDocument/2006/relationships" xmlns:m="http://schemas.openxmlformats.org/officeDocument/2006/math" xmlns:v="urn:schemas-microsoft-com:vml" xmlns:wp14="http://schemas.microsoft.com/office/word/2010/wordprocessingDrawing" xmlns:wp="http://schemas.openxmlformats.org/drawingml/2006/wordprocessingDrawing" xmlns:w10="urn:schemas-microsoft-com:office:word" xmlns:w="http://schemas.openxmlformats.org/wordprocessingml/2006/main" xmlns:w14="http://schemas.microsoft.com/office/word/2010/wordml" xmlns:w15="http://schemas.microsoft.com/office/word/2012/wordml" xmlns:wne="http://schemas.microsoft.com/office/word/2006/wordml" xmlns:wpg="http://schemas.microsoft.com/office/word/2010/wordprocessingGroup" xmlns:wpi="http://schemas.microsoft.com/office/word/2010/wordprocessingInk" xmlns:wps="http://schemas.microsoft.com/office/word/2010/wordprocessingShape" mc:Ignorable="w14 w15 wp14">
   <w:p>
     <w:pPr>
       <w:ind w:left="480"/>
@@ -9472,211 +8863,90 @@
 </file>
 
 <file path=word/footer3.xml><?xml version="1.0" encoding="utf-8"?>
-<w:ftr xmlns:wpc="http://schemas.microsoft.com/office/word/2010/wordprocessingCanvas" xmlns:mc="http://schemas.openxmlformats.org/markup-compatibility/2006" xmlns:o="urn:schemas-microsoft-com:office:office" xmlns:r="http://schemas.openxmlformats.org/officeDocument/2006/relationships" xmlns:m="http://schemas.openxmlformats.org/officeDocument/2006/math" xmlns:v="urn:schemas-microsoft-com:vml" xmlns:wp14="http://schemas.microsoft.com/office/word/2010/wordprocessingDrawing" xmlns:wp="http://schemas.openxmlformats.org/drawingml/2006/wordprocessingDrawing" xmlns:w10="urn:schemas-microsoft-com:office:word" xmlns:w="http://schemas.openxmlformats.org/wordprocessingml/2006/main" xmlns:w14="http://schemas.microsoft.com/office/word/2010/wordml" xmlns:w15="http://schemas.microsoft.com/office/word/2012/wordml" xmlns:wpg="http://schemas.microsoft.com/office/word/2010/wordprocessingGroup" xmlns:wpi="http://schemas.microsoft.com/office/word/2010/wordprocessingInk" xmlns:wne="http://schemas.microsoft.com/office/word/2006/wordml" xmlns:wps="http://schemas.microsoft.com/office/word/2010/wordprocessingShape" xmlns:wpsCustomData="http://www.wps.cn/officeDocument/2013/wpsCustomData" mc:Ignorable="w14 w15 wp14">
+<w:ftr xmlns:wpc="http://schemas.microsoft.com/office/word/2010/wordprocessingCanvas" xmlns:mc="http://schemas.openxmlformats.org/markup-compatibility/2006" xmlns:o="urn:schemas-microsoft-com:office:office" xmlns:r="http://schemas.openxmlformats.org/officeDocument/2006/relationships" xmlns:m="http://schemas.openxmlformats.org/officeDocument/2006/math" xmlns:v="urn:schemas-microsoft-com:vml" xmlns:wp14="http://schemas.microsoft.com/office/word/2010/wordprocessingDrawing" xmlns:wp="http://schemas.openxmlformats.org/drawingml/2006/wordprocessingDrawing" xmlns:w10="urn:schemas-microsoft-com:office:word" xmlns:w="http://schemas.openxmlformats.org/wordprocessingml/2006/main" xmlns:w14="http://schemas.microsoft.com/office/word/2010/wordml" xmlns:w15="http://schemas.microsoft.com/office/word/2012/wordml" xmlns:wne="http://schemas.microsoft.com/office/word/2006/wordml" xmlns:wpg="http://schemas.microsoft.com/office/word/2010/wordprocessingGroup" xmlns:wpi="http://schemas.microsoft.com/office/word/2010/wordprocessingInk" xmlns:wps="http://schemas.microsoft.com/office/word/2010/wordprocessingShape" mc:Ignorable="w14 w15 wp14">
   <w:p>
     <w:pPr>
-      <w:pStyle w:val="5"/>
+      <w:pStyle w:val="Footer"/>
     </w:pPr>
   </w:p>
 </w:ftr>
 </file>
 
 <file path=word/footer4.xml><?xml version="1.0" encoding="utf-8"?>
-<w:ftr xmlns:wpc="http://schemas.microsoft.com/office/word/2010/wordprocessingCanvas" xmlns:mc="http://schemas.openxmlformats.org/markup-compatibility/2006" xmlns:o="urn:schemas-microsoft-com:office:office" xmlns:r="http://schemas.openxmlformats.org/officeDocument/2006/relationships" xmlns:m="http://schemas.openxmlformats.org/officeDocument/2006/math" xmlns:v="urn:schemas-microsoft-com:vml" xmlns:wp14="http://schemas.microsoft.com/office/word/2010/wordprocessingDrawing" xmlns:wp="http://schemas.openxmlformats.org/drawingml/2006/wordprocessingDrawing" xmlns:w10="urn:schemas-microsoft-com:office:word" xmlns:w="http://schemas.openxmlformats.org/wordprocessingml/2006/main" xmlns:w14="http://schemas.microsoft.com/office/word/2010/wordml" xmlns:w15="http://schemas.microsoft.com/office/word/2012/wordml" xmlns:wpg="http://schemas.microsoft.com/office/word/2010/wordprocessingGroup" xmlns:wpi="http://schemas.microsoft.com/office/word/2010/wordprocessingInk" xmlns:wne="http://schemas.microsoft.com/office/word/2006/wordml" xmlns:wps="http://schemas.microsoft.com/office/word/2010/wordprocessingShape" xmlns:wpsCustomData="http://www.wps.cn/officeDocument/2013/wpsCustomData" mc:Ignorable="w14 w15 wp14">
+<w:ftr xmlns:wpc="http://schemas.microsoft.com/office/word/2010/wordprocessingCanvas" xmlns:mc="http://schemas.openxmlformats.org/markup-compatibility/2006" xmlns:o="urn:schemas-microsoft-com:office:office" xmlns:r="http://schemas.openxmlformats.org/officeDocument/2006/relationships" xmlns:m="http://schemas.openxmlformats.org/officeDocument/2006/math" xmlns:v="urn:schemas-microsoft-com:vml" xmlns:wp14="http://schemas.microsoft.com/office/word/2010/wordprocessingDrawing" xmlns:wp="http://schemas.openxmlformats.org/drawingml/2006/wordprocessingDrawing" xmlns:w10="urn:schemas-microsoft-com:office:word" xmlns:w="http://schemas.openxmlformats.org/wordprocessingml/2006/main" xmlns:w14="http://schemas.microsoft.com/office/word/2010/wordml" xmlns:w15="http://schemas.microsoft.com/office/word/2012/wordml" xmlns:wne="http://schemas.microsoft.com/office/word/2006/wordml" xmlns:wpg="http://schemas.microsoft.com/office/word/2010/wordprocessingGroup" xmlns:wpi="http://schemas.microsoft.com/office/word/2010/wordprocessingInk" xmlns:wps="http://schemas.microsoft.com/office/word/2010/wordprocessingShape" mc:Ignorable="w14 w15 wp14">
   <w:p>
     <w:pPr>
-      <w:pStyle w:val="5"/>
+      <w:pStyle w:val="Footer"/>
     </w:pPr>
     <w:r>
       <w:rPr>
         <w:sz w:val="18"/>
       </w:rPr>
-      <mc:AlternateContent>
-        <mc:Choice Requires="wps">
-          <w:drawing>
-            <wp:anchor distT="0" distB="0" distL="114300" distR="114300" simplePos="0" relativeHeight="251658240" behindDoc="0" locked="0" layoutInCell="1" allowOverlap="1">
-              <wp:simplePos x="0" y="0"/>
-              <wp:positionH relativeFrom="margin">
-                <wp:align>center</wp:align>
-              </wp:positionH>
-              <wp:positionV relativeFrom="paragraph">
-                <wp:posOffset>0</wp:posOffset>
-              </wp:positionV>
-              <wp:extent cx="1828800" cy="1828800"/>
-              <wp:effectExtent l="0" t="0" r="0" b="0"/>
-              <wp:wrapNone/>
-              <wp:docPr id="1" name="文本框 1"/>
-              <wp:cNvGraphicFramePr/>
-              <a:graphic xmlns:a="http://schemas.openxmlformats.org/drawingml/2006/main">
-                <a:graphicData uri="http://schemas.microsoft.com/office/word/2010/wordprocessingShape">
-                  <wps:wsp>
-                    <wps:cNvSpPr txBox="1"/>
-                    <wps:spPr>
-                      <a:xfrm>
-                        <a:off x="0" y="0"/>
-                        <a:ext cx="1828800" cy="1828800"/>
-                      </a:xfrm>
-                      <a:prstGeom prst="rect">
-                        <a:avLst/>
-                      </a:prstGeom>
-                      <a:noFill/>
-                      <a:ln w="6350">
-                        <a:noFill/>
-                      </a:ln>
-                      <a:extLst>
-                        <a:ext uri="{909E8E84-426E-40DD-AFC4-6F175D3DCCD1}">
-                          <a14:hiddenFill xmlns:a14="http://schemas.microsoft.com/office/drawing/2010/main">
-                            <a:solidFill>
-                              <a:schemeClr val="lt1"/>
-                            </a:solidFill>
-                          </a14:hiddenFill>
-                        </a:ext>
-                        <a:ext uri="{91240B29-F687-4F45-9708-019B960494DF}">
-                          <a14:hiddenLine xmlns:a14="http://schemas.microsoft.com/office/drawing/2010/main" w="6350">
-                            <a:solidFill>
-                              <a:prstClr val="black"/>
-                            </a:solidFill>
-                          </a14:hiddenLine>
-                        </a:ext>
-                      </a:extLst>
-                    </wps:spPr>
-                    <wps:style>
-                      <a:lnRef idx="0">
-                        <a:schemeClr val="accent1"/>
-                      </a:lnRef>
-                      <a:fillRef idx="0">
-                        <a:schemeClr val="accent1"/>
-                      </a:fillRef>
-                      <a:effectRef idx="0">
-                        <a:schemeClr val="accent1"/>
-                      </a:effectRef>
-                      <a:fontRef idx="minor">
-                        <a:schemeClr val="dk1"/>
-                      </a:fontRef>
-                    </wps:style>
-                    <wps:txbx>
-                      <w:txbxContent>
-                        <w:p>
-                          <w:pPr>
-                            <w:pStyle w:val="5"/>
-                            <w:rPr>
-                              <w:rFonts w:hint="eastAsia" w:eastAsia="宋体"/>
-                              <w:lang w:eastAsia="zh-CN"/>
-                            </w:rPr>
-                          </w:pPr>
-                          <w:r>
-                            <w:rPr>
-                              <w:rFonts w:hint="eastAsia"/>
-                              <w:lang w:eastAsia="zh-CN"/>
-                            </w:rPr>
-                            <w:fldChar w:fldCharType="begin"/>
-                          </w:r>
-                          <w:r>
-                            <w:rPr>
-                              <w:rFonts w:hint="eastAsia"/>
-                              <w:lang w:eastAsia="zh-CN"/>
-                            </w:rPr>
-                            <w:instrText xml:space="preserve"> PAGE  \* MERGEFORMAT </w:instrText>
-                          </w:r>
-                          <w:r>
-                            <w:rPr>
-                              <w:rFonts w:hint="eastAsia"/>
-                              <w:lang w:eastAsia="zh-CN"/>
-                            </w:rPr>
-                            <w:fldChar w:fldCharType="separate"/>
-                          </w:r>
-                          <w:r>
-                            <w:rPr>
-                              <w:rFonts w:hint="eastAsia"/>
-                              <w:lang w:eastAsia="zh-CN"/>
-                            </w:rPr>
-                            <w:t>1</w:t>
-                          </w:r>
-                          <w:r>
-                            <w:rPr>
-                              <w:rFonts w:hint="eastAsia"/>
-                              <w:lang w:eastAsia="zh-CN"/>
-                            </w:rPr>
-                            <w:fldChar w:fldCharType="end"/>
-                          </w:r>
-                        </w:p>
-                      </w:txbxContent>
-                    </wps:txbx>
-                    <wps:bodyPr rot="0" spcFirstLastPara="0" vertOverflow="overflow" horzOverflow="overflow" vert="horz" wrap="none" lIns="0" tIns="0" rIns="0" bIns="0" numCol="1" spcCol="0" rtlCol="0" fromWordArt="0" anchor="t" anchorCtr="0" forceAA="0" upright="0" compatLnSpc="1">
-                      <a:spAutoFit/>
-                    </wps:bodyPr>
-                  </wps:wsp>
-                </a:graphicData>
-              </a:graphic>
-            </wp:anchor>
-          </w:drawing>
-        </mc:Choice>
-        <mc:Fallback>
-          <w:pict>
-            <v:shape id="_x0000_s1026" o:spid="_x0000_s1026" o:spt="202" type="#_x0000_t202" style="position:absolute;left:0pt;margin-top:0pt;height:144pt;width:144pt;mso-position-horizontal:center;mso-position-horizontal-relative:margin;mso-wrap-style:none;z-index:251658240;mso-width-relative:page;mso-height-relative:page;" filled="f" stroked="f" coordsize="21600,21600" o:gfxdata="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">
-              <v:fill on="f" focussize="0,0"/>
-              <v:stroke on="f" weight="0.5pt"/>
-              <v:imagedata o:title=""/>
-              <o:lock v:ext="edit" aspectratio="f"/>
-              <v:textbox inset="0mm,0mm,0mm,0mm" style="mso-fit-shape-to-text:t;">
-                <w:txbxContent>
-                  <w:p>
-                    <w:pPr>
-                      <w:pStyle w:val="5"/>
-                      <w:rPr>
-                        <w:rFonts w:hint="eastAsia" w:eastAsia="宋体"/>
-                        <w:lang w:eastAsia="zh-CN"/>
-                      </w:rPr>
-                    </w:pPr>
-                    <w:r>
-                      <w:rPr>
-                        <w:rFonts w:hint="eastAsia"/>
-                        <w:lang w:eastAsia="zh-CN"/>
-                      </w:rPr>
-                      <w:fldChar w:fldCharType="begin"/>
-                    </w:r>
-                    <w:r>
-                      <w:rPr>
-                        <w:rFonts w:hint="eastAsia"/>
-                        <w:lang w:eastAsia="zh-CN"/>
-                      </w:rPr>
-                      <w:instrText xml:space="preserve"> PAGE  \* MERGEFORMAT </w:instrText>
-                    </w:r>
-                    <w:r>
-                      <w:rPr>
-                        <w:rFonts w:hint="eastAsia"/>
-                        <w:lang w:eastAsia="zh-CN"/>
-                      </w:rPr>
-                      <w:fldChar w:fldCharType="separate"/>
-                    </w:r>
-                    <w:r>
-                      <w:rPr>
-                        <w:rFonts w:hint="eastAsia"/>
-                        <w:lang w:eastAsia="zh-CN"/>
-                      </w:rPr>
-                      <w:t>1</w:t>
-                    </w:r>
-                    <w:r>
-                      <w:rPr>
-                        <w:rFonts w:hint="eastAsia"/>
-                        <w:lang w:eastAsia="zh-CN"/>
-                      </w:rPr>
-                      <w:fldChar w:fldCharType="end"/>
-                    </w:r>
-                  </w:p>
-                </w:txbxContent>
-              </v:textbox>
-            </v:shape>
-          </w:pict>
-        </mc:Fallback>
-      </mc:AlternateContent>
+      <w:pict>
+        <v:shapetype id="_x0000_t202" coordsize="21600,21600" o:spt="202" path="m,l,21600r21600,l21600,xe">
+          <v:stroke joinstyle="miter"/>
+          <v:path gradientshapeok="t" o:connecttype="rect"/>
+        </v:shapetype>
+        <v:shape id="_x0000_s4097" o:spid="_x0000_s2049" type="#_x0000_t202" style="height:2in;margin-left:0;margin-top:0;mso-height-relative:page;mso-position-horizontal:center;mso-position-horizontal-relative:margin;mso-width-relative:page;mso-wrap-style:none;position:absolute;width:2in;z-index:251658240" coordsize="21600,21600" filled="f" stroked="f">
+          <v:stroke joinstyle="miter"/>
+          <o:lock v:ext="edit" aspectratio="f"/>
+          <v:textbox style="mso-fit-shape-to-text:t" inset="0,0,0,0">
+            <w:txbxContent>
+              <w:p>
+                <w:pPr>
+                  <w:pStyle w:val="Footer"/>
+                  <w:rPr>
+                    <w:rFonts w:eastAsia="宋体" w:hint="eastAsia"/>
+                    <w:lang w:eastAsia="zh-CN"/>
+                  </w:rPr>
+                </w:pPr>
+                <w:r>
+                  <w:rPr>
+                    <w:rFonts w:hint="eastAsia"/>
+                    <w:lang w:eastAsia="zh-CN"/>
+                  </w:rPr>
+                  <w:fldChar w:fldCharType="begin"/>
+                </w:r>
+                <w:r>
+                  <w:rPr>
+                    <w:rFonts w:hint="eastAsia"/>
+                    <w:lang w:eastAsia="zh-CN"/>
+                  </w:rPr>
+                  <w:instrText xml:space="preserve"> PAGE  \* MERGEFORMAT </w:instrText>
+                </w:r>
+                <w:r>
+                  <w:rPr>
+                    <w:rFonts w:hint="eastAsia"/>
+                    <w:lang w:eastAsia="zh-CN"/>
+                  </w:rPr>
+                  <w:fldChar w:fldCharType="separate"/>
+                </w:r>
+                <w:r>
+                  <w:rPr>
+                    <w:rFonts w:hint="eastAsia"/>
+                    <w:lang w:eastAsia="zh-CN"/>
+                  </w:rPr>
+                  <w:t>1</w:t>
+                </w:r>
+                <w:r>
+                  <w:rPr>
+                    <w:rFonts w:hint="eastAsia"/>
+                    <w:lang w:eastAsia="zh-CN"/>
+                  </w:rPr>
+                  <w:fldChar w:fldCharType="end"/>
+                </w:r>
+              </w:p>
+            </w:txbxContent>
+          </v:textbox>
+        </v:shape>
+      </w:pict>
     </w:r>
   </w:p>
 </w:ftr>
 </file>
 
 <file path=word/header1.xml><?xml version="1.0" encoding="utf-8"?>
-<w:hdr xmlns:wpc="http://schemas.microsoft.com/office/word/2010/wordprocessingCanvas" xmlns:mc="http://schemas.openxmlformats.org/markup-compatibility/2006" xmlns:o="urn:schemas-microsoft-com:office:office" xmlns:r="http://schemas.openxmlformats.org/officeDocument/2006/relationships" xmlns:m="http://schemas.openxmlformats.org/officeDocument/2006/math" xmlns:v="urn:schemas-microsoft-com:vml" xmlns:wp14="http://schemas.microsoft.com/office/word/2010/wordprocessingDrawing" xmlns:wp="http://schemas.openxmlformats.org/drawingml/2006/wordprocessingDrawing" xmlns:w10="urn:schemas-microsoft-com:office:word" xmlns:w="http://schemas.openxmlformats.org/wordprocessingml/2006/main" xmlns:w14="http://schemas.microsoft.com/office/word/2010/wordml" xmlns:w15="http://schemas.microsoft.com/office/word/2012/wordml" xmlns:wpg="http://schemas.microsoft.com/office/word/2010/wordprocessingGroup" xmlns:wpi="http://schemas.microsoft.com/office/word/2010/wordprocessingInk" xmlns:wne="http://schemas.microsoft.com/office/word/2006/wordml" xmlns:wps="http://schemas.microsoft.com/office/word/2010/wordprocessingShape" xmlns:wpsCustomData="http://www.wps.cn/officeDocument/2013/wpsCustomData" mc:Ignorable="w14 w15 wp14">
+<w:hdr xmlns:wpc="http://schemas.microsoft.com/office/word/2010/wordprocessingCanvas" xmlns:mc="http://schemas.openxmlformats.org/markup-compatibility/2006" xmlns:o="urn:schemas-microsoft-com:office:office" xmlns:r="http://schemas.openxmlformats.org/officeDocument/2006/relationships" xmlns:m="http://schemas.openxmlformats.org/officeDocument/2006/math" xmlns:v="urn:schemas-microsoft-com:vml" xmlns:wp14="http://schemas.microsoft.com/office/word/2010/wordprocessingDrawing" xmlns:wp="http://schemas.openxmlformats.org/drawingml/2006/wordprocessingDrawing" xmlns:w10="urn:schemas-microsoft-com:office:word" xmlns:w="http://schemas.openxmlformats.org/wordprocessingml/2006/main" xmlns:w14="http://schemas.microsoft.com/office/word/2010/wordml" xmlns:w15="http://schemas.microsoft.com/office/word/2012/wordml" xmlns:wne="http://schemas.microsoft.com/office/word/2006/wordml" xmlns:wpg="http://schemas.microsoft.com/office/word/2010/wordprocessingGroup" xmlns:wpi="http://schemas.microsoft.com/office/word/2010/wordprocessingInk" xmlns:wps="http://schemas.microsoft.com/office/word/2010/wordprocessingShape" mc:Ignorable="w14 w15 wp14">
   <w:p>
     <w:pPr>
       <w:ind w:left="480"/>
@@ -9686,18 +8956,18 @@
       <w:rPr>
         <w:rFonts w:hint="eastAsia"/>
       </w:rPr>
-      <w:t>青岛九邮信息技术有限公司</w:t>
+      <w:t>南京航之舟数字科技有限公司</w:t>
     </w:r>
   </w:p>
 </w:hdr>
 </file>
 
 <file path=word/header2.xml><?xml version="1.0" encoding="utf-8"?>
-<w:hdr xmlns:wpc="http://schemas.microsoft.com/office/word/2010/wordprocessingCanvas" xmlns:mc="http://schemas.openxmlformats.org/markup-compatibility/2006" xmlns:o="urn:schemas-microsoft-com:office:office" xmlns:r="http://schemas.openxmlformats.org/officeDocument/2006/relationships" xmlns:m="http://schemas.openxmlformats.org/officeDocument/2006/math" xmlns:v="urn:schemas-microsoft-com:vml" xmlns:wp14="http://schemas.microsoft.com/office/word/2010/wordprocessingDrawing" xmlns:wp="http://schemas.openxmlformats.org/drawingml/2006/wordprocessingDrawing" xmlns:w10="urn:schemas-microsoft-com:office:word" xmlns:w="http://schemas.openxmlformats.org/wordprocessingml/2006/main" xmlns:w14="http://schemas.microsoft.com/office/word/2010/wordml" xmlns:w15="http://schemas.microsoft.com/office/word/2012/wordml" xmlns:wpg="http://schemas.microsoft.com/office/word/2010/wordprocessingGroup" xmlns:wpi="http://schemas.microsoft.com/office/word/2010/wordprocessingInk" xmlns:wne="http://schemas.microsoft.com/office/word/2006/wordml" xmlns:wps="http://schemas.microsoft.com/office/word/2010/wordprocessingShape" xmlns:wpsCustomData="http://www.wps.cn/officeDocument/2013/wpsCustomData" mc:Ignorable="w14 w15 wp14">
+<w:hdr xmlns:wpc="http://schemas.microsoft.com/office/word/2010/wordprocessingCanvas" xmlns:mc="http://schemas.openxmlformats.org/markup-compatibility/2006" xmlns:o="urn:schemas-microsoft-com:office:office" xmlns:r="http://schemas.openxmlformats.org/officeDocument/2006/relationships" xmlns:m="http://schemas.openxmlformats.org/officeDocument/2006/math" xmlns:v="urn:schemas-microsoft-com:vml" xmlns:wp14="http://schemas.microsoft.com/office/word/2010/wordprocessingDrawing" xmlns:wp="http://schemas.openxmlformats.org/drawingml/2006/wordprocessingDrawing" xmlns:w10="urn:schemas-microsoft-com:office:word" xmlns:w="http://schemas.openxmlformats.org/wordprocessingml/2006/main" xmlns:w14="http://schemas.microsoft.com/office/word/2010/wordml" xmlns:w15="http://schemas.microsoft.com/office/word/2012/wordml" xmlns:wne="http://schemas.microsoft.com/office/word/2006/wordml" xmlns:wpg="http://schemas.microsoft.com/office/word/2010/wordprocessingGroup" xmlns:wpi="http://schemas.microsoft.com/office/word/2010/wordprocessingInk" xmlns:wps="http://schemas.microsoft.com/office/word/2010/wordprocessingShape" mc:Ignorable="w14 w15 wp14">
   <w:p>
     <w:pPr>
       <w:pBdr>
-        <w:bottom w:val="single" w:color="auto" w:sz="4" w:space="0"/>
+        <w:bottom w:val="single" w:sz="4" w:space="0" w:color="auto"/>
       </w:pBdr>
       <w:ind w:left="480"/>
       <w:jc w:val="center"/>
@@ -9706,18 +8976,18 @@
       <w:rPr>
         <w:rFonts w:hint="eastAsia"/>
       </w:rPr>
-      <w:t>青岛九邮信息技术有限公司</w:t>
+      <w:t>南京航之舟数字科技有限公司</w:t>
     </w:r>
   </w:p>
 </w:hdr>
 </file>
 
 <file path=word/header3.xml><?xml version="1.0" encoding="utf-8"?>
-<w:hdr xmlns:wpc="http://schemas.microsoft.com/office/word/2010/wordprocessingCanvas" xmlns:mc="http://schemas.openxmlformats.org/markup-compatibility/2006" xmlns:o="urn:schemas-microsoft-com:office:office" xmlns:r="http://schemas.openxmlformats.org/officeDocument/2006/relationships" xmlns:m="http://schemas.openxmlformats.org/officeDocument/2006/math" xmlns:v="urn:schemas-microsoft-com:vml" xmlns:wp14="http://schemas.microsoft.com/office/word/2010/wordprocessingDrawing" xmlns:wp="http://schemas.openxmlformats.org/drawingml/2006/wordprocessingDrawing" xmlns:w10="urn:schemas-microsoft-com:office:word" xmlns:w="http://schemas.openxmlformats.org/wordprocessingml/2006/main" xmlns:w14="http://schemas.microsoft.com/office/word/2010/wordml" xmlns:w15="http://schemas.microsoft.com/office/word/2012/wordml" xmlns:wpg="http://schemas.microsoft.com/office/word/2010/wordprocessingGroup" xmlns:wpi="http://schemas.microsoft.com/office/word/2010/wordprocessingInk" xmlns:wne="http://schemas.microsoft.com/office/word/2006/wordml" xmlns:wps="http://schemas.microsoft.com/office/word/2010/wordprocessingShape" xmlns:wpsCustomData="http://www.wps.cn/officeDocument/2013/wpsCustomData" mc:Ignorable="w14 w15 wp14">
+<w:hdr xmlns:wpc="http://schemas.microsoft.com/office/word/2010/wordprocessingCanvas" xmlns:mc="http://schemas.openxmlformats.org/markup-compatibility/2006" xmlns:o="urn:schemas-microsoft-com:office:office" xmlns:r="http://schemas.openxmlformats.org/officeDocument/2006/relationships" xmlns:m="http://schemas.openxmlformats.org/officeDocument/2006/math" xmlns:v="urn:schemas-microsoft-com:vml" xmlns:wp14="http://schemas.microsoft.com/office/word/2010/wordprocessingDrawing" xmlns:wp="http://schemas.openxmlformats.org/drawingml/2006/wordprocessingDrawing" xmlns:w10="urn:schemas-microsoft-com:office:word" xmlns:w="http://schemas.openxmlformats.org/wordprocessingml/2006/main" xmlns:w14="http://schemas.microsoft.com/office/word/2010/wordml" xmlns:w15="http://schemas.microsoft.com/office/word/2012/wordml" xmlns:wne="http://schemas.microsoft.com/office/word/2006/wordml" xmlns:wpg="http://schemas.microsoft.com/office/word/2010/wordprocessingGroup" xmlns:wpi="http://schemas.microsoft.com/office/word/2010/wordprocessingInk" xmlns:wps="http://schemas.microsoft.com/office/word/2010/wordprocessingShape" mc:Ignorable="w14 w15 wp14">
   <w:p>
     <w:pPr>
       <w:pBdr>
-        <w:bottom w:val="single" w:color="auto" w:sz="4" w:space="0"/>
+        <w:bottom w:val="single" w:sz="4" w:space="0" w:color="auto"/>
       </w:pBdr>
       <w:jc w:val="center"/>
     </w:pPr>
@@ -9725,21 +8995,19 @@
       <w:rPr>
         <w:rFonts w:hint="eastAsia"/>
       </w:rPr>
-      <w:t>青岛九邮信息技术有限公司</w:t>
+      <w:t>南京航之舟数字科技有限公司</w:t>
     </w:r>
-    <w:bookmarkStart w:id="15" w:name="_GoBack"/>
-    <w:bookmarkEnd w:id="15"/>
   </w:p>
 </w:hdr>
 </file>
 
 <file path=word/numbering.xml><?xml version="1.0" encoding="utf-8"?>
-<w:numbering xmlns:wpc="http://schemas.microsoft.com/office/word/2010/wordprocessingCanvas" xmlns:mc="http://schemas.openxmlformats.org/markup-compatibility/2006" xmlns:o="urn:schemas-microsoft-com:office:office" xmlns:r="http://schemas.openxmlformats.org/officeDocument/2006/relationships" xmlns:m="http://schemas.openxmlformats.org/officeDocument/2006/math" xmlns:v="urn:schemas-microsoft-com:vml" xmlns:wp14="http://schemas.microsoft.com/office/word/2010/wordprocessingDrawing" xmlns:wp="http://schemas.openxmlformats.org/drawingml/2006/wordprocessingDrawing" xmlns:w10="urn:schemas-microsoft-com:office:word" xmlns:w="http://schemas.openxmlformats.org/wordprocessingml/2006/main" xmlns:w14="http://schemas.microsoft.com/office/word/2010/wordml" xmlns:wpg="http://schemas.microsoft.com/office/word/2010/wordprocessingGroup" xmlns:wpi="http://schemas.microsoft.com/office/word/2010/wordprocessingInk" xmlns:wne="http://schemas.microsoft.com/office/word/2006/wordml" xmlns:wps="http://schemas.microsoft.com/office/word/2010/wordprocessingShape" mc:Ignorable="w14 wp14">
+<w:numbering xmlns:wpc="http://schemas.microsoft.com/office/word/2010/wordprocessingCanvas" xmlns:mc="http://schemas.openxmlformats.org/markup-compatibility/2006" xmlns:o="urn:schemas-microsoft-com:office:office" xmlns:r="http://schemas.openxmlformats.org/officeDocument/2006/relationships" xmlns:m="http://schemas.openxmlformats.org/officeDocument/2006/math" xmlns:v="urn:schemas-microsoft-com:vml" xmlns:wp14="http://schemas.microsoft.com/office/word/2010/wordprocessingDrawing" xmlns:wp="http://schemas.openxmlformats.org/drawingml/2006/wordprocessingDrawing" xmlns:w10="urn:schemas-microsoft-com:office:word" xmlns:w="http://schemas.openxmlformats.org/wordprocessingml/2006/main" xmlns:w14="http://schemas.microsoft.com/office/word/2010/wordml" xmlns:w15="http://schemas.microsoft.com/office/word/2012/wordml" xmlns:wne="http://schemas.microsoft.com/office/word/2006/wordml" xmlns:wpg="http://schemas.microsoft.com/office/word/2010/wordprocessingGroup" xmlns:wpi="http://schemas.microsoft.com/office/word/2010/wordprocessingInk" xmlns:wps="http://schemas.microsoft.com/office/word/2010/wordprocessingShape" mc:Ignorable="w14 w15 wp14">
   <w:abstractNum w:abstractNumId="0">
     <w:nsid w:val="25DB07A0"/>
     <w:multiLevelType w:val="multilevel"/>
     <w:tmpl w:val="25DB07A0"/>
-    <w:lvl w:ilvl="0" w:tentative="0">
+    <w:lvl w:ilvl="0">
       <w:start w:val="1"/>
       <w:numFmt w:val="decimalEnclosedCircle"/>
       <w:lvlText w:val="%1"/>
@@ -9748,10 +9016,10 @@
         <w:ind w:left="900" w:hanging="420"/>
       </w:pPr>
       <w:rPr>
-        <w:rFonts w:hint="default" w:cs="宋体"/>
+        <w:rFonts w:cs="宋体" w:hint="default"/>
       </w:rPr>
     </w:lvl>
-    <w:lvl w:ilvl="1" w:tentative="0">
+    <w:lvl w:ilvl="1">
       <w:start w:val="1"/>
       <w:numFmt w:val="lowerLetter"/>
       <w:lvlText w:val="%2)"/>
@@ -9760,7 +9028,7 @@
         <w:ind w:left="1320" w:hanging="420"/>
       </w:pPr>
     </w:lvl>
-    <w:lvl w:ilvl="2" w:tentative="0">
+    <w:lvl w:ilvl="2">
       <w:start w:val="1"/>
       <w:numFmt w:val="lowerRoman"/>
       <w:lvlText w:val="%3."/>
@@ -9769,7 +9037,7 @@
         <w:ind w:left="1740" w:hanging="420"/>
       </w:pPr>
     </w:lvl>
-    <w:lvl w:ilvl="3" w:tentative="0">
+    <w:lvl w:ilvl="3">
       <w:start w:val="1"/>
       <w:numFmt w:val="decimal"/>
       <w:lvlText w:val="%4."/>
@@ -9778,7 +9046,7 @@
         <w:ind w:left="2160" w:hanging="420"/>
       </w:pPr>
     </w:lvl>
-    <w:lvl w:ilvl="4" w:tentative="0">
+    <w:lvl w:ilvl="4">
       <w:start w:val="1"/>
       <w:numFmt w:val="lowerLetter"/>
       <w:lvlText w:val="%5)"/>
@@ -9787,7 +9055,7 @@
         <w:ind w:left="2580" w:hanging="420"/>
       </w:pPr>
     </w:lvl>
-    <w:lvl w:ilvl="5" w:tentative="0">
+    <w:lvl w:ilvl="5">
       <w:start w:val="1"/>
       <w:numFmt w:val="lowerRoman"/>
       <w:lvlText w:val="%6."/>
@@ -9796,7 +9064,7 @@
         <w:ind w:left="3000" w:hanging="420"/>
       </w:pPr>
     </w:lvl>
-    <w:lvl w:ilvl="6" w:tentative="0">
+    <w:lvl w:ilvl="6">
       <w:start w:val="1"/>
       <w:numFmt w:val="decimal"/>
       <w:lvlText w:val="%7."/>
@@ -9805,7 +9073,7 @@
         <w:ind w:left="3420" w:hanging="420"/>
       </w:pPr>
     </w:lvl>
-    <w:lvl w:ilvl="7" w:tentative="0">
+    <w:lvl w:ilvl="7">
       <w:start w:val="1"/>
       <w:numFmt w:val="lowerLetter"/>
       <w:lvlText w:val="%8)"/>
@@ -9814,7 +9082,7 @@
         <w:ind w:left="3840" w:hanging="420"/>
       </w:pPr>
     </w:lvl>
-    <w:lvl w:ilvl="8" w:tentative="0">
+    <w:lvl w:ilvl="8">
       <w:start w:val="1"/>
       <w:numFmt w:val="lowerRoman"/>
       <w:lvlText w:val="%9."/>
@@ -9828,7 +9096,7 @@
     <w:nsid w:val="4AE74D6A"/>
     <w:multiLevelType w:val="multilevel"/>
     <w:tmpl w:val="4AE74D6A"/>
-    <w:lvl w:ilvl="0" w:tentative="0">
+    <w:lvl w:ilvl="0">
       <w:start w:val="1"/>
       <w:numFmt w:val="decimalEnclosedCircle"/>
       <w:lvlText w:val="%1"/>
@@ -9837,10 +9105,10 @@
         <w:ind w:left="1020" w:hanging="420"/>
       </w:pPr>
       <w:rPr>
-        <w:rFonts w:hint="default" w:cs="宋体"/>
+        <w:rFonts w:cs="宋体" w:hint="default"/>
       </w:rPr>
     </w:lvl>
-    <w:lvl w:ilvl="1" w:tentative="0">
+    <w:lvl w:ilvl="1">
       <w:start w:val="1"/>
       <w:numFmt w:val="lowerLetter"/>
       <w:lvlText w:val="%2)"/>
@@ -9849,7 +9117,7 @@
         <w:ind w:left="1440" w:hanging="420"/>
       </w:pPr>
     </w:lvl>
-    <w:lvl w:ilvl="2" w:tentative="0">
+    <w:lvl w:ilvl="2">
       <w:start w:val="1"/>
       <w:numFmt w:val="lowerRoman"/>
       <w:lvlText w:val="%3."/>
@@ -9858,7 +9126,7 @@
         <w:ind w:left="1860" w:hanging="420"/>
       </w:pPr>
     </w:lvl>
-    <w:lvl w:ilvl="3" w:tentative="0">
+    <w:lvl w:ilvl="3">
       <w:start w:val="1"/>
       <w:numFmt w:val="decimal"/>
       <w:lvlText w:val="%4."/>
@@ -9867,7 +9135,7 @@
         <w:ind w:left="2280" w:hanging="420"/>
       </w:pPr>
     </w:lvl>
-    <w:lvl w:ilvl="4" w:tentative="0">
+    <w:lvl w:ilvl="4">
       <w:start w:val="1"/>
       <w:numFmt w:val="lowerLetter"/>
       <w:lvlText w:val="%5)"/>
@@ -9876,7 +9144,7 @@
         <w:ind w:left="2700" w:hanging="420"/>
       </w:pPr>
     </w:lvl>
-    <w:lvl w:ilvl="5" w:tentative="0">
+    <w:lvl w:ilvl="5">
       <w:start w:val="1"/>
       <w:numFmt w:val="lowerRoman"/>
       <w:lvlText w:val="%6."/>
@@ -9885,7 +9153,7 @@
         <w:ind w:left="3120" w:hanging="420"/>
       </w:pPr>
     </w:lvl>
-    <w:lvl w:ilvl="6" w:tentative="0">
+    <w:lvl w:ilvl="6">
       <w:start w:val="1"/>
       <w:numFmt w:val="decimal"/>
       <w:lvlText w:val="%7."/>
@@ -9894,7 +9162,7 @@
         <w:ind w:left="3540" w:hanging="420"/>
       </w:pPr>
     </w:lvl>
-    <w:lvl w:ilvl="7" w:tentative="0">
+    <w:lvl w:ilvl="7">
       <w:start w:val="1"/>
       <w:numFmt w:val="lowerLetter"/>
       <w:lvlText w:val="%8)"/>
@@ -9903,7 +9171,7 @@
         <w:ind w:left="3960" w:hanging="420"/>
       </w:pPr>
     </w:lvl>
-    <w:lvl w:ilvl="8" w:tentative="0">
+    <w:lvl w:ilvl="8">
       <w:start w:val="1"/>
       <w:numFmt w:val="lowerRoman"/>
       <w:lvlText w:val="%9."/>
@@ -9917,7 +9185,7 @@
     <w:nsid w:val="753E286C"/>
     <w:multiLevelType w:val="multilevel"/>
     <w:tmpl w:val="753E286C"/>
-    <w:lvl w:ilvl="0" w:tentative="0">
+    <w:lvl w:ilvl="0">
       <w:start w:val="1"/>
       <w:numFmt w:val="decimalEnclosedCircle"/>
       <w:lvlText w:val="%1"/>
@@ -9926,10 +9194,10 @@
         <w:ind w:left="1020" w:hanging="420"/>
       </w:pPr>
       <w:rPr>
-        <w:rFonts w:hint="default" w:cs="宋体"/>
+        <w:rFonts w:cs="宋体" w:hint="default"/>
       </w:rPr>
     </w:lvl>
-    <w:lvl w:ilvl="1" w:tentative="0">
+    <w:lvl w:ilvl="1">
       <w:start w:val="1"/>
       <w:numFmt w:val="lowerLetter"/>
       <w:lvlText w:val="%2)"/>
@@ -9938,7 +9206,7 @@
         <w:ind w:left="1440" w:hanging="420"/>
       </w:pPr>
     </w:lvl>
-    <w:lvl w:ilvl="2" w:tentative="0">
+    <w:lvl w:ilvl="2">
       <w:start w:val="1"/>
       <w:numFmt w:val="lowerRoman"/>
       <w:lvlText w:val="%3."/>
@@ -9947,7 +9215,7 @@
         <w:ind w:left="1860" w:hanging="420"/>
       </w:pPr>
     </w:lvl>
-    <w:lvl w:ilvl="3" w:tentative="0">
+    <w:lvl w:ilvl="3">
       <w:start w:val="1"/>
       <w:numFmt w:val="decimal"/>
       <w:lvlText w:val="%4."/>
@@ -9956,7 +9224,7 @@
         <w:ind w:left="2280" w:hanging="420"/>
       </w:pPr>
     </w:lvl>
-    <w:lvl w:ilvl="4" w:tentative="0">
+    <w:lvl w:ilvl="4">
       <w:start w:val="1"/>
       <w:numFmt w:val="lowerLetter"/>
       <w:lvlText w:val="%5)"/>
@@ -9965,7 +9233,7 @@
         <w:ind w:left="2700" w:hanging="420"/>
       </w:pPr>
     </w:lvl>
-    <w:lvl w:ilvl="5" w:tentative="0">
+    <w:lvl w:ilvl="5">
       <w:start w:val="1"/>
       <w:numFmt w:val="lowerRoman"/>
       <w:lvlText w:val="%6."/>
@@ -9974,7 +9242,7 @@
         <w:ind w:left="3120" w:hanging="420"/>
       </w:pPr>
     </w:lvl>
-    <w:lvl w:ilvl="6" w:tentative="0">
+    <w:lvl w:ilvl="6">
       <w:start w:val="1"/>
       <w:numFmt w:val="decimal"/>
       <w:lvlText w:val="%7."/>
@@ -9983,7 +9251,7 @@
         <w:ind w:left="3540" w:hanging="420"/>
       </w:pPr>
     </w:lvl>
-    <w:lvl w:ilvl="7" w:tentative="0">
+    <w:lvl w:ilvl="7">
       <w:start w:val="1"/>
       <w:numFmt w:val="lowerLetter"/>
       <w:lvlText w:val="%8)"/>
@@ -9992,7 +9260,7 @@
         <w:ind w:left="3960" w:hanging="420"/>
       </w:pPr>
     </w:lvl>
-    <w:lvl w:ilvl="8" w:tentative="0">
+    <w:lvl w:ilvl="8">
       <w:start w:val="1"/>
       <w:numFmt w:val="lowerRoman"/>
       <w:lvlText w:val="%9."/>
@@ -10015,288 +9283,286 @@
 </file>
 
 <file path=word/styles.xml><?xml version="1.0" encoding="utf-8"?>
-<w:styles xmlns:mc="http://schemas.openxmlformats.org/markup-compatibility/2006" xmlns:o="urn:schemas-microsoft-com:office:office" xmlns:r="http://schemas.openxmlformats.org/officeDocument/2006/relationships" xmlns:m="http://schemas.openxmlformats.org/officeDocument/2006/math" xmlns:v="urn:schemas-microsoft-com:vml" xmlns:w="http://schemas.openxmlformats.org/wordprocessingml/2006/main" xmlns:w14="http://schemas.microsoft.com/office/word/2010/wordml" xmlns:w10="urn:schemas-microsoft-com:office:word" xmlns:sl="http://schemas.openxmlformats.org/schemaLibrary/2006/main" mc:Ignorable="w14">
+<w:styles xmlns:mc="http://schemas.openxmlformats.org/markup-compatibility/2006" xmlns:r="http://schemas.openxmlformats.org/officeDocument/2006/relationships" xmlns:w="http://schemas.openxmlformats.org/wordprocessingml/2006/main" xmlns:w14="http://schemas.microsoft.com/office/word/2010/wordml" xmlns:w15="http://schemas.microsoft.com/office/word/2012/wordml" mc:Ignorable="w14 w15">
   <w:docDefaults>
     <w:rPrDefault>
       <w:rPr>
-        <w:rFonts w:ascii="Times New Roman" w:hAnsi="Times New Roman" w:eastAsia="宋体" w:cs="Times New Roman"/>
+        <w:rFonts w:ascii="Times New Roman" w:eastAsia="宋体" w:hAnsi="Times New Roman" w:cs="Times New Roman"/>
       </w:rPr>
     </w:rPrDefault>
+    <w:pPrDefault/>
   </w:docDefaults>
-  <w:latentStyles w:count="260" w:defQFormat="0" w:defUnhideWhenUsed="1" w:defSemiHidden="1" w:defUIPriority="99" w:defLockedState="0">
-    <w:lsdException w:qFormat="1" w:unhideWhenUsed="0" w:uiPriority="0" w:semiHidden="0" w:name="Normal"/>
-    <w:lsdException w:qFormat="1" w:unhideWhenUsed="0" w:uiPriority="0" w:semiHidden="0" w:name="heading 1" w:locked="1"/>
-    <w:lsdException w:qFormat="1" w:uiPriority="0" w:name="heading 2" w:locked="1"/>
-    <w:lsdException w:qFormat="1" w:uiPriority="0" w:name="heading 3" w:locked="1"/>
-    <w:lsdException w:qFormat="1" w:uiPriority="0" w:name="heading 4" w:locked="1"/>
-    <w:lsdException w:qFormat="1" w:uiPriority="0" w:name="heading 5" w:locked="1"/>
-    <w:lsdException w:qFormat="1" w:uiPriority="0" w:name="heading 6" w:locked="1"/>
-    <w:lsdException w:qFormat="1" w:uiPriority="0" w:name="heading 7" w:locked="1"/>
-    <w:lsdException w:qFormat="1" w:uiPriority="0" w:name="heading 8" w:locked="1"/>
-    <w:lsdException w:qFormat="1" w:uiPriority="0" w:name="heading 9" w:locked="1"/>
-    <w:lsdException w:uiPriority="99" w:name="index 1"/>
-    <w:lsdException w:uiPriority="99" w:name="index 2"/>
-    <w:lsdException w:uiPriority="99" w:name="index 3"/>
-    <w:lsdException w:uiPriority="99" w:name="index 4"/>
-    <w:lsdException w:uiPriority="99" w:name="index 5"/>
-    <w:lsdException w:uiPriority="99" w:name="index 6"/>
-    <w:lsdException w:uiPriority="99" w:name="index 7"/>
-    <w:lsdException w:uiPriority="99" w:name="index 8"/>
-    <w:lsdException w:uiPriority="99" w:name="index 9"/>
-    <w:lsdException w:unhideWhenUsed="0" w:uiPriority="39" w:semiHidden="0" w:name="toc 1" w:locked="1"/>
-    <w:lsdException w:unhideWhenUsed="0" w:uiPriority="0" w:semiHidden="0" w:name="toc 2" w:locked="1"/>
-    <w:lsdException w:unhideWhenUsed="0" w:uiPriority="0" w:semiHidden="0" w:name="toc 3" w:locked="1"/>
-    <w:lsdException w:unhideWhenUsed="0" w:uiPriority="0" w:semiHidden="0" w:name="toc 4" w:locked="1"/>
-    <w:lsdException w:unhideWhenUsed="0" w:uiPriority="0" w:semiHidden="0" w:name="toc 5" w:locked="1"/>
-    <w:lsdException w:unhideWhenUsed="0" w:uiPriority="0" w:semiHidden="0" w:name="toc 6" w:locked="1"/>
-    <w:lsdException w:unhideWhenUsed="0" w:uiPriority="0" w:semiHidden="0" w:name="toc 7" w:locked="1"/>
-    <w:lsdException w:unhideWhenUsed="0" w:uiPriority="0" w:semiHidden="0" w:name="toc 8" w:locked="1"/>
-    <w:lsdException w:unhideWhenUsed="0" w:uiPriority="0" w:semiHidden="0" w:name="toc 9" w:locked="1"/>
-    <w:lsdException w:qFormat="1" w:unhideWhenUsed="0" w:uiPriority="99" w:semiHidden="0" w:name="Normal Indent"/>
-    <w:lsdException w:uiPriority="99" w:name="footnote text"/>
-    <w:lsdException w:uiPriority="99" w:name="annotation text"/>
-    <w:lsdException w:unhideWhenUsed="0" w:uiPriority="99" w:semiHidden="0" w:name="header"/>
-    <w:lsdException w:qFormat="1" w:unhideWhenUsed="0" w:uiPriority="99" w:semiHidden="0" w:name="footer"/>
-    <w:lsdException w:uiPriority="99" w:name="index heading"/>
-    <w:lsdException w:qFormat="1" w:uiPriority="0" w:name="caption" w:locked="1"/>
-    <w:lsdException w:uiPriority="99" w:name="table of figures"/>
-    <w:lsdException w:uiPriority="99" w:name="envelope address"/>
-    <w:lsdException w:uiPriority="99" w:name="envelope return"/>
-    <w:lsdException w:uiPriority="99" w:name="footnote reference"/>
-    <w:lsdException w:uiPriority="99" w:name="annotation reference"/>
-    <w:lsdException w:uiPriority="99" w:name="line number"/>
-    <w:lsdException w:unhideWhenUsed="0" w:uiPriority="99" w:semiHidden="0" w:name="page number"/>
-    <w:lsdException w:uiPriority="99" w:name="endnote reference"/>
-    <w:lsdException w:uiPriority="99" w:name="endnote text"/>
-    <w:lsdException w:uiPriority="99" w:name="table of authorities"/>
-    <w:lsdException w:uiPriority="99" w:name="macro"/>
-    <w:lsdException w:uiPriority="99" w:name="toa heading"/>
-    <w:lsdException w:uiPriority="99" w:name="List"/>
-    <w:lsdException w:uiPriority="99" w:name="List Bullet"/>
-    <w:lsdException w:uiPriority="99" w:name="List Number"/>
-    <w:lsdException w:uiPriority="99" w:name="List 2"/>
-    <w:lsdException w:uiPriority="99" w:name="List 3"/>
-    <w:lsdException w:uiPriority="99" w:name="List 4"/>
-    <w:lsdException w:uiPriority="99" w:name="List 5"/>
-    <w:lsdException w:uiPriority="99" w:name="List Bullet 2"/>
-    <w:lsdException w:uiPriority="99" w:name="List Bullet 3"/>
-    <w:lsdException w:uiPriority="99" w:name="List Bullet 4"/>
-    <w:lsdException w:uiPriority="99" w:name="List Bullet 5"/>
-    <w:lsdException w:uiPriority="99" w:name="List Number 2"/>
-    <w:lsdException w:uiPriority="99" w:name="List Number 3"/>
-    <w:lsdException w:uiPriority="99" w:name="List Number 4"/>
-    <w:lsdException w:uiPriority="99" w:name="List Number 5"/>
-    <w:lsdException w:qFormat="1" w:unhideWhenUsed="0" w:uiPriority="0" w:semiHidden="0" w:name="Title" w:locked="1"/>
-    <w:lsdException w:uiPriority="99" w:name="Closing"/>
-    <w:lsdException w:uiPriority="99" w:name="Signature"/>
-    <w:lsdException w:uiPriority="1" w:semiHidden="0" w:name="Default Paragraph Font"/>
-    <w:lsdException w:uiPriority="99" w:name="Body Text"/>
-    <w:lsdException w:uiPriority="99" w:name="Body Text Indent"/>
-    <w:lsdException w:uiPriority="99" w:name="List Continue"/>
-    <w:lsdException w:uiPriority="99" w:name="List Continue 2"/>
-    <w:lsdException w:uiPriority="99" w:name="List Continue 3"/>
-    <w:lsdException w:uiPriority="99" w:name="List Continue 4"/>
-    <w:lsdException w:uiPriority="99" w:name="List Continue 5"/>
-    <w:lsdException w:uiPriority="99" w:name="Message Header"/>
-    <w:lsdException w:qFormat="1" w:unhideWhenUsed="0" w:uiPriority="0" w:semiHidden="0" w:name="Subtitle" w:locked="1"/>
-    <w:lsdException w:uiPriority="99" w:name="Salutation"/>
-    <w:lsdException w:uiPriority="99" w:name="Date"/>
-    <w:lsdException w:uiPriority="99" w:name="Body Text First Indent"/>
-    <w:lsdException w:uiPriority="99" w:name="Body Text First Indent 2"/>
-    <w:lsdException w:uiPriority="99" w:name="Note Heading"/>
-    <w:lsdException w:uiPriority="99" w:name="Body Text 2"/>
-    <w:lsdException w:uiPriority="99" w:name="Body Text 3"/>
-    <w:lsdException w:uiPriority="99" w:name="Body Text Indent 2"/>
-    <w:lsdException w:uiPriority="99" w:name="Body Text Indent 3"/>
-    <w:lsdException w:uiPriority="99" w:name="Block Text"/>
-    <w:lsdException w:qFormat="1" w:uiPriority="99" w:semiHidden="0" w:name="Hyperlink"/>
-    <w:lsdException w:uiPriority="99" w:name="FollowedHyperlink"/>
-    <w:lsdException w:qFormat="1" w:unhideWhenUsed="0" w:uiPriority="0" w:semiHidden="0" w:name="Strong" w:locked="1"/>
-    <w:lsdException w:qFormat="1" w:unhideWhenUsed="0" w:uiPriority="0" w:semiHidden="0" w:name="Emphasis" w:locked="1"/>
-    <w:lsdException w:qFormat="1" w:unhideWhenUsed="0" w:uiPriority="99" w:name="Document Map"/>
-    <w:lsdException w:uiPriority="99" w:name="Plain Text"/>
-    <w:lsdException w:uiPriority="99" w:name="E-mail Signature"/>
-    <w:lsdException w:unhideWhenUsed="0" w:uiPriority="99" w:semiHidden="0" w:name="Normal (Web)"/>
-    <w:lsdException w:uiPriority="99" w:name="HTML Acronym"/>
-    <w:lsdException w:uiPriority="99" w:name="HTML Address"/>
-    <w:lsdException w:uiPriority="99" w:name="HTML Cite"/>
-    <w:lsdException w:uiPriority="99" w:name="HTML Code"/>
-    <w:lsdException w:uiPriority="99" w:name="HTML Definition"/>
-    <w:lsdException w:uiPriority="99" w:name="HTML Keyboard"/>
-    <w:lsdException w:uiPriority="99" w:name="HTML Preformatted"/>
-    <w:lsdException w:uiPriority="99" w:name="HTML Sample"/>
-    <w:lsdException w:uiPriority="99" w:name="HTML Typewriter"/>
-    <w:lsdException w:uiPriority="99" w:name="HTML Variable"/>
-    <w:lsdException w:qFormat="1" w:uiPriority="99" w:semiHidden="0" w:name="Normal Table"/>
-    <w:lsdException w:uiPriority="99" w:name="annotation subject"/>
-    <w:lsdException w:uiPriority="99" w:name="Table Simple 1"/>
-    <w:lsdException w:uiPriority="99" w:name="Table Simple 2"/>
-    <w:lsdException w:uiPriority="99" w:name="Table Simple 3"/>
-    <w:lsdException w:uiPriority="99" w:name="Table Classic 1"/>
-    <w:lsdException w:uiPriority="99" w:name="Table Classic 2"/>
-    <w:lsdException w:uiPriority="99" w:name="Table Classic 3"/>
-    <w:lsdException w:uiPriority="99" w:name="Table Classic 4"/>
-    <w:lsdException w:uiPriority="99" w:name="Table Colorful 1"/>
-    <w:lsdException w:uiPriority="99" w:name="Table Colorful 2"/>
-    <w:lsdException w:uiPriority="99" w:name="Table Colorful 3"/>
-    <w:lsdException w:uiPriority="99" w:name="Table Columns 1"/>
-    <w:lsdException w:uiPriority="99" w:name="Table Columns 2"/>
-    <w:lsdException w:uiPriority="99" w:name="Table Columns 3"/>
-    <w:lsdException w:uiPriority="99" w:name="Table Columns 4"/>
-    <w:lsdException w:uiPriority="99" w:name="Table Columns 5"/>
-    <w:lsdException w:uiPriority="99" w:name="Table Grid 1"/>
-    <w:lsdException w:uiPriority="99" w:name="Table Grid 2"/>
-    <w:lsdException w:uiPriority="99" w:name="Table Grid 3"/>
-    <w:lsdException w:uiPriority="99" w:name="Table Grid 4"/>
-    <w:lsdException w:uiPriority="99" w:name="Table Grid 5"/>
-    <w:lsdException w:uiPriority="99" w:name="Table Grid 6"/>
-    <w:lsdException w:uiPriority="99" w:name="Table Grid 7"/>
-    <w:lsdException w:uiPriority="99" w:name="Table Grid 8"/>
-    <w:lsdException w:uiPriority="99" w:name="Table List 1"/>
-    <w:lsdException w:uiPriority="99" w:name="Table List 2"/>
-    <w:lsdException w:uiPriority="99" w:name="Table List 3"/>
-    <w:lsdException w:uiPriority="99" w:name="Table List 4"/>
-    <w:lsdException w:uiPriority="99" w:name="Table List 5"/>
-    <w:lsdException w:uiPriority="99" w:name="Table List 6"/>
-    <w:lsdException w:uiPriority="99" w:name="Table List 7"/>
-    <w:lsdException w:uiPriority="99" w:name="Table List 8"/>
-    <w:lsdException w:uiPriority="99" w:name="Table 3D effects 1"/>
-    <w:lsdException w:uiPriority="99" w:name="Table 3D effects 2"/>
-    <w:lsdException w:uiPriority="99" w:name="Table 3D effects 3"/>
-    <w:lsdException w:uiPriority="99" w:name="Table Contemporary"/>
-    <w:lsdException w:uiPriority="99" w:name="Table Elegant"/>
-    <w:lsdException w:uiPriority="99" w:name="Table Professional"/>
-    <w:lsdException w:uiPriority="99" w:name="Table Subtle 1"/>
-    <w:lsdException w:uiPriority="99" w:name="Table Subtle 2"/>
-    <w:lsdException w:uiPriority="99" w:name="Table Web 1"/>
-    <w:lsdException w:uiPriority="99" w:name="Table Web 2"/>
-    <w:lsdException w:uiPriority="99" w:name="Table Web 3"/>
-    <w:lsdException w:uiPriority="99" w:name="Balloon Text"/>
-    <w:lsdException w:unhideWhenUsed="0" w:uiPriority="0" w:semiHidden="0" w:name="Table Grid" w:locked="1"/>
-    <w:lsdException w:uiPriority="99" w:name="Table Theme"/>
-    <w:lsdException w:unhideWhenUsed="0" w:uiPriority="60" w:semiHidden="0" w:name="Light Shading"/>
-    <w:lsdException w:unhideWhenUsed="0" w:uiPriority="61" w:semiHidden="0" w:name="Light List"/>
-    <w:lsdException w:unhideWhenUsed="0" w:uiPriority="62" w:semiHidden="0" w:name="Light Grid"/>
-    <w:lsdException w:unhideWhenUsed="0" w:uiPriority="63" w:semiHidden="0" w:name="Medium Shading 1"/>
-    <w:lsdException w:unhideWhenUsed="0" w:uiPriority="64" w:semiHidden="0" w:name="Medium Shading 2"/>
-    <w:lsdException w:unhideWhenUsed="0" w:uiPriority="65" w:semiHidden="0" w:name="Medium List 1"/>
-    <w:lsdException w:unhideWhenUsed="0" w:uiPriority="66" w:semiHidden="0" w:name="Medium List 2"/>
-    <w:lsdException w:unhideWhenUsed="0" w:uiPriority="67" w:semiHidden="0" w:name="Medium Grid 1"/>
-    <w:lsdException w:unhideWhenUsed="0" w:uiPriority="68" w:semiHidden="0" w:name="Medium Grid 2"/>
-    <w:lsdException w:unhideWhenUsed="0" w:uiPriority="69" w:semiHidden="0" w:name="Medium Grid 3"/>
-    <w:lsdException w:unhideWhenUsed="0" w:uiPriority="70" w:semiHidden="0" w:name="Dark List"/>
-    <w:lsdException w:unhideWhenUsed="0" w:uiPriority="71" w:semiHidden="0" w:name="Colorful Shading"/>
-    <w:lsdException w:unhideWhenUsed="0" w:uiPriority="72" w:semiHidden="0" w:name="Colorful List"/>
-    <w:lsdException w:unhideWhenUsed="0" w:uiPriority="73" w:semiHidden="0" w:name="Colorful Grid"/>
-    <w:lsdException w:unhideWhenUsed="0" w:uiPriority="60" w:semiHidden="0" w:name="Light Shading Accent 1"/>
-    <w:lsdException w:unhideWhenUsed="0" w:uiPriority="61" w:semiHidden="0" w:name="Light List Accent 1"/>
-    <w:lsdException w:unhideWhenUsed="0" w:uiPriority="62" w:semiHidden="0" w:name="Light Grid Accent 1"/>
-    <w:lsdException w:unhideWhenUsed="0" w:uiPriority="63" w:semiHidden="0" w:name="Medium Shading 1 Accent 1"/>
-    <w:lsdException w:unhideWhenUsed="0" w:uiPriority="64" w:semiHidden="0" w:name="Medium Shading 2 Accent 1"/>
-    <w:lsdException w:unhideWhenUsed="0" w:uiPriority="65" w:semiHidden="0" w:name="Medium List 1 Accent 1"/>
-    <w:lsdException w:unhideWhenUsed="0" w:uiPriority="66" w:semiHidden="0" w:name="Medium List 2 Accent 1"/>
-    <w:lsdException w:unhideWhenUsed="0" w:uiPriority="67" w:semiHidden="0" w:name="Medium Grid 1 Accent 1"/>
-    <w:lsdException w:unhideWhenUsed="0" w:uiPriority="68" w:semiHidden="0" w:name="Medium Grid 2 Accent 1"/>
-    <w:lsdException w:unhideWhenUsed="0" w:uiPriority="69" w:semiHidden="0" w:name="Medium Grid 3 Accent 1"/>
-    <w:lsdException w:unhideWhenUsed="0" w:uiPriority="70" w:semiHidden="0" w:name="Dark List Accent 1"/>
-    <w:lsdException w:unhideWhenUsed="0" w:uiPriority="71" w:semiHidden="0" w:name="Colorful Shading Accent 1"/>
-    <w:lsdException w:unhideWhenUsed="0" w:uiPriority="72" w:semiHidden="0" w:name="Colorful List Accent 1"/>
-    <w:lsdException w:unhideWhenUsed="0" w:uiPriority="73" w:semiHidden="0" w:name="Colorful Grid Accent 1"/>
-    <w:lsdException w:unhideWhenUsed="0" w:uiPriority="60" w:semiHidden="0" w:name="Light Shading Accent 2"/>
-    <w:lsdException w:unhideWhenUsed="0" w:uiPriority="61" w:semiHidden="0" w:name="Light List Accent 2"/>
-    <w:lsdException w:unhideWhenUsed="0" w:uiPriority="62" w:semiHidden="0" w:name="Light Grid Accent 2"/>
-    <w:lsdException w:unhideWhenUsed="0" w:uiPriority="63" w:semiHidden="0" w:name="Medium Shading 1 Accent 2"/>
-    <w:lsdException w:unhideWhenUsed="0" w:uiPriority="64" w:semiHidden="0" w:name="Medium Shading 2 Accent 2"/>
-    <w:lsdException w:unhideWhenUsed="0" w:uiPriority="65" w:semiHidden="0" w:name="Medium List 1 Accent 2"/>
-    <w:lsdException w:unhideWhenUsed="0" w:uiPriority="66" w:semiHidden="0" w:name="Medium List 2 Accent 2"/>
-    <w:lsdException w:unhideWhenUsed="0" w:uiPriority="67" w:semiHidden="0" w:name="Medium Grid 1 Accent 2"/>
-    <w:lsdException w:unhideWhenUsed="0" w:uiPriority="68" w:semiHidden="0" w:name="Medium Grid 2 Accent 2"/>
-    <w:lsdException w:unhideWhenUsed="0" w:uiPriority="69" w:semiHidden="0" w:name="Medium Grid 3 Accent 2"/>
-    <w:lsdException w:unhideWhenUsed="0" w:uiPriority="70" w:semiHidden="0" w:name="Dark List Accent 2"/>
-    <w:lsdException w:unhideWhenUsed="0" w:uiPriority="71" w:semiHidden="0" w:name="Colorful Shading Accent 2"/>
-    <w:lsdException w:unhideWhenUsed="0" w:uiPriority="72" w:semiHidden="0" w:name="Colorful List Accent 2"/>
-    <w:lsdException w:unhideWhenUsed="0" w:uiPriority="73" w:semiHidden="0" w:name="Colorful Grid Accent 2"/>
-    <w:lsdException w:unhideWhenUsed="0" w:uiPriority="60" w:semiHidden="0" w:name="Light Shading Accent 3"/>
-    <w:lsdException w:unhideWhenUsed="0" w:uiPriority="61" w:semiHidden="0" w:name="Light List Accent 3"/>
-    <w:lsdException w:unhideWhenUsed="0" w:uiPriority="62" w:semiHidden="0" w:name="Light Grid Accent 3"/>
-    <w:lsdException w:unhideWhenUsed="0" w:uiPriority="63" w:semiHidden="0" w:name="Medium Shading 1 Accent 3"/>
-    <w:lsdException w:unhideWhenUsed="0" w:uiPriority="64" w:semiHidden="0" w:name="Medium Shading 2 Accent 3"/>
-    <w:lsdException w:unhideWhenUsed="0" w:uiPriority="65" w:semiHidden="0" w:name="Medium List 1 Accent 3"/>
-    <w:lsdException w:unhideWhenUsed="0" w:uiPriority="66" w:semiHidden="0" w:name="Medium List 2 Accent 3"/>
-    <w:lsdException w:unhideWhenUsed="0" w:uiPriority="67" w:semiHidden="0" w:name="Medium Grid 1 Accent 3"/>
-    <w:lsdException w:unhideWhenUsed="0" w:uiPriority="68" w:semiHidden="0" w:name="Medium Grid 2 Accent 3"/>
-    <w:lsdException w:unhideWhenUsed="0" w:uiPriority="69" w:semiHidden="0" w:name="Medium Grid 3 Accent 3"/>
-    <w:lsdException w:unhideWhenUsed="0" w:uiPriority="70" w:semiHidden="0" w:name="Dark List Accent 3"/>
-    <w:lsdException w:unhideWhenUsed="0" w:uiPriority="71" w:semiHidden="0" w:name="Colorful Shading Accent 3"/>
-    <w:lsdException w:unhideWhenUsed="0" w:uiPriority="72" w:semiHidden="0" w:name="Colorful List Accent 3"/>
-    <w:lsdException w:unhideWhenUsed="0" w:uiPriority="73" w:semiHidden="0" w:name="Colorful Grid Accent 3"/>
-    <w:lsdException w:unhideWhenUsed="0" w:uiPriority="60" w:semiHidden="0" w:name="Light Shading Accent 4"/>
-    <w:lsdException w:unhideWhenUsed="0" w:uiPriority="61" w:semiHidden="0" w:name="Light List Accent 4"/>
-    <w:lsdException w:unhideWhenUsed="0" w:uiPriority="62" w:semiHidden="0" w:name="Light Grid Accent 4"/>
-    <w:lsdException w:unhideWhenUsed="0" w:uiPriority="63" w:semiHidden="0" w:name="Medium Shading 1 Accent 4"/>
-    <w:lsdException w:unhideWhenUsed="0" w:uiPriority="64" w:semiHidden="0" w:name="Medium Shading 2 Accent 4"/>
-    <w:lsdException w:unhideWhenUsed="0" w:uiPriority="65" w:semiHidden="0" w:name="Medium List 1 Accent 4"/>
-    <w:lsdException w:unhideWhenUsed="0" w:uiPriority="66" w:semiHidden="0" w:name="Medium List 2 Accent 4"/>
-    <w:lsdException w:unhideWhenUsed="0" w:uiPriority="67" w:semiHidden="0" w:name="Medium Grid 1 Accent 4"/>
-    <w:lsdException w:unhideWhenUsed="0" w:uiPriority="68" w:semiHidden="0" w:name="Medium Grid 2 Accent 4"/>
-    <w:lsdException w:unhideWhenUsed="0" w:uiPriority="69" w:semiHidden="0" w:name="Medium Grid 3 Accent 4"/>
-    <w:lsdException w:unhideWhenUsed="0" w:uiPriority="70" w:semiHidden="0" w:name="Dark List Accent 4"/>
-    <w:lsdException w:unhideWhenUsed="0" w:uiPriority="71" w:semiHidden="0" w:name="Colorful Shading Accent 4"/>
-    <w:lsdException w:unhideWhenUsed="0" w:uiPriority="72" w:semiHidden="0" w:name="Colorful List Accent 4"/>
-    <w:lsdException w:unhideWhenUsed="0" w:uiPriority="73" w:semiHidden="0" w:name="Colorful Grid Accent 4"/>
-    <w:lsdException w:unhideWhenUsed="0" w:uiPriority="60" w:semiHidden="0" w:name="Light Shading Accent 5"/>
-    <w:lsdException w:unhideWhenUsed="0" w:uiPriority="61" w:semiHidden="0" w:name="Light List Accent 5"/>
-    <w:lsdException w:unhideWhenUsed="0" w:uiPriority="62" w:semiHidden="0" w:name="Light Grid Accent 5"/>
-    <w:lsdException w:unhideWhenUsed="0" w:uiPriority="63" w:semiHidden="0" w:name="Medium Shading 1 Accent 5"/>
-    <w:lsdException w:unhideWhenUsed="0" w:uiPriority="64" w:semiHidden="0" w:name="Medium Shading 2 Accent 5"/>
-    <w:lsdException w:unhideWhenUsed="0" w:uiPriority="65" w:semiHidden="0" w:name="Medium List 1 Accent 5"/>
-    <w:lsdException w:unhideWhenUsed="0" w:uiPriority="66" w:semiHidden="0" w:name="Medium List 2 Accent 5"/>
-    <w:lsdException w:unhideWhenUsed="0" w:uiPriority="67" w:semiHidden="0" w:name="Medium Grid 1 Accent 5"/>
-    <w:lsdException w:unhideWhenUsed="0" w:uiPriority="68" w:semiHidden="0" w:name="Medium Grid 2 Accent 5"/>
-    <w:lsdException w:unhideWhenUsed="0" w:uiPriority="69" w:semiHidden="0" w:name="Medium Grid 3 Accent 5"/>
-    <w:lsdException w:unhideWhenUsed="0" w:uiPriority="70" w:semiHidden="0" w:name="Dark List Accent 5"/>
-    <w:lsdException w:unhideWhenUsed="0" w:uiPriority="71" w:semiHidden="0" w:name="Colorful Shading Accent 5"/>
-    <w:lsdException w:unhideWhenUsed="0" w:uiPriority="72" w:semiHidden="0" w:name="Colorful List Accent 5"/>
-    <w:lsdException w:unhideWhenUsed="0" w:uiPriority="73" w:semiHidden="0" w:name="Colorful Grid Accent 5"/>
-    <w:lsdException w:unhideWhenUsed="0" w:uiPriority="60" w:semiHidden="0" w:name="Light Shading Accent 6"/>
-    <w:lsdException w:unhideWhenUsed="0" w:uiPriority="61" w:semiHidden="0" w:name="Light List Accent 6"/>
-    <w:lsdException w:unhideWhenUsed="0" w:uiPriority="62" w:semiHidden="0" w:name="Light Grid Accent 6"/>
-    <w:lsdException w:unhideWhenUsed="0" w:uiPriority="63" w:semiHidden="0" w:name="Medium Shading 1 Accent 6"/>
-    <w:lsdException w:unhideWhenUsed="0" w:uiPriority="64" w:semiHidden="0" w:name="Medium Shading 2 Accent 6"/>
-    <w:lsdException w:unhideWhenUsed="0" w:uiPriority="65" w:semiHidden="0" w:name="Medium List 1 Accent 6"/>
-    <w:lsdException w:unhideWhenUsed="0" w:uiPriority="66" w:semiHidden="0" w:name="Medium List 2 Accent 6"/>
-    <w:lsdException w:unhideWhenUsed="0" w:uiPriority="67" w:semiHidden="0" w:name="Medium Grid 1 Accent 6"/>
-    <w:lsdException w:unhideWhenUsed="0" w:uiPriority="68" w:semiHidden="0" w:name="Medium Grid 2 Accent 6"/>
-    <w:lsdException w:unhideWhenUsed="0" w:uiPriority="69" w:semiHidden="0" w:name="Medium Grid 3 Accent 6"/>
-    <w:lsdException w:unhideWhenUsed="0" w:uiPriority="70" w:semiHidden="0" w:name="Dark List Accent 6"/>
-    <w:lsdException w:unhideWhenUsed="0" w:uiPriority="71" w:semiHidden="0" w:name="Colorful Shading Accent 6"/>
-    <w:lsdException w:unhideWhenUsed="0" w:uiPriority="72" w:semiHidden="0" w:name="Colorful List Accent 6"/>
-    <w:lsdException w:unhideWhenUsed="0" w:uiPriority="73" w:semiHidden="0" w:name="Colorful Grid Accent 6"/>
+  <w:latentStyles w:defLockedState="0" w:defUIPriority="99" w:defSemiHidden="1" w:defUnhideWhenUsed="1" w:defQFormat="0" w:count="260">
+    <w:lsdException w:name="Normal" w:semiHidden="0" w:uiPriority="0" w:unhideWhenUsed="0" w:qFormat="1"/>
+    <w:lsdException w:name="heading 1" w:locked="1" w:semiHidden="0" w:uiPriority="0" w:unhideWhenUsed="0" w:qFormat="1"/>
+    <w:lsdException w:name="heading 2" w:locked="1" w:uiPriority="0" w:qFormat="1"/>
+    <w:lsdException w:name="heading 3" w:locked="1" w:uiPriority="0" w:qFormat="1"/>
+    <w:lsdException w:name="heading 4" w:locked="1" w:uiPriority="0" w:qFormat="1"/>
+    <w:lsdException w:name="heading 5" w:locked="1" w:uiPriority="0" w:qFormat="1"/>
+    <w:lsdException w:name="heading 6" w:locked="1" w:uiPriority="0" w:qFormat="1"/>
+    <w:lsdException w:name="heading 7" w:locked="1" w:uiPriority="0" w:qFormat="1"/>
+    <w:lsdException w:name="heading 8" w:locked="1" w:uiPriority="0" w:qFormat="1"/>
+    <w:lsdException w:name="heading 9" w:locked="1" w:uiPriority="0" w:qFormat="1"/>
+    <w:lsdException w:name="index 1"/>
+    <w:lsdException w:name="index 2"/>
+    <w:lsdException w:name="index 3"/>
+    <w:lsdException w:name="index 4"/>
+    <w:lsdException w:name="index 5"/>
+    <w:lsdException w:name="index 6"/>
+    <w:lsdException w:name="index 7"/>
+    <w:lsdException w:name="index 8"/>
+    <w:lsdException w:name="index 9"/>
+    <w:lsdException w:name="toc 1" w:locked="1" w:semiHidden="0" w:uiPriority="39" w:unhideWhenUsed="0" w:qFormat="1"/>
+    <w:lsdException w:name="toc 2" w:locked="1" w:semiHidden="0" w:uiPriority="0" w:unhideWhenUsed="0"/>
+    <w:lsdException w:name="toc 3" w:locked="1" w:semiHidden="0" w:uiPriority="0" w:unhideWhenUsed="0"/>
+    <w:lsdException w:name="toc 4" w:locked="1" w:semiHidden="0" w:uiPriority="0" w:unhideWhenUsed="0"/>
+    <w:lsdException w:name="toc 5" w:locked="1" w:semiHidden="0" w:uiPriority="0" w:unhideWhenUsed="0"/>
+    <w:lsdException w:name="toc 6" w:locked="1" w:semiHidden="0" w:uiPriority="0" w:unhideWhenUsed="0"/>
+    <w:lsdException w:name="toc 7" w:locked="1" w:semiHidden="0" w:uiPriority="0" w:unhideWhenUsed="0"/>
+    <w:lsdException w:name="toc 8" w:locked="1" w:semiHidden="0" w:uiPriority="0" w:unhideWhenUsed="0"/>
+    <w:lsdException w:name="toc 9" w:locked="1" w:semiHidden="0" w:uiPriority="0" w:unhideWhenUsed="0"/>
+    <w:lsdException w:name="Normal Indent" w:semiHidden="0" w:unhideWhenUsed="0" w:qFormat="1"/>
+    <w:lsdException w:name="footnote text"/>
+    <w:lsdException w:name="annotation text"/>
+    <w:lsdException w:name="header" w:semiHidden="0" w:unhideWhenUsed="0" w:qFormat="1"/>
+    <w:lsdException w:name="footer" w:semiHidden="0" w:unhideWhenUsed="0" w:qFormat="1"/>
+    <w:lsdException w:name="index heading"/>
+    <w:lsdException w:name="caption" w:locked="1" w:uiPriority="0" w:qFormat="1"/>
+    <w:lsdException w:name="table of figures"/>
+    <w:lsdException w:name="envelope address"/>
+    <w:lsdException w:name="envelope return"/>
+    <w:lsdException w:name="footnote reference"/>
+    <w:lsdException w:name="annotation reference"/>
+    <w:lsdException w:name="line number"/>
+    <w:lsdException w:name="page number" w:semiHidden="0" w:unhideWhenUsed="0" w:qFormat="1"/>
+    <w:lsdException w:name="endnote reference"/>
+    <w:lsdException w:name="endnote text"/>
+    <w:lsdException w:name="table of authorities"/>
+    <w:lsdException w:name="macro"/>
+    <w:lsdException w:name="toa heading"/>
+    <w:lsdException w:name="List"/>
+    <w:lsdException w:name="List Bullet"/>
+    <w:lsdException w:name="List Number"/>
+    <w:lsdException w:name="List 2"/>
+    <w:lsdException w:name="List 3"/>
+    <w:lsdException w:name="List 4"/>
+    <w:lsdException w:name="List 5"/>
+    <w:lsdException w:name="List Bullet 2"/>
+    <w:lsdException w:name="List Bullet 3"/>
+    <w:lsdException w:name="List Bullet 4"/>
+    <w:lsdException w:name="List Bullet 5"/>
+    <w:lsdException w:name="List Number 2"/>
+    <w:lsdException w:name="List Number 3"/>
+    <w:lsdException w:name="List Number 4"/>
+    <w:lsdException w:name="List Number 5"/>
+    <w:lsdException w:name="Title" w:locked="1" w:semiHidden="0" w:uiPriority="0" w:unhideWhenUsed="0" w:qFormat="1"/>
+    <w:lsdException w:name="Closing"/>
+    <w:lsdException w:name="Signature"/>
+    <w:lsdException w:name="Default Paragraph Font" w:semiHidden="0" w:uiPriority="1" w:qFormat="1"/>
+    <w:lsdException w:name="Body Text"/>
+    <w:lsdException w:name="Body Text Indent"/>
+    <w:lsdException w:name="List Continue"/>
+    <w:lsdException w:name="List Continue 2"/>
+    <w:lsdException w:name="List Continue 3"/>
+    <w:lsdException w:name="List Continue 4"/>
+    <w:lsdException w:name="List Continue 5"/>
+    <w:lsdException w:name="Message Header"/>
+    <w:lsdException w:name="Subtitle" w:locked="1" w:semiHidden="0" w:uiPriority="0" w:unhideWhenUsed="0" w:qFormat="1"/>
+    <w:lsdException w:name="Salutation"/>
+    <w:lsdException w:name="Date"/>
+    <w:lsdException w:name="Body Text First Indent"/>
+    <w:lsdException w:name="Body Text First Indent 2"/>
+    <w:lsdException w:name="Body Text 2"/>
+    <w:lsdException w:name="Body Text 3"/>
+    <w:lsdException w:name="Body Text Indent 2"/>
+    <w:lsdException w:name="Body Text Indent 3"/>
+    <w:lsdException w:name="Block Text"/>
+    <w:lsdException w:name="Hyperlink" w:semiHidden="0" w:qFormat="1"/>
+    <w:lsdException w:name="FollowedHyperlink"/>
+    <w:lsdException w:name="Strong" w:locked="1" w:semiHidden="0" w:uiPriority="0" w:unhideWhenUsed="0" w:qFormat="1"/>
+    <w:lsdException w:name="Emphasis" w:locked="1" w:semiHidden="0" w:uiPriority="0" w:unhideWhenUsed="0" w:qFormat="1"/>
+    <w:lsdException w:name="Document Map" w:unhideWhenUsed="0" w:qFormat="1"/>
+    <w:lsdException w:name="Plain Text"/>
+    <w:lsdException w:name="E-mail Signature"/>
+    <w:lsdException w:name="Normal (Web)" w:semiHidden="0" w:unhideWhenUsed="0" w:qFormat="1"/>
+    <w:lsdException w:name="HTML Acronym"/>
+    <w:lsdException w:name="HTML Address"/>
+    <w:lsdException w:name="HTML Cite"/>
+    <w:lsdException w:name="HTML Code"/>
+    <w:lsdException w:name="HTML Definition"/>
+    <w:lsdException w:name="HTML Keyboard"/>
+    <w:lsdException w:name="HTML Preformatted"/>
+    <w:lsdException w:name="HTML Sample"/>
+    <w:lsdException w:name="HTML Typewriter"/>
+    <w:lsdException w:name="HTML Variable"/>
+    <w:lsdException w:name="Normal Table" w:semiHidden="0" w:qFormat="1"/>
+    <w:lsdException w:name="annotation subject"/>
+    <w:lsdException w:name="Table Simple 1"/>
+    <w:lsdException w:name="Table Simple 2"/>
+    <w:lsdException w:name="Table Simple 3"/>
+    <w:lsdException w:name="Table Classic 1"/>
+    <w:lsdException w:name="Table Classic 2"/>
+    <w:lsdException w:name="Table Classic 3"/>
+    <w:lsdException w:name="Table Classic 4"/>
+    <w:lsdException w:name="Table Colorful 1"/>
+    <w:lsdException w:name="Table Colorful 2"/>
+    <w:lsdException w:name="Table Colorful 3"/>
+    <w:lsdException w:name="Table Columns 1"/>
+    <w:lsdException w:name="Table Columns 2"/>
+    <w:lsdException w:name="Table Columns 3"/>
+    <w:lsdException w:name="Table Columns 4"/>
+    <w:lsdException w:name="Table Columns 5"/>
+    <w:lsdException w:name="Table Grid 1"/>
+    <w:lsdException w:name="Table Grid 2"/>
+    <w:lsdException w:name="Table Grid 3"/>
+    <w:lsdException w:name="Table Grid 4"/>
+    <w:lsdException w:name="Table Grid 5"/>
+    <w:lsdException w:name="Table Grid 6"/>
+    <w:lsdException w:name="Table Grid 7"/>
+    <w:lsdException w:name="Table Grid 8"/>
+    <w:lsdException w:name="Table List 1"/>
+    <w:lsdException w:name="Table List 2"/>
+    <w:lsdException w:name="Table List 3"/>
+    <w:lsdException w:name="Table List 4"/>
+    <w:lsdException w:name="Table List 5"/>
+    <w:lsdException w:name="Table List 6"/>
+    <w:lsdException w:name="Table List 7"/>
+    <w:lsdException w:name="Table List 8"/>
+    <w:lsdException w:name="Table 3D effects 1"/>
+    <w:lsdException w:name="Table 3D effects 2"/>
+    <w:lsdException w:name="Table 3D effects 3"/>
+    <w:lsdException w:name="Table Contemporary"/>
+    <w:lsdException w:name="Table Elegant"/>
+    <w:lsdException w:name="Table Professional"/>
+    <w:lsdException w:name="Table Subtle 1"/>
+    <w:lsdException w:name="Table Subtle 2"/>
+    <w:lsdException w:name="Table Web 1"/>
+    <w:lsdException w:name="Table Web 2"/>
+    <w:lsdException w:name="Table Web 3"/>
+    <w:lsdException w:name="Balloon Text"/>
+    <w:lsdException w:name="Table Grid" w:locked="1" w:semiHidden="0" w:uiPriority="0" w:unhideWhenUsed="0"/>
+    <w:lsdException w:name="Table Theme"/>
+    <w:lsdException w:name="Light Shading" w:semiHidden="0" w:uiPriority="60" w:unhideWhenUsed="0"/>
+    <w:lsdException w:name="Light List" w:semiHidden="0" w:uiPriority="61" w:unhideWhenUsed="0"/>
+    <w:lsdException w:name="Light Grid" w:semiHidden="0" w:uiPriority="62" w:unhideWhenUsed="0"/>
+    <w:lsdException w:name="Medium Shading 1" w:semiHidden="0" w:uiPriority="63" w:unhideWhenUsed="0"/>
+    <w:lsdException w:name="Medium Shading 2" w:semiHidden="0" w:uiPriority="64" w:unhideWhenUsed="0"/>
+    <w:lsdException w:name="Medium List 1" w:semiHidden="0" w:uiPriority="65" w:unhideWhenUsed="0"/>
+    <w:lsdException w:name="Medium List 2" w:semiHidden="0" w:uiPriority="66" w:unhideWhenUsed="0"/>
+    <w:lsdException w:name="Medium Grid 1" w:semiHidden="0" w:uiPriority="67" w:unhideWhenUsed="0"/>
+    <w:lsdException w:name="Medium Grid 2" w:semiHidden="0" w:uiPriority="68" w:unhideWhenUsed="0"/>
+    <w:lsdException w:name="Medium Grid 3" w:semiHidden="0" w:uiPriority="69" w:unhideWhenUsed="0"/>
+    <w:lsdException w:name="Dark List" w:semiHidden="0" w:uiPriority="70" w:unhideWhenUsed="0"/>
+    <w:lsdException w:name="Colorful Shading" w:semiHidden="0" w:uiPriority="71" w:unhideWhenUsed="0"/>
+    <w:lsdException w:name="Colorful List" w:semiHidden="0" w:uiPriority="72" w:unhideWhenUsed="0"/>
+    <w:lsdException w:name="Colorful Grid" w:semiHidden="0" w:uiPriority="73" w:unhideWhenUsed="0"/>
+    <w:lsdException w:name="Light Shading Accent 1" w:semiHidden="0" w:uiPriority="60" w:unhideWhenUsed="0"/>
+    <w:lsdException w:name="Light List Accent 1" w:semiHidden="0" w:uiPriority="61" w:unhideWhenUsed="0"/>
+    <w:lsdException w:name="Light Grid Accent 1" w:semiHidden="0" w:uiPriority="62" w:unhideWhenUsed="0"/>
+    <w:lsdException w:name="Medium Shading 1 Accent 1" w:semiHidden="0" w:uiPriority="63" w:unhideWhenUsed="0"/>
+    <w:lsdException w:name="Medium Shading 2 Accent 1" w:semiHidden="0" w:uiPriority="64" w:unhideWhenUsed="0"/>
+    <w:lsdException w:name="Medium List 1 Accent 1" w:semiHidden="0" w:uiPriority="65" w:unhideWhenUsed="0"/>
+    <w:lsdException w:name="Medium List 2 Accent 1" w:semiHidden="0" w:uiPriority="66" w:unhideWhenUsed="0"/>
+    <w:lsdException w:name="Medium Grid 1 Accent 1" w:semiHidden="0" w:uiPriority="67" w:unhideWhenUsed="0"/>
+    <w:lsdException w:name="Medium Grid 2 Accent 1" w:semiHidden="0" w:uiPriority="68" w:unhideWhenUsed="0"/>
+    <w:lsdException w:name="Medium Grid 3 Accent 1" w:semiHidden="0" w:uiPriority="69" w:unhideWhenUsed="0"/>
+    <w:lsdException w:name="Dark List Accent 1" w:semiHidden="0" w:uiPriority="70" w:unhideWhenUsed="0"/>
+    <w:lsdException w:name="Colorful Shading Accent 1" w:semiHidden="0" w:uiPriority="71" w:unhideWhenUsed="0"/>
+    <w:lsdException w:name="Colorful List Accent 1" w:semiHidden="0" w:uiPriority="72" w:unhideWhenUsed="0"/>
+    <w:lsdException w:name="Colorful Grid Accent 1" w:semiHidden="0" w:uiPriority="73" w:unhideWhenUsed="0"/>
+    <w:lsdException w:name="Light Shading Accent 2" w:semiHidden="0" w:uiPriority="60" w:unhideWhenUsed="0"/>
+    <w:lsdException w:name="Light List Accent 2" w:semiHidden="0" w:uiPriority="61" w:unhideWhenUsed="0"/>
+    <w:lsdException w:name="Light Grid Accent 2" w:semiHidden="0" w:uiPriority="62" w:unhideWhenUsed="0"/>
+    <w:lsdException w:name="Medium Shading 1 Accent 2" w:semiHidden="0" w:uiPriority="63" w:unhideWhenUsed="0"/>
+    <w:lsdException w:name="Medium Shading 2 Accent 2" w:semiHidden="0" w:uiPriority="64" w:unhideWhenUsed="0"/>
+    <w:lsdException w:name="Medium List 1 Accent 2" w:semiHidden="0" w:uiPriority="65" w:unhideWhenUsed="0"/>
+    <w:lsdException w:name="Medium List 2 Accent 2" w:semiHidden="0" w:uiPriority="66" w:unhideWhenUsed="0"/>
+    <w:lsdException w:name="Medium Grid 1 Accent 2" w:semiHidden="0" w:uiPriority="67" w:unhideWhenUsed="0"/>
+    <w:lsdException w:name="Medium Grid 2 Accent 2" w:semiHidden="0" w:uiPriority="68" w:unhideWhenUsed="0"/>
+    <w:lsdException w:name="Medium Grid 3 Accent 2" w:semiHidden="0" w:uiPriority="69" w:unhideWhenUsed="0"/>
+    <w:lsdException w:name="Dark List Accent 2" w:semiHidden="0" w:uiPriority="70" w:unhideWhenUsed="0"/>
+    <w:lsdException w:name="Colorful Shading Accent 2" w:semiHidden="0" w:uiPriority="71" w:unhideWhenUsed="0"/>
+    <w:lsdException w:name="Colorful List Accent 2" w:semiHidden="0" w:uiPriority="72" w:unhideWhenUsed="0"/>
+    <w:lsdException w:name="Colorful Grid Accent 2" w:semiHidden="0" w:uiPriority="73" w:unhideWhenUsed="0"/>
+    <w:lsdException w:name="Light Shading Accent 3" w:semiHidden="0" w:uiPriority="60" w:unhideWhenUsed="0"/>
+    <w:lsdException w:name="Light List Accent 3" w:semiHidden="0" w:uiPriority="61" w:unhideWhenUsed="0"/>
+    <w:lsdException w:name="Light Grid Accent 3" w:semiHidden="0" w:uiPriority="62" w:unhideWhenUsed="0"/>
+    <w:lsdException w:name="Medium Shading 1 Accent 3" w:semiHidden="0" w:uiPriority="63" w:unhideWhenUsed="0"/>
+    <w:lsdException w:name="Medium Shading 2 Accent 3" w:semiHidden="0" w:uiPriority="64" w:unhideWhenUsed="0"/>
+    <w:lsdException w:name="Medium List 1 Accent 3" w:semiHidden="0" w:uiPriority="65" w:unhideWhenUsed="0"/>
+    <w:lsdException w:name="Medium List 2 Accent 3" w:semiHidden="0" w:uiPriority="66" w:unhideWhenUsed="0"/>
+    <w:lsdException w:name="Medium Grid 1 Accent 3" w:semiHidden="0" w:uiPriority="67" w:unhideWhenUsed="0"/>
+    <w:lsdException w:name="Medium Grid 2 Accent 3" w:semiHidden="0" w:uiPriority="68" w:unhideWhenUsed="0"/>
+    <w:lsdException w:name="Medium Grid 3 Accent 3" w:semiHidden="0" w:uiPriority="69" w:unhideWhenUsed="0"/>
+    <w:lsdException w:name="Dark List Accent 3" w:semiHidden="0" w:uiPriority="70" w:unhideWhenUsed="0"/>
+    <w:lsdException w:name="Colorful Shading Accent 3" w:semiHidden="0" w:uiPriority="71" w:unhideWhenUsed="0"/>
+    <w:lsdException w:name="Colorful List Accent 3" w:semiHidden="0" w:uiPriority="72" w:unhideWhenUsed="0"/>
+    <w:lsdException w:name="Colorful Grid Accent 3" w:semiHidden="0" w:uiPriority="73" w:unhideWhenUsed="0"/>
+    <w:lsdException w:name="Light Shading Accent 4" w:semiHidden="0" w:uiPriority="60" w:unhideWhenUsed="0"/>
+    <w:lsdException w:name="Light List Accent 4" w:semiHidden="0" w:uiPriority="61" w:unhideWhenUsed="0"/>
+    <w:lsdException w:name="Light Grid Accent 4" w:semiHidden="0" w:uiPriority="62" w:unhideWhenUsed="0"/>
+    <w:lsdException w:name="Medium Shading 1 Accent 4" w:semiHidden="0" w:uiPriority="63" w:unhideWhenUsed="0"/>
+    <w:lsdException w:name="Medium Shading 2 Accent 4" w:semiHidden="0" w:uiPriority="64" w:unhideWhenUsed="0"/>
+    <w:lsdException w:name="Medium List 1 Accent 4" w:semiHidden="0" w:uiPriority="65" w:unhideWhenUsed="0"/>
+    <w:lsdException w:name="Medium List 2 Accent 4" w:semiHidden="0" w:uiPriority="66" w:unhideWhenUsed="0"/>
+    <w:lsdException w:name="Medium Grid 1 Accent 4" w:semiHidden="0" w:uiPriority="67" w:unhideWhenUsed="0"/>
+    <w:lsdException w:name="Medium Grid 2 Accent 4" w:semiHidden="0" w:uiPriority="68" w:unhideWhenUsed="0"/>
+    <w:lsdException w:name="Medium Grid 3 Accent 4" w:semiHidden="0" w:uiPriority="69" w:unhideWhenUsed="0"/>
+    <w:lsdException w:name="Dark List Accent 4" w:semiHidden="0" w:uiPriority="70" w:unhideWhenUsed="0"/>
+    <w:lsdException w:name="Colorful Shading Accent 4" w:semiHidden="0" w:uiPriority="71" w:unhideWhenUsed="0"/>
+    <w:lsdException w:name="Colorful List Accent 4" w:semiHidden="0" w:uiPriority="72" w:unhideWhenUsed="0"/>
+    <w:lsdException w:name="Colorful Grid Accent 4" w:semiHidden="0" w:uiPriority="73" w:unhideWhenUsed="0"/>
+    <w:lsdException w:name="Light Shading Accent 5" w:semiHidden="0" w:uiPriority="60" w:unhideWhenUsed="0"/>
+    <w:lsdException w:name="Light List Accent 5" w:semiHidden="0" w:uiPriority="61" w:unhideWhenUsed="0"/>
+    <w:lsdException w:name="Light Grid Accent 5" w:semiHidden="0" w:uiPriority="62" w:unhideWhenUsed="0"/>
+    <w:lsdException w:name="Medium Shading 1 Accent 5" w:semiHidden="0" w:uiPriority="63" w:unhideWhenUsed="0"/>
+    <w:lsdException w:name="Medium Shading 2 Accent 5" w:semiHidden="0" w:uiPriority="64" w:unhideWhenUsed="0"/>
+    <w:lsdException w:name="Medium List 1 Accent 5" w:semiHidden="0" w:uiPriority="65" w:unhideWhenUsed="0"/>
+    <w:lsdException w:name="Medium List 2 Accent 5" w:semiHidden="0" w:uiPriority="66" w:unhideWhenUsed="0"/>
+    <w:lsdException w:name="Medium Grid 1 Accent 5" w:semiHidden="0" w:uiPriority="67" w:unhideWhenUsed="0"/>
+    <w:lsdException w:name="Medium Grid 2 Accent 5" w:semiHidden="0" w:uiPriority="68" w:unhideWhenUsed="0"/>
+    <w:lsdException w:name="Medium Grid 3 Accent 5" w:semiHidden="0" w:uiPriority="69" w:unhideWhenUsed="0"/>
+    <w:lsdException w:name="Dark List Accent 5" w:semiHidden="0" w:uiPriority="70" w:unhideWhenUsed="0"/>
+    <w:lsdException w:name="Colorful Shading Accent 5" w:semiHidden="0" w:uiPriority="71" w:unhideWhenUsed="0"/>
+    <w:lsdException w:name="Colorful List Accent 5" w:semiHidden="0" w:uiPriority="72" w:unhideWhenUsed="0"/>
+    <w:lsdException w:name="Colorful Grid Accent 5" w:semiHidden="0" w:uiPriority="73" w:unhideWhenUsed="0"/>
+    <w:lsdException w:name="Light Shading Accent 6" w:semiHidden="0" w:uiPriority="60" w:unhideWhenUsed="0"/>
+    <w:lsdException w:name="Light List Accent 6" w:semiHidden="0" w:uiPriority="61" w:unhideWhenUsed="0"/>
+    <w:lsdException w:name="Light Grid Accent 6" w:semiHidden="0" w:uiPriority="62" w:unhideWhenUsed="0"/>
+    <w:lsdException w:name="Medium Shading 1 Accent 6" w:semiHidden="0" w:uiPriority="63" w:unhideWhenUsed="0"/>
+    <w:lsdException w:name="Medium Shading 2 Accent 6" w:semiHidden="0" w:uiPriority="64" w:unhideWhenUsed="0"/>
+    <w:lsdException w:name="Medium List 1 Accent 6" w:semiHidden="0" w:uiPriority="65" w:unhideWhenUsed="0"/>
+    <w:lsdException w:name="Medium List 2 Accent 6" w:semiHidden="0" w:uiPriority="66" w:unhideWhenUsed="0"/>
+    <w:lsdException w:name="Medium Grid 1 Accent 6" w:semiHidden="0" w:uiPriority="67" w:unhideWhenUsed="0"/>
+    <w:lsdException w:name="Medium Grid 2 Accent 6" w:semiHidden="0" w:uiPriority="68" w:unhideWhenUsed="0"/>
+    <w:lsdException w:name="Medium Grid 3 Accent 6" w:semiHidden="0" w:uiPriority="69" w:unhideWhenUsed="0"/>
+    <w:lsdException w:name="Dark List Accent 6" w:semiHidden="0" w:uiPriority="70" w:unhideWhenUsed="0"/>
+    <w:lsdException w:name="Colorful Shading Accent 6" w:semiHidden="0" w:uiPriority="71" w:unhideWhenUsed="0"/>
+    <w:lsdException w:name="Colorful List Accent 6" w:semiHidden="0" w:uiPriority="72" w:unhideWhenUsed="0"/>
+    <w:lsdException w:name="Colorful Grid Accent 6" w:semiHidden="0" w:uiPriority="73" w:unhideWhenUsed="0"/>
   </w:latentStyles>
-  <w:style w:type="paragraph" w:default="1" w:styleId="1">
+  <w:style w:type="paragraph" w:default="1" w:styleId="Normal">
     <w:name w:val="Normal"/>
     <w:qFormat/>
-    <w:uiPriority w:val="0"/>
     <w:pPr>
       <w:widowControl w:val="0"/>
       <w:spacing w:after="200" w:line="276" w:lineRule="auto"/>
       <w:jc w:val="both"/>
     </w:pPr>
     <w:rPr>
-      <w:rFonts w:ascii="Times New Roman" w:hAnsi="Times New Roman" w:eastAsia="宋体" w:cs="Times New Roman"/>
+      <w:rFonts w:ascii="Times New Roman" w:eastAsia="宋体" w:hAnsi="Times New Roman" w:cs="Times New Roman"/>
       <w:kern w:val="2"/>
       <w:sz w:val="21"/>
       <w:szCs w:val="21"/>
       <w:lang w:val="en-US" w:eastAsia="zh-CN" w:bidi="ar-SA"/>
     </w:rPr>
   </w:style>
-  <w:style w:type="paragraph" w:styleId="2">
+  <w:style w:type="paragraph" w:styleId="Heading1">
     <w:name w:val="heading 1"/>
-    <w:basedOn w:val="1"/>
-    <w:next w:val="1"/>
+    <w:basedOn w:val="Normal"/>
+    <w:next w:val="Normal"/>
     <w:qFormat/>
     <w:locked/>
-    <w:uiPriority w:val="0"/>
     <w:pPr>
       <w:keepNext/>
       <w:keepLines/>
@@ -10309,16 +9575,17 @@
       <w:sz w:val="44"/>
     </w:rPr>
   </w:style>
-  <w:style w:type="character" w:default="1" w:styleId="10">
+  <w:style w:type="character" w:default="1" w:styleId="DefaultParagraphFont">
     <w:name w:val="Default Paragraph Font"/>
-    <w:unhideWhenUsed/>
     <w:uiPriority w:val="1"/>
-  </w:style>
-  <w:style w:type="table" w:default="1" w:styleId="9">
-    <w:name w:val="Normal Table"/>
     <w:unhideWhenUsed/>
     <w:qFormat/>
+  </w:style>
+  <w:style w:type="table" w:default="1" w:styleId="TableNormal">
+    <w:name w:val="Normal Table"/>
     <w:uiPriority w:val="99"/>
+    <w:unhideWhenUsed/>
+    <w:qFormat/>
     <w:tblPr>
       <w:tblCellMar>
         <w:top w:w="0" w:type="dxa"/>
@@ -10328,22 +9595,22 @@
       </w:tblCellMar>
     </w:tblPr>
   </w:style>
-  <w:style w:type="paragraph" w:styleId="3">
+  <w:style w:type="paragraph" w:styleId="NormalIndent">
     <w:name w:val="Normal Indent"/>
-    <w:basedOn w:val="1"/>
+    <w:basedOn w:val="Normal"/>
+    <w:uiPriority w:val="99"/>
     <w:qFormat/>
-    <w:uiPriority w:val="99"/>
     <w:pPr>
       <w:ind w:firstLine="420" w:firstLineChars="200"/>
     </w:pPr>
   </w:style>
-  <w:style w:type="paragraph" w:styleId="4">
+  <w:style w:type="paragraph" w:styleId="DocumentMap">
     <w:name w:val="Document Map"/>
-    <w:basedOn w:val="1"/>
-    <w:link w:val="16"/>
+    <w:basedOn w:val="Normal"/>
+    <w:link w:val="a1"/>
+    <w:uiPriority w:val="99"/>
     <w:semiHidden/>
     <w:qFormat/>
-    <w:uiPriority w:val="99"/>
     <w:pPr>
       <w:shd w:val="clear" w:color="auto" w:fill="000080"/>
     </w:pPr>
@@ -10353,12 +9620,12 @@
       <w:szCs w:val="2"/>
     </w:rPr>
   </w:style>
-  <w:style w:type="paragraph" w:styleId="5">
+  <w:style w:type="paragraph" w:styleId="Footer">
     <w:name w:val="footer"/>
-    <w:basedOn w:val="1"/>
-    <w:link w:val="15"/>
+    <w:basedOn w:val="Normal"/>
+    <w:link w:val="a0"/>
+    <w:uiPriority w:val="99"/>
     <w:qFormat/>
-    <w:uiPriority w:val="99"/>
     <w:pPr>
       <w:tabs>
         <w:tab w:val="center" w:pos="4153"/>
@@ -10372,14 +9639,15 @@
       <w:szCs w:val="18"/>
     </w:rPr>
   </w:style>
-  <w:style w:type="paragraph" w:styleId="6">
+  <w:style w:type="paragraph" w:styleId="Header">
     <w:name w:val="header"/>
-    <w:basedOn w:val="1"/>
-    <w:link w:val="14"/>
+    <w:basedOn w:val="Normal"/>
+    <w:link w:val="a"/>
     <w:uiPriority w:val="99"/>
+    <w:qFormat/>
     <w:pPr>
       <w:pBdr>
-        <w:bottom w:val="single" w:color="auto" w:sz="6" w:space="1"/>
+        <w:bottom w:val="single" w:sz="6" w:space="1" w:color="auto"/>
       </w:pBdr>
       <w:tabs>
         <w:tab w:val="center" w:pos="4153"/>
@@ -10393,17 +9661,19 @@
       <w:szCs w:val="18"/>
     </w:rPr>
   </w:style>
-  <w:style w:type="paragraph" w:styleId="7">
+  <w:style w:type="paragraph" w:styleId="TOC1">
     <w:name w:val="toc 1"/>
-    <w:basedOn w:val="1"/>
-    <w:next w:val="1"/>
+    <w:basedOn w:val="Normal"/>
+    <w:next w:val="Normal"/>
+    <w:uiPriority w:val="39"/>
+    <w:qFormat/>
     <w:locked/>
-    <w:uiPriority w:val="39"/>
   </w:style>
-  <w:style w:type="paragraph" w:styleId="8">
+  <w:style w:type="paragraph" w:styleId="NormalWeb">
     <w:name w:val="Normal (Web)"/>
-    <w:basedOn w:val="1"/>
+    <w:basedOn w:val="Normal"/>
     <w:uiPriority w:val="99"/>
+    <w:qFormat/>
     <w:pPr>
       <w:widowControl/>
       <w:spacing w:before="100" w:beforeAutospacing="1" w:after="100" w:afterAutospacing="1"/>
@@ -10416,68 +9686,69 @@
       <w:szCs w:val="24"/>
     </w:rPr>
   </w:style>
-  <w:style w:type="character" w:styleId="11">
+  <w:style w:type="character" w:styleId="PageNumber">
     <w:name w:val="page number"/>
-    <w:basedOn w:val="10"/>
+    <w:basedOn w:val="DefaultParagraphFont"/>
     <w:uiPriority w:val="99"/>
+    <w:qFormat/>
   </w:style>
-  <w:style w:type="character" w:styleId="12">
+  <w:style w:type="character" w:styleId="Hyperlink">
     <w:name w:val="Hyperlink"/>
+    <w:uiPriority w:val="99"/>
     <w:unhideWhenUsed/>
     <w:qFormat/>
-    <w:uiPriority w:val="99"/>
     <w:rPr>
       <w:color w:val="0563C1"/>
       <w:u w:val="single"/>
     </w:rPr>
   </w:style>
-  <w:style w:type="character" w:customStyle="1" w:styleId="13">
+  <w:style w:type="character" w:customStyle="1" w:styleId="apple-style-span">
     <w:name w:val="apple-style-span"/>
-    <w:basedOn w:val="10"/>
+    <w:basedOn w:val="DefaultParagraphFont"/>
+    <w:uiPriority w:val="99"/>
     <w:qFormat/>
+  </w:style>
+  <w:style w:type="character" w:customStyle="1" w:styleId="a">
+    <w:name w:val="页眉 字符"/>
+    <w:link w:val="Header"/>
     <w:uiPriority w:val="99"/>
-  </w:style>
-  <w:style w:type="character" w:customStyle="1" w:styleId="14">
-    <w:name w:val="页眉 字符"/>
-    <w:link w:val="6"/>
     <w:qFormat/>
     <w:locked/>
-    <w:uiPriority w:val="99"/>
     <w:rPr>
       <w:kern w:val="2"/>
       <w:sz w:val="18"/>
       <w:szCs w:val="18"/>
     </w:rPr>
   </w:style>
-  <w:style w:type="character" w:customStyle="1" w:styleId="15">
+  <w:style w:type="character" w:customStyle="1" w:styleId="a0">
     <w:name w:val="页脚 字符"/>
-    <w:link w:val="5"/>
+    <w:link w:val="Footer"/>
+    <w:uiPriority w:val="99"/>
     <w:qFormat/>
     <w:locked/>
-    <w:uiPriority w:val="99"/>
     <w:rPr>
       <w:kern w:val="2"/>
       <w:sz w:val="18"/>
       <w:szCs w:val="18"/>
     </w:rPr>
   </w:style>
-  <w:style w:type="character" w:customStyle="1" w:styleId="16">
+  <w:style w:type="character" w:customStyle="1" w:styleId="a1">
     <w:name w:val="文档结构图 字符"/>
-    <w:link w:val="4"/>
+    <w:link w:val="DocumentMap"/>
+    <w:uiPriority w:val="99"/>
     <w:semiHidden/>
     <w:locked/>
-    <w:uiPriority w:val="99"/>
     <w:rPr>
       <w:sz w:val="2"/>
       <w:szCs w:val="2"/>
     </w:rPr>
   </w:style>
-  <w:style w:type="paragraph" w:customStyle="1" w:styleId="17">
+  <w:style w:type="paragraph" w:customStyle="1" w:styleId="a2">
     <w:name w:val="表格表头"/>
-    <w:basedOn w:val="1"/>
-    <w:next w:val="3"/>
+    <w:basedOn w:val="Normal"/>
+    <w:next w:val="NormalIndent"/>
+    <w:uiPriority w:val="99"/>
     <w:qFormat/>
-    <w:uiPriority w:val="99"/>
     <w:pPr>
       <w:widowControl/>
       <w:jc w:val="center"/>
@@ -10776,10 +10047,9 @@
   <customSectProps>
     <customSectPr/>
     <customSectPr/>
-    <customSectPr/>
   </customSectProps>
   <customShpExts>
-    <customShpInfo spid="_x0000_s1026" textRotate="1"/>
+    <customShpInfo spid="_x0000_s4097"/>
   </customShpExts>
 </s:customData>
 </file>
